--- a/downloads/teacher/ai-3-week-26.docx
+++ b/downloads/teacher/ai-3-week-26.docx
@@ -3224,6 +3224,396 @@
         <w:t>For your Verified Study Buddy, save the input, procedure, observed result and limitation of this check. Label this worked example as practice; use a different, previously unreviewed case when checking independent understanding.</w:t>
       </w:r>
     </w:p>
+    <w:p>
+      <w:pPr>
+        <w:pStyle w:val="Heading1"/>
+      </w:pPr>
+      <w:r>
+        <w:t>07. Prepare, teach and assess</w:t>
+      </w:r>
+    </w:p>
+    <w:p>
+      <w:r>
+        <w:t>Teaching target: Explain the mechanism and terminology of system evaluation sets</w:t>
+      </w:r>
+    </w:p>
+    <w:p>
+      <w:r>
+        <w:t>Prepare the labelled worked-case picture, the matching workbook, fictional input cards and a place for individual responses. No paid AI account is required for the paper reasoning activities.</w:t>
+      </w:r>
+    </w:p>
+    <w:tbl>
+      <w:tblPr>
+        <w:tblStyle w:val="LightShading-Accent1"/>
+        <w:tblW w:type="auto" w:w="0"/>
+        <w:tblLook w:firstColumn="1" w:firstRow="1" w:lastColumn="0" w:lastRow="0" w:noHBand="0" w:noVBand="1" w:val="04A0"/>
+      </w:tblPr>
+      <w:tblGrid>
+        <w:gridCol w:w="3408"/>
+        <w:gridCol w:w="3408"/>
+        <w:gridCol w:w="3408"/>
+      </w:tblGrid>
+      <w:tr>
+        <w:trPr>
+          <w:tblHeader/>
+        </w:trPr>
+        <w:tc>
+          <w:tcPr>
+            <w:tcW w:type="dxa" w:w="3408"/>
+          </w:tcPr>
+          <w:p>
+            <w:r>
+              <w:t>Session</w:t>
+            </w:r>
+          </w:p>
+        </w:tc>
+        <w:tc>
+          <w:tcPr>
+            <w:tcW w:type="dxa" w:w="3408"/>
+          </w:tcPr>
+          <w:p>
+            <w:r>
+              <w:t>Plan</w:t>
+            </w:r>
+          </w:p>
+        </w:tc>
+        <w:tc>
+          <w:tcPr>
+            <w:tcW w:type="dxa" w:w="3408"/>
+          </w:tcPr>
+          <w:p>
+            <w:r>
+              <w:t>Resources</w:t>
+            </w:r>
+          </w:p>
+        </w:tc>
+      </w:tr>
+      <w:tr>
+        <w:tc>
+          <w:tcPr>
+            <w:tcW w:type="dxa" w:w="3408"/>
+          </w:tcPr>
+          <w:p>
+            <w:r>
+              <w:t>Session 1 · Understand · 45 min</w:t>
+            </w:r>
+          </w:p>
+        </w:tc>
+        <w:tc>
+          <w:tcPr>
+            <w:tcW w:type="dxa" w:w="3408"/>
+          </w:tcPr>
+          <w:p>
+            <w:r>
+              <w:t>0–7: recall and prerequisite; 7–15: inspect the concrete case and predict; 15–30: teacher models the worked trace; 30–40: learners explain a step using the text and visual; 40–45: check the core idea.</w:t>
+            </w:r>
+          </w:p>
+        </w:tc>
+        <w:tc>
+          <w:tcPr>
+            <w:tcW w:type="dxa" w:w="3408"/>
+          </w:tcPr>
+          <w:p>
+            <w:r>
+              <w:t>Sections 1–6; record the brief recall in the workbook.</w:t>
+            </w:r>
+          </w:p>
+        </w:tc>
+      </w:tr>
+      <w:tr>
+        <w:tc>
+          <w:tcPr>
+            <w:tcW w:type="dxa" w:w="3408"/>
+          </w:tcPr>
+          <w:p>
+            <w:r>
+              <w:t>Session 2 · Practise · 45 min</w:t>
+            </w:r>
+          </w:p>
+        </w:tc>
+        <w:tc>
+          <w:tcPr>
+            <w:tcW w:type="dxa" w:w="3408"/>
+          </w:tcPr>
+          <w:p>
+            <w:r>
+              <w:t>0–5: retrieve the procedure; 5–15: W2 completion practice; 15–23: explain and check with a partner; 23–30: each learner answers the misconception check; 30–40: targeted reteaching or a harder variation; 40–45: prepare the investigation.</w:t>
+            </w:r>
+          </w:p>
+        </w:tc>
+        <w:tc>
+          <w:tcPr>
+            <w:tcW w:type="dxa" w:w="3408"/>
+          </w:tcPr>
+          <w:p>
+            <w:r>
+              <w:t>Sections 7–10; use the matching workbook W2 and misconception check.</w:t>
+            </w:r>
+          </w:p>
+        </w:tc>
+      </w:tr>
+      <w:tr>
+        <w:tc>
+          <w:tcPr>
+            <w:tcW w:type="dxa" w:w="3408"/>
+          </w:tcPr>
+          <w:p>
+            <w:r>
+              <w:t>Session 3 · Investigate and transfer · 45 min</w:t>
+            </w:r>
+          </w:p>
+        </w:tc>
+        <w:tc>
+          <w:tcPr>
+            <w:tcW w:type="dxa" w:w="3408"/>
+          </w:tcPr>
+          <w:p>
+            <w:r>
+              <w:t>0–5: retrieve the decision rule; 5–20: investigate or trace; 20–30: start the independent case; 30–38: connect the project; 38–43: act on feedback; 43–45: plan the return check.</w:t>
+            </w:r>
+          </w:p>
+        </w:tc>
+        <w:tc>
+          <w:tcPr>
+            <w:tcW w:type="dxa" w:w="3408"/>
+          </w:tcPr>
+          <w:p>
+            <w:r>
+              <w:t>Sections 9 and 11–14. Give extra time to finish the full task set; use Section 15 when the week includes a coding lab.</w:t>
+            </w:r>
+          </w:p>
+        </w:tc>
+      </w:tr>
+    </w:tbl>
+    <w:p>
+      <w:r>
+        <w:t>Before class, solve the supported practice: Ten cases include six answerable and four missing-evidence cases. System answers five answerable correctly and abstains appropriately on three missing cases. Show the intermediate steps and give the conclusion with its scope.</w:t>
+      </w:r>
+    </w:p>
+    <w:p>
+      <w:r>
+        <w:t>Reasoned practice answer: Teacher explanation: Answer correctness 5/6; appropriate fallback 3/4; combined contract passes 8/10 if each case has one required outcome. Different denominators answer different questions.</w:t>
+      </w:r>
+    </w:p>
+    <w:p>
+      <w:r>
+        <w:t>Check every learner before discussion: Use the worked case for System evaluation sets. Proposed explanation: “The worked result establishes every future case”. Decide whether this explanation is supported. Point to the step or supplied fact that decides; explain your repair if needed.</w:t>
+      </w:r>
+    </w:p>
+    <w:p>
+      <w:r>
+        <w:t>Misconception repair: Evaluation coverage limits the claim; prompts tuned on these cases need new reserved final cases.</w:t>
+      </w:r>
+    </w:p>
+    <w:p>
+      <w:r>
+        <w:t>Support: read the exact case aloud, enlarge the labelled picture, supply input cards and model only the first deciding step. Accept a spoken explanation or drawing; retain the reasoning goal.</w:t>
+      </w:r>
+    </w:p>
+    <w:p>
+      <w:r>
+        <w:t>Extension: Add three missing-evidence cases that all pass. Require a prediction and a reason before comparing. Expected result: Overall becomes 8/9, but supported answering remains 2/3. Reason: Changing the case mixture raises the pooled rate without improving any existing answerable result.</w:t>
+      </w:r>
+    </w:p>
+    <w:p>
+      <w:r>
+        <w:t>Independent assessment: withhold the reserved answer until the learner has attempted the new case. Record support separately from correctness.</w:t>
+      </w:r>
+    </w:p>
+    <w:tbl>
+      <w:tblPr>
+        <w:tblStyle w:val="LightShading-Accent1"/>
+        <w:tblW w:type="auto" w:w="0"/>
+        <w:tblLook w:firstColumn="1" w:firstRow="1" w:lastColumn="0" w:lastRow="0" w:noHBand="0" w:noVBand="1" w:val="04A0"/>
+      </w:tblPr>
+      <w:tblGrid>
+        <w:gridCol w:w="2556"/>
+        <w:gridCol w:w="2556"/>
+        <w:gridCol w:w="2556"/>
+        <w:gridCol w:w="2556"/>
+      </w:tblGrid>
+      <w:tr>
+        <w:trPr>
+          <w:tblHeader/>
+        </w:trPr>
+        <w:tc>
+          <w:tcPr>
+            <w:tcW w:type="dxa" w:w="2556"/>
+          </w:tcPr>
+          <w:p>
+            <w:r>
+              <w:t>Criterion</w:t>
+            </w:r>
+          </w:p>
+        </w:tc>
+        <w:tc>
+          <w:tcPr>
+            <w:tcW w:type="dxa" w:w="2556"/>
+          </w:tcPr>
+          <w:p>
+            <w:r>
+              <w:t>Not yet</w:t>
+            </w:r>
+          </w:p>
+        </w:tc>
+        <w:tc>
+          <w:tcPr>
+            <w:tcW w:type="dxa" w:w="2556"/>
+          </w:tcPr>
+          <w:p>
+            <w:r>
+              <w:t>With support</w:t>
+            </w:r>
+          </w:p>
+        </w:tc>
+        <w:tc>
+          <w:tcPr>
+            <w:tcW w:type="dxa" w:w="2556"/>
+          </w:tcPr>
+          <w:p>
+            <w:r>
+              <w:t>Independent</w:t>
+            </w:r>
+          </w:p>
+        </w:tc>
+      </w:tr>
+      <w:tr>
+        <w:tc>
+          <w:tcPr>
+            <w:tcW w:type="dxa" w:w="2556"/>
+          </w:tcPr>
+          <w:p>
+            <w:r>
+              <w:t>Explanation</w:t>
+            </w:r>
+          </w:p>
+        </w:tc>
+        <w:tc>
+          <w:tcPr>
+            <w:tcW w:type="dxa" w:w="2556"/>
+          </w:tcPr>
+          <w:p>
+            <w:r>
+              <w:t>Names an answer without a deciding fact</w:t>
+            </w:r>
+          </w:p>
+        </w:tc>
+        <w:tc>
+          <w:tcPr>
+            <w:tcW w:type="dxa" w:w="2556"/>
+          </w:tcPr>
+          <w:p>
+            <w:r>
+              <w:t>Uses a hint to link fact and decision</w:t>
+            </w:r>
+          </w:p>
+        </w:tc>
+        <w:tc>
+          <w:tcPr>
+            <w:tcW w:type="dxa" w:w="2556"/>
+          </w:tcPr>
+          <w:p>
+            <w:r>
+              <w:t>Explains the deciding fact in own words</w:t>
+            </w:r>
+          </w:p>
+        </w:tc>
+      </w:tr>
+      <w:tr>
+        <w:tc>
+          <w:tcPr>
+            <w:tcW w:type="dxa" w:w="2556"/>
+          </w:tcPr>
+          <w:p>
+            <w:r>
+              <w:t>Trace or test</w:t>
+            </w:r>
+          </w:p>
+        </w:tc>
+        <w:tc>
+          <w:tcPr>
+            <w:tcW w:type="dxa" w:w="2556"/>
+          </w:tcPr>
+          <w:p>
+            <w:r>
+              <w:t>Cannot connect input and result</w:t>
+            </w:r>
+          </w:p>
+        </w:tc>
+        <w:tc>
+          <w:tcPr>
+            <w:tcW w:type="dxa" w:w="2556"/>
+          </w:tcPr>
+          <w:p>
+            <w:r>
+              <w:t>Completes steps with prompts</w:t>
+            </w:r>
+          </w:p>
+        </w:tc>
+        <w:tc>
+          <w:tcPr>
+            <w:tcW w:type="dxa" w:w="2556"/>
+          </w:tcPr>
+          <w:p>
+            <w:r>
+              <w:t>Traces or tests a changed case accurately</w:t>
+            </w:r>
+          </w:p>
+        </w:tc>
+      </w:tr>
+      <w:tr>
+        <w:tc>
+          <w:tcPr>
+            <w:tcW w:type="dxa" w:w="2556"/>
+          </w:tcPr>
+          <w:p>
+            <w:r>
+              <w:t>Limits and revision</w:t>
+            </w:r>
+          </w:p>
+        </w:tc>
+        <w:tc>
+          <w:tcPr>
+            <w:tcW w:type="dxa" w:w="2556"/>
+          </w:tcPr>
+          <w:p>
+            <w:r>
+              <w:t>Claims more than evidence supports</w:t>
+            </w:r>
+          </w:p>
+        </w:tc>
+        <w:tc>
+          <w:tcPr>
+            <w:tcW w:type="dxa" w:w="2556"/>
+          </w:tcPr>
+          <w:p>
+            <w:r>
+              <w:t>Names a limit after a prompt</w:t>
+            </w:r>
+          </w:p>
+        </w:tc>
+        <w:tc>
+          <w:tcPr>
+            <w:tcW w:type="dxa" w:w="2556"/>
+          </w:tcPr>
+          <w:p>
+            <w:r>
+              <w:t>States a defensible limit and useful next test</w:t>
+            </w:r>
+          </w:p>
+        </w:tc>
+      </w:tr>
+    </w:tbl>
+    <w:p>
+      <w:r>
+        <w:t>Project checkpoint: Prepare the demonstration. Gather reproducible instructions, evidence, access checks and remaining limitations.</w:t>
+      </w:r>
+    </w:p>
+    <w:p>
+      <w:r>
+        <w:t>Use the weekly teacher answer for topic-specific reasoning. A saved progress tick is an activity record; judge mastery from the learner’s explanation and evidence.</w:t>
+      </w:r>
+    </w:p>
     <w:sectPr>
       <w:pgSz w:w="12240" w:h="15840"/>
       <w:pgMar w:top="936" w:right="1008" w:bottom="936" w:left="1008" w:header="720" w:footer="720" w:gutter="0"/>

--- a/downloads/teacher/ai-3-week-26.docx
+++ b/downloads/teacher/ai-3-week-26.docx
@@ -3614,6 +3614,39 @@
         <w:t>Use the weekly teacher answer for topic-specific reasoning. A saved progress tick is an activity record; judge mastery from the learner’s explanation and evidence.</w:t>
       </w:r>
     </w:p>
+    <w:p>
+      <w:pPr>
+        <w:pStyle w:val="Heading1"/>
+      </w:pPr>
+      <w:r>
+        <w:t>08. Use feedback, labs and repair paths</w:t>
+      </w:r>
+    </w:p>
+    <w:p>
+      <w:r>
+        <w:t>Use the two formative questions as supported practice, not as independent mastery scores. Discuss the deciding evidence rather than accepting a guessed selection.</w:t>
+      </w:r>
+    </w:p>
+    <w:p>
+      <w:r>
+        <w:t>The feedback comes from the reviewed public worked case. Do not reveal the separately reserved independent teacher answer until the learner has attempted that case.</w:t>
+      </w:r>
+    </w:p>
+    <w:p>
+      <w:r>
+        <w:t>Ask students to predict before running code. Preserve errors and actual outputs; collect a changed test and an explanation. The branch-boundary and indexing lessons deliberately include failure cases.</w:t>
+      </w:r>
+    </w:p>
+    <w:p>
+      <w:r>
+        <w:t>Use the earlier worked-explanation links to address a specific missing building block, then return to the current question. Adapt this suggestion after observing the learner; it is not an automatic diagnosis.</w:t>
+      </w:r>
+    </w:p>
+    <w:p>
+      <w:r>
+        <w:t>Collect the completed-work portfolio as evidence. Record support separately from correctness, and assess explanation, trace/test and limitations. Progress ticks and quiz selections alone do not establish mastery.</w:t>
+      </w:r>
+    </w:p>
     <w:sectPr>
       <w:pgSz w:w="12240" w:h="15840"/>
       <w:pgMar w:top="936" w:right="1008" w:bottom="936" w:left="1008" w:header="720" w:footer="720" w:gutter="0"/>

--- a/downloads/teacher/ai-3-week-26.docx
+++ b/downloads/teacher/ai-3-week-26.docx
@@ -29,6 +29,11 @@
       </w:r>
     </w:p>
     <w:p>
+      <w:r>
+        <w:t>Prepare Evaluation Sets: check the target, prerequisites, resources and adaptable teaching schedule.</w:t>
+      </w:r>
+    </w:p>
+    <w:p>
       <w:pPr>
         <w:pStyle w:val="Heading3"/>
       </w:pPr>
@@ -37,8 +42,38 @@
       </w:r>
     </w:p>
     <w:p>
-      <w:r>
-        <w:t>Primary target: Explain the mechanism and terminology of system evaluation sets</w:t>
+      <w:pPr>
+        <w:spacing w:line="336" w:lineRule="auto" w:after="180"/>
+      </w:pPr>
+      <w:r>
+        <w:rPr>
+          <w:b w:val="0"/>
+        </w:rPr>
+        <w:t xml:space="preserve">Primary target: Explain the </w:t>
+      </w:r>
+      <w:r>
+        <w:rPr>
+          <w:b/>
+        </w:rPr>
+        <w:t>mechanism</w:t>
+      </w:r>
+      <w:r>
+        <w:rPr>
+          <w:b w:val="0"/>
+        </w:rPr>
+        <w:t xml:space="preserve"> and terminology of system </w:t>
+      </w:r>
+      <w:r>
+        <w:rPr>
+          <w:b/>
+        </w:rPr>
+        <w:t>evaluation set</w:t>
+      </w:r>
+      <w:r>
+        <w:rPr>
+          <w:b w:val="0"/>
+        </w:rPr>
+        <w:t>s</w:t>
       </w:r>
     </w:p>
     <w:tbl>
@@ -185,12 +220,47 @@
       </w:tr>
     </w:tbl>
     <w:p>
-      <w:r>
-        <w:t>This is a starting allocation of 135 minutes, not a validated duration. Preserve all named topics. Schedule extra time for connected examples, the full investigation, independent cases and project building. Repeated copies of a case share one recorded attempt; they are not new evidence.</w:t>
-      </w:r>
-    </w:p>
-    <w:p>
-      <w:r>
+      <w:pPr>
+        <w:spacing w:line="336" w:lineRule="auto" w:after="180"/>
+      </w:pPr>
+      <w:r>
+        <w:rPr>
+          <w:b w:val="0"/>
+        </w:rPr>
+        <w:t>This is a starting allocation of 135 minutes, not a validated duration. Preserve all named topics. Schedule extra time for connected examples, the full investigation, independent cases and project building.</w:t>
+      </w:r>
+    </w:p>
+    <w:p>
+      <w:pPr>
+        <w:spacing w:line="336" w:lineRule="auto" w:after="180"/>
+      </w:pPr>
+      <w:r>
+        <w:rPr>
+          <w:b w:val="0"/>
+        </w:rPr>
+        <w:t xml:space="preserve">Repeated copies of a case share one recorded attempt; they are not new </w:t>
+      </w:r>
+      <w:r>
+        <w:rPr>
+          <w:b/>
+        </w:rPr>
+        <w:t>evidence</w:t>
+      </w:r>
+      <w:r>
+        <w:rPr>
+          <w:b w:val="0"/>
+        </w:rPr>
+        <w:t>.</w:t>
+      </w:r>
+    </w:p>
+    <w:p>
+      <w:pPr>
+        <w:spacing w:line="336" w:lineRule="auto" w:after="180"/>
+      </w:pPr>
+      <w:r>
+        <w:rPr>
+          <w:b w:val="0"/>
+        </w:rPr>
         <w:t>Case exposure check: this source example appears in ai-3/25, ai-3/26. Reuse a familiar case for recall or modelling; verify that the case used to assess transfer has not already received feedback.</w:t>
       </w:r>
     </w:p>
@@ -211,18 +281,106 @@
       </w:r>
     </w:p>
     <w:p>
-      <w:r>
+      <w:pPr>
+        <w:spacing w:line="336" w:lineRule="auto" w:after="180"/>
+      </w:pPr>
+      <w:r>
+        <w:rPr>
+          <w:b w:val="0"/>
+        </w:rPr>
         <w:t>Without opening the old lesson, explain one key idea from Quality Rubrics. Give an example and a mistake that the idea helps you avoid.</w:t>
       </w:r>
     </w:p>
     <w:p>
-      <w:r>
-        <w:t>Look for: Explain the mechanism and terminology of system evaluation sets</w:t>
-      </w:r>
-    </w:p>
-    <w:p>
-      <w:r>
-        <w:t>Reference example, not the only acceptable wording: Teacher explanation: A system evaluation set contains cases with expected behaviour and scoring rules. It should cover retrieval, support, fallback and permissions rather than only easy answerable questions. Record case ID, evidence version, expected claims or fallback, permitted actions and scoring rubric. Separate development from final cases. Aggregate metrics only after checking required conditions individually.</w:t>
+      <w:pPr>
+        <w:spacing w:line="336" w:lineRule="auto" w:after="180"/>
+      </w:pPr>
+      <w:r>
+        <w:rPr>
+          <w:b w:val="0"/>
+        </w:rPr>
+        <w:t xml:space="preserve">Look for: Explain the </w:t>
+      </w:r>
+      <w:r>
+        <w:rPr>
+          <w:b/>
+        </w:rPr>
+        <w:t>mechanism</w:t>
+      </w:r>
+      <w:r>
+        <w:rPr>
+          <w:b w:val="0"/>
+        </w:rPr>
+        <w:t xml:space="preserve"> and terminology of system </w:t>
+      </w:r>
+      <w:r>
+        <w:rPr>
+          <w:b/>
+        </w:rPr>
+        <w:t>evaluation set</w:t>
+      </w:r>
+      <w:r>
+        <w:rPr>
+          <w:b w:val="0"/>
+        </w:rPr>
+        <w:t>s</w:t>
+      </w:r>
+    </w:p>
+    <w:p>
+      <w:pPr>
+        <w:spacing w:line="336" w:lineRule="auto" w:after="180"/>
+      </w:pPr>
+      <w:r>
+        <w:rPr>
+          <w:b w:val="0"/>
+        </w:rPr>
+        <w:t xml:space="preserve">Reference example, not the only acceptable wording: Teacher explanation: A system </w:t>
+      </w:r>
+      <w:r>
+        <w:rPr>
+          <w:b/>
+        </w:rPr>
+        <w:t>evaluation set</w:t>
+      </w:r>
+      <w:r>
+        <w:rPr>
+          <w:b w:val="0"/>
+        </w:rPr>
+        <w:t xml:space="preserve"> contains cases with expected behaviour and scoring rules.</w:t>
+      </w:r>
+    </w:p>
+    <w:p>
+      <w:pPr>
+        <w:spacing w:line="336" w:lineRule="auto" w:after="180"/>
+      </w:pPr>
+      <w:r>
+        <w:rPr>
+          <w:b w:val="0"/>
+        </w:rPr>
+        <w:t xml:space="preserve">It should cover retrieval, support, fallback and permissions rather than only easy answerable questions. Record case ID, </w:t>
+      </w:r>
+      <w:r>
+        <w:rPr>
+          <w:b/>
+        </w:rPr>
+        <w:t>evidence</w:t>
+      </w:r>
+      <w:r>
+        <w:rPr>
+          <w:b w:val="0"/>
+        </w:rPr>
+        <w:t xml:space="preserve"> version, expected claims or fallback, permitted actions and scoring rubric.</w:t>
+      </w:r>
+    </w:p>
+    <w:p>
+      <w:pPr>
+        <w:spacing w:line="336" w:lineRule="auto" w:after="180"/>
+      </w:pPr>
+      <w:r>
+        <w:rPr>
+          <w:b w:val="0"/>
+        </w:rPr>
+        <w:t>Separate development from final cases. Aggregate metrics only after checking required conditions individually.</w:t>
       </w:r>
     </w:p>
     <w:p>
@@ -234,18 +392,59 @@
       </w:r>
     </w:p>
     <w:p>
-      <w:r>
+      <w:pPr>
+        <w:spacing w:line="336" w:lineRule="auto" w:after="180"/>
+      </w:pPr>
+      <w:r>
+        <w:rPr>
+          <w:b w:val="0"/>
+        </w:rPr>
         <w:t>Without opening the old lesson, explain one key idea from Block to Python Bridge. Give an example and a mistake that the idea helps you avoid.</w:t>
       </w:r>
     </w:p>
     <w:p>
-      <w:r>
+      <w:pPr>
+        <w:spacing w:line="336" w:lineRule="auto" w:after="180"/>
+      </w:pPr>
+      <w:r>
+        <w:rPr>
+          <w:b w:val="0"/>
+        </w:rPr>
         <w:t>Look for: Translate a short paper calculation into a Python script</w:t>
       </w:r>
     </w:p>
     <w:p>
-      <w:r>
-        <w:t>Reference example, not the only acceptable wording: packs = 4; per_pack = 6; total = packs * per_pack; print(total), each on its own line. The first two bind quantities, the third computes 24 and the fourth displays 24. Assignment alone produces no displayed output in this script.</w:t>
+      <w:pPr>
+        <w:spacing w:line="336" w:lineRule="auto" w:after="180"/>
+      </w:pPr>
+      <w:r>
+        <w:rPr>
+          <w:b w:val="0"/>
+        </w:rPr>
+        <w:t>Reference example, not the only acceptable wording: packs = 4; per_pack = 6; total = packs * per_pack; print(total), each on its own line. The first two bind quantities, the third computes 24 and the fourth displays 24.</w:t>
+      </w:r>
+    </w:p>
+    <w:p>
+      <w:pPr>
+        <w:spacing w:line="336" w:lineRule="auto" w:after="180"/>
+      </w:pPr>
+      <w:r>
+        <w:rPr>
+          <w:b w:val="0"/>
+        </w:rPr>
+        <w:t xml:space="preserve">Assignment alone produces no displayed </w:t>
+      </w:r>
+      <w:r>
+        <w:rPr>
+          <w:b/>
+        </w:rPr>
+        <w:t>output</w:t>
+      </w:r>
+      <w:r>
+        <w:rPr>
+          <w:b w:val="0"/>
+        </w:rPr>
+        <w:t xml:space="preserve"> in this script.</w:t>
       </w:r>
     </w:p>
     <w:p>
@@ -257,22 +456,80 @@
       </w:r>
     </w:p>
     <w:p>
-      <w:r>
+      <w:pPr>
+        <w:spacing w:line="336" w:lineRule="auto" w:after="180"/>
+      </w:pPr>
+      <w:r>
+        <w:rPr>
+          <w:b w:val="0"/>
+        </w:rPr>
         <w:t>Without opening the old lesson, explain one key idea from Conversation State and Memory. Give an example and a mistake that the idea helps you avoid.</w:t>
       </w:r>
     </w:p>
     <w:p>
-      <w:r>
-        <w:t>Look for: Explain the mechanism and terminology of conversation state and retention</w:t>
-      </w:r>
-    </w:p>
-    <w:p>
-      <w:r>
-        <w:t>Reference example, not the only acceptable wording: Teacher explanation: Conversation state stores facts or prior interactions for later use. It needs scope, provenance, correction and retention rules rather than indefinite accumulation. This classroom assistant keeps an approved room ID only for the current session. A later correction replaces the active value but retains an audit event until session end. Do not persist private text merely because it appeared in conversation.</w:t>
-      </w:r>
-    </w:p>
-    <w:p>
-      <w:r>
+      <w:pPr>
+        <w:spacing w:line="336" w:lineRule="auto" w:after="180"/>
+      </w:pPr>
+      <w:r>
+        <w:rPr>
+          <w:b w:val="0"/>
+        </w:rPr>
+        <w:t xml:space="preserve">Look for: Explain the </w:t>
+      </w:r>
+      <w:r>
+        <w:rPr>
+          <w:b/>
+        </w:rPr>
+        <w:t>mechanism</w:t>
+      </w:r>
+      <w:r>
+        <w:rPr>
+          <w:b w:val="0"/>
+        </w:rPr>
+        <w:t xml:space="preserve"> and terminology of conversation state and retention</w:t>
+      </w:r>
+    </w:p>
+    <w:p>
+      <w:pPr>
+        <w:spacing w:line="336" w:lineRule="auto" w:after="180"/>
+      </w:pPr>
+      <w:r>
+        <w:rPr>
+          <w:b w:val="0"/>
+        </w:rPr>
+        <w:t>Reference example, not the only acceptable wording: Teacher explanation: Conversation state stores facts or prior interactions for later use.</w:t>
+      </w:r>
+    </w:p>
+    <w:p>
+      <w:pPr>
+        <w:spacing w:line="336" w:lineRule="auto" w:after="180"/>
+      </w:pPr>
+      <w:r>
+        <w:rPr>
+          <w:b w:val="0"/>
+        </w:rPr>
+        <w:t>It needs scope, provenance, correction and retention rules rather than indefinite accumulation. This classroom assistant keeps an approved room ID only for the current session.</w:t>
+      </w:r>
+    </w:p>
+    <w:p>
+      <w:pPr>
+        <w:spacing w:line="336" w:lineRule="auto" w:after="180"/>
+      </w:pPr>
+      <w:r>
+        <w:rPr>
+          <w:b w:val="0"/>
+        </w:rPr>
+        <w:t>A later correction replaces the active value but retains an audit event until session end. Do not persist private text merely because it appeared in conversation.</w:t>
+      </w:r>
+    </w:p>
+    <w:p>
+      <w:pPr>
+        <w:spacing w:line="336" w:lineRule="auto" w:after="180"/>
+      </w:pPr>
+      <w:r>
+        <w:rPr>
+          <w:b w:val="0"/>
+        </w:rPr>
         <w:t>Use the student module and workbook section with this exact week title. The worked case, independent question and answers below form one aligned lesson sequence.</w:t>
       </w:r>
     </w:p>
@@ -285,7 +542,13 @@
       </w:r>
     </w:p>
     <w:p>
-      <w:r>
+      <w:pPr>
+        <w:spacing w:line="336" w:lineRule="auto" w:after="180"/>
+      </w:pPr>
+      <w:r>
+        <w:rPr>
+          <w:b w:val="0"/>
+        </w:rPr>
         <w:t>A test set contains ten easy questions with direct answers in the notes. Add three different kinds of cases that probe fallback behaviour and define expected outcomes.</w:t>
       </w:r>
     </w:p>
@@ -298,7 +561,13 @@
       </w:r>
     </w:p>
     <w:p>
-      <w:r>
+      <w:pPr>
+        <w:spacing w:line="336" w:lineRule="auto" w:after="180"/>
+      </w:pPr>
+      <w:r>
+        <w:rPr>
+          <w:b w:val="0"/>
+        </w:rPr>
         <w:t>A good eval set represents real use, edge cases, and known risks.</w:t>
       </w:r>
     </w:p>
@@ -435,12 +704,38 @@
       </w:r>
     </w:p>
     <w:p>
-      <w:r>
+      <w:pPr>
+        <w:spacing w:line="336" w:lineRule="auto" w:after="180"/>
+      </w:pPr>
+      <w:r>
+        <w:rPr>
+          <w:b w:val="0"/>
+        </w:rPr>
         <w:t>Use the supplied scenario, student illustrations and blank paper. For numeric work, offer counters or a calculator after learners show the setup. Fictional records are supplied; personal data and paid accounts are unnecessary.</w:t>
       </w:r>
     </w:p>
     <w:p>
-      <w:r>
+      <w:pPr>
+        <w:pStyle w:val="Heading3"/>
+      </w:pPr>
+      <w:r>
+        <w:t>Alternative compact allocation</w:t>
+      </w:r>
+    </w:p>
+    <w:p>
+      <w:r>
+        <w:t>This compact option is not the full-week schedule. Use the main teaching cycle and allow extra sessions for the investigation, independent work and project.</w:t>
+      </w:r>
+    </w:p>
+    <w:p>
+      <w:pPr>
+        <w:spacing w:line="336" w:lineRule="auto" w:after="180"/>
+        <w:shd w:fill="F1F6F8"/>
+      </w:pPr>
+      <w:r>
+        <w:rPr>
+          <w:b w:val="0"/>
+        </w:rPr>
         <w:t>Allow 80 minutes: recall 8; explanation 12; worked demonstration 15; guided practice 20; independent assessment 15; project and reflection 10. Extend the lab into a second session when needed.</w:t>
       </w:r>
     </w:p>
@@ -453,8 +748,72 @@
       </w:r>
     </w:p>
     <w:p>
-      <w:r>
-        <w:t>Two 45-minute sessions. A system evaluation set contains cases with expected behaviour and scoring rules. It should cover retrieval, support, fallback and permissions rather than only easy answerable questions. Use the supplied constructed scenarios to make the mechanism inspectable. Collect W4 before sharing solutions. Students should name intermediate evidence and limitations; classroom pacing and learning effectiveness remain unvalidated.</w:t>
+      <w:pPr>
+        <w:spacing w:line="336" w:lineRule="auto" w:after="180"/>
+      </w:pPr>
+      <w:r>
+        <w:rPr>
+          <w:b w:val="0"/>
+        </w:rPr>
+        <w:t xml:space="preserve">Two 45-minute sessions. A system </w:t>
+      </w:r>
+      <w:r>
+        <w:rPr>
+          <w:b/>
+        </w:rPr>
+        <w:t>evaluation set</w:t>
+      </w:r>
+      <w:r>
+        <w:rPr>
+          <w:b w:val="0"/>
+        </w:rPr>
+        <w:t xml:space="preserve"> contains cases with expected behaviour and scoring rules. It should cover retrieval, support, fallback and permissions rather than only easy answerable questions.</w:t>
+      </w:r>
+    </w:p>
+    <w:p>
+      <w:pPr>
+        <w:spacing w:line="336" w:lineRule="auto" w:after="180"/>
+      </w:pPr>
+      <w:r>
+        <w:rPr>
+          <w:b w:val="0"/>
+        </w:rPr>
+        <w:t xml:space="preserve">Use the supplied constructed scenarios to make the </w:t>
+      </w:r>
+      <w:r>
+        <w:rPr>
+          <w:b/>
+        </w:rPr>
+        <w:t>mechanism</w:t>
+      </w:r>
+      <w:r>
+        <w:rPr>
+          <w:b w:val="0"/>
+        </w:rPr>
+        <w:t xml:space="preserve"> inspectable. Collect W4 before sharing solutions.</w:t>
+      </w:r>
+    </w:p>
+    <w:p>
+      <w:pPr>
+        <w:spacing w:line="336" w:lineRule="auto" w:after="180"/>
+      </w:pPr>
+      <w:r>
+        <w:rPr>
+          <w:b w:val="0"/>
+        </w:rPr>
+        <w:t xml:space="preserve">Students should name intermediate </w:t>
+      </w:r>
+      <w:r>
+        <w:rPr>
+          <w:b/>
+        </w:rPr>
+        <w:t>evidence</w:t>
+      </w:r>
+      <w:r>
+        <w:rPr>
+          <w:b w:val="0"/>
+        </w:rPr>
+        <w:t xml:space="preserve"> and limitations; classroom pacing and learning effectiveness remain unvalidated.</w:t>
       </w:r>
     </w:p>
     <w:p>
@@ -466,22 +825,81 @@
       </w:r>
     </w:p>
     <w:p>
-      <w:r>
-        <w:t>A result depends on the inputs, procedure and conditions that produced it. Preserve data roles and distinguish observed outcomes from predictions or unmeasured conditions. If the prior concept cannot be explained, use a short retrieval activity before this chapter.</w:t>
-      </w:r>
-    </w:p>
-    <w:p>
-      <w:r>
+      <w:pPr>
+        <w:spacing w:line="336" w:lineRule="auto" w:after="180"/>
+      </w:pPr>
+      <w:r>
+        <w:rPr>
+          <w:b w:val="0"/>
+        </w:rPr>
+        <w:t xml:space="preserve">A result depends on the </w:t>
+      </w:r>
+      <w:r>
+        <w:rPr>
+          <w:b/>
+        </w:rPr>
+        <w:t>input</w:t>
+      </w:r>
+      <w:r>
+        <w:rPr>
+          <w:b w:val="0"/>
+        </w:rPr>
+        <w:t xml:space="preserve">s, procedure and conditions that produced it. Preserve data roles and distinguish observed outcomes from </w:t>
+      </w:r>
+      <w:r>
+        <w:rPr>
+          <w:b/>
+        </w:rPr>
+        <w:t>prediction</w:t>
+      </w:r>
+      <w:r>
+        <w:rPr>
+          <w:b w:val="0"/>
+        </w:rPr>
+        <w:t>s or unmeasured conditions.</w:t>
+      </w:r>
+    </w:p>
+    <w:p>
+      <w:pPr>
+        <w:spacing w:line="336" w:lineRule="auto" w:after="180"/>
+      </w:pPr>
+      <w:r>
+        <w:rPr>
+          <w:b w:val="0"/>
+        </w:rPr>
+        <w:t>If the prior concept cannot be explained, use a short retrieval activity before this chapter.</w:t>
+      </w:r>
+    </w:p>
+    <w:p>
+      <w:pPr>
+        <w:spacing w:line="336" w:lineRule="auto" w:after="180"/>
+      </w:pPr>
+      <w:r>
+        <w:rPr>
+          <w:b w:val="0"/>
+        </w:rPr>
         <w:t>Lesson and workbook; paper and pencil</w:t>
       </w:r>
     </w:p>
     <w:p>
-      <w:r>
+      <w:pPr>
+        <w:spacing w:line="336" w:lineRule="auto" w:after="180"/>
+      </w:pPr>
+      <w:r>
+        <w:rPr>
+          <w:b w:val="0"/>
+        </w:rPr>
         <w:t>Calculator and optional local Python 3 for arithmetic; no live API or private data</w:t>
       </w:r>
     </w:p>
     <w:p>
-      <w:r>
+      <w:pPr>
+        <w:spacing w:line="336" w:lineRule="auto" w:after="180"/>
+      </w:pPr>
+      <w:r>
+        <w:rPr>
+          <w:b w:val="0"/>
+        </w:rPr>
         <w:t>Prepare the fresh retry separately and withhold its solution until after collection</w:t>
       </w:r>
     </w:p>
@@ -494,8 +912,61 @@
       </w:r>
     </w:p>
     <w:p>
-      <w:r>
-        <w:t>Two 45-minute sessions. A ranking needs task-specific relevance judgments and a declared cutoff. Precision and recall have different denominators. Use the supplied constructed scenarios to make the mechanism inspectable. Collect W4 before sharing solutions. Students should name intermediate evidence and limitations; classroom pacing and learning effectiveness remain unvalidated.</w:t>
+      <w:pPr>
+        <w:spacing w:line="336" w:lineRule="auto" w:after="180"/>
+      </w:pPr>
+      <w:r>
+        <w:rPr>
+          <w:b w:val="0"/>
+        </w:rPr>
+        <w:t xml:space="preserve">Two 45-minute sessions. A ranking needs task-specific relevance judgments and a declared </w:t>
+      </w:r>
+      <w:r>
+        <w:rPr>
+          <w:b/>
+        </w:rPr>
+        <w:t>cutoff</w:t>
+      </w:r>
+      <w:r>
+        <w:rPr>
+          <w:b w:val="0"/>
+        </w:rPr>
+        <w:t xml:space="preserve">. Precision and recall have different denominators. Use the supplied constructed scenarios to make the </w:t>
+      </w:r>
+      <w:r>
+        <w:rPr>
+          <w:b/>
+        </w:rPr>
+        <w:t>mechanism</w:t>
+      </w:r>
+      <w:r>
+        <w:rPr>
+          <w:b w:val="0"/>
+        </w:rPr>
+        <w:t xml:space="preserve"> inspectable.</w:t>
+      </w:r>
+    </w:p>
+    <w:p>
+      <w:pPr>
+        <w:spacing w:line="336" w:lineRule="auto" w:after="180"/>
+      </w:pPr>
+      <w:r>
+        <w:rPr>
+          <w:b w:val="0"/>
+        </w:rPr>
+        <w:t xml:space="preserve">Collect W4 before sharing solutions. Students should name intermediate </w:t>
+      </w:r>
+      <w:r>
+        <w:rPr>
+          <w:b/>
+        </w:rPr>
+        <w:t>evidence</w:t>
+      </w:r>
+      <w:r>
+        <w:rPr>
+          <w:b w:val="0"/>
+        </w:rPr>
+        <w:t xml:space="preserve"> and limitations; classroom pacing and learning effectiveness remain unvalidated.</w:t>
       </w:r>
     </w:p>
     <w:p>
@@ -507,22 +978,81 @@
       </w:r>
     </w:p>
     <w:p>
-      <w:r>
-        <w:t>A result depends on the inputs, procedure and conditions that produced it. Preserve data roles and distinguish observed outcomes from predictions or unmeasured conditions. If the prior concept cannot be explained, use a short retrieval activity before this chapter.</w:t>
-      </w:r>
-    </w:p>
-    <w:p>
-      <w:r>
+      <w:pPr>
+        <w:spacing w:line="336" w:lineRule="auto" w:after="180"/>
+      </w:pPr>
+      <w:r>
+        <w:rPr>
+          <w:b w:val="0"/>
+        </w:rPr>
+        <w:t xml:space="preserve">A result depends on the </w:t>
+      </w:r>
+      <w:r>
+        <w:rPr>
+          <w:b/>
+        </w:rPr>
+        <w:t>input</w:t>
+      </w:r>
+      <w:r>
+        <w:rPr>
+          <w:b w:val="0"/>
+        </w:rPr>
+        <w:t xml:space="preserve">s, procedure and conditions that produced it. Preserve data roles and distinguish observed outcomes from </w:t>
+      </w:r>
+      <w:r>
+        <w:rPr>
+          <w:b/>
+        </w:rPr>
+        <w:t>prediction</w:t>
+      </w:r>
+      <w:r>
+        <w:rPr>
+          <w:b w:val="0"/>
+        </w:rPr>
+        <w:t>s or unmeasured conditions.</w:t>
+      </w:r>
+    </w:p>
+    <w:p>
+      <w:pPr>
+        <w:spacing w:line="336" w:lineRule="auto" w:after="180"/>
+      </w:pPr>
+      <w:r>
+        <w:rPr>
+          <w:b w:val="0"/>
+        </w:rPr>
+        <w:t>If the prior concept cannot be explained, use a short retrieval activity before this chapter.</w:t>
+      </w:r>
+    </w:p>
+    <w:p>
+      <w:pPr>
+        <w:spacing w:line="336" w:lineRule="auto" w:after="180"/>
+      </w:pPr>
+      <w:r>
+        <w:rPr>
+          <w:b w:val="0"/>
+        </w:rPr>
         <w:t>Lesson and workbook; paper and pencil</w:t>
       </w:r>
     </w:p>
     <w:p>
-      <w:r>
+      <w:pPr>
+        <w:spacing w:line="336" w:lineRule="auto" w:after="180"/>
+      </w:pPr>
+      <w:r>
+        <w:rPr>
+          <w:b w:val="0"/>
+        </w:rPr>
         <w:t>Calculator and optional local Python 3 for arithmetic; no live API or private data</w:t>
       </w:r>
     </w:p>
     <w:p>
-      <w:r>
+      <w:pPr>
+        <w:spacing w:line="336" w:lineRule="auto" w:after="180"/>
+      </w:pPr>
+      <w:r>
+        <w:rPr>
+          <w:b w:val="0"/>
+        </w:rPr>
         <w:t>Prepare the fresh retry separately and withhold its solution until after collection</w:t>
       </w:r>
     </w:p>
@@ -535,12 +1065,36 @@
       </w:r>
     </w:p>
     <w:p>
-      <w:r>
-        <w:t>By the end, I can explain evaluation sets using a traced example and a stated limitation.</w:t>
-      </w:r>
-    </w:p>
-    <w:p>
-      <w:r>
+      <w:pPr>
+        <w:spacing w:line="336" w:lineRule="auto" w:after="180"/>
+      </w:pPr>
+      <w:r>
+        <w:rPr>
+          <w:b w:val="0"/>
+        </w:rPr>
+        <w:t xml:space="preserve">By the end, I can explain </w:t>
+      </w:r>
+      <w:r>
+        <w:rPr>
+          <w:b/>
+        </w:rPr>
+        <w:t>evaluation set</w:t>
+      </w:r>
+      <w:r>
+        <w:rPr>
+          <w:b w:val="0"/>
+        </w:rPr>
+        <w:t>s using a traced example and a stated limitation.</w:t>
+      </w:r>
+    </w:p>
+    <w:p>
+      <w:pPr>
+        <w:spacing w:line="336" w:lineRule="auto" w:after="180"/>
+      </w:pPr>
+      <w:r>
+        <w:rPr>
+          <w:b w:val="0"/>
+        </w:rPr>
         <w:t>This added worked case illustrates the week’s main idea. Retain all original and connected topics; schedule its practice within the teaching cycle.</w:t>
       </w:r>
     </w:p>
@@ -553,61 +1107,203 @@
       </w:r>
     </w:p>
     <w:p>
+      <w:r>
+        <w:t>Model Evaluation Sets using the supplied case, labelled mechanism and reasoning. Make the scope of each conclusion explicit.</w:t>
+      </w:r>
+    </w:p>
+    <w:p>
+      <w:pPr>
+        <w:spacing w:line="336" w:lineRule="auto" w:after="180"/>
+      </w:pPr>
+      <w:r>
+        <w:rPr>
+          <w:b/>
+        </w:rPr>
+        <w:t>Input</w:t>
+      </w:r>
+      <w:r>
+        <w:rPr>
+          <w:b w:val="0"/>
+        </w:rPr>
+        <w:t xml:space="preserve"> → </w:t>
+      </w:r>
+      <w:r>
+        <w:rPr>
+          <w:b/>
+        </w:rPr>
+        <w:t>Process</w:t>
+      </w:r>
+      <w:r>
+        <w:rPr>
+          <w:b w:val="0"/>
+        </w:rPr>
+        <w:t xml:space="preserve"> → </w:t>
+      </w:r>
+      <w:r>
+        <w:rPr>
+          <w:b/>
+        </w:rPr>
+        <w:t>Output</w:t>
+      </w:r>
+    </w:p>
+    <w:p>
+      <w:pPr>
+        <w:spacing w:line="336" w:lineRule="auto" w:after="180"/>
+      </w:pPr>
+      <w:r>
+        <w:rPr>
+          <w:b w:val="0"/>
+        </w:rPr>
+        <w:t>Trace the information. At each stage, ask what changed and how you could test it.</w:t>
+      </w:r>
+    </w:p>
+    <w:p>
+      <w:pPr>
+        <w:spacing w:line="336" w:lineRule="auto" w:after="180"/>
+      </w:pPr>
+      <w:r>
+        <w:rPr>
+          <w:b w:val="0"/>
+        </w:rPr>
+        <w:t>Which stage could fail even when the other two are correct? Explain:</w:t>
+      </w:r>
+    </w:p>
+    <w:p>
+      <w:pPr>
+        <w:spacing w:line="336" w:lineRule="auto" w:after="180"/>
+      </w:pPr>
+      <w:r>
+        <w:rPr>
+          <w:b w:val="0"/>
+        </w:rPr>
+        <w:t xml:space="preserve">Predict first. Then check each step. A correct answer without visible reasoning is incomplete </w:t>
+      </w:r>
+      <w:r>
+        <w:rPr>
+          <w:b/>
+        </w:rPr>
+        <w:t>evidence</w:t>
+      </w:r>
+      <w:r>
+        <w:rPr>
+          <w:b w:val="0"/>
+        </w:rPr>
+        <w:t>.</w:t>
+      </w:r>
+    </w:p>
+    <w:p>
+      <w:pPr>
+        <w:spacing w:line="336" w:lineRule="auto" w:after="180"/>
+        <w:shd w:fill="F4F9FC"/>
+      </w:pPr>
+      <w:r>
+        <w:rPr>
+          <w:b w:val="0"/>
+        </w:rPr>
+        <w:t>1. Ten cases include factual, comparison, calculation, ambiguous, and missing-source questions.</w:t>
+      </w:r>
+    </w:p>
+    <w:p>
+      <w:pPr>
+        <w:spacing w:line="336" w:lineRule="auto" w:after="180"/>
+        <w:shd w:fill="F4F9FC"/>
+      </w:pPr>
+      <w:r>
+        <w:rPr>
+          <w:b w:val="0"/>
+        </w:rPr>
+        <w:t>2. Add conflicting-source, prompt-injection, sensitive-data, and accessibility cases.</w:t>
+      </w:r>
+    </w:p>
+    <w:p>
+      <w:pPr>
+        <w:spacing w:line="336" w:lineRule="auto" w:after="180"/>
+        <w:shd w:fill="F4F9FC"/>
+      </w:pPr>
+      <w:r>
+        <w:rPr>
+          <w:b w:val="0"/>
+        </w:rPr>
+        <w:t xml:space="preserve">3. Write </w:t>
+      </w:r>
+      <w:r>
+        <w:rPr>
+          <w:b/>
+        </w:rPr>
+        <w:t>expected behavior</w:t>
+      </w:r>
+      <w:r>
+        <w:rPr>
+          <w:b w:val="0"/>
+        </w:rPr>
+        <w:t xml:space="preserve"> before running the product.</w:t>
+      </w:r>
+    </w:p>
+    <w:p>
+      <w:pPr>
+        <w:spacing w:line="336" w:lineRule="auto" w:after="180"/>
+        <w:shd w:fill="F4F9FC"/>
+      </w:pPr>
+      <w:r>
+        <w:rPr>
+          <w:b w:val="0"/>
+        </w:rPr>
+        <w:t xml:space="preserve">4. After a repair, keep the failed case as a </w:t>
+      </w:r>
+      <w:r>
+        <w:rPr>
+          <w:b/>
+        </w:rPr>
+        <w:t>regression test</w:t>
+      </w:r>
+      <w:r>
+        <w:rPr>
+          <w:b w:val="0"/>
+        </w:rPr>
+        <w:t>.</w:t>
+      </w:r>
+    </w:p>
+    <w:p>
+      <w:pPr>
+        <w:spacing w:line="336" w:lineRule="auto" w:after="180"/>
+      </w:pPr>
+      <w:r>
+        <w:rPr>
+          <w:b w:val="0"/>
+        </w:rPr>
+        <w:t>Recalculate, retrace, or restate the reasoning in your own representation:</w:t>
+      </w:r>
+    </w:p>
+    <w:p>
+      <w:pPr>
+        <w:spacing w:line="336" w:lineRule="auto" w:after="180"/>
+        <w:shd w:fill="F5F1FB"/>
+      </w:pPr>
+      <w:r>
+        <w:rPr>
+          <w:b w:val="0"/>
+        </w:rPr>
+        <w:t xml:space="preserve">CHECK Did the </w:t>
+      </w:r>
+      <w:r>
+        <w:rPr>
+          <w:b/>
+        </w:rPr>
+        <w:t>evidence</w:t>
+      </w:r>
+      <w:r>
+        <w:rPr>
+          <w:b w:val="0"/>
+        </w:rPr>
+        <w:t xml:space="preserve"> answer the exact question? Did the total, path, or source record stay consistent?</w:t>
+      </w:r>
+    </w:p>
+    <w:p>
       <w:pPr>
         <w:pStyle w:val="Heading3"/>
       </w:pPr>
       <w:r>
-        <w:t>Explain the mechanism</w:t>
-      </w:r>
-    </w:p>
-    <w:p>
-      <w:r>
-        <w:t>Input → Process → Output</w:t>
-      </w:r>
-    </w:p>
-    <w:p>
-      <w:r>
-        <w:t>Trace the information. At each stage, ask what changed and how you could test it.</w:t>
-      </w:r>
-    </w:p>
-    <w:p>
-      <w:r>
-        <w:t>Which stage could fail even when the other two are correct? Explain:</w:t>
-      </w:r>
-    </w:p>
-    <w:p>
-      <w:r>
-        <w:t>Predict first. Then check each step. A correct answer without visible reasoning is incomplete evidence.</w:t>
-      </w:r>
-    </w:p>
-    <w:p>
-      <w:r>
-        <w:t>1. Ten cases include factual, comparison, calculation, ambiguous, and missing-source questions.</w:t>
-      </w:r>
-    </w:p>
-    <w:p>
-      <w:r>
-        <w:t>2. Add conflicting-source, prompt-injection, sensitive-data, and accessibility cases.</w:t>
-      </w:r>
-    </w:p>
-    <w:p>
-      <w:r>
-        <w:t>3. Write expected behavior before running the product.</w:t>
-      </w:r>
-    </w:p>
-    <w:p>
-      <w:r>
-        <w:t>4. After a repair, keep the failed case as a regression test.</w:t>
-      </w:r>
-    </w:p>
-    <w:p>
-      <w:r>
-        <w:t>Recalculate, retrace, or restate the reasoning in your own representation:</w:t>
-      </w:r>
-    </w:p>
-    <w:p>
-      <w:r>
-        <w:t>CHECK Did the evidence answer the exact question? Did the total, path, or source record stay consistent?</w:t>
+        <w:t>Concrete teaching case</w:t>
       </w:r>
     </w:p>
     <w:p>
@@ -615,16 +1311,30 @@
         <w:pStyle w:val="Heading3"/>
       </w:pPr>
       <w:r>
-        <w:t>Concrete teaching case</w:t>
-      </w:r>
-    </w:p>
-    <w:p>
-      <w:r>
+        <w:t>The teaching case</w:t>
+      </w:r>
+    </w:p>
+    <w:p>
+      <w:pPr>
+        <w:spacing w:line="336" w:lineRule="auto" w:after="180"/>
+        <w:shd w:fill="F1F6FC"/>
+      </w:pPr>
+      <w:r>
+        <w:rPr>
+          <w:b w:val="0"/>
+        </w:rPr>
         <w:t>Ten evaluation questions are easy definitions; none lacks a source.</w:t>
       </w:r>
     </w:p>
     <w:p>
-      <w:r>
+      <w:pPr>
+        <w:spacing w:line="336" w:lineRule="auto" w:after="180"/>
+        <w:shd w:fill="F5F1FB"/>
+      </w:pPr>
+      <w:r>
+        <w:rPr>
+          <w:b w:val="0"/>
+        </w:rPr>
         <w:t>What is untested?</w:t>
       </w:r>
     </w:p>
@@ -637,36 +1347,173 @@
       </w:r>
     </w:p>
     <w:p>
-      <w:r>
-        <w:t>Absent evidence, ambiguity and boundary handling. Add predefined fallback cases and keep final cases separate from tuning.</w:t>
-      </w:r>
-    </w:p>
-    <w:p>
       <w:pPr>
         <w:pStyle w:val="Heading3"/>
       </w:pPr>
       <w:r>
+        <w:t>Why the result follows</w:t>
+      </w:r>
+    </w:p>
+    <w:p>
+      <w:pPr>
+        <w:spacing w:line="336" w:lineRule="auto" w:after="180"/>
+        <w:shd w:fill="F1F6FC"/>
+      </w:pPr>
+      <w:r>
+        <w:rPr>
+          <w:b w:val="0"/>
+        </w:rPr>
+        <w:t xml:space="preserve">Absent </w:t>
+      </w:r>
+      <w:r>
+        <w:rPr>
+          <w:b/>
+        </w:rPr>
+        <w:t>evidence</w:t>
+      </w:r>
+      <w:r>
+        <w:rPr>
+          <w:b w:val="0"/>
+        </w:rPr>
+        <w:t>, ambiguity and boundary handling. Add predefined fallback cases and keep final cases separate from tuning.</w:t>
+      </w:r>
+    </w:p>
+    <w:p>
+      <w:pPr>
+        <w:pStyle w:val="Heading3"/>
+      </w:pPr>
+      <w:r>
         <w:t>Explain the added worked example</w:t>
       </w:r>
     </w:p>
     <w:p>
-      <w:r>
-        <w:t>A system evaluation set contains cases with expected behaviour and scoring rules. It should cover retrieval, support, fallback and permissions rather than only easy answerable questions.</w:t>
-      </w:r>
-    </w:p>
-    <w:p>
-      <w:r>
-        <w:t>Begin by writing the question the procedure is intended to answer. Identify the information already supplied, the information it will produce and the information still missing. These are constructed classroom examples; they do not require live accounts, private records or an external service. Do not treat a plausible explanation as a measured outcome.</w:t>
-      </w:r>
-    </w:p>
-    <w:p>
-      <w:r>
-        <w:t>Record case ID, evidence version, expected claims or fallback, permitted actions and scoring rubric. Separate development from final cases. Aggregate metrics only after checking required conditions individually.</w:t>
-      </w:r>
-    </w:p>
-    <w:p>
-      <w:r>
-        <w:t>Before applying the procedure, write its units, denominator or decision boundary where relevant. A partner should be able to repeat each step using the same inputs. If a required input is absent or violates the stated contract, record that condition explicitly instead of quietly replacing it with a convenient value.</w:t>
+      <w:pPr>
+        <w:spacing w:line="336" w:lineRule="auto" w:after="180"/>
+      </w:pPr>
+      <w:r>
+        <w:rPr>
+          <w:b w:val="0"/>
+        </w:rPr>
+        <w:t xml:space="preserve">A system </w:t>
+      </w:r>
+      <w:r>
+        <w:rPr>
+          <w:b/>
+        </w:rPr>
+        <w:t>evaluation set</w:t>
+      </w:r>
+      <w:r>
+        <w:rPr>
+          <w:b w:val="0"/>
+        </w:rPr>
+        <w:t xml:space="preserve"> contains cases with expected behaviour and scoring rules. It should cover retrieval, support, fallback and permissions rather than only easy answerable questions.</w:t>
+      </w:r>
+    </w:p>
+    <w:p>
+      <w:pPr>
+        <w:pStyle w:val="Heading3"/>
+      </w:pPr>
+      <w:r>
+        <w:t>Explain the added worked example · 1</w:t>
+      </w:r>
+    </w:p>
+    <w:p>
+      <w:pPr>
+        <w:spacing w:line="336" w:lineRule="auto" w:after="180"/>
+      </w:pPr>
+      <w:r>
+        <w:rPr>
+          <w:b w:val="0"/>
+        </w:rPr>
+        <w:t>Begin by writing the question the procedure is intended to answer. Identify the information already supplied, the information it will produce and the information still missing.</w:t>
+      </w:r>
+    </w:p>
+    <w:p>
+      <w:pPr>
+        <w:spacing w:line="336" w:lineRule="auto" w:after="180"/>
+      </w:pPr>
+      <w:r>
+        <w:rPr>
+          <w:b w:val="0"/>
+        </w:rPr>
+        <w:t>These are constructed classroom examples; they do not require live accounts, private records or an external service. Do not treat a plausible explanation as a measured outcome.</w:t>
+      </w:r>
+    </w:p>
+    <w:p>
+      <w:pPr>
+        <w:spacing w:line="336" w:lineRule="auto" w:after="180"/>
+      </w:pPr>
+      <w:r>
+        <w:rPr>
+          <w:b w:val="0"/>
+        </w:rPr>
+        <w:t xml:space="preserve">Record case ID, </w:t>
+      </w:r>
+      <w:r>
+        <w:rPr>
+          <w:b/>
+        </w:rPr>
+        <w:t>evidence</w:t>
+      </w:r>
+      <w:r>
+        <w:rPr>
+          <w:b w:val="0"/>
+        </w:rPr>
+        <w:t xml:space="preserve"> version, expected claims or fallback, permitted actions and scoring rubric. Separate development from final cases. Aggregate metrics only after checking required conditions individually.</w:t>
+      </w:r>
+    </w:p>
+    <w:p>
+      <w:pPr>
+        <w:pStyle w:val="Heading3"/>
+      </w:pPr>
+      <w:r>
+        <w:t>Explain the added worked example · 2</w:t>
+      </w:r>
+    </w:p>
+    <w:p>
+      <w:pPr>
+        <w:spacing w:line="336" w:lineRule="auto" w:after="180"/>
+      </w:pPr>
+      <w:r>
+        <w:rPr>
+          <w:b w:val="0"/>
+        </w:rPr>
+        <w:t xml:space="preserve">Before applying the procedure, write its units, denominator or decision boundary where relevant. A partner should be able to repeat each step using the same </w:t>
+      </w:r>
+      <w:r>
+        <w:rPr>
+          <w:b/>
+        </w:rPr>
+        <w:t>input</w:t>
+      </w:r>
+      <w:r>
+        <w:rPr>
+          <w:b w:val="0"/>
+        </w:rPr>
+        <w:t>s.</w:t>
+      </w:r>
+    </w:p>
+    <w:p>
+      <w:pPr>
+        <w:spacing w:line="336" w:lineRule="auto" w:after="180"/>
+      </w:pPr>
+      <w:r>
+        <w:rPr>
+          <w:b w:val="0"/>
+        </w:rPr>
+        <w:t xml:space="preserve">If a required </w:t>
+      </w:r>
+      <w:r>
+        <w:rPr>
+          <w:b/>
+        </w:rPr>
+        <w:t>input</w:t>
+      </w:r>
+      <w:r>
+        <w:rPr>
+          <w:b w:val="0"/>
+        </w:rPr>
+        <w:t xml:space="preserve"> is absent or violates the stated contract, record that condition explicitly instead of quietly replacing it with a convenient value.</w:t>
       </w:r>
     </w:p>
     <w:p>
@@ -788,28 +1635,26 @@
       </w:r>
     </w:p>
     <w:p>
-      <w:r>
-        <w:t>A ranking needs task-specific relevance judgments and a declared cutoff. Precision and recall have different denominators.</w:t>
-      </w:r>
-    </w:p>
-    <w:p>
-      <w:r>
-        <w:t>Begin by writing the question the procedure is intended to answer. Identify the information already supplied, the information it will produce and the information still missing. These are constructed classroom examples; they do not require live accounts, private records or an external service. Do not treat a plausible explanation as a measured outcome.</w:t>
-      </w:r>
-    </w:p>
-    <w:p>
-      <w:r>
-        <w:t>Precision at k is relevant returned items divided by k when exactly k items are returned. Recall at k is relevant returned items divided by all known relevant eligible items. If the relevant set is unknown, do not invent recall.</w:t>
-      </w:r>
-    </w:p>
-    <w:p>
-      <w:r>
-        <w:t>Before applying the procedure, write its units, denominator or decision boundary where relevant. A partner should be able to repeat each step using the same inputs. If a required input is absent or violates the stated contract, record that condition explicitly instead of quietly replacing it with a convenient value.</w:t>
-      </w:r>
-    </w:p>
-    <w:p>
-      <w:r>
-        <w:t>Guided: Precision@3=2/3; recall@3=2/3. Duplicates should not count as distinct retrieved documents. Qualification: Known judgments may be incomplete; a score over one query does not establish coverage over all queries. Exit: accept a concrete variation with its predicted outcome and a stated condition that would challenge the mechanism; reject a claim resting on unmeasured evidence.</w:t>
+      <w:pPr>
+        <w:spacing w:line="336" w:lineRule="auto" w:after="180"/>
+      </w:pPr>
+      <w:r>
+        <w:rPr>
+          <w:b w:val="0"/>
+        </w:rPr>
+        <w:t xml:space="preserve">A ranking needs task-specific relevance judgments and a declared </w:t>
+      </w:r>
+      <w:r>
+        <w:rPr>
+          <w:b/>
+        </w:rPr>
+        <w:t>cutoff</w:t>
+      </w:r>
+      <w:r>
+        <w:rPr>
+          <w:b w:val="0"/>
+        </w:rPr>
+        <w:t>. Precision and recall have different denominators.</w:t>
       </w:r>
     </w:p>
     <w:p>
@@ -817,27 +1662,343 @@
         <w:pStyle w:val="Heading3"/>
       </w:pPr>
       <w:r>
+        <w:t>Apply the connected idea: Ranking and retrieval evaluation · 3</w:t>
+      </w:r>
+    </w:p>
+    <w:p>
+      <w:pPr>
+        <w:spacing w:line="336" w:lineRule="auto" w:after="180"/>
+      </w:pPr>
+      <w:r>
+        <w:rPr>
+          <w:b w:val="0"/>
+        </w:rPr>
+        <w:t>Begin by writing the question the procedure is intended to answer. Identify the information already supplied, the information it will produce and the information still missing.</w:t>
+      </w:r>
+    </w:p>
+    <w:p>
+      <w:pPr>
+        <w:spacing w:line="336" w:lineRule="auto" w:after="180"/>
+      </w:pPr>
+      <w:r>
+        <w:rPr>
+          <w:b w:val="0"/>
+        </w:rPr>
+        <w:t>These are constructed classroom examples; they do not require live accounts, private records or an external service. Do not treat a plausible explanation as a measured outcome.</w:t>
+      </w:r>
+    </w:p>
+    <w:p>
+      <w:pPr>
+        <w:spacing w:line="336" w:lineRule="auto" w:after="180"/>
+      </w:pPr>
+      <w:r>
+        <w:rPr>
+          <w:b/>
+        </w:rPr>
+        <w:t>Precision at k</w:t>
+      </w:r>
+      <w:r>
+        <w:rPr>
+          <w:b w:val="0"/>
+        </w:rPr>
+        <w:t xml:space="preserve"> is relevant returned items divided by k when exactly k items are returned. </w:t>
+      </w:r>
+      <w:r>
+        <w:rPr>
+          <w:b/>
+        </w:rPr>
+        <w:t>Recall at k</w:t>
+      </w:r>
+      <w:r>
+        <w:rPr>
+          <w:b w:val="0"/>
+        </w:rPr>
+        <w:t xml:space="preserve"> is relevant returned items divided by all known relevant eligible items.</w:t>
+      </w:r>
+    </w:p>
+    <w:p>
+      <w:pPr>
+        <w:spacing w:line="336" w:lineRule="auto" w:after="180"/>
+      </w:pPr>
+      <w:r>
+        <w:rPr>
+          <w:b w:val="0"/>
+        </w:rPr>
+        <w:t>If the relevant set is unknown, do not invent recall.</w:t>
+      </w:r>
+    </w:p>
+    <w:p>
+      <w:pPr>
+        <w:pStyle w:val="Heading3"/>
+      </w:pPr>
+      <w:r>
+        <w:t>Apply the connected idea: Ranking and retrieval evaluation · 4</w:t>
+      </w:r>
+    </w:p>
+    <w:p>
+      <w:pPr>
+        <w:spacing w:line="336" w:lineRule="auto" w:after="180"/>
+      </w:pPr>
+      <w:r>
+        <w:rPr>
+          <w:b w:val="0"/>
+        </w:rPr>
+        <w:t xml:space="preserve">Before applying the procedure, write its units, denominator or decision boundary where relevant. A partner should be able to repeat each step using the same </w:t>
+      </w:r>
+      <w:r>
+        <w:rPr>
+          <w:b/>
+        </w:rPr>
+        <w:t>input</w:t>
+      </w:r>
+      <w:r>
+        <w:rPr>
+          <w:b w:val="0"/>
+        </w:rPr>
+        <w:t>s.</w:t>
+      </w:r>
+    </w:p>
+    <w:p>
+      <w:pPr>
+        <w:spacing w:line="336" w:lineRule="auto" w:after="180"/>
+      </w:pPr>
+      <w:r>
+        <w:rPr>
+          <w:b w:val="0"/>
+        </w:rPr>
+        <w:t xml:space="preserve">If a required </w:t>
+      </w:r>
+      <w:r>
+        <w:rPr>
+          <w:b/>
+        </w:rPr>
+        <w:t>input</w:t>
+      </w:r>
+      <w:r>
+        <w:rPr>
+          <w:b w:val="0"/>
+        </w:rPr>
+        <w:t xml:space="preserve"> is absent or violates the stated contract, record that condition explicitly instead of quietly replacing it with a convenient value.</w:t>
+      </w:r>
+    </w:p>
+    <w:p>
+      <w:pPr>
+        <w:pStyle w:val="Heading3"/>
+      </w:pPr>
+      <w:r>
+        <w:t>Apply the connected idea: Ranking and retrieval evaluation · 5</w:t>
+      </w:r>
+    </w:p>
+    <w:p>
+      <w:pPr>
+        <w:spacing w:line="336" w:lineRule="auto" w:after="180"/>
+      </w:pPr>
+      <w:r>
+        <w:rPr>
+          <w:b w:val="0"/>
+        </w:rPr>
+        <w:t xml:space="preserve">Guided: Precision@3=2/3; recall@3=2/3. Duplicates should not count as distinct retrieved documents. Qualification: Known judgments may be incomplete; a score over one query does not establish </w:t>
+      </w:r>
+      <w:r>
+        <w:rPr>
+          <w:b/>
+        </w:rPr>
+        <w:t>coverage</w:t>
+      </w:r>
+      <w:r>
+        <w:rPr>
+          <w:b w:val="0"/>
+        </w:rPr>
+        <w:t xml:space="preserve"> over all queries.</w:t>
+      </w:r>
+    </w:p>
+    <w:p>
+      <w:pPr>
+        <w:spacing w:line="336" w:lineRule="auto" w:after="180"/>
+      </w:pPr>
+      <w:r>
+        <w:rPr>
+          <w:b w:val="0"/>
+        </w:rPr>
+        <w:t xml:space="preserve">Exit: accept a concrete variation with its predicted outcome and a stated condition that would challenge the </w:t>
+      </w:r>
+      <w:r>
+        <w:rPr>
+          <w:b/>
+        </w:rPr>
+        <w:t>mechanism</w:t>
+      </w:r>
+      <w:r>
+        <w:rPr>
+          <w:b w:val="0"/>
+        </w:rPr>
+        <w:t xml:space="preserve">; reject a claim resting on unmeasured </w:t>
+      </w:r>
+      <w:r>
+        <w:rPr>
+          <w:b/>
+        </w:rPr>
+        <w:t>evidence</w:t>
+      </w:r>
+      <w:r>
+        <w:rPr>
+          <w:b w:val="0"/>
+        </w:rPr>
+        <w:t>.</w:t>
+      </w:r>
+    </w:p>
+    <w:p>
+      <w:pPr>
+        <w:pStyle w:val="Heading3"/>
+      </w:pPr>
+      <w:r>
         <w:t>Model the reasoning aloud</w:t>
       </w:r>
     </w:p>
     <w:p>
-      <w:r>
-        <w:t>Use the complete worked example below before asking learners to complete W2. Reveal a small part, invite a prediction, then explain the deciding step. These teacher notes contain solutions; do not reveal the independent case answer during modelling.</w:t>
-      </w:r>
-    </w:p>
-    <w:p>
-      <w:r>
-        <w:t>Ten cases include six answerable and four missing-evidence cases. System answers five answerable correctly and abstains appropriately on three missing cases.</w:t>
-      </w:r>
-    </w:p>
-    <w:p>
-      <w:r>
-        <w:t>Answer correctness 5/6; appropriate fallback 3/4; combined contract passes 8/10 if each case has one required outcome. Different denominators answer different questions.</w:t>
-      </w:r>
-    </w:p>
-    <w:p>
-      <w:r>
-        <w:t>Compare the intermediate evidence with the final statement. Explain why each number or decision follows from the stated inputs. The conclusion belongs to this scenario and procedure; changing the inputs, evaluation population or authority can change what it establishes. Retain the raw record so a later revision can be compared honestly.</w:t>
+      <w:pPr>
+        <w:spacing w:line="336" w:lineRule="auto" w:after="180"/>
+      </w:pPr>
+      <w:r>
+        <w:rPr>
+          <w:b w:val="0"/>
+        </w:rPr>
+        <w:t xml:space="preserve">Use the complete worked example below before asking learners to complete W2. Reveal a small part, invite a </w:t>
+      </w:r>
+      <w:r>
+        <w:rPr>
+          <w:b/>
+        </w:rPr>
+        <w:t>prediction</w:t>
+      </w:r>
+      <w:r>
+        <w:rPr>
+          <w:b w:val="0"/>
+        </w:rPr>
+        <w:t>, then explain the deciding step.</w:t>
+      </w:r>
+    </w:p>
+    <w:p>
+      <w:pPr>
+        <w:spacing w:line="336" w:lineRule="auto" w:after="180"/>
+      </w:pPr>
+      <w:r>
+        <w:rPr>
+          <w:b w:val="0"/>
+        </w:rPr>
+        <w:t>These teacher notes contain solutions; do not reveal the independent case answer during modelling.</w:t>
+      </w:r>
+    </w:p>
+    <w:p>
+      <w:pPr>
+        <w:spacing w:line="336" w:lineRule="auto" w:after="180"/>
+      </w:pPr>
+      <w:r>
+        <w:rPr>
+          <w:b w:val="0"/>
+        </w:rPr>
+        <w:t>Ten cases include six answerable and four missing-</w:t>
+      </w:r>
+      <w:r>
+        <w:rPr>
+          <w:b/>
+        </w:rPr>
+        <w:t>evidence</w:t>
+      </w:r>
+      <w:r>
+        <w:rPr>
+          <w:b w:val="0"/>
+        </w:rPr>
+        <w:t xml:space="preserve"> cases. System answers five answerable correctly and abstains appropriately on three missing cases.</w:t>
+      </w:r>
+    </w:p>
+    <w:p>
+      <w:pPr>
+        <w:spacing w:line="336" w:lineRule="auto" w:after="180"/>
+      </w:pPr>
+      <w:r>
+        <w:rPr>
+          <w:b w:val="0"/>
+        </w:rPr>
+        <w:t xml:space="preserve">Answer correctness 5/6; appropriate fallback 3/4; combined </w:t>
+      </w:r>
+      <w:r>
+        <w:rPr>
+          <w:b/>
+        </w:rPr>
+        <w:t>contract pass</w:t>
+      </w:r>
+      <w:r>
+        <w:rPr>
+          <w:b w:val="0"/>
+        </w:rPr>
+        <w:t>es 8/10 if each case has one required outcome. Different denominators answer different questions.</w:t>
+      </w:r>
+    </w:p>
+    <w:p>
+      <w:pPr>
+        <w:pStyle w:val="Heading3"/>
+      </w:pPr>
+      <w:r>
+        <w:t>Model the reasoning aloud · 6</w:t>
+      </w:r>
+    </w:p>
+    <w:p>
+      <w:pPr>
+        <w:spacing w:line="336" w:lineRule="auto" w:after="180"/>
+      </w:pPr>
+      <w:r>
+        <w:rPr>
+          <w:b w:val="0"/>
+        </w:rPr>
+        <w:t xml:space="preserve">Compare the intermediate </w:t>
+      </w:r>
+      <w:r>
+        <w:rPr>
+          <w:b/>
+        </w:rPr>
+        <w:t>evidence</w:t>
+      </w:r>
+      <w:r>
+        <w:rPr>
+          <w:b w:val="0"/>
+        </w:rPr>
+        <w:t xml:space="preserve"> with the final statement. Explain why each number or decision follows from the stated </w:t>
+      </w:r>
+      <w:r>
+        <w:rPr>
+          <w:b/>
+        </w:rPr>
+        <w:t>input</w:t>
+      </w:r>
+      <w:r>
+        <w:rPr>
+          <w:b w:val="0"/>
+        </w:rPr>
+        <w:t>s.</w:t>
+      </w:r>
+    </w:p>
+    <w:p>
+      <w:pPr>
+        <w:spacing w:line="336" w:lineRule="auto" w:after="180"/>
+      </w:pPr>
+      <w:r>
+        <w:rPr>
+          <w:b w:val="0"/>
+        </w:rPr>
+        <w:t xml:space="preserve">The conclusion belongs to this scenario and procedure; changing the </w:t>
+      </w:r>
+      <w:r>
+        <w:rPr>
+          <w:b/>
+        </w:rPr>
+        <w:t>input</w:t>
+      </w:r>
+      <w:r>
+        <w:rPr>
+          <w:b w:val="0"/>
+        </w:rPr>
+        <w:t>s, evaluation population or authority can change what it establishes. Retain the raw record so a later revision can be compared honestly.</w:t>
       </w:r>
     </w:p>
     <w:tbl>
@@ -943,7 +2104,13 @@
       </w:tr>
     </w:tbl>
     <w:p>
-      <w:r>
+      <w:pPr>
+        <w:spacing w:line="336" w:lineRule="auto" w:after="180"/>
+      </w:pPr>
+      <w:r>
+        <w:rPr>
+          <w:b w:val="0"/>
+        </w:rPr>
         <w:t>Use the diagram and verbal explanation together. Ask learners to match a sentence to a specific visual step; do not assign learners fixed visual or auditory learning styles.</w:t>
       </w:r>
     </w:p>
@@ -956,8 +2123,26 @@
       </w:r>
     </w:p>
     <w:p>
-      <w:r>
-        <w:t>Design an evaluation set that checks answering and appropriate uncertainty separately.</w:t>
+      <w:pPr>
+        <w:spacing w:line="336" w:lineRule="auto" w:after="180"/>
+      </w:pPr>
+      <w:r>
+        <w:rPr>
+          <w:b w:val="0"/>
+        </w:rPr>
+        <w:t xml:space="preserve">Design an </w:t>
+      </w:r>
+      <w:r>
+        <w:rPr>
+          <w:b/>
+        </w:rPr>
+        <w:t>evaluation set</w:t>
+      </w:r>
+      <w:r>
+        <w:rPr>
+          <w:b w:val="0"/>
+        </w:rPr>
+        <w:t xml:space="preserve"> that checks answering and appropriate uncertainty separately.</w:t>
       </w:r>
     </w:p>
     <w:p>
@@ -969,13 +2154,55 @@
       </w:r>
     </w:p>
     <w:p>
-      <w:r>
+      <w:pPr>
+        <w:pStyle w:val="Heading3"/>
+      </w:pPr>
+      <w:r>
+        <w:t>Supplied facts</w:t>
+      </w:r>
+    </w:p>
+    <w:p>
+      <w:pPr>
+        <w:spacing w:line="336" w:lineRule="auto" w:after="180"/>
+        <w:shd w:fill="F1F6FC"/>
+      </w:pPr>
+      <w:r>
+        <w:rPr>
+          <w:b w:val="0"/>
+        </w:rPr>
         <w:t>Six toy questions: three have source answers and three do not. Results: 2 supported answers out of 3; 3 correct “not in source” responses out of 3.</w:t>
       </w:r>
     </w:p>
     <w:p>
-      <w:r>
-        <w:t>All inputs and outcomes in this worked example are invented classroom data; no real model run is claimed.</w:t>
+      <w:pPr>
+        <w:pStyle w:val="Heading3"/>
+      </w:pPr>
+      <w:r>
+        <w:t>Supplied facts</w:t>
+      </w:r>
+    </w:p>
+    <w:p>
+      <w:pPr>
+        <w:spacing w:line="336" w:lineRule="auto" w:after="180"/>
+        <w:shd w:fill="F1F6FC"/>
+      </w:pPr>
+      <w:r>
+        <w:rPr>
+          <w:b w:val="0"/>
+        </w:rPr>
+        <w:t xml:space="preserve">All </w:t>
+      </w:r>
+      <w:r>
+        <w:rPr>
+          <w:b/>
+        </w:rPr>
+        <w:t>input</w:t>
+      </w:r>
+      <w:r>
+        <w:rPr>
+          <w:b w:val="0"/>
+        </w:rPr>
+        <w:t>s and outcomes in this worked example are invented classroom data; no real model run is claimed.</w:t>
       </w:r>
     </w:p>
     <w:p>
@@ -1138,20 +2365,86 @@
       </w:r>
     </w:p>
     <w:p>
-      <w:r>
-        <w:t>Read the picture in order. Five of six pass overall; the perfect missing-evidence group hides one answering failure if only totals are discussed. The arrows show which recorded input or intermediate result each decision uses. Explain the deciding step aloud before checking the changed case; pointing to the final answer alone does not show how it follows.</w:t>
-      </w:r>
-    </w:p>
-    <w:p>
       <w:pPr>
         <w:pStyle w:val="Heading3"/>
       </w:pPr>
       <w:r>
+        <w:t>Why the result follows</w:t>
+      </w:r>
+    </w:p>
+    <w:p>
+      <w:pPr>
+        <w:spacing w:line="336" w:lineRule="auto" w:after="180"/>
+        <w:shd w:fill="F1F6FC"/>
+      </w:pPr>
+      <w:r>
+        <w:rPr>
+          <w:b w:val="0"/>
+        </w:rPr>
+        <w:t>Read the picture in order. Five of six pass overall; the perfect missing-</w:t>
+      </w:r>
+      <w:r>
+        <w:rPr>
+          <w:b/>
+        </w:rPr>
+        <w:t>evidence</w:t>
+      </w:r>
+      <w:r>
+        <w:rPr>
+          <w:b w:val="0"/>
+        </w:rPr>
+        <w:t xml:space="preserve"> group hides one answering failure if only totals are discussed. The arrows show which recorded </w:t>
+      </w:r>
+      <w:r>
+        <w:rPr>
+          <w:b/>
+        </w:rPr>
+        <w:t>input</w:t>
+      </w:r>
+      <w:r>
+        <w:rPr>
+          <w:b w:val="0"/>
+        </w:rPr>
+        <w:t xml:space="preserve"> or intermediate result each decision uses.</w:t>
+      </w:r>
+    </w:p>
+    <w:p>
+      <w:pPr>
+        <w:spacing w:line="336" w:lineRule="auto" w:after="180"/>
+        <w:shd w:fill="F1F6FC"/>
+      </w:pPr>
+      <w:r>
+        <w:rPr>
+          <w:b w:val="0"/>
+        </w:rPr>
+        <w:t>Explain the deciding step aloud before checking the changed case; pointing to the final answer alone does not show how it follows.</w:t>
+      </w:r>
+    </w:p>
+    <w:p>
+      <w:pPr>
+        <w:pStyle w:val="Heading3"/>
+      </w:pPr>
+      <w:r>
         <w:t>What this example does not establish</w:t>
       </w:r>
     </w:p>
     <w:p>
-      <w:r>
+      <w:pPr>
+        <w:pStyle w:val="Heading3"/>
+      </w:pPr>
+      <w:r>
+        <w:t>Keep the stated limit</w:t>
+      </w:r>
+    </w:p>
+    <w:p>
+      <w:pPr>
+        <w:spacing w:line="336" w:lineRule="auto" w:after="180"/>
+        <w:shd w:fill="FFF5E6"/>
+      </w:pPr>
+      <w:r>
+        <w:rPr>
+          <w:b w:val="0"/>
+        </w:rPr>
         <w:t>A small constructed set probes specific behaviours; its pooled rate is not an estimate of every future classroom question.</w:t>
       </w:r>
     </w:p>
@@ -1164,17 +2457,80 @@
       </w:r>
     </w:p>
     <w:p>
-      <w:r>
-        <w:t>Change: Add three missing-evidence cases that all pass.</w:t>
-      </w:r>
-    </w:p>
-    <w:p>
-      <w:r>
-        <w:t>Prediction: Overall becomes 8/9, but supported answering remains 2/3.</w:t>
-      </w:r>
-    </w:p>
-    <w:p>
-      <w:r>
+      <w:pPr>
+        <w:pStyle w:val="Heading3"/>
+      </w:pPr>
+      <w:r>
+        <w:t>Change one thing</w:t>
+      </w:r>
+    </w:p>
+    <w:p>
+      <w:pPr>
+        <w:spacing w:line="336" w:lineRule="auto" w:after="180"/>
+        <w:shd w:fill="F5F1FB"/>
+      </w:pPr>
+      <w:r>
+        <w:rPr>
+          <w:b w:val="0"/>
+        </w:rPr>
+        <w:t>Change: Add three missing-</w:t>
+      </w:r>
+      <w:r>
+        <w:rPr>
+          <w:b/>
+        </w:rPr>
+        <w:t>evidence</w:t>
+      </w:r>
+      <w:r>
+        <w:rPr>
+          <w:b w:val="0"/>
+        </w:rPr>
+        <w:t xml:space="preserve"> cases that all pass.</w:t>
+      </w:r>
+    </w:p>
+    <w:p>
+      <w:pPr>
+        <w:pStyle w:val="Heading3"/>
+      </w:pPr>
+      <w:r>
+        <w:t>Predicted result</w:t>
+      </w:r>
+    </w:p>
+    <w:p>
+      <w:pPr>
+        <w:spacing w:line="336" w:lineRule="auto" w:after="180"/>
+        <w:shd w:fill="F1F6FC"/>
+      </w:pPr>
+      <w:r>
+        <w:rPr>
+          <w:b/>
+        </w:rPr>
+        <w:t>Prediction</w:t>
+      </w:r>
+      <w:r>
+        <w:rPr>
+          <w:b w:val="0"/>
+        </w:rPr>
+        <w:t>: Overall becomes 8/9, but supported answering remains 2/3.</w:t>
+      </w:r>
+    </w:p>
+    <w:p>
+      <w:pPr>
+        <w:pStyle w:val="Heading3"/>
+      </w:pPr>
+      <w:r>
+        <w:t>Why the result follows</w:t>
+      </w:r>
+    </w:p>
+    <w:p>
+      <w:pPr>
+        <w:spacing w:line="336" w:lineRule="auto" w:after="180"/>
+        <w:shd w:fill="F1F6FC"/>
+      </w:pPr>
+      <w:r>
+        <w:rPr>
+          <w:b w:val="0"/>
+        </w:rPr>
         <w:t>Reason: Changing the case mixture raises the pooled rate without improving any existing answerable result.</w:t>
       </w:r>
     </w:p>
@@ -1187,8 +2543,57 @@
       </w:r>
     </w:p>
     <w:p>
-      <w:r>
-        <w:t>Cover the result. Ask learners to name the inputs and predict the next step. Uncover one step, connect the icon to the actual procedure, and explain its evidence. Then change the supplied condition and compare. The picture is a representation; it does not document execution of a real AI model.</w:t>
+      <w:pPr>
+        <w:pStyle w:val="Heading3"/>
+      </w:pPr>
+      <w:r>
+        <w:t>Ask while showing the picture · 7</w:t>
+      </w:r>
+    </w:p>
+    <w:p>
+      <w:pPr>
+        <w:spacing w:line="336" w:lineRule="auto" w:after="180"/>
+      </w:pPr>
+      <w:r>
+        <w:rPr>
+          <w:b w:val="0"/>
+        </w:rPr>
+        <w:t xml:space="preserve">Cover the result. Ask learners to name the </w:t>
+      </w:r>
+      <w:r>
+        <w:rPr>
+          <w:b/>
+        </w:rPr>
+        <w:t>input</w:t>
+      </w:r>
+      <w:r>
+        <w:rPr>
+          <w:b w:val="0"/>
+        </w:rPr>
+        <w:t xml:space="preserve">s and predict the next step. Uncover one step, connect the icon to the actual procedure, and explain its </w:t>
+      </w:r>
+      <w:r>
+        <w:rPr>
+          <w:b/>
+        </w:rPr>
+        <w:t>evidence</w:t>
+      </w:r>
+      <w:r>
+        <w:rPr>
+          <w:b w:val="0"/>
+        </w:rPr>
+        <w:t>. Then change the supplied condition and compare.</w:t>
+      </w:r>
+    </w:p>
+    <w:p>
+      <w:pPr>
+        <w:spacing w:line="336" w:lineRule="auto" w:after="180"/>
+      </w:pPr>
+      <w:r>
+        <w:rPr>
+          <w:b w:val="0"/>
+        </w:rPr>
+        <w:t>The picture is a representation; it does not document execution of a real AI model.</w:t>
       </w:r>
     </w:p>
     <w:p>
@@ -1200,11 +2605,16 @@
       </w:r>
     </w:p>
     <w:p>
+      <w:r>
+        <w:t>Demonstrate Evaluation Sets, reduce support deliberately and check individual reasoning before discussing answers.</w:t>
+      </w:r>
+    </w:p>
+    <w:p>
       <w:pPr>
         <w:pStyle w:val="Heading3"/>
       </w:pPr>
       <w:r>
-        <w:t>Demonstrate and guide practice</w:t>
+        <w:t>Board sequence</w:t>
       </w:r>
     </w:p>
     <w:p>
@@ -1212,26 +2622,102 @@
         <w:pStyle w:val="Heading3"/>
       </w:pPr>
       <w:r>
-        <w:t>Board sequence</w:t>
-      </w:r>
-    </w:p>
-    <w:p>
-      <w:r>
+        <w:t>1. Put the facts on the board</w:t>
+      </w:r>
+    </w:p>
+    <w:p>
+      <w:pPr>
+        <w:spacing w:line="336" w:lineRule="auto" w:after="180"/>
+        <w:shd w:fill="F4F9FC"/>
+      </w:pPr>
+      <w:r>
+        <w:rPr>
+          <w:b w:val="0"/>
+        </w:rPr>
         <w:t>Write the given facts: Ten evaluation questions are easy definitions; none lacks a source.</w:t>
       </w:r>
     </w:p>
     <w:p>
-      <w:r>
+      <w:pPr>
+        <w:pStyle w:val="Heading3"/>
+      </w:pPr>
+      <w:r>
+        <w:t>2. State the decision to explain</w:t>
+      </w:r>
+    </w:p>
+    <w:p>
+      <w:pPr>
+        <w:spacing w:line="336" w:lineRule="auto" w:after="180"/>
+        <w:shd w:fill="F5F1FB"/>
+      </w:pPr>
+      <w:r>
+        <w:rPr>
+          <w:b w:val="0"/>
+        </w:rPr>
         <w:t>Write the question to explain: What is untested?</w:t>
       </w:r>
     </w:p>
     <w:p>
-      <w:r>
-        <w:t>Reveal after predictions: Absent evidence, ambiguity and boundary handling. Add predefined fallback cases and keep final cases separate from tuning.</w:t>
-      </w:r>
-    </w:p>
-    <w:p>
-      <w:r>
+      <w:pPr>
+        <w:pStyle w:val="Heading3"/>
+      </w:pPr>
+      <w:r>
+        <w:t>3. Reveal the worked reasoning</w:t>
+      </w:r>
+    </w:p>
+    <w:p>
+      <w:pPr>
+        <w:spacing w:line="336" w:lineRule="auto" w:after="180"/>
+        <w:shd w:fill="F1F6FC"/>
+      </w:pPr>
+      <w:r>
+        <w:rPr>
+          <w:b w:val="0"/>
+        </w:rPr>
+        <w:t xml:space="preserve">Reveal after </w:t>
+      </w:r>
+      <w:r>
+        <w:rPr>
+          <w:b/>
+        </w:rPr>
+        <w:t>prediction</w:t>
+      </w:r>
+      <w:r>
+        <w:rPr>
+          <w:b w:val="0"/>
+        </w:rPr>
+        <w:t xml:space="preserve">s: Absent </w:t>
+      </w:r>
+      <w:r>
+        <w:rPr>
+          <w:b/>
+        </w:rPr>
+        <w:t>evidence</w:t>
+      </w:r>
+      <w:r>
+        <w:rPr>
+          <w:b w:val="0"/>
+        </w:rPr>
+        <w:t>, ambiguity and boundary handling. Add predefined fallback cases and keep final cases separate from tuning.</w:t>
+      </w:r>
+    </w:p>
+    <w:p>
+      <w:pPr>
+        <w:pStyle w:val="Heading3"/>
+      </w:pPr>
+      <w:r>
+        <w:t>Hold back the independent task</w:t>
+      </w:r>
+    </w:p>
+    <w:p>
+      <w:pPr>
+        <w:spacing w:line="336" w:lineRule="auto" w:after="180"/>
+        <w:shd w:fill="FFF5E6"/>
+      </w:pPr>
+      <w:r>
+        <w:rPr>
+          <w:b w:val="0"/>
+        </w:rPr>
         <w:t>Keep for an independent attempt: You improve a prompt after reading every test question. Can those questions still provide an untouched final evaluation? Propose a repair.</w:t>
       </w:r>
     </w:p>
@@ -1244,23 +2730,77 @@
       </w:r>
     </w:p>
     <w:p>
-      <w:r>
+      <w:pPr>
+        <w:pStyle w:val="Heading3"/>
+      </w:pPr>
+      <w:r>
+        <w:t>Ask the class</w:t>
+      </w:r>
+    </w:p>
+    <w:p>
+      <w:pPr>
+        <w:spacing w:line="336" w:lineRule="auto" w:after="180"/>
+        <w:shd w:fill="F5F1FB"/>
+      </w:pPr>
+      <w:r>
+        <w:rPr>
+          <w:b w:val="0"/>
+        </w:rPr>
         <w:t>Ask: Which facts are given, and which would we have to assume? Learners mark relevant details before discussing answers.</w:t>
       </w:r>
     </w:p>
     <w:p>
-      <w:r>
+      <w:pPr>
+        <w:pStyle w:val="Heading3"/>
+      </w:pPr>
+      <w:r>
+        <w:t>Language to model</w:t>
+      </w:r>
+    </w:p>
+    <w:p>
+      <w:pPr>
+        <w:spacing w:line="336" w:lineRule="auto" w:after="180"/>
+        <w:shd w:fill="F1F6F8"/>
+      </w:pPr>
+      <w:r>
+        <w:rPr>
+          <w:b w:val="0"/>
+        </w:rPr>
         <w:t>Say: Predict first. Show the rule, information path or calculation that would produce the result. A correct guess is not yet an explanation.</w:t>
       </w:r>
     </w:p>
     <w:p>
-      <w:r>
+      <w:pPr>
+        <w:spacing w:line="336" w:lineRule="auto" w:after="180"/>
+      </w:pPr>
+      <w:r>
+        <w:rPr>
+          <w:b w:val="0"/>
+        </w:rPr>
         <w:t>Reveal reasoning one step at a time. Explain why a tempting alternative fails. Write units and denominators for arithmetic, trace conditions for decisions, and identify supporting sources for claims.</w:t>
       </w:r>
     </w:p>
     <w:p>
-      <w:r>
-        <w:t>In pairs, one learner solves while the other checks evidence; exchange roles. Remove the worked answer before independent assessment.</w:t>
+      <w:pPr>
+        <w:spacing w:line="336" w:lineRule="auto" w:after="180"/>
+      </w:pPr>
+      <w:r>
+        <w:rPr>
+          <w:b w:val="0"/>
+        </w:rPr>
+        <w:t xml:space="preserve">In pairs, one learner solves while the other checks </w:t>
+      </w:r>
+      <w:r>
+        <w:rPr>
+          <w:b/>
+        </w:rPr>
+        <w:t>evidence</w:t>
+      </w:r>
+      <w:r>
+        <w:rPr>
+          <w:b w:val="0"/>
+        </w:rPr>
+        <w:t>; exchange roles. Remove the worked answer before independent assessment.</w:t>
       </w:r>
     </w:p>
     <w:p>
@@ -1272,8 +2812,84 @@
       </w:r>
     </w:p>
     <w:p>
-      <w:r>
-        <w:t>Guided: Answer correctness 5/6; appropriate fallback 3/4; combined contract passes 8/10 if each case has one required outcome. Different denominators answer different questions. Qualification: Evaluation coverage limits the claim; prompts tuned on these cases need new reserved final cases. Exit: accept a concrete variation with its predicted outcome and a stated condition that would challenge the mechanism; reject a claim resting on unmeasured evidence.</w:t>
+      <w:pPr>
+        <w:spacing w:line="336" w:lineRule="auto" w:after="180"/>
+      </w:pPr>
+      <w:r>
+        <w:rPr>
+          <w:b w:val="0"/>
+        </w:rPr>
+        <w:t xml:space="preserve">Guided: Answer correctness 5/6; appropriate fallback 3/4; combined </w:t>
+      </w:r>
+      <w:r>
+        <w:rPr>
+          <w:b/>
+        </w:rPr>
+        <w:t>contract pass</w:t>
+      </w:r>
+      <w:r>
+        <w:rPr>
+          <w:b w:val="0"/>
+        </w:rPr>
+        <w:t>es 8/10 if each case has one required outcome. Different denominators answer different questions.</w:t>
+      </w:r>
+    </w:p>
+    <w:p>
+      <w:pPr>
+        <w:spacing w:line="336" w:lineRule="auto" w:after="180"/>
+      </w:pPr>
+      <w:r>
+        <w:rPr>
+          <w:b w:val="0"/>
+        </w:rPr>
+        <w:t xml:space="preserve">Qualification: Evaluation </w:t>
+      </w:r>
+      <w:r>
+        <w:rPr>
+          <w:b/>
+        </w:rPr>
+        <w:t>coverage</w:t>
+      </w:r>
+      <w:r>
+        <w:rPr>
+          <w:b w:val="0"/>
+        </w:rPr>
+        <w:t xml:space="preserve"> limits the claim; prompts tuned on these cases need new reserved final cases.</w:t>
+      </w:r>
+    </w:p>
+    <w:p>
+      <w:pPr>
+        <w:spacing w:line="336" w:lineRule="auto" w:after="180"/>
+      </w:pPr>
+      <w:r>
+        <w:rPr>
+          <w:b w:val="0"/>
+        </w:rPr>
+        <w:t xml:space="preserve">Exit: accept a concrete variation with its predicted outcome and a stated condition that would challenge the </w:t>
+      </w:r>
+      <w:r>
+        <w:rPr>
+          <w:b/>
+        </w:rPr>
+        <w:t>mechanism</w:t>
+      </w:r>
+      <w:r>
+        <w:rPr>
+          <w:b w:val="0"/>
+        </w:rPr>
+        <w:t xml:space="preserve">; reject a claim resting on unmeasured </w:t>
+      </w:r>
+      <w:r>
+        <w:rPr>
+          <w:b/>
+        </w:rPr>
+        <w:t>evidence</w:t>
+      </w:r>
+      <w:r>
+        <w:rPr>
+          <w:b w:val="0"/>
+        </w:rPr>
+        <w:t>.</w:t>
       </w:r>
     </w:p>
     <w:p>
@@ -1725,41 +3341,155 @@
       </w:r>
     </w:p>
     <w:p>
-      <w:r>
-        <w:t>Completion task: Ten cases include six answerable and four missing-evidence cases. System answers five answerable correctly and abstains appropriately on three missing cases. Show the intermediate steps and give the conclusion with its scope.</w:t>
-      </w:r>
-    </w:p>
-    <w:p>
-      <w:r>
-        <w:t>Teacher check: Teacher explanation: Answer correctness 5/6; appropriate fallback 3/4; combined contract passes 8/10 if each case has one required outcome. Different denominators answer different questions.</w:t>
-      </w:r>
-    </w:p>
-    <w:p>
-      <w:r>
-        <w:t>Start by identifying the given inputs together. Leave the intermediate steps blank. If needed, model one step, then withdraw that help on the next step. Move to a full trace only when the partial trace is understood. For partners, alternate explainer and checker; collect a response from every learner before discussion.</w:t>
-      </w:r>
-    </w:p>
-    <w:p>
       <w:pPr>
         <w:pStyle w:val="Heading3"/>
       </w:pPr>
       <w:r>
+        <w:t>Completion practice</w:t>
+      </w:r>
+    </w:p>
+    <w:p>
+      <w:pPr>
+        <w:spacing w:line="336" w:lineRule="auto" w:after="180"/>
+        <w:shd w:fill="F5F1FB"/>
+      </w:pPr>
+      <w:r>
+        <w:rPr>
+          <w:b w:val="0"/>
+        </w:rPr>
+        <w:t>Completion task: Ten cases include six answerable and four missing-</w:t>
+      </w:r>
+      <w:r>
+        <w:rPr>
+          <w:b/>
+        </w:rPr>
+        <w:t>evidence</w:t>
+      </w:r>
+      <w:r>
+        <w:rPr>
+          <w:b w:val="0"/>
+        </w:rPr>
+        <w:t xml:space="preserve"> cases. System answers five answerable correctly and abstains appropriately on three missing cases.</w:t>
+      </w:r>
+    </w:p>
+    <w:p>
+      <w:pPr>
+        <w:spacing w:line="336" w:lineRule="auto" w:after="180"/>
+        <w:shd w:fill="F5F1FB"/>
+      </w:pPr>
+      <w:r>
+        <w:rPr>
+          <w:b w:val="0"/>
+        </w:rPr>
+        <w:t>Show the intermediate steps and give the conclusion with its scope.</w:t>
+      </w:r>
+    </w:p>
+    <w:p>
+      <w:pPr>
+        <w:pStyle w:val="Heading3"/>
+      </w:pPr>
+      <w:r>
+        <w:t>Reasoning to listen for</w:t>
+      </w:r>
+    </w:p>
+    <w:p>
+      <w:pPr>
+        <w:spacing w:line="336" w:lineRule="auto" w:after="180"/>
+        <w:shd w:fill="F1F6FC"/>
+      </w:pPr>
+      <w:r>
+        <w:rPr>
+          <w:b w:val="0"/>
+        </w:rPr>
+        <w:t xml:space="preserve">Teacher check: Teacher explanation: Answer correctness 5/6; appropriate fallback 3/4; combined </w:t>
+      </w:r>
+      <w:r>
+        <w:rPr>
+          <w:b/>
+        </w:rPr>
+        <w:t>contract pass</w:t>
+      </w:r>
+      <w:r>
+        <w:rPr>
+          <w:b w:val="0"/>
+        </w:rPr>
+        <w:t>es 8/10 if each case has one required outcome. Different denominators answer different questions.</w:t>
+      </w:r>
+    </w:p>
+    <w:p>
+      <w:pPr>
+        <w:spacing w:line="336" w:lineRule="auto" w:after="180"/>
+      </w:pPr>
+      <w:r>
+        <w:rPr>
+          <w:b w:val="0"/>
+        </w:rPr>
+        <w:t xml:space="preserve">Start by identifying the given </w:t>
+      </w:r>
+      <w:r>
+        <w:rPr>
+          <w:b/>
+        </w:rPr>
+        <w:t>input</w:t>
+      </w:r>
+      <w:r>
+        <w:rPr>
+          <w:b w:val="0"/>
+        </w:rPr>
+        <w:t>s together. Leave the intermediate steps blank. If needed, model one step, then withdraw that help on the next step. Move to a full trace only when the partial trace is understood.</w:t>
+      </w:r>
+    </w:p>
+    <w:p>
+      <w:pPr>
+        <w:spacing w:line="336" w:lineRule="auto" w:after="180"/>
+      </w:pPr>
+      <w:r>
+        <w:rPr>
+          <w:b w:val="0"/>
+        </w:rPr>
+        <w:t>For partners, alternate explainer and checker; collect a response from every learner before discussion.</w:t>
+      </w:r>
+    </w:p>
+    <w:p>
+      <w:pPr>
+        <w:pStyle w:val="Heading3"/>
+      </w:pPr>
+      <w:r>
         <w:t>Individual reasoning check</w:t>
       </w:r>
     </w:p>
     <w:p>
-      <w:r>
-        <w:t>Use the worked case for System evaluation sets. Proposed explanation: “The worked result establishes every future case”. Decide whether this explanation is supported. Point to the step or supplied fact that decides; explain your repair if needed.</w:t>
-      </w:r>
-    </w:p>
-    <w:p>
-      <w:r>
-        <w:t>Expected correction: Evaluation coverage limits the claim; prompts tuned on these cases need new reserved final cases.</w:t>
-      </w:r>
-    </w:p>
-    <w:p>
-      <w:r>
-        <w:t>Collect explanations, not only yes/no votes. If a misunderstanding is common, re-model the relevant step for the class. If it affects a few learners, give a short targeted group explanation while others solve a more demanding variation.</w:t>
+      <w:pPr>
+        <w:spacing w:line="336" w:lineRule="auto" w:after="180"/>
+      </w:pPr>
+      <w:r>
+        <w:rPr>
+          <w:b w:val="0"/>
+        </w:rPr>
+        <w:t xml:space="preserve">Use the worked case for System </w:t>
+      </w:r>
+      <w:r>
+        <w:rPr>
+          <w:b/>
+        </w:rPr>
+        <w:t>evaluation set</w:t>
+      </w:r>
+      <w:r>
+        <w:rPr>
+          <w:b w:val="0"/>
+        </w:rPr>
+        <w:t>s. Proposed explanation: “The worked result establishes every future case”. Decide whether this explanation is supported.</w:t>
+      </w:r>
+    </w:p>
+    <w:p>
+      <w:pPr>
+        <w:spacing w:line="336" w:lineRule="auto" w:after="180"/>
+      </w:pPr>
+      <w:r>
+        <w:rPr>
+          <w:b w:val="0"/>
+        </w:rPr>
+        <w:t>Point to the step or supplied fact that decides; explain your repair if needed.</w:t>
       </w:r>
     </w:p>
     <w:p>
@@ -1767,41 +3497,179 @@
         <w:pStyle w:val="Heading3"/>
       </w:pPr>
       <w:r>
+        <w:t>Expected repair</w:t>
+      </w:r>
+    </w:p>
+    <w:p>
+      <w:pPr>
+        <w:spacing w:line="336" w:lineRule="auto" w:after="180"/>
+        <w:shd w:fill="F1F6FC"/>
+      </w:pPr>
+      <w:r>
+        <w:rPr>
+          <w:b w:val="0"/>
+        </w:rPr>
+        <w:t xml:space="preserve">Expected correction: Evaluation </w:t>
+      </w:r>
+      <w:r>
+        <w:rPr>
+          <w:b/>
+        </w:rPr>
+        <w:t>coverage</w:t>
+      </w:r>
+      <w:r>
+        <w:rPr>
+          <w:b w:val="0"/>
+        </w:rPr>
+        <w:t xml:space="preserve"> limits the claim; prompts tuned on these cases need new reserved final cases.</w:t>
+      </w:r>
+    </w:p>
+    <w:p>
+      <w:pPr>
+        <w:spacing w:line="336" w:lineRule="auto" w:after="180"/>
+      </w:pPr>
+      <w:r>
+        <w:rPr>
+          <w:b w:val="0"/>
+        </w:rPr>
+        <w:t>Collect explanations, not only yes/no votes. If a misunderstanding is common, re-model the relevant step for the class.</w:t>
+      </w:r>
+    </w:p>
+    <w:p>
+      <w:pPr>
+        <w:spacing w:line="336" w:lineRule="auto" w:after="180"/>
+      </w:pPr>
+      <w:r>
+        <w:rPr>
+          <w:b w:val="0"/>
+        </w:rPr>
+        <w:t>If it affects a few learners, give a short targeted group explanation while others solve a more demanding variation.</w:t>
+      </w:r>
+    </w:p>
+    <w:p>
+      <w:pPr>
+        <w:pStyle w:val="Heading3"/>
+      </w:pPr>
+      <w:r>
         <w:t>Connected teaching cycle: Ranking and retrieval evaluation</w:t>
       </w:r>
     </w:p>
     <w:p>
-      <w:r>
-        <w:t>Target: Explain the mechanism and terminology of ranking and retrieval evaluation</w:t>
-      </w:r>
-    </w:p>
-    <w:p>
-      <w:r>
+      <w:pPr>
+        <w:spacing w:line="336" w:lineRule="auto" w:after="180"/>
+      </w:pPr>
+      <w:r>
+        <w:rPr>
+          <w:b w:val="0"/>
+        </w:rPr>
+        <w:t xml:space="preserve">Target: Explain the </w:t>
+      </w:r>
+      <w:r>
+        <w:rPr>
+          <w:b/>
+        </w:rPr>
+        <w:t>mechanism</w:t>
+      </w:r>
+      <w:r>
+        <w:rPr>
+          <w:b w:val="0"/>
+        </w:rPr>
+        <w:t xml:space="preserve"> and terminology of ranking and retrieval evaluation</w:t>
+      </w:r>
+    </w:p>
+    <w:p>
+      <w:pPr>
+        <w:spacing w:line="336" w:lineRule="auto" w:after="180"/>
+      </w:pPr>
+      <w:r>
+        <w:rPr>
+          <w:b w:val="0"/>
+        </w:rPr>
         <w:t>Reserve further sessions for this topic; the 135-minute primary plan does not absorb all added content.</w:t>
       </w:r>
     </w:p>
     <w:p>
-      <w:r>
+      <w:pPr>
+        <w:spacing w:line="336" w:lineRule="auto" w:after="180"/>
+      </w:pPr>
+      <w:r>
+        <w:rPr>
+          <w:b w:val="0"/>
+        </w:rPr>
         <w:t>Completion practice: Relevant documents are A, C, E. Top three results A, B, C contain two relevant items. Show the intermediate steps and give the conclusion with its scope.</w:t>
       </w:r>
     </w:p>
     <w:p>
-      <w:r>
+      <w:pPr>
+        <w:pStyle w:val="Heading3"/>
+      </w:pPr>
+      <w:r>
+        <w:t>Reasoning to listen for</w:t>
+      </w:r>
+    </w:p>
+    <w:p>
+      <w:pPr>
+        <w:spacing w:line="336" w:lineRule="auto" w:after="180"/>
+        <w:shd w:fill="F1F6FC"/>
+      </w:pPr>
+      <w:r>
+        <w:rPr>
+          <w:b w:val="0"/>
+        </w:rPr>
         <w:t>Teacher check: Teacher explanation: Precision@3=2/3; recall@3=2/3. Duplicates should not count as distinct retrieved documents.</w:t>
       </w:r>
     </w:p>
     <w:p>
-      <w:r>
+      <w:pPr>
+        <w:spacing w:line="336" w:lineRule="auto" w:after="180"/>
+      </w:pPr>
+      <w:r>
+        <w:rPr>
+          <w:b w:val="0"/>
+        </w:rPr>
         <w:t>Individual check: For Ranking and retrieval evaluation, use its worked case to evaluate this proposed explanation: “The worked result establishes every future case”. Explain the deciding step.</w:t>
       </w:r>
     </w:p>
     <w:p>
-      <w:r>
-        <w:t>Expected correction: Known judgments may be incomplete; a score over one query does not establish coverage over all queries.</w:t>
-      </w:r>
-    </w:p>
-    <w:p>
-      <w:r>
+      <w:pPr>
+        <w:pStyle w:val="Heading3"/>
+      </w:pPr>
+      <w:r>
+        <w:t>Expected repair</w:t>
+      </w:r>
+    </w:p>
+    <w:p>
+      <w:pPr>
+        <w:spacing w:line="336" w:lineRule="auto" w:after="180"/>
+        <w:shd w:fill="F1F6FC"/>
+      </w:pPr>
+      <w:r>
+        <w:rPr>
+          <w:b w:val="0"/>
+        </w:rPr>
+        <w:t xml:space="preserve">Expected correction: Known judgments may be incomplete; a score over one query does not establish </w:t>
+      </w:r>
+      <w:r>
+        <w:rPr>
+          <w:b/>
+        </w:rPr>
+        <w:t>coverage</w:t>
+      </w:r>
+      <w:r>
+        <w:rPr>
+          <w:b w:val="0"/>
+        </w:rPr>
+        <w:t xml:space="preserve"> over all queries.</w:t>
+      </w:r>
+    </w:p>
+    <w:p>
+      <w:pPr>
+        <w:spacing w:line="336" w:lineRule="auto" w:after="180"/>
+      </w:pPr>
+      <w:r>
+        <w:rPr>
+          <w:b w:val="0"/>
+        </w:rPr>
         <w:t>Apply the same support, independent transfer and delayed-review decisions to the named connected-topic workbook tasks.</w:t>
       </w:r>
     </w:p>
@@ -1814,8 +3682,26 @@
       </w:r>
     </w:p>
     <w:p>
-      <w:r>
-        <w:t>Did the added cases demonstrate better answering? Point to the relevant step in the picture, then write the changed result and the rule or evidence that supports it.</w:t>
+      <w:pPr>
+        <w:spacing w:line="336" w:lineRule="auto" w:after="180"/>
+      </w:pPr>
+      <w:r>
+        <w:rPr>
+          <w:b w:val="0"/>
+        </w:rPr>
+        <w:t xml:space="preserve">Did the added cases demonstrate better answering? Point to the relevant step in the picture, then write the changed result and the rule or </w:t>
+      </w:r>
+      <w:r>
+        <w:rPr>
+          <w:b/>
+        </w:rPr>
+        <w:t>evidence</w:t>
+      </w:r>
+      <w:r>
+        <w:rPr>
+          <w:b w:val="0"/>
+        </w:rPr>
+        <w:t xml:space="preserve"> that supports it.</w:t>
       </w:r>
     </w:p>
     <w:p>
@@ -1827,18 +3713,71 @@
       </w:r>
     </w:p>
     <w:p>
-      <w:r>
-        <w:t>No. Answerable cases still pass 2/3. Report both group rates and the changed evaluation mixture. Changed-case check: Overall becomes 8/9, but supported answering remains 2/3. Changing the case mixture raises the pooled rate without improving any existing answerable result.</w:t>
-      </w:r>
-    </w:p>
-    <w:p>
-      <w:r>
+      <w:pPr>
+        <w:spacing w:line="336" w:lineRule="auto" w:after="180"/>
+      </w:pPr>
+      <w:r>
+        <w:rPr>
+          <w:b w:val="0"/>
+        </w:rPr>
+        <w:t>No. Answerable cases still pass 2/3. Report both group rates and the changed evaluation mixture. Changed-case check: Overall becomes 8/9, but supported answering remains 2/3.</w:t>
+      </w:r>
+    </w:p>
+    <w:p>
+      <w:pPr>
+        <w:spacing w:line="336" w:lineRule="auto" w:after="180"/>
+      </w:pPr>
+      <w:r>
+        <w:rPr>
+          <w:b w:val="0"/>
+        </w:rPr>
+        <w:t>Changing the case mixture raises the pooled rate without improving any existing answerable result.</w:t>
+      </w:r>
+    </w:p>
+    <w:p>
+      <w:pPr>
+        <w:spacing w:line="336" w:lineRule="auto" w:after="180"/>
+      </w:pPr>
+      <w:r>
+        <w:rPr>
+          <w:b w:val="0"/>
+        </w:rPr>
         <w:t>Changed-case reasoning: Overall becomes 8/9, but supported answering remains 2/3. Changing the case mixture raises the pooled rate without improving any existing answerable result.</w:t>
       </w:r>
     </w:p>
     <w:p>
-      <w:r>
-        <w:t>Collect each learner’s explanation before discussion. Use the first missing connection between input, deciding step and result to choose support. This question is worked-case practice, not fresh mastery evidence.</w:t>
+      <w:pPr>
+        <w:spacing w:line="336" w:lineRule="auto" w:after="180"/>
+      </w:pPr>
+      <w:r>
+        <w:rPr>
+          <w:b w:val="0"/>
+        </w:rPr>
+        <w:t xml:space="preserve">Collect each learner’s explanation before discussion. Use the first missing connection between </w:t>
+      </w:r>
+      <w:r>
+        <w:rPr>
+          <w:b/>
+        </w:rPr>
+        <w:t>input</w:t>
+      </w:r>
+      <w:r>
+        <w:rPr>
+          <w:b w:val="0"/>
+        </w:rPr>
+        <w:t xml:space="preserve">, deciding step and result to choose support. This question is worked-case practice, not fresh mastery </w:t>
+      </w:r>
+      <w:r>
+        <w:rPr>
+          <w:b/>
+        </w:rPr>
+        <w:t>evidence</w:t>
+      </w:r>
+      <w:r>
+        <w:rPr>
+          <w:b w:val="0"/>
+        </w:rPr>
+        <w:t>.</w:t>
       </w:r>
     </w:p>
     <w:p>
@@ -1850,54 +3789,129 @@
       </w:r>
     </w:p>
     <w:p>
+      <w:r>
+        <w:t>Run the Evaluation Sets investigation and use the first unsupported step to choose a teaching response.</w:t>
+      </w:r>
+    </w:p>
+    <w:p>
+      <w:pPr>
+        <w:spacing w:line="336" w:lineRule="auto" w:after="180"/>
+      </w:pPr>
+      <w:r>
+        <w:rPr>
+          <w:b w:val="0"/>
+        </w:rPr>
+        <w:t>Words You Can Use to Reason</w:t>
+      </w:r>
+    </w:p>
+    <w:p>
+      <w:pPr>
+        <w:spacing w:line="336" w:lineRule="auto" w:after="180"/>
+      </w:pPr>
+      <w:r>
+        <w:rPr>
+          <w:b w:val="0"/>
+        </w:rPr>
+        <w:t>A definition matters when you can recognize the idea, use it, and contrast it with a near-miss.</w:t>
+      </w:r>
+    </w:p>
+    <w:p>
+      <w:pPr>
+        <w:spacing w:line="336" w:lineRule="auto" w:after="180"/>
+      </w:pPr>
+      <w:r>
+        <w:rPr>
+          <w:b w:val="0"/>
+        </w:rPr>
+        <w:t>Predict → Test → Record → Explain</w:t>
+      </w:r>
+    </w:p>
+    <w:p>
+      <w:pPr>
+        <w:spacing w:line="336" w:lineRule="auto" w:after="180"/>
+      </w:pPr>
+      <w:r>
+        <w:rPr>
+          <w:b w:val="0"/>
+        </w:rPr>
+        <w:t>Keep expected and actual results separate. Surprises are useful data when recorded honestly.</w:t>
+      </w:r>
+    </w:p>
+    <w:p>
+      <w:pPr>
+        <w:spacing w:line="336" w:lineRule="auto" w:after="180"/>
+      </w:pPr>
+      <w:r>
+        <w:rPr>
+          <w:b w:val="0"/>
+        </w:rPr>
+        <w:t xml:space="preserve">Map user tasks and risks, author ten labeled cases, peer-audit missing </w:t>
+      </w:r>
+      <w:r>
+        <w:rPr>
+          <w:b/>
+        </w:rPr>
+        <w:t>coverage</w:t>
+      </w:r>
+      <w:r>
+        <w:rPr>
+          <w:b w:val="0"/>
+        </w:rPr>
+        <w:t xml:space="preserve">, then freeze </w:t>
+      </w:r>
+      <w:r>
+        <w:rPr>
+          <w:b/>
+        </w:rPr>
+        <w:t>expected behavior</w:t>
+      </w:r>
+      <w:r>
+        <w:rPr>
+          <w:b w:val="0"/>
+        </w:rPr>
+        <w:t>s.</w:t>
+      </w:r>
+    </w:p>
+    <w:p>
+      <w:pPr>
+        <w:spacing w:line="336" w:lineRule="auto" w:after="180"/>
+        <w:shd w:fill="F5F1FB"/>
+      </w:pPr>
+      <w:r>
+        <w:rPr>
+          <w:b w:val="0"/>
+        </w:rPr>
+        <w:t>What did the hardest test teach you that the normal test did not?</w:t>
+      </w:r>
+    </w:p>
+    <w:p>
       <w:pPr>
         <w:pStyle w:val="Heading3"/>
       </w:pPr>
       <w:r>
-        <w:t>Run the weekly evidence lab</w:t>
-      </w:r>
-    </w:p>
-    <w:p>
-      <w:r>
-        <w:t>Words You Can Use to Reason</w:t>
-      </w:r>
-    </w:p>
-    <w:p>
-      <w:r>
-        <w:t>A definition matters when you can recognize the idea, use it, and contrast it with a near-miss.</w:t>
-      </w:r>
-    </w:p>
-    <w:p>
-      <w:r>
-        <w:t>Predict → Test → Record → Explain</w:t>
-      </w:r>
-    </w:p>
-    <w:p>
-      <w:r>
-        <w:t>Keep expected and actual results separate. Surprises are useful data when recorded honestly.</w:t>
-      </w:r>
-    </w:p>
-    <w:p>
-      <w:r>
-        <w:t>Map user tasks and risks, author ten labeled cases, peer-audit missing coverage, then freeze expected behaviors.</w:t>
-      </w:r>
-    </w:p>
-    <w:p>
-      <w:r>
-        <w:t>What did the hardest test teach you that the normal test did not?</w:t>
-      </w:r>
-    </w:p>
-    <w:p>
-      <w:pPr>
-        <w:pStyle w:val="Heading3"/>
-      </w:pPr>
-      <w:r>
         <w:t>Make the lab runnable</w:t>
       </w:r>
     </w:p>
     <w:p>
-      <w:r>
-        <w:t>Use the concrete case as the shared normal case and the independent question as a second case. Each pair creates a boundary or missing-information case and predicts its result before testing. Keep the expected result separate from an observed mistake.</w:t>
+      <w:pPr>
+        <w:spacing w:line="336" w:lineRule="auto" w:after="180"/>
+      </w:pPr>
+      <w:r>
+        <w:rPr>
+          <w:b w:val="0"/>
+        </w:rPr>
+        <w:t>Use the concrete case as the shared normal case and the independent question as a second case. Each pair creates a boundary or missing-information case and predicts its result before testing.</w:t>
+      </w:r>
+    </w:p>
+    <w:p>
+      <w:pPr>
+        <w:spacing w:line="336" w:lineRule="auto" w:after="180"/>
+      </w:pPr>
+      <w:r>
+        <w:rPr>
+          <w:b w:val="0"/>
+        </w:rPr>
+        <w:t>Keep the expected result separate from an observed mistake.</w:t>
       </w:r>
     </w:p>
     <w:tbl>
@@ -2055,8 +4069,25 @@
       </w:r>
     </w:p>
     <w:p>
-      <w:r>
-        <w:t>For guessing, return to given facts and request a trace. For vocabulary without application, use one example and one non-example. For arithmetic errors, check the setup before the calculation. Finish with a different uncoached case before recording mastery.</w:t>
+      <w:pPr>
+        <w:spacing w:line="336" w:lineRule="auto" w:after="180"/>
+      </w:pPr>
+      <w:r>
+        <w:rPr>
+          <w:b w:val="0"/>
+        </w:rPr>
+        <w:t>For guessing, return to given facts and request a trace. For vocabulary without application, use one example and one non-example. For arithmetic errors, check the setup before the calculation.</w:t>
+      </w:r>
+    </w:p>
+    <w:p>
+      <w:pPr>
+        <w:spacing w:line="336" w:lineRule="auto" w:after="180"/>
+      </w:pPr>
+      <w:r>
+        <w:rPr>
+          <w:b w:val="0"/>
+        </w:rPr>
+        <w:t>Finish with a different uncoached case before recording mastery.</w:t>
       </w:r>
     </w:p>
     <w:p>
@@ -2068,18 +4099,84 @@
       </w:r>
     </w:p>
     <w:p>
-      <w:r>
-        <w:t>The worked result establishes every future case: Evaluation coverage limits the claim; prompts tuned on these cases need new reserved final cases.</w:t>
-      </w:r>
-    </w:p>
-    <w:p>
-      <w:r>
-        <w:t>A missing input may be replaced without recording the change: A replacement changes the evidence or contract. Record the change and its justification; do not silently turn unknown into a measured value.</w:t>
-      </w:r>
-    </w:p>
-    <w:p>
-      <w:r>
-        <w:t>Repeating an assessed case is new independent evidence: A replay checks consistency. An example used for feedback or revision cannot later be described as untouched final evaluation.</w:t>
+      <w:pPr>
+        <w:spacing w:line="336" w:lineRule="auto" w:after="180"/>
+      </w:pPr>
+      <w:r>
+        <w:rPr>
+          <w:b w:val="0"/>
+        </w:rPr>
+        <w:t xml:space="preserve">The worked result establishes every future case: Evaluation </w:t>
+      </w:r>
+      <w:r>
+        <w:rPr>
+          <w:b/>
+        </w:rPr>
+        <w:t>coverage</w:t>
+      </w:r>
+      <w:r>
+        <w:rPr>
+          <w:b w:val="0"/>
+        </w:rPr>
+        <w:t xml:space="preserve"> limits the claim; prompts tuned on these cases need new reserved final cases.</w:t>
+      </w:r>
+    </w:p>
+    <w:p>
+      <w:pPr>
+        <w:spacing w:line="336" w:lineRule="auto" w:after="180"/>
+      </w:pPr>
+      <w:r>
+        <w:rPr>
+          <w:b w:val="0"/>
+        </w:rPr>
+        <w:t xml:space="preserve">A missing </w:t>
+      </w:r>
+      <w:r>
+        <w:rPr>
+          <w:b/>
+        </w:rPr>
+        <w:t>input</w:t>
+      </w:r>
+      <w:r>
+        <w:rPr>
+          <w:b w:val="0"/>
+        </w:rPr>
+        <w:t xml:space="preserve"> may be replaced without recording the change: A replacement changes the </w:t>
+      </w:r>
+      <w:r>
+        <w:rPr>
+          <w:b/>
+        </w:rPr>
+        <w:t>evidence</w:t>
+      </w:r>
+      <w:r>
+        <w:rPr>
+          <w:b w:val="0"/>
+        </w:rPr>
+        <w:t xml:space="preserve"> or contract. Record the change and its justification; do not silently turn unknown into a measured value.</w:t>
+      </w:r>
+    </w:p>
+    <w:p>
+      <w:pPr>
+        <w:spacing w:line="336" w:lineRule="auto" w:after="180"/>
+      </w:pPr>
+      <w:r>
+        <w:rPr>
+          <w:b w:val="0"/>
+        </w:rPr>
+        <w:t xml:space="preserve">Repeating an assessed case is new independent </w:t>
+      </w:r>
+      <w:r>
+        <w:rPr>
+          <w:b/>
+        </w:rPr>
+        <w:t>evidence</w:t>
+      </w:r>
+      <w:r>
+        <w:rPr>
+          <w:b w:val="0"/>
+        </w:rPr>
+        <w:t>: A replay checks consistency. An example used for feedback or revision cannot later be described as untouched final evaluation.</w:t>
       </w:r>
     </w:p>
     <w:p>
@@ -2091,18 +4188,84 @@
       </w:r>
     </w:p>
     <w:p>
-      <w:r>
-        <w:t>The worked result establishes every future case: Known judgments may be incomplete; a score over one query does not establish coverage over all queries.</w:t>
-      </w:r>
-    </w:p>
-    <w:p>
-      <w:r>
-        <w:t>A missing input may be replaced without recording the change: A replacement changes the evidence or contract. Record the change and its justification; do not silently turn unknown into a measured value.</w:t>
-      </w:r>
-    </w:p>
-    <w:p>
-      <w:r>
-        <w:t>Repeating an assessed case is new independent evidence: A replay checks consistency. An example used for feedback or revision cannot later be described as untouched final evaluation.</w:t>
+      <w:pPr>
+        <w:spacing w:line="336" w:lineRule="auto" w:after="180"/>
+      </w:pPr>
+      <w:r>
+        <w:rPr>
+          <w:b w:val="0"/>
+        </w:rPr>
+        <w:t xml:space="preserve">The worked result establishes every future case: Known judgments may be incomplete; a score over one query does not establish </w:t>
+      </w:r>
+      <w:r>
+        <w:rPr>
+          <w:b/>
+        </w:rPr>
+        <w:t>coverage</w:t>
+      </w:r>
+      <w:r>
+        <w:rPr>
+          <w:b w:val="0"/>
+        </w:rPr>
+        <w:t xml:space="preserve"> over all queries.</w:t>
+      </w:r>
+    </w:p>
+    <w:p>
+      <w:pPr>
+        <w:spacing w:line="336" w:lineRule="auto" w:after="180"/>
+      </w:pPr>
+      <w:r>
+        <w:rPr>
+          <w:b w:val="0"/>
+        </w:rPr>
+        <w:t xml:space="preserve">A missing </w:t>
+      </w:r>
+      <w:r>
+        <w:rPr>
+          <w:b/>
+        </w:rPr>
+        <w:t>input</w:t>
+      </w:r>
+      <w:r>
+        <w:rPr>
+          <w:b w:val="0"/>
+        </w:rPr>
+        <w:t xml:space="preserve"> may be replaced without recording the change: A replacement changes the </w:t>
+      </w:r>
+      <w:r>
+        <w:rPr>
+          <w:b/>
+        </w:rPr>
+        <w:t>evidence</w:t>
+      </w:r>
+      <w:r>
+        <w:rPr>
+          <w:b w:val="0"/>
+        </w:rPr>
+        <w:t xml:space="preserve"> or contract. Record the change and its justification; do not silently turn unknown into a measured value.</w:t>
+      </w:r>
+    </w:p>
+    <w:p>
+      <w:pPr>
+        <w:spacing w:line="336" w:lineRule="auto" w:after="180"/>
+      </w:pPr>
+      <w:r>
+        <w:rPr>
+          <w:b w:val="0"/>
+        </w:rPr>
+        <w:t xml:space="preserve">Repeating an assessed case is new independent </w:t>
+      </w:r>
+      <w:r>
+        <w:rPr>
+          <w:b/>
+        </w:rPr>
+        <w:t>evidence</w:t>
+      </w:r>
+      <w:r>
+        <w:rPr>
+          <w:b w:val="0"/>
+        </w:rPr>
+        <w:t>: A replay checks consistency. An example used for feedback or revision cannot later be described as untouched final evaluation.</w:t>
       </w:r>
     </w:p>
     <w:p>
@@ -2260,8 +4423,25 @@
       </w:tr>
     </w:tbl>
     <w:p>
-      <w:r>
-        <w:t>Offer an oral explanation, drawing, enlarged visual or fewer examples when that removes a reading/writing barrier. Keep the same reasoning goal. Stretch secure learners by changing a boundary or assumption and asking them to defend the effect, not simply by assigning more of the same questions.</w:t>
+      <w:pPr>
+        <w:spacing w:line="336" w:lineRule="auto" w:after="180"/>
+      </w:pPr>
+      <w:r>
+        <w:rPr>
+          <w:b w:val="0"/>
+        </w:rPr>
+        <w:t>Offer an oral explanation, drawing, enlarged visual or fewer examples when that removes a reading/writing barrier. Keep the same reasoning goal.</w:t>
+      </w:r>
+    </w:p>
+    <w:p>
+      <w:pPr>
+        <w:spacing w:line="336" w:lineRule="auto" w:after="180"/>
+      </w:pPr>
+      <w:r>
+        <w:rPr>
+          <w:b w:val="0"/>
+        </w:rPr>
+        <w:t>Stretch secure learners by changing a boundary or assumption and asking them to defend the effect, not simply by assigning more of the same questions.</w:t>
       </w:r>
     </w:p>
     <w:p>
@@ -2273,11 +4453,16 @@
       </w:r>
     </w:p>
     <w:p>
+      <w:r>
+        <w:t>Use the Evaluation Sets questions, teacher keys and criteria after the relevant attempts. Previously discussed cases are practice; protect the separately selected independent task.</w:t>
+      </w:r>
+    </w:p>
+    <w:p>
       <w:pPr>
         <w:pStyle w:val="Heading3"/>
       </w:pPr>
       <w:r>
-        <w:t>Assess and explain the answers</w:t>
+        <w:t>Worked case answer</w:t>
       </w:r>
     </w:p>
     <w:p>
@@ -2285,12 +4470,31 @@
         <w:pStyle w:val="Heading3"/>
       </w:pPr>
       <w:r>
-        <w:t>Worked case answer</w:t>
-      </w:r>
-    </w:p>
-    <w:p>
-      <w:r>
-        <w:t>Absent evidence, ambiguity and boundary handling. Add predefined fallback cases and keep final cases separate from tuning.</w:t>
+        <w:t>Teacher key · Worked case answer</w:t>
+      </w:r>
+    </w:p>
+    <w:p>
+      <w:pPr>
+        <w:spacing w:line="336" w:lineRule="auto" w:after="180"/>
+        <w:shd w:fill="F1F6FC"/>
+      </w:pPr>
+      <w:r>
+        <w:rPr>
+          <w:b w:val="0"/>
+        </w:rPr>
+        <w:t xml:space="preserve">Absent </w:t>
+      </w:r>
+      <w:r>
+        <w:rPr>
+          <w:b/>
+        </w:rPr>
+        <w:t>evidence</w:t>
+      </w:r>
+      <w:r>
+        <w:rPr>
+          <w:b w:val="0"/>
+        </w:rPr>
+        <w:t>, ambiguity and boundary handling. Add predefined fallback cases and keep final cases separate from tuning.</w:t>
       </w:r>
     </w:p>
     <w:p>
@@ -2302,7 +4506,22 @@
       </w:r>
     </w:p>
     <w:p>
-      <w:r>
+      <w:pPr>
+        <w:pStyle w:val="Heading3"/>
+      </w:pPr>
+      <w:r>
+        <w:t>Independent question · withhold the key</w:t>
+      </w:r>
+    </w:p>
+    <w:p>
+      <w:pPr>
+        <w:spacing w:line="336" w:lineRule="auto" w:after="180"/>
+        <w:shd w:fill="F5F1FB"/>
+      </w:pPr>
+      <w:r>
+        <w:rPr>
+          <w:b w:val="0"/>
+        </w:rPr>
         <w:t>You improve a prompt after reading every test question. Can those questions still provide an untouched final evaluation? Propose a repair.</w:t>
       </w:r>
     </w:p>
@@ -2315,8 +4534,35 @@
       </w:r>
     </w:p>
     <w:p>
-      <w:r>
-        <w:t>They have become development examples. Keep a separate unseen evaluation set and report the development results honestly.</w:t>
+      <w:pPr>
+        <w:pStyle w:val="Heading3"/>
+      </w:pPr>
+      <w:r>
+        <w:t>Teacher key · Expected independent answer</w:t>
+      </w:r>
+    </w:p>
+    <w:p>
+      <w:pPr>
+        <w:spacing w:line="336" w:lineRule="auto" w:after="180"/>
+        <w:shd w:fill="F1F6FC"/>
+      </w:pPr>
+      <w:r>
+        <w:rPr>
+          <w:b w:val="0"/>
+        </w:rPr>
+        <w:t xml:space="preserve">They have become development examples. Keep a separate unseen </w:t>
+      </w:r>
+      <w:r>
+        <w:rPr>
+          <w:b/>
+        </w:rPr>
+        <w:t>evaluation set</w:t>
+      </w:r>
+      <w:r>
+        <w:rPr>
+          <w:b w:val="0"/>
+        </w:rPr>
+        <w:t xml:space="preserve"> and report the development results honestly.</w:t>
       </w:r>
     </w:p>
     <w:p>
@@ -2554,8 +4800,25 @@
       </w:tr>
     </w:tbl>
     <w:p>
-      <w:r>
-        <w:t>Use 6/8 as a classroom checkpoint, with 2 required for both Result and Reasoning. This is a proposed teaching rule, not a validated certification threshold. Do not count a coached answer as independent mastery; correct unsafe or unsupported claims regardless of total.</w:t>
+      <w:pPr>
+        <w:spacing w:line="336" w:lineRule="auto" w:after="180"/>
+      </w:pPr>
+      <w:r>
+        <w:rPr>
+          <w:b w:val="0"/>
+        </w:rPr>
+        <w:t>Use 6/8 as a classroom checkpoint, with 2 required for both Result and Reasoning. This is a proposed teaching rule, not a validated certification threshold.</w:t>
+      </w:r>
+    </w:p>
+    <w:p>
+      <w:pPr>
+        <w:spacing w:line="336" w:lineRule="auto" w:after="180"/>
+      </w:pPr>
+      <w:r>
+        <w:rPr>
+          <w:b w:val="0"/>
+        </w:rPr>
+        <w:t>Do not count a coached answer as independent mastery; correct unsafe or unsupported claims regardless of total.</w:t>
       </w:r>
     </w:p>
     <w:p>
@@ -2567,8 +4830,26 @@
       </w:r>
     </w:p>
     <w:p>
-      <w:r>
-        <w:t>Ask the learner to find the evidence that challenges this claim: “A test set stays independent after its answers guide revisions.” Keep the first attempt and an uncoached retry separate.</w:t>
+      <w:pPr>
+        <w:spacing w:line="336" w:lineRule="auto" w:after="180"/>
+      </w:pPr>
+      <w:r>
+        <w:rPr>
+          <w:b w:val="0"/>
+        </w:rPr>
+        <w:t xml:space="preserve">Ask the learner to find the </w:t>
+      </w:r>
+      <w:r>
+        <w:rPr>
+          <w:b/>
+        </w:rPr>
+        <w:t>evidence</w:t>
+      </w:r>
+      <w:r>
+        <w:rPr>
+          <w:b w:val="0"/>
+        </w:rPr>
+        <w:t xml:space="preserve"> that challenges this claim: “A test set stays independent after its answers guide revisions.” Keep the first attempt and an uncoached retry separate.</w:t>
       </w:r>
     </w:p>
     <w:p>
@@ -2580,15 +4861,54 @@
       </w:r>
     </w:p>
     <w:p>
-      <w:r>
-        <w:t>Add an absent fact requiring 'not enough evidence'; an ambiguous referent requiring clarification; and conflicting notes requiring an attributed conflict rather than an invented reconciliation. Keep final cases separate from tuning and specify acceptable answers before runs.</w:t>
-      </w:r>
-    </w:p>
-    <w:p>
       <w:pPr>
         <w:pStyle w:val="Heading3"/>
       </w:pPr>
       <w:r>
+        <w:t>Teacher key · Original transfer answer</w:t>
+      </w:r>
+    </w:p>
+    <w:p>
+      <w:pPr>
+        <w:spacing w:line="336" w:lineRule="auto" w:after="180"/>
+        <w:shd w:fill="F1F6FC"/>
+      </w:pPr>
+      <w:r>
+        <w:rPr>
+          <w:b w:val="0"/>
+        </w:rPr>
+        <w:t xml:space="preserve">Add an absent fact requiring 'not enough </w:t>
+      </w:r>
+      <w:r>
+        <w:rPr>
+          <w:b/>
+        </w:rPr>
+        <w:t>evidence</w:t>
+      </w:r>
+      <w:r>
+        <w:rPr>
+          <w:b w:val="0"/>
+        </w:rPr>
+        <w:t>'; an ambiguous referent requiring clarification; and conflicting notes requiring an attributed conflict rather than an invented reconciliation.</w:t>
+      </w:r>
+    </w:p>
+    <w:p>
+      <w:pPr>
+        <w:spacing w:line="336" w:lineRule="auto" w:after="180"/>
+        <w:shd w:fill="F1F6FC"/>
+      </w:pPr>
+      <w:r>
+        <w:rPr>
+          <w:b w:val="0"/>
+        </w:rPr>
+        <w:t>Keep final cases separate from tuning and specify acceptable answers before runs.</w:t>
+      </w:r>
+    </w:p>
+    <w:p>
+      <w:pPr>
+        <w:pStyle w:val="Heading3"/>
+      </w:pPr>
+      <w:r>
         <w:t>Explanations for the additional workbook examples</w:t>
       </w:r>
     </w:p>
@@ -2601,66 +4921,342 @@
       </w:r>
     </w:p>
     <w:p>
-      <w:r>
-        <w:t>Explain the weekly mechanism in your own words. Use the worked scenario to name its input, decision rule and output.</w:t>
-      </w:r>
-    </w:p>
-    <w:p>
-      <w:r>
-        <w:t>Teacher explanation: A system evaluation set contains cases with expected behaviour and scoring rules. It should cover retrieval, support, fallback and permissions rather than only easy answerable questions. Record case ID, evidence version, expected claims or fallback, permitted actions and scoring rubric. Separate development from final cases. Aggregate metrics only after checking required conditions individually.</w:t>
-      </w:r>
-    </w:p>
-    <w:p>
       <w:pPr>
         <w:pStyle w:val="Heading3"/>
       </w:pPr>
       <w:r>
+        <w:t>Workbook question · W1</w:t>
+      </w:r>
+    </w:p>
+    <w:p>
+      <w:pPr>
+        <w:spacing w:line="336" w:lineRule="auto" w:after="180"/>
+        <w:shd w:fill="F5F1FB"/>
+      </w:pPr>
+      <w:r>
+        <w:rPr>
+          <w:b w:val="0"/>
+        </w:rPr>
+        <w:t xml:space="preserve">Explain the weekly </w:t>
+      </w:r>
+      <w:r>
+        <w:rPr>
+          <w:b/>
+        </w:rPr>
+        <w:t>mechanism</w:t>
+      </w:r>
+      <w:r>
+        <w:rPr>
+          <w:b w:val="0"/>
+        </w:rPr>
+        <w:t xml:space="preserve"> in your own words. Use the worked scenario to name its </w:t>
+      </w:r>
+      <w:r>
+        <w:rPr>
+          <w:b/>
+        </w:rPr>
+        <w:t>input</w:t>
+      </w:r>
+      <w:r>
+        <w:rPr>
+          <w:b w:val="0"/>
+        </w:rPr>
+        <w:t xml:space="preserve">, decision rule and </w:t>
+      </w:r>
+      <w:r>
+        <w:rPr>
+          <w:b/>
+        </w:rPr>
+        <w:t>output</w:t>
+      </w:r>
+      <w:r>
+        <w:rPr>
+          <w:b w:val="0"/>
+        </w:rPr>
+        <w:t>.</w:t>
+      </w:r>
+    </w:p>
+    <w:p>
+      <w:pPr>
+        <w:pStyle w:val="Heading3"/>
+      </w:pPr>
+      <w:r>
+        <w:t>Teacher reasoning · W1</w:t>
+      </w:r>
+    </w:p>
+    <w:p>
+      <w:pPr>
+        <w:spacing w:line="336" w:lineRule="auto" w:after="180"/>
+        <w:shd w:fill="F1F6FC"/>
+      </w:pPr>
+      <w:r>
+        <w:rPr>
+          <w:b w:val="0"/>
+        </w:rPr>
+        <w:t xml:space="preserve">Teacher explanation: A system </w:t>
+      </w:r>
+      <w:r>
+        <w:rPr>
+          <w:b/>
+        </w:rPr>
+        <w:t>evaluation set</w:t>
+      </w:r>
+      <w:r>
+        <w:rPr>
+          <w:b w:val="0"/>
+        </w:rPr>
+        <w:t xml:space="preserve"> contains cases with expected behaviour and scoring rules. It should cover retrieval, support, fallback and permissions rather than only easy answerable questions.</w:t>
+      </w:r>
+    </w:p>
+    <w:p>
+      <w:pPr>
+        <w:spacing w:line="336" w:lineRule="auto" w:after="180"/>
+        <w:shd w:fill="F1F6FC"/>
+      </w:pPr>
+      <w:r>
+        <w:rPr>
+          <w:b w:val="0"/>
+        </w:rPr>
+        <w:t xml:space="preserve">Record case ID, </w:t>
+      </w:r>
+      <w:r>
+        <w:rPr>
+          <w:b/>
+        </w:rPr>
+        <w:t>evidence</w:t>
+      </w:r>
+      <w:r>
+        <w:rPr>
+          <w:b w:val="0"/>
+        </w:rPr>
+        <w:t xml:space="preserve"> version, expected claims or fallback, permitted actions and scoring rubric. Separate development from final cases. Aggregate metrics only after checking required conditions individually.</w:t>
+      </w:r>
+    </w:p>
+    <w:p>
+      <w:pPr>
+        <w:pStyle w:val="Heading3"/>
+      </w:pPr>
+      <w:r>
         <w:t>W2 Trace the worked case</w:t>
       </w:r>
     </w:p>
     <w:p>
-      <w:r>
-        <w:t>Ten cases include six answerable and four missing-evidence cases. System answers five answerable correctly and abstains appropriately on three missing cases. Show the intermediate steps and give the conclusion with its scope.</w:t>
-      </w:r>
-    </w:p>
-    <w:p>
-      <w:r>
-        <w:t>Teacher explanation: Answer correctness 5/6; appropriate fallback 3/4; combined contract passes 8/10 if each case has one required outcome. Different denominators answer different questions.</w:t>
-      </w:r>
-    </w:p>
-    <w:p>
       <w:pPr>
         <w:pStyle w:val="Heading3"/>
       </w:pPr>
       <w:r>
+        <w:t>Workbook question · W2</w:t>
+      </w:r>
+    </w:p>
+    <w:p>
+      <w:pPr>
+        <w:spacing w:line="336" w:lineRule="auto" w:after="180"/>
+        <w:shd w:fill="F5F1FB"/>
+      </w:pPr>
+      <w:r>
+        <w:rPr>
+          <w:b w:val="0"/>
+        </w:rPr>
+        <w:t>Ten cases include six answerable and four missing-</w:t>
+      </w:r>
+      <w:r>
+        <w:rPr>
+          <w:b/>
+        </w:rPr>
+        <w:t>evidence</w:t>
+      </w:r>
+      <w:r>
+        <w:rPr>
+          <w:b w:val="0"/>
+        </w:rPr>
+        <w:t xml:space="preserve"> cases. System answers five answerable correctly and abstains appropriately on three missing cases. Show the intermediate steps and give the conclusion with its scope.</w:t>
+      </w:r>
+    </w:p>
+    <w:p>
+      <w:pPr>
+        <w:pStyle w:val="Heading3"/>
+      </w:pPr>
+      <w:r>
+        <w:t>Teacher reasoning · W2</w:t>
+      </w:r>
+    </w:p>
+    <w:p>
+      <w:pPr>
+        <w:spacing w:line="336" w:lineRule="auto" w:after="180"/>
+        <w:shd w:fill="F1F6FC"/>
+      </w:pPr>
+      <w:r>
+        <w:rPr>
+          <w:b w:val="0"/>
+        </w:rPr>
+        <w:t xml:space="preserve">Teacher explanation: Answer correctness 5/6; appropriate fallback 3/4; combined </w:t>
+      </w:r>
+      <w:r>
+        <w:rPr>
+          <w:b/>
+        </w:rPr>
+        <w:t>contract pass</w:t>
+      </w:r>
+      <w:r>
+        <w:rPr>
+          <w:b w:val="0"/>
+        </w:rPr>
+        <w:t>es 8/10 if each case has one required outcome. Different denominators answer different questions.</w:t>
+      </w:r>
+    </w:p>
+    <w:p>
+      <w:pPr>
+        <w:pStyle w:val="Heading3"/>
+      </w:pPr>
+      <w:r>
         <w:t>W3 Audit the limit</w:t>
       </w:r>
     </w:p>
     <w:p>
-      <w:r>
-        <w:t>A report omits this qualification: Evaluation coverage limits the claim; prompts tuned on these cases need new reserved final cases. Explain how omitting it could change a reader's interpretation, and write an accurate replacement.</w:t>
-      </w:r>
-    </w:p>
-    <w:p>
-      <w:r>
-        <w:t>Teacher explanation: Evaluation coverage limits the claim; prompts tuned on these cases need new reserved final cases. State the observed result separately from the unverified or out-of-scope claim; preserve the original evidence rather than inventing a missing fact.</w:t>
-      </w:r>
-    </w:p>
-    <w:p>
       <w:pPr>
         <w:pStyle w:val="Heading3"/>
       </w:pPr>
       <w:r>
+        <w:t>Workbook question · W3</w:t>
+      </w:r>
+    </w:p>
+    <w:p>
+      <w:pPr>
+        <w:spacing w:line="336" w:lineRule="auto" w:after="180"/>
+        <w:shd w:fill="F5F1FB"/>
+      </w:pPr>
+      <w:r>
+        <w:rPr>
+          <w:b w:val="0"/>
+        </w:rPr>
+        <w:t xml:space="preserve">A report omits this qualification: Evaluation </w:t>
+      </w:r>
+      <w:r>
+        <w:rPr>
+          <w:b/>
+        </w:rPr>
+        <w:t>coverage</w:t>
+      </w:r>
+      <w:r>
+        <w:rPr>
+          <w:b w:val="0"/>
+        </w:rPr>
+        <w:t xml:space="preserve"> limits the claim; prompts tuned on these cases need new reserved final cases.</w:t>
+      </w:r>
+    </w:p>
+    <w:p>
+      <w:pPr>
+        <w:spacing w:line="336" w:lineRule="auto" w:after="180"/>
+        <w:shd w:fill="F5F1FB"/>
+      </w:pPr>
+      <w:r>
+        <w:rPr>
+          <w:b w:val="0"/>
+        </w:rPr>
+        <w:t>Explain how omitting it could change a reader's interpretation, and write an accurate replacement.</w:t>
+      </w:r>
+    </w:p>
+    <w:p>
+      <w:pPr>
+        <w:pStyle w:val="Heading3"/>
+      </w:pPr>
+      <w:r>
+        <w:t>Teacher reasoning · W3</w:t>
+      </w:r>
+    </w:p>
+    <w:p>
+      <w:pPr>
+        <w:spacing w:line="336" w:lineRule="auto" w:after="180"/>
+        <w:shd w:fill="F1F6FC"/>
+      </w:pPr>
+      <w:r>
+        <w:rPr>
+          <w:b w:val="0"/>
+        </w:rPr>
+        <w:t xml:space="preserve">Teacher explanation: Evaluation </w:t>
+      </w:r>
+      <w:r>
+        <w:rPr>
+          <w:b/>
+        </w:rPr>
+        <w:t>coverage</w:t>
+      </w:r>
+      <w:r>
+        <w:rPr>
+          <w:b w:val="0"/>
+        </w:rPr>
+        <w:t xml:space="preserve"> limits the claim; prompts tuned on these cases need new reserved final cases.</w:t>
+      </w:r>
+    </w:p>
+    <w:p>
+      <w:pPr>
+        <w:spacing w:line="336" w:lineRule="auto" w:after="180"/>
+        <w:shd w:fill="F1F6FC"/>
+      </w:pPr>
+      <w:r>
+        <w:rPr>
+          <w:b w:val="0"/>
+        </w:rPr>
+        <w:t xml:space="preserve">State the observed result separately from the unverified or out-of-scope claim; preserve the original </w:t>
+      </w:r>
+      <w:r>
+        <w:rPr>
+          <w:b/>
+        </w:rPr>
+        <w:t>evidence</w:t>
+      </w:r>
+      <w:r>
+        <w:rPr>
+          <w:b w:val="0"/>
+        </w:rPr>
+        <w:t xml:space="preserve"> rather than inventing a missing fact.</w:t>
+      </w:r>
+    </w:p>
+    <w:p>
+      <w:pPr>
+        <w:pStyle w:val="Heading3"/>
+      </w:pPr>
+      <w:r>
         <w:t>W4 Apply a new case independently</w:t>
       </w:r>
     </w:p>
     <w:p>
-      <w:r>
+      <w:pPr>
+        <w:pStyle w:val="Heading3"/>
+      </w:pPr>
+      <w:r>
+        <w:t>Workbook question · W4</w:t>
+      </w:r>
+    </w:p>
+    <w:p>
+      <w:pPr>
+        <w:spacing w:line="336" w:lineRule="auto" w:after="180"/>
+        <w:shd w:fill="F5F1FB"/>
+      </w:pPr>
+      <w:r>
+        <w:rPr>
+          <w:b w:val="0"/>
+        </w:rPr>
         <w:t>Twelve cases: eight answerable, four unanswerable. Correct answers six; appropriate abstentions two. Compute separate and combined pass rates.</w:t>
       </w:r>
     </w:p>
     <w:p>
-      <w:r>
+      <w:pPr>
+        <w:pStyle w:val="Heading3"/>
+      </w:pPr>
+      <w:r>
+        <w:t>Teacher reasoning · W4</w:t>
+      </w:r>
+    </w:p>
+    <w:p>
+      <w:pPr>
+        <w:spacing w:line="336" w:lineRule="auto" w:after="180"/>
+        <w:shd w:fill="F1F6FC"/>
+      </w:pPr>
+      <w:r>
+        <w:rPr>
+          <w:b w:val="0"/>
+        </w:rPr>
         <w:t>Teacher explanation: 6/8=75%; 2/4=50%; combined 8/12=2/3. Do not call all twelve answer-accuracy cases.</w:t>
       </w:r>
     </w:p>
@@ -2673,31 +5269,182 @@
       </w:r>
     </w:p>
     <w:p>
-      <w:r>
-        <w:t>For the worked scenario, propose one additional case that could reveal a failure, describe its expected outcome before running it, and explain what would need to remain fixed for a fair comparison. Do not reuse W4 as a new final test after receiving feedback.</w:t>
-      </w:r>
-    </w:p>
-    <w:p>
-      <w:r>
-        <w:t>Teacher explanation: Accept a concrete variant of the worked input or a missing/conflicting/boundary condition, with an expectation derived from the declared procedure. Require preserved settings, original outputs and data roles. Evaluation coverage limits the claim; prompts tuned on these cases need new reserved final cases. The new case should test this particular mechanism rather than merely restate the original result.</w:t>
-      </w:r>
-    </w:p>
-    <w:p>
       <w:pPr>
         <w:pStyle w:val="Heading3"/>
       </w:pPr>
       <w:r>
+        <w:t>Workbook question · W5</w:t>
+      </w:r>
+    </w:p>
+    <w:p>
+      <w:pPr>
+        <w:spacing w:line="336" w:lineRule="auto" w:after="180"/>
+        <w:shd w:fill="F5F1FB"/>
+      </w:pPr>
+      <w:r>
+        <w:rPr>
+          <w:b w:val="0"/>
+        </w:rPr>
+        <w:t>For the worked scenario, propose one additional case that could reveal a failure, describe its expected outcome before running it, and explain what would need to remain fixed for a fair comparison.</w:t>
+      </w:r>
+    </w:p>
+    <w:p>
+      <w:pPr>
+        <w:spacing w:line="336" w:lineRule="auto" w:after="180"/>
+        <w:shd w:fill="F5F1FB"/>
+      </w:pPr>
+      <w:r>
+        <w:rPr>
+          <w:b w:val="0"/>
+        </w:rPr>
+        <w:t>Do not reuse W4 as a new final test after receiving feedback.</w:t>
+      </w:r>
+    </w:p>
+    <w:p>
+      <w:pPr>
+        <w:pStyle w:val="Heading3"/>
+      </w:pPr>
+      <w:r>
+        <w:t>Teacher reasoning · W5</w:t>
+      </w:r>
+    </w:p>
+    <w:p>
+      <w:pPr>
+        <w:spacing w:line="336" w:lineRule="auto" w:after="180"/>
+        <w:shd w:fill="F1F6FC"/>
+      </w:pPr>
+      <w:r>
+        <w:rPr>
+          <w:b w:val="0"/>
+        </w:rPr>
+        <w:t xml:space="preserve">Teacher explanation: Accept a concrete variant of the worked </w:t>
+      </w:r>
+      <w:r>
+        <w:rPr>
+          <w:b/>
+        </w:rPr>
+        <w:t>input</w:t>
+      </w:r>
+      <w:r>
+        <w:rPr>
+          <w:b w:val="0"/>
+        </w:rPr>
+        <w:t xml:space="preserve"> or a missing/conflicting/boundary condition, with an expectation derived from the declared procedure.</w:t>
+      </w:r>
+    </w:p>
+    <w:p>
+      <w:pPr>
+        <w:spacing w:line="336" w:lineRule="auto" w:after="180"/>
+        <w:shd w:fill="F1F6FC"/>
+      </w:pPr>
+      <w:r>
+        <w:rPr>
+          <w:b w:val="0"/>
+        </w:rPr>
+        <w:t xml:space="preserve">Require preserved settings, original </w:t>
+      </w:r>
+      <w:r>
+        <w:rPr>
+          <w:b/>
+        </w:rPr>
+        <w:t>output</w:t>
+      </w:r>
+      <w:r>
+        <w:rPr>
+          <w:b w:val="0"/>
+        </w:rPr>
+        <w:t xml:space="preserve">s and data roles. Evaluation </w:t>
+      </w:r>
+      <w:r>
+        <w:rPr>
+          <w:b/>
+        </w:rPr>
+        <w:t>coverage</w:t>
+      </w:r>
+      <w:r>
+        <w:rPr>
+          <w:b w:val="0"/>
+        </w:rPr>
+        <w:t xml:space="preserve"> limits the claim; prompts tuned on these cases need new reserved final cases.</w:t>
+      </w:r>
+    </w:p>
+    <w:p>
+      <w:pPr>
+        <w:spacing w:line="336" w:lineRule="auto" w:after="180"/>
+        <w:shd w:fill="F1F6FC"/>
+      </w:pPr>
+      <w:r>
+        <w:rPr>
+          <w:b w:val="0"/>
+        </w:rPr>
+        <w:t xml:space="preserve">The new case should test this particular </w:t>
+      </w:r>
+      <w:r>
+        <w:rPr>
+          <w:b/>
+        </w:rPr>
+        <w:t>mechanism</w:t>
+      </w:r>
+      <w:r>
+        <w:rPr>
+          <w:b w:val="0"/>
+        </w:rPr>
+        <w:t xml:space="preserve"> rather than merely restate the original result.</w:t>
+      </w:r>
+    </w:p>
+    <w:p>
+      <w:pPr>
+        <w:pStyle w:val="Heading3"/>
+      </w:pPr>
+      <w:r>
         <w:t>Ranking and retrieval evaluation — W1 Explain the mechanism</w:t>
       </w:r>
     </w:p>
     <w:p>
-      <w:r>
-        <w:t>Explain the weekly mechanism in your own words. Use the worked scenario to name its input, decision rule and output.</w:t>
-      </w:r>
-    </w:p>
-    <w:p>
-      <w:r>
-        <w:t>Teacher explanation: A ranking needs task-specific relevance judgments and a declared cutoff. Precision and recall have different denominators. Precision at k is relevant returned items divided by k when exactly k items are returned. Recall at k is relevant returned items divided by all known relevant eligible items. If the relevant set is unknown, do not invent recall.</w:t>
+      <w:pPr>
+        <w:spacing w:line="336" w:lineRule="auto" w:after="180"/>
+      </w:pPr>
+      <w:r>
+        <w:rPr>
+          <w:b w:val="0"/>
+        </w:rPr>
+        <w:t xml:space="preserve">Explain the weekly </w:t>
+      </w:r>
+      <w:r>
+        <w:rPr>
+          <w:b/>
+        </w:rPr>
+        <w:t>mechanism</w:t>
+      </w:r>
+      <w:r>
+        <w:rPr>
+          <w:b w:val="0"/>
+        </w:rPr>
+        <w:t xml:space="preserve"> in your own words. Use the worked scenario to name its </w:t>
+      </w:r>
+      <w:r>
+        <w:rPr>
+          <w:b/>
+        </w:rPr>
+        <w:t>input</w:t>
+      </w:r>
+      <w:r>
+        <w:rPr>
+          <w:b w:val="0"/>
+        </w:rPr>
+        <w:t xml:space="preserve">, decision rule and </w:t>
+      </w:r>
+      <w:r>
+        <w:rPr>
+          <w:b/>
+        </w:rPr>
+        <w:t>output</w:t>
+      </w:r>
+      <w:r>
+        <w:rPr>
+          <w:b w:val="0"/>
+        </w:rPr>
+        <w:t>.</w:t>
       </w:r>
     </w:p>
     <w:p>
@@ -2705,16 +5452,111 @@
         <w:pStyle w:val="Heading3"/>
       </w:pPr>
       <w:r>
+        <w:t>Teacher reasoning</w:t>
+      </w:r>
+    </w:p>
+    <w:p>
+      <w:pPr>
+        <w:spacing w:line="336" w:lineRule="auto" w:after="180"/>
+        <w:shd w:fill="F1F6FC"/>
+      </w:pPr>
+      <w:r>
+        <w:rPr>
+          <w:b w:val="0"/>
+        </w:rPr>
+        <w:t xml:space="preserve">Teacher explanation: A ranking needs task-specific relevance judgments and a declared </w:t>
+      </w:r>
+      <w:r>
+        <w:rPr>
+          <w:b/>
+        </w:rPr>
+        <w:t>cutoff</w:t>
+      </w:r>
+      <w:r>
+        <w:rPr>
+          <w:b w:val="0"/>
+        </w:rPr>
+        <w:t>. Precision and recall have different denominators.</w:t>
+      </w:r>
+    </w:p>
+    <w:p>
+      <w:pPr>
+        <w:spacing w:line="336" w:lineRule="auto" w:after="180"/>
+        <w:shd w:fill="F1F6FC"/>
+      </w:pPr>
+      <w:r>
+        <w:rPr>
+          <w:b/>
+        </w:rPr>
+        <w:t>Precision at k</w:t>
+      </w:r>
+      <w:r>
+        <w:rPr>
+          <w:b w:val="0"/>
+        </w:rPr>
+        <w:t xml:space="preserve"> is relevant returned items divided by k when exactly k items are returned. </w:t>
+      </w:r>
+      <w:r>
+        <w:rPr>
+          <w:b/>
+        </w:rPr>
+        <w:t>Recall at k</w:t>
+      </w:r>
+      <w:r>
+        <w:rPr>
+          <w:b w:val="0"/>
+        </w:rPr>
+        <w:t xml:space="preserve"> is relevant returned items divided by all known relevant eligible items.</w:t>
+      </w:r>
+    </w:p>
+    <w:p>
+      <w:pPr>
+        <w:spacing w:line="336" w:lineRule="auto" w:after="180"/>
+        <w:shd w:fill="F1F6FC"/>
+      </w:pPr>
+      <w:r>
+        <w:rPr>
+          <w:b w:val="0"/>
+        </w:rPr>
+        <w:t>If the relevant set is unknown, do not invent recall.</w:t>
+      </w:r>
+    </w:p>
+    <w:p>
+      <w:pPr>
+        <w:pStyle w:val="Heading3"/>
+      </w:pPr>
+      <w:r>
         <w:t>Ranking and retrieval evaluation — W2 Trace the worked case</w:t>
       </w:r>
     </w:p>
     <w:p>
-      <w:r>
+      <w:pPr>
+        <w:spacing w:line="336" w:lineRule="auto" w:after="180"/>
+      </w:pPr>
+      <w:r>
+        <w:rPr>
+          <w:b w:val="0"/>
+        </w:rPr>
         <w:t>Relevant documents are A, C, E. Top three results A, B, C contain two relevant items. Show the intermediate steps and give the conclusion with its scope.</w:t>
       </w:r>
     </w:p>
     <w:p>
-      <w:r>
+      <w:pPr>
+        <w:pStyle w:val="Heading3"/>
+      </w:pPr>
+      <w:r>
+        <w:t>Teacher reasoning</w:t>
+      </w:r>
+    </w:p>
+    <w:p>
+      <w:pPr>
+        <w:spacing w:line="336" w:lineRule="auto" w:after="180"/>
+        <w:shd w:fill="F1F6FC"/>
+      </w:pPr>
+      <w:r>
+        <w:rPr>
+          <w:b w:val="0"/>
+        </w:rPr>
         <w:t>Teacher explanation: Precision@3=2/3; recall@3=2/3. Duplicates should not count as distinct retrieved documents.</w:t>
       </w:r>
     </w:p>
@@ -2727,13 +5569,37 @@
       </w:r>
     </w:p>
     <w:p>
-      <w:r>
-        <w:t>A report omits this qualification: Known judgments may be incomplete; a score over one query does not establish coverage over all queries. Explain how omitting it could change a reader's interpretation, and write an accurate replacement.</w:t>
-      </w:r>
-    </w:p>
-    <w:p>
-      <w:r>
-        <w:t>Teacher explanation: Known judgments may be incomplete; a score over one query does not establish coverage over all queries. State the observed result separately from the unverified or out-of-scope claim; preserve the original evidence rather than inventing a missing fact.</w:t>
+      <w:pPr>
+        <w:spacing w:line="336" w:lineRule="auto" w:after="180"/>
+      </w:pPr>
+      <w:r>
+        <w:rPr>
+          <w:b w:val="0"/>
+        </w:rPr>
+        <w:t xml:space="preserve">A report omits this qualification: Known judgments may be incomplete; a score over one query does not establish </w:t>
+      </w:r>
+      <w:r>
+        <w:rPr>
+          <w:b/>
+        </w:rPr>
+        <w:t>coverage</w:t>
+      </w:r>
+      <w:r>
+        <w:rPr>
+          <w:b w:val="0"/>
+        </w:rPr>
+        <w:t xml:space="preserve"> over all queries.</w:t>
+      </w:r>
+    </w:p>
+    <w:p>
+      <w:pPr>
+        <w:spacing w:line="336" w:lineRule="auto" w:after="180"/>
+      </w:pPr>
+      <w:r>
+        <w:rPr>
+          <w:b w:val="0"/>
+        </w:rPr>
+        <w:t>Explain how omitting it could change a reader's interpretation, and write an accurate replacement.</w:t>
       </w:r>
     </w:p>
     <w:p>
@@ -2741,16 +5607,93 @@
         <w:pStyle w:val="Heading3"/>
       </w:pPr>
       <w:r>
+        <w:t>Teacher reasoning</w:t>
+      </w:r>
+    </w:p>
+    <w:p>
+      <w:pPr>
+        <w:spacing w:line="336" w:lineRule="auto" w:after="180"/>
+        <w:shd w:fill="F1F6FC"/>
+      </w:pPr>
+      <w:r>
+        <w:rPr>
+          <w:b w:val="0"/>
+        </w:rPr>
+        <w:t xml:space="preserve">Teacher explanation: Known judgments may be incomplete; a score over one query does not establish </w:t>
+      </w:r>
+      <w:r>
+        <w:rPr>
+          <w:b/>
+        </w:rPr>
+        <w:t>coverage</w:t>
+      </w:r>
+      <w:r>
+        <w:rPr>
+          <w:b w:val="0"/>
+        </w:rPr>
+        <w:t xml:space="preserve"> over all queries.</w:t>
+      </w:r>
+    </w:p>
+    <w:p>
+      <w:pPr>
+        <w:spacing w:line="336" w:lineRule="auto" w:after="180"/>
+        <w:shd w:fill="F1F6FC"/>
+      </w:pPr>
+      <w:r>
+        <w:rPr>
+          <w:b w:val="0"/>
+        </w:rPr>
+        <w:t xml:space="preserve">State the observed result separately from the unverified or out-of-scope claim; preserve the original </w:t>
+      </w:r>
+      <w:r>
+        <w:rPr>
+          <w:b/>
+        </w:rPr>
+        <w:t>evidence</w:t>
+      </w:r>
+      <w:r>
+        <w:rPr>
+          <w:b w:val="0"/>
+        </w:rPr>
+        <w:t xml:space="preserve"> rather than inventing a missing fact.</w:t>
+      </w:r>
+    </w:p>
+    <w:p>
+      <w:pPr>
+        <w:pStyle w:val="Heading3"/>
+      </w:pPr>
+      <w:r>
         <w:t>Ranking and retrieval evaluation — W4 Apply a new case independently</w:t>
       </w:r>
     </w:p>
     <w:p>
-      <w:r>
+      <w:pPr>
+        <w:spacing w:line="336" w:lineRule="auto" w:after="180"/>
+      </w:pPr>
+      <w:r>
+        <w:rPr>
+          <w:b w:val="0"/>
+        </w:rPr>
         <w:t>Relevant set A, D, F, G; top three A, B, D. Compute precision and recall. Explain which omitted records affect recall.</w:t>
       </w:r>
     </w:p>
     <w:p>
-      <w:r>
+      <w:pPr>
+        <w:pStyle w:val="Heading3"/>
+      </w:pPr>
+      <w:r>
+        <w:t>Teacher reasoning</w:t>
+      </w:r>
+    </w:p>
+    <w:p>
+      <w:pPr>
+        <w:spacing w:line="336" w:lineRule="auto" w:after="180"/>
+        <w:shd w:fill="F1F6FC"/>
+      </w:pPr>
+      <w:r>
+        <w:rPr>
+          <w:b w:val="0"/>
+        </w:rPr>
         <w:t>Teacher explanation: Precision@3=2/3; recall@3=2/4=1/2. F and G are relevant omissions. The metric uses this judged set only.</w:t>
       </w:r>
     </w:p>
@@ -2763,13 +5706,25 @@
       </w:r>
     </w:p>
     <w:p>
-      <w:r>
-        <w:t>For the worked scenario, propose one additional case that could reveal a failure, describe its expected outcome before running it, and explain what would need to remain fixed for a fair comparison. Do not reuse W4 as a new final test after receiving feedback.</w:t>
-      </w:r>
-    </w:p>
-    <w:p>
-      <w:r>
-        <w:t>Teacher explanation: Accept a concrete variant of the worked input or a missing/conflicting/boundary condition, with an expectation derived from the declared procedure. Require preserved settings, original outputs and data roles. Known judgments may be incomplete; a score over one query does not establish coverage over all queries. The new case should test this particular mechanism rather than merely restate the original result.</w:t>
+      <w:pPr>
+        <w:spacing w:line="336" w:lineRule="auto" w:after="180"/>
+      </w:pPr>
+      <w:r>
+        <w:rPr>
+          <w:b w:val="0"/>
+        </w:rPr>
+        <w:t>For the worked scenario, propose one additional case that could reveal a failure, describe its expected outcome before running it, and explain what would need to remain fixed for a fair comparison.</w:t>
+      </w:r>
+    </w:p>
+    <w:p>
+      <w:pPr>
+        <w:spacing w:line="336" w:lineRule="auto" w:after="180"/>
+      </w:pPr>
+      <w:r>
+        <w:rPr>
+          <w:b w:val="0"/>
+        </w:rPr>
+        <w:t>Do not reuse W4 as a new final test after receiving feedback.</w:t>
       </w:r>
     </w:p>
     <w:p>
@@ -2777,11 +5732,118 @@
         <w:pStyle w:val="Heading3"/>
       </w:pPr>
       <w:r>
+        <w:t>Teacher reasoning</w:t>
+      </w:r>
+    </w:p>
+    <w:p>
+      <w:pPr>
+        <w:spacing w:line="336" w:lineRule="auto" w:after="180"/>
+        <w:shd w:fill="F1F6FC"/>
+      </w:pPr>
+      <w:r>
+        <w:rPr>
+          <w:b w:val="0"/>
+        </w:rPr>
+        <w:t xml:space="preserve">Teacher explanation: Accept a concrete variant of the worked </w:t>
+      </w:r>
+      <w:r>
+        <w:rPr>
+          <w:b/>
+        </w:rPr>
+        <w:t>input</w:t>
+      </w:r>
+      <w:r>
+        <w:rPr>
+          <w:b w:val="0"/>
+        </w:rPr>
+        <w:t xml:space="preserve"> or a missing/conflicting/boundary condition, with an expectation derived from the declared procedure.</w:t>
+      </w:r>
+    </w:p>
+    <w:p>
+      <w:pPr>
+        <w:spacing w:line="336" w:lineRule="auto" w:after="180"/>
+        <w:shd w:fill="F1F6FC"/>
+      </w:pPr>
+      <w:r>
+        <w:rPr>
+          <w:b w:val="0"/>
+        </w:rPr>
+        <w:t xml:space="preserve">Require preserved settings, original </w:t>
+      </w:r>
+      <w:r>
+        <w:rPr>
+          <w:b/>
+        </w:rPr>
+        <w:t>output</w:t>
+      </w:r>
+      <w:r>
+        <w:rPr>
+          <w:b w:val="0"/>
+        </w:rPr>
+        <w:t xml:space="preserve">s and data roles. Known judgments may be incomplete; a score over one query does not establish </w:t>
+      </w:r>
+      <w:r>
+        <w:rPr>
+          <w:b/>
+        </w:rPr>
+        <w:t>coverage</w:t>
+      </w:r>
+      <w:r>
+        <w:rPr>
+          <w:b w:val="0"/>
+        </w:rPr>
+        <w:t xml:space="preserve"> over all queries.</w:t>
+      </w:r>
+    </w:p>
+    <w:p>
+      <w:pPr>
+        <w:spacing w:line="336" w:lineRule="auto" w:after="180"/>
+        <w:shd w:fill="F1F6FC"/>
+      </w:pPr>
+      <w:r>
+        <w:rPr>
+          <w:b w:val="0"/>
+        </w:rPr>
+        <w:t xml:space="preserve">The new case should test this particular </w:t>
+      </w:r>
+      <w:r>
+        <w:rPr>
+          <w:b/>
+        </w:rPr>
+        <w:t>mechanism</w:t>
+      </w:r>
+      <w:r>
+        <w:rPr>
+          <w:b w:val="0"/>
+        </w:rPr>
+        <w:t xml:space="preserve"> rather than merely restate the original result.</w:t>
+      </w:r>
+    </w:p>
+    <w:p>
+      <w:pPr>
+        <w:pStyle w:val="Heading3"/>
+      </w:pPr>
+      <w:r>
         <w:t>Assess independent transfer</w:t>
       </w:r>
     </w:p>
     <w:p>
-      <w:r>
+      <w:pPr>
+        <w:pStyle w:val="Heading3"/>
+      </w:pPr>
+      <w:r>
+        <w:t>Independent question · withhold the key</w:t>
+      </w:r>
+    </w:p>
+    <w:p>
+      <w:pPr>
+        <w:spacing w:line="336" w:lineRule="auto" w:after="180"/>
+        <w:shd w:fill="F5F1FB"/>
+      </w:pPr>
+      <w:r>
+        <w:rPr>
+          <w:b w:val="0"/>
+        </w:rPr>
         <w:t>Selected case: Approved notes: Robotics Tuesday Room2; Art Wednesday Room5. Requests: “Where does the club meet?” and “Who leads drama?” An unversioned added note says Robotics Room3. Design checks and safe responses.</w:t>
       </w:r>
     </w:p>
@@ -2794,8 +5856,35 @@
       </w:r>
     </w:p>
     <w:p>
-      <w:r>
-        <w:t>Clarify which club for the ambiguous request; the leader is absent, so abstain or request a source. Flag the conflicting Robotics room and resolve source authority/version before answering it. Include ambiguity, absent facts and conflicts in evaluation; easy answered cases alone do not establish robustness.</w:t>
+      <w:pPr>
+        <w:pStyle w:val="Heading3"/>
+      </w:pPr>
+      <w:r>
+        <w:t>Teacher key · Selected case answer</w:t>
+      </w:r>
+    </w:p>
+    <w:p>
+      <w:pPr>
+        <w:spacing w:line="336" w:lineRule="auto" w:after="180"/>
+        <w:shd w:fill="F1F6FC"/>
+      </w:pPr>
+      <w:r>
+        <w:rPr>
+          <w:b w:val="0"/>
+        </w:rPr>
+        <w:t>Clarify which club for the ambiguous request; the leader is absent, so abstain or request a source. Flag the conflicting Robotics room and resolve source authority/version before answering it.</w:t>
+      </w:r>
+    </w:p>
+    <w:p>
+      <w:pPr>
+        <w:spacing w:line="336" w:lineRule="auto" w:after="180"/>
+        <w:shd w:fill="F1F6FC"/>
+      </w:pPr>
+      <w:r>
+        <w:rPr>
+          <w:b w:val="0"/>
+        </w:rPr>
+        <w:t>Include ambiguity, absent facts and conflicts in evaluation; easy answered cases alone do not establish robustness.</w:t>
       </w:r>
     </w:p>
     <w:tbl>
@@ -2901,21 +5990,77 @@
       </w:tr>
     </w:tbl>
     <w:p>
-      <w:r>
-        <w:t>Record each dimension as not yet, with support, or independent. Accept a valid alternative procedure with a defensible trace. Do not penalise an honestly recorded model failure if the learner correctly explains its evidence and limits.</w:t>
-      </w:r>
-    </w:p>
-    <w:p>
       <w:pPr>
         <w:pStyle w:val="Heading3"/>
       </w:pPr>
       <w:r>
+        <w:t>Teacher key · Selected case answer</w:t>
+      </w:r>
+    </w:p>
+    <w:p>
+      <w:pPr>
+        <w:spacing w:line="336" w:lineRule="auto" w:after="180"/>
+        <w:shd w:fill="F1F6FC"/>
+      </w:pPr>
+      <w:r>
+        <w:rPr>
+          <w:b w:val="0"/>
+        </w:rPr>
+        <w:t>Record each dimension as not yet, with support, or independent. Accept a valid alternative procedure with a defensible trace.</w:t>
+      </w:r>
+    </w:p>
+    <w:p>
+      <w:pPr>
+        <w:spacing w:line="336" w:lineRule="auto" w:after="180"/>
+        <w:shd w:fill="F1F6FC"/>
+      </w:pPr>
+      <w:r>
+        <w:rPr>
+          <w:b w:val="0"/>
+        </w:rPr>
+        <w:t xml:space="preserve">Do not penalise an honestly recorded model failure if the learner correctly explains its </w:t>
+      </w:r>
+      <w:r>
+        <w:rPr>
+          <w:b/>
+        </w:rPr>
+        <w:t>evidence</w:t>
+      </w:r>
+      <w:r>
+        <w:rPr>
+          <w:b w:val="0"/>
+        </w:rPr>
+        <w:t xml:space="preserve"> and limits.</w:t>
+      </w:r>
+    </w:p>
+    <w:p>
+      <w:pPr>
+        <w:pStyle w:val="Heading3"/>
+      </w:pPr>
+      <w:r>
         <w:t>Feedback that the learner uses</w:t>
       </w:r>
     </w:p>
     <w:p>
-      <w:r>
-        <w:t>Name the earliest unsupported step and give one action to repair it. Have the learner make that repair now and explain why. Then assess the relevant skill on a fresh, fully specified case. Confirm it was not previously practised with feedback; solve and check the new case before assigning it. A follow-up design prompt is a starting brief, not automatically an equivalent test.</w:t>
+      <w:pPr>
+        <w:spacing w:line="336" w:lineRule="auto" w:after="180"/>
+      </w:pPr>
+      <w:r>
+        <w:rPr>
+          <w:b w:val="0"/>
+        </w:rPr>
+        <w:t>Name the earliest unsupported step and give one action to repair it. Have the learner make that repair now and explain why. Then assess the relevant skill on a fresh, fully specified case.</w:t>
+      </w:r>
+    </w:p>
+    <w:p>
+      <w:pPr>
+        <w:spacing w:line="336" w:lineRule="auto" w:after="180"/>
+      </w:pPr>
+      <w:r>
+        <w:rPr>
+          <w:b w:val="0"/>
+        </w:rPr>
+        <w:t>Confirm it was not previously practised with feedback; solve and check the new case before assigning it. A follow-up design prompt is a starting brief, not automatically an equivalent test.</w:t>
       </w:r>
     </w:p>
     <w:p>
@@ -2927,11 +6072,62 @@
       </w:r>
     </w:p>
     <w:p>
+      <w:r>
+        <w:t>Connect Evaluation Sets to Verified Study Buddy, adapt support and plan a later changed-case check.</w:t>
+      </w:r>
+    </w:p>
+    <w:p>
       <w:pPr>
         <w:pStyle w:val="Heading3"/>
       </w:pPr>
       <w:r>
-        <w:t>Connect and extend learning</w:t>
+        <w:t>Verified Study Buddy</w:t>
+      </w:r>
+    </w:p>
+    <w:p>
+      <w:pPr>
+        <w:spacing w:line="336" w:lineRule="auto" w:after="180"/>
+      </w:pPr>
+      <w:r>
+        <w:rPr>
+          <w:b w:val="0"/>
+        </w:rPr>
+        <w:t>Maintain a balanced eval set covering utility, grounding, format, privacy, and safety.</w:t>
+      </w:r>
+    </w:p>
+    <w:p>
+      <w:pPr>
+        <w:spacing w:line="336" w:lineRule="auto" w:after="180"/>
+      </w:pPr>
+      <w:r>
+        <w:rPr>
+          <w:b w:val="0"/>
+        </w:rPr>
+        <w:t xml:space="preserve">Keep the decision, </w:t>
+      </w:r>
+      <w:r>
+        <w:rPr>
+          <w:b/>
+        </w:rPr>
+        <w:t>input</w:t>
+      </w:r>
+      <w:r>
+        <w:rPr>
+          <w:b w:val="0"/>
+        </w:rPr>
+        <w:t xml:space="preserve">, result, explanation and remaining limitation in the project </w:t>
+      </w:r>
+      <w:r>
+        <w:rPr>
+          <w:b/>
+        </w:rPr>
+        <w:t>evidence</w:t>
+      </w:r>
+      <w:r>
+        <w:rPr>
+          <w:b w:val="0"/>
+        </w:rPr>
+        <w:t xml:space="preserve"> record. Retrieve this record next week rather than restarting the project.</w:t>
       </w:r>
     </w:p>
     <w:p>
@@ -2939,17 +6135,54 @@
         <w:pStyle w:val="Heading3"/>
       </w:pPr>
       <w:r>
-        <w:t>Verified Study Buddy</w:t>
-      </w:r>
-    </w:p>
-    <w:p>
-      <w:r>
-        <w:t>Maintain a balanced eval set covering utility, grounding, format, privacy, and safety.</w:t>
-      </w:r>
-    </w:p>
-    <w:p>
-      <w:r>
-        <w:t>Keep the decision, input, result, explanation and remaining limitation in the project evidence record. Retrieve this record next week rather than restarting the project.</w:t>
+        <w:t>Support and stretch</w:t>
+      </w:r>
+    </w:p>
+    <w:p>
+      <w:pPr>
+        <w:spacing w:line="336" w:lineRule="auto" w:after="180"/>
+      </w:pPr>
+      <w:r>
+        <w:rPr>
+          <w:b w:val="0"/>
+        </w:rPr>
+        <w:t xml:space="preserve">Provide one short approved passage; separate instruction, </w:t>
+      </w:r>
+      <w:r>
+        <w:rPr>
+          <w:b/>
+        </w:rPr>
+        <w:t>input</w:t>
+      </w:r>
+      <w:r>
+        <w:rPr>
+          <w:b w:val="0"/>
+        </w:rPr>
+        <w:t xml:space="preserve">, </w:t>
+      </w:r>
+      <w:r>
+        <w:rPr>
+          <w:b/>
+        </w:rPr>
+        <w:t>output</w:t>
+      </w:r>
+      <w:r>
+        <w:rPr>
+          <w:b w:val="0"/>
+        </w:rPr>
+        <w:t xml:space="preserve"> and </w:t>
+      </w:r>
+      <w:r>
+        <w:rPr>
+          <w:b/>
+        </w:rPr>
+        <w:t>evidence</w:t>
+      </w:r>
+      <w:r>
+        <w:rPr>
+          <w:b w:val="0"/>
+        </w:rPr>
+        <w:t>. Stretch: introduce an unsupported claim or conflicting source and validate claim by claim with a fallback.</w:t>
       </w:r>
     </w:p>
     <w:p>
@@ -2957,12 +6190,30 @@
         <w:pStyle w:val="Heading3"/>
       </w:pPr>
       <w:r>
-        <w:t>Support and stretch</w:t>
-      </w:r>
-    </w:p>
-    <w:p>
-      <w:r>
-        <w:t>Provide one short approved passage; separate instruction, input, output and evidence. Stretch: introduce an unsupported claim or conflicting source and validate claim by claim with a fallback.</w:t>
+        <w:t>Exit reflection</w:t>
+      </w:r>
+    </w:p>
+    <w:p>
+      <w:pPr>
+        <w:spacing w:line="336" w:lineRule="auto" w:after="180"/>
+      </w:pPr>
+      <w:r>
+        <w:rPr>
+          <w:b w:val="0"/>
+        </w:rPr>
+        <w:t xml:space="preserve">Ask for one decision the learner can now justify and one situation requiring more </w:t>
+      </w:r>
+      <w:r>
+        <w:rPr>
+          <w:b/>
+        </w:rPr>
+        <w:t>evidence</w:t>
+      </w:r>
+      <w:r>
+        <w:rPr>
+          <w:b w:val="0"/>
+        </w:rPr>
+        <w:t xml:space="preserve"> or human review. Confidence ratings are separate from correct independent performance.</w:t>
       </w:r>
     </w:p>
     <w:p>
@@ -2970,12 +6221,30 @@
         <w:pStyle w:val="Heading3"/>
       </w:pPr>
       <w:r>
-        <w:t>Exit reflection</w:t>
-      </w:r>
-    </w:p>
-    <w:p>
-      <w:r>
-        <w:t>Ask for one decision the learner can now justify and one situation requiring more evidence or human review. Confidence ratings are separate from correct independent performance.</w:t>
+        <w:t>Bridge to the next week</w:t>
+      </w:r>
+    </w:p>
+    <w:p>
+      <w:pPr>
+        <w:spacing w:line="336" w:lineRule="auto" w:after="180"/>
+      </w:pPr>
+      <w:r>
+        <w:rPr>
+          <w:b w:val="0"/>
+        </w:rPr>
+        <w:t xml:space="preserve">Next: Week 27: Red-Team the Product. Retrieve today’s </w:t>
+      </w:r>
+      <w:r>
+        <w:rPr>
+          <w:b/>
+        </w:rPr>
+        <w:t>evidence</w:t>
+      </w:r>
+      <w:r>
+        <w:rPr>
+          <w:b w:val="0"/>
+        </w:rPr>
+        <w:t xml:space="preserve"> and identify what carries forward and what is new.</w:t>
       </w:r>
     </w:p>
     <w:p>
@@ -2983,12 +6252,121 @@
         <w:pStyle w:val="Heading3"/>
       </w:pPr>
       <w:r>
-        <w:t>Bridge to the next week</w:t>
-      </w:r>
-    </w:p>
-    <w:p>
-      <w:r>
-        <w:t>Next: Week 27: Red-Team the Product. Retrieve today’s evidence and identify what carries forward and what is new.</w:t>
+        <w:t>Support and fresh reassessment</w:t>
+      </w:r>
+    </w:p>
+    <w:p>
+      <w:pPr>
+        <w:spacing w:line="336" w:lineRule="auto" w:after="180"/>
+      </w:pPr>
+      <w:r>
+        <w:rPr>
+          <w:b w:val="0"/>
+        </w:rPr>
+        <w:t xml:space="preserve">Provide an </w:t>
+      </w:r>
+      <w:r>
+        <w:rPr>
+          <w:b/>
+        </w:rPr>
+        <w:t>input</w:t>
+      </w:r>
+      <w:r>
+        <w:rPr>
+          <w:b w:val="0"/>
+        </w:rPr>
+        <w:t>/procedure/result/limit frame and a calculator when needed. Ask students to identify the first step before completing the whole trace.</w:t>
+      </w:r>
+    </w:p>
+    <w:p>
+      <w:pPr>
+        <w:spacing w:line="336" w:lineRule="auto" w:after="180"/>
+      </w:pPr>
+      <w:r>
+        <w:rPr>
+          <w:b w:val="0"/>
+        </w:rPr>
+        <w:t xml:space="preserve">Extension: compare two concrete variants of this </w:t>
+      </w:r>
+      <w:r>
+        <w:rPr>
+          <w:b/>
+        </w:rPr>
+        <w:t>mechanism</w:t>
+      </w:r>
+      <w:r>
+        <w:rPr>
+          <w:b w:val="0"/>
+        </w:rPr>
+        <w:t xml:space="preserve"> while holding unrelated conditions fixed; report both successful and unsuccessful outcomes.</w:t>
+      </w:r>
+    </w:p>
+    <w:p>
+      <w:pPr>
+        <w:spacing w:line="336" w:lineRule="auto" w:after="180"/>
+      </w:pPr>
+      <w:r>
+        <w:rPr>
+          <w:b w:val="0"/>
+        </w:rPr>
+        <w:t>W4: 6/8=75%; 2/4=50%; combined 8/12=2/3. Do not call all twelve answer-accuracy cases. Require intermediate reasoning and the stated scope.</w:t>
+      </w:r>
+    </w:p>
+    <w:p>
+      <w:pPr>
+        <w:spacing w:line="336" w:lineRule="auto" w:after="180"/>
+      </w:pPr>
+      <w:r>
+        <w:rPr>
+          <w:b w:val="0"/>
+        </w:rPr>
+        <w:t>Fresh retry: Five answerable and five unanswerable; four correct answers and four appropriate fallbacks. Expected reasoning: 4/5=</w:t>
+      </w:r>
+      <w:r>
+        <w:rPr>
+          <w:b/>
+        </w:rPr>
+        <w:t>80%</w:t>
+      </w:r>
+      <w:r>
+        <w:rPr>
+          <w:b w:val="0"/>
+        </w:rPr>
+        <w:t xml:space="preserve"> in each category; combined 8/10. Preserve individual failures and permission checks.</w:t>
+      </w:r>
+    </w:p>
+    <w:p>
+      <w:pPr>
+        <w:spacing w:line="336" w:lineRule="auto" w:after="180"/>
+      </w:pPr>
+      <w:r>
+        <w:rPr>
+          <w:b w:val="0"/>
+        </w:rPr>
+        <w:t>If students need support, record it and reassess with another new case rather than awarding independence to a copied answer.</w:t>
+      </w:r>
+    </w:p>
+    <w:p>
+      <w:pPr>
+        <w:spacing w:line="336" w:lineRule="auto" w:after="180"/>
+      </w:pPr>
+      <w:r>
+        <w:rPr>
+          <w:b w:val="0"/>
+        </w:rPr>
+        <w:t xml:space="preserve">Next connection: Capstone requirements and corpus. Preserve the current case record and retrieve its </w:t>
+      </w:r>
+      <w:r>
+        <w:rPr>
+          <w:b/>
+        </w:rPr>
+        <w:t>evidence</w:t>
+      </w:r>
+      <w:r>
+        <w:rPr>
+          <w:b w:val="0"/>
+        </w:rPr>
+        <w:t xml:space="preserve"> boundary before moving on.</w:t>
       </w:r>
     </w:p>
     <w:p>
@@ -2996,22 +6374,86 @@
         <w:pStyle w:val="Heading3"/>
       </w:pPr>
       <w:r>
-        <w:t>Support and fresh reassessment</w:t>
-      </w:r>
-    </w:p>
-    <w:p>
-      <w:r>
-        <w:t>Provide an input/procedure/result/limit frame and a calculator when needed. Ask students to identify the first step before completing the whole trace. Extension: compare two concrete variants of this mechanism while holding unrelated conditions fixed; report both successful and unsuccessful outcomes.</w:t>
-      </w:r>
-    </w:p>
-    <w:p>
-      <w:r>
-        <w:t>W4: 6/8=75%; 2/4=50%; combined 8/12=2/3. Do not call all twelve answer-accuracy cases. Require intermediate reasoning and the stated scope. Fresh retry: Five answerable and five unanswerable; four correct answers and four appropriate fallbacks. Expected reasoning: 4/5=80% in each category; combined 8/10. Preserve individual failures and permission checks. If students need support, record it and reassess with another new case rather than awarding independence to a copied answer.</w:t>
-      </w:r>
-    </w:p>
-    <w:p>
-      <w:r>
-        <w:t>Next connection: Capstone requirements and corpus. Preserve the current case record and retrieve its evidence boundary before moving on.</w:t>
+        <w:t>Readiness and reassessment for Ranking and retrieval evaluation</w:t>
+      </w:r>
+    </w:p>
+    <w:p>
+      <w:pPr>
+        <w:spacing w:line="336" w:lineRule="auto" w:after="180"/>
+      </w:pPr>
+      <w:r>
+        <w:rPr>
+          <w:b w:val="0"/>
+        </w:rPr>
+        <w:t xml:space="preserve">Provide an </w:t>
+      </w:r>
+      <w:r>
+        <w:rPr>
+          <w:b/>
+        </w:rPr>
+        <w:t>input</w:t>
+      </w:r>
+      <w:r>
+        <w:rPr>
+          <w:b w:val="0"/>
+        </w:rPr>
+        <w:t>/procedure/result/limit frame and a calculator when needed. Ask students to identify the first step before completing the whole trace.</w:t>
+      </w:r>
+    </w:p>
+    <w:p>
+      <w:pPr>
+        <w:spacing w:line="336" w:lineRule="auto" w:after="180"/>
+      </w:pPr>
+      <w:r>
+        <w:rPr>
+          <w:b w:val="0"/>
+        </w:rPr>
+        <w:t xml:space="preserve">Extension: compare two concrete variants of this </w:t>
+      </w:r>
+      <w:r>
+        <w:rPr>
+          <w:b/>
+        </w:rPr>
+        <w:t>mechanism</w:t>
+      </w:r>
+      <w:r>
+        <w:rPr>
+          <w:b w:val="0"/>
+        </w:rPr>
+        <w:t xml:space="preserve"> while holding unrelated conditions fixed; report both successful and unsuccessful outcomes.</w:t>
+      </w:r>
+    </w:p>
+    <w:p>
+      <w:pPr>
+        <w:spacing w:line="336" w:lineRule="auto" w:after="180"/>
+      </w:pPr>
+      <w:r>
+        <w:rPr>
+          <w:b w:val="0"/>
+        </w:rPr>
+        <w:t>W4: Precision@3=2/3; recall@3=2/4=1/2. F and G are relevant omissions. The metric uses this judged set only. Require intermediate reasoning and the stated scope. Fresh retry: Relevant set B, E; top four A, B, C, D.</w:t>
+      </w:r>
+    </w:p>
+    <w:p>
+      <w:pPr>
+        <w:spacing w:line="336" w:lineRule="auto" w:after="180"/>
+      </w:pPr>
+      <w:r>
+        <w:rPr>
+          <w:b w:val="0"/>
+        </w:rPr>
+        <w:t>Expected reasoning: Precision@4=1/4; recall@4=1/2. If no relevant items exist, report recall denominator zero under an explicit policy.</w:t>
+      </w:r>
+    </w:p>
+    <w:p>
+      <w:pPr>
+        <w:spacing w:line="336" w:lineRule="auto" w:after="180"/>
+      </w:pPr>
+      <w:r>
+        <w:rPr>
+          <w:b w:val="0"/>
+        </w:rPr>
+        <w:t>If students need support, record it and reassess with another new case rather than awarding independence to a copied answer.</w:t>
       </w:r>
     </w:p>
     <w:p>
@@ -3019,35 +6461,40 @@
         <w:pStyle w:val="Heading3"/>
       </w:pPr>
       <w:r>
-        <w:t>Readiness and reassessment for Ranking and retrieval evaluation</w:t>
-      </w:r>
-    </w:p>
-    <w:p>
-      <w:r>
-        <w:t>Provide an input/procedure/result/limit frame and a calculator when needed. Ask students to identify the first step before completing the whole trace. Extension: compare two concrete variants of this mechanism while holding unrelated conditions fixed; report both successful and unsuccessful outcomes.</w:t>
-      </w:r>
-    </w:p>
-    <w:p>
-      <w:r>
-        <w:t>W4: Precision@3=2/3; recall@3=2/4=1/2. F and G are relevant omissions. The metric uses this judged set only. Require intermediate reasoning and the stated scope. Fresh retry: Relevant set B, E; top four A, B, C, D. Expected reasoning: Precision@4=1/4; recall@4=1/2. If no relevant items exist, report recall denominator zero under an explicit policy. If students need support, record it and reassess with another new case rather than awarding independence to a copied answer.</w:t>
-      </w:r>
-    </w:p>
-    <w:p>
-      <w:pPr>
-        <w:pStyle w:val="Heading3"/>
-      </w:pPr>
-      <w:r>
         <w:t>Plan the delayed return</w:t>
       </w:r>
     </w:p>
     <w:p>
-      <w:r>
+      <w:pPr>
+        <w:spacing w:line="336" w:lineRule="auto" w:after="180"/>
+      </w:pPr>
+      <w:r>
+        <w:rPr>
+          <w:b w:val="0"/>
+        </w:rPr>
         <w:t>Suggested return points in this level: ai-3/27, ai-3/29, ai-3/32. Use actual classroom dates, adjusting for holidays and gaps. One, three and six teaching weeks are scheduling choices, not a claimed optimal spacing.</w:t>
       </w:r>
     </w:p>
     <w:p>
-      <w:r>
-        <w:t>At a delayed check, ask for the idea from memory and a changed application. Compare with the earlier independent response and record support used. For a new level, revisit the previous capstone before checking the new prerequisites.</w:t>
+      <w:pPr>
+        <w:spacing w:line="336" w:lineRule="auto" w:after="180"/>
+      </w:pPr>
+      <w:r>
+        <w:rPr>
+          <w:b w:val="0"/>
+        </w:rPr>
+        <w:t>At a delayed check, ask for the idea from memory and a changed application. Compare with the earlier independent response and record support used.</w:t>
+      </w:r>
+    </w:p>
+    <w:p>
+      <w:pPr>
+        <w:spacing w:line="336" w:lineRule="auto" w:after="180"/>
+      </w:pPr>
+      <w:r>
+        <w:rPr>
+          <w:b w:val="0"/>
+        </w:rPr>
+        <w:t>For a new level, revisit the previous capstone before checking the new prerequisites.</w:t>
       </w:r>
     </w:p>
     <w:tbl>
@@ -3207,8 +6654,26 @@
       </w:tr>
     </w:tbl>
     <w:p>
-      <w:r>
-        <w:t>Use the evidence to choose reteaching or the next step. A completed page, confidence rating or attractive project does not by itself demonstrate understanding.</w:t>
+      <w:pPr>
+        <w:spacing w:line="336" w:lineRule="auto" w:after="180"/>
+      </w:pPr>
+      <w:r>
+        <w:rPr>
+          <w:b w:val="0"/>
+        </w:rPr>
+        <w:t xml:space="preserve">Use the </w:t>
+      </w:r>
+      <w:r>
+        <w:rPr>
+          <w:b/>
+        </w:rPr>
+        <w:t>evidence</w:t>
+      </w:r>
+      <w:r>
+        <w:rPr>
+          <w:b w:val="0"/>
+        </w:rPr>
+        <w:t xml:space="preserve"> to choose reteaching or the next step. A completed page, confidence rating or attractive project does not by itself demonstrate understanding.</w:t>
       </w:r>
     </w:p>
     <w:p>
@@ -3220,8 +6685,37 @@
       </w:r>
     </w:p>
     <w:p>
-      <w:r>
-        <w:t>For your Verified Study Buddy, save the input, procedure, observed result and limitation of this check. Label this worked example as practice; use a different, previously unreviewed case when checking independent understanding.</w:t>
+      <w:pPr>
+        <w:spacing w:line="336" w:lineRule="auto" w:after="180"/>
+      </w:pPr>
+      <w:r>
+        <w:rPr>
+          <w:b w:val="0"/>
+        </w:rPr>
+        <w:t xml:space="preserve">For your Verified Study Buddy, save the </w:t>
+      </w:r>
+      <w:r>
+        <w:rPr>
+          <w:b/>
+        </w:rPr>
+        <w:t>input</w:t>
+      </w:r>
+      <w:r>
+        <w:rPr>
+          <w:b w:val="0"/>
+        </w:rPr>
+        <w:t>, procedure, observed result and limitation of this check.</w:t>
+      </w:r>
+    </w:p>
+    <w:p>
+      <w:pPr>
+        <w:spacing w:line="336" w:lineRule="auto" w:after="180"/>
+      </w:pPr>
+      <w:r>
+        <w:rPr>
+          <w:b w:val="0"/>
+        </w:rPr>
+        <w:t>Label this worked example as practice; use a different, previously unreviewed case when checking independent understanding.</w:t>
       </w:r>
     </w:p>
     <w:p>
@@ -3234,12 +6728,74 @@
     </w:p>
     <w:p>
       <w:r>
-        <w:t>Teaching target: Explain the mechanism and terminology of system evaluation sets</w:t>
-      </w:r>
-    </w:p>
-    <w:p>
-      <w:r>
-        <w:t>Prepare the labelled worked-case picture, the matching workbook, fictional input cards and a place for individual responses. No paid AI account is required for the paper reasoning activities.</w:t>
+        <w:t>Use this preparation summary alongside the detailed Evaluation Sets lesson; it is a checklist rather than a replacement for the full sequence.</w:t>
+      </w:r>
+    </w:p>
+    <w:p>
+      <w:pPr>
+        <w:pStyle w:val="Heading3"/>
+      </w:pPr>
+      <w:r>
+        <w:t>Teaching target</w:t>
+      </w:r>
+    </w:p>
+    <w:p>
+      <w:pPr>
+        <w:spacing w:line="336" w:lineRule="auto" w:after="180"/>
+        <w:shd w:fill="EDF7F3"/>
+      </w:pPr>
+      <w:r>
+        <w:rPr>
+          <w:b w:val="0"/>
+        </w:rPr>
+        <w:t xml:space="preserve">Teaching target: Explain the </w:t>
+      </w:r>
+      <w:r>
+        <w:rPr>
+          <w:b/>
+        </w:rPr>
+        <w:t>mechanism</w:t>
+      </w:r>
+      <w:r>
+        <w:rPr>
+          <w:b w:val="0"/>
+        </w:rPr>
+        <w:t xml:space="preserve"> and terminology of system </w:t>
+      </w:r>
+      <w:r>
+        <w:rPr>
+          <w:b/>
+        </w:rPr>
+        <w:t>evaluation set</w:t>
+      </w:r>
+      <w:r>
+        <w:rPr>
+          <w:b w:val="0"/>
+        </w:rPr>
+        <w:t>s</w:t>
+      </w:r>
+    </w:p>
+    <w:p>
+      <w:pPr>
+        <w:spacing w:line="336" w:lineRule="auto" w:after="180"/>
+      </w:pPr>
+      <w:r>
+        <w:rPr>
+          <w:b w:val="0"/>
+        </w:rPr>
+        <w:t xml:space="preserve">Prepare the labelled worked-case picture, the matching workbook, fictional </w:t>
+      </w:r>
+      <w:r>
+        <w:rPr>
+          <w:b/>
+        </w:rPr>
+        <w:t>input</w:t>
+      </w:r>
+      <w:r>
+        <w:rPr>
+          <w:b w:val="0"/>
+        </w:rPr>
+        <w:t xml:space="preserve"> cards and a place for individual responses. No paid AI account is required for the paper reasoning activities.</w:t>
       </w:r>
     </w:p>
     <w:tbl>
@@ -3386,37 +6942,242 @@
       </w:tr>
     </w:tbl>
     <w:p>
-      <w:r>
-        <w:t>Before class, solve the supported practice: Ten cases include six answerable and four missing-evidence cases. System answers five answerable correctly and abstains appropriately on three missing cases. Show the intermediate steps and give the conclusion with its scope.</w:t>
-      </w:r>
-    </w:p>
-    <w:p>
-      <w:r>
-        <w:t>Reasoned practice answer: Teacher explanation: Answer correctness 5/6; appropriate fallback 3/4; combined contract passes 8/10 if each case has one required outcome. Different denominators answer different questions.</w:t>
-      </w:r>
-    </w:p>
-    <w:p>
-      <w:r>
-        <w:t>Check every learner before discussion: Use the worked case for System evaluation sets. Proposed explanation: “The worked result establishes every future case”. Decide whether this explanation is supported. Point to the step or supplied fact that decides; explain your repair if needed.</w:t>
-      </w:r>
-    </w:p>
-    <w:p>
-      <w:r>
-        <w:t>Misconception repair: Evaluation coverage limits the claim; prompts tuned on these cases need new reserved final cases.</w:t>
-      </w:r>
-    </w:p>
-    <w:p>
-      <w:r>
-        <w:t>Support: read the exact case aloud, enlarge the labelled picture, supply input cards and model only the first deciding step. Accept a spoken explanation or drawing; retain the reasoning goal.</w:t>
-      </w:r>
-    </w:p>
-    <w:p>
-      <w:r>
-        <w:t>Extension: Add three missing-evidence cases that all pass. Require a prediction and a reason before comparing. Expected result: Overall becomes 8/9, but supported answering remains 2/3. Reason: Changing the case mixture raises the pooled rate without improving any existing answerable result.</w:t>
-      </w:r>
-    </w:p>
-    <w:p>
-      <w:r>
+      <w:pPr>
+        <w:spacing w:line="336" w:lineRule="auto" w:after="180"/>
+      </w:pPr>
+      <w:r>
+        <w:rPr>
+          <w:b w:val="0"/>
+        </w:rPr>
+        <w:t>Before class, solve the supported practice: Ten cases include six answerable and four missing-</w:t>
+      </w:r>
+      <w:r>
+        <w:rPr>
+          <w:b/>
+        </w:rPr>
+        <w:t>evidence</w:t>
+      </w:r>
+      <w:r>
+        <w:rPr>
+          <w:b w:val="0"/>
+        </w:rPr>
+        <w:t xml:space="preserve"> cases. System answers five answerable correctly and abstains appropriately on three missing cases.</w:t>
+      </w:r>
+    </w:p>
+    <w:p>
+      <w:pPr>
+        <w:spacing w:line="336" w:lineRule="auto" w:after="180"/>
+      </w:pPr>
+      <w:r>
+        <w:rPr>
+          <w:b w:val="0"/>
+        </w:rPr>
+        <w:t>Show the intermediate steps and give the conclusion with its scope.</w:t>
+      </w:r>
+    </w:p>
+    <w:p>
+      <w:pPr>
+        <w:pStyle w:val="Heading3"/>
+      </w:pPr>
+      <w:r>
+        <w:t>Supported practice answer</w:t>
+      </w:r>
+    </w:p>
+    <w:p>
+      <w:pPr>
+        <w:spacing w:line="336" w:lineRule="auto" w:after="180"/>
+        <w:shd w:fill="F1F6FC"/>
+      </w:pPr>
+      <w:r>
+        <w:rPr>
+          <w:b w:val="0"/>
+        </w:rPr>
+        <w:t xml:space="preserve">Reasoned practice answer: Teacher explanation: Answer correctness 5/6; appropriate fallback 3/4; combined </w:t>
+      </w:r>
+      <w:r>
+        <w:rPr>
+          <w:b/>
+        </w:rPr>
+        <w:t>contract pass</w:t>
+      </w:r>
+      <w:r>
+        <w:rPr>
+          <w:b w:val="0"/>
+        </w:rPr>
+        <w:t>es 8/10 if each case has one required outcome. Different denominators answer different questions.</w:t>
+      </w:r>
+    </w:p>
+    <w:p>
+      <w:pPr>
+        <w:spacing w:line="336" w:lineRule="auto" w:after="180"/>
+      </w:pPr>
+      <w:r>
+        <w:rPr>
+          <w:b w:val="0"/>
+        </w:rPr>
+        <w:t xml:space="preserve">Check every learner before discussion: Use the worked case for System </w:t>
+      </w:r>
+      <w:r>
+        <w:rPr>
+          <w:b/>
+        </w:rPr>
+        <w:t>evaluation set</w:t>
+      </w:r>
+      <w:r>
+        <w:rPr>
+          <w:b w:val="0"/>
+        </w:rPr>
+        <w:t>s. Proposed explanation: “The worked result establishes every future case”. Decide whether this explanation is supported.</w:t>
+      </w:r>
+    </w:p>
+    <w:p>
+      <w:pPr>
+        <w:spacing w:line="336" w:lineRule="auto" w:after="180"/>
+      </w:pPr>
+      <w:r>
+        <w:rPr>
+          <w:b w:val="0"/>
+        </w:rPr>
+        <w:t>Point to the step or supplied fact that decides; explain your repair if needed.</w:t>
+      </w:r>
+    </w:p>
+    <w:p>
+      <w:pPr>
+        <w:pStyle w:val="Heading3"/>
+      </w:pPr>
+      <w:r>
+        <w:t>Repair the misconception</w:t>
+      </w:r>
+    </w:p>
+    <w:p>
+      <w:pPr>
+        <w:spacing w:line="336" w:lineRule="auto" w:after="180"/>
+        <w:shd w:fill="FFF5E6"/>
+      </w:pPr>
+      <w:r>
+        <w:rPr>
+          <w:b w:val="0"/>
+        </w:rPr>
+        <w:t xml:space="preserve">Misconception repair: Evaluation </w:t>
+      </w:r>
+      <w:r>
+        <w:rPr>
+          <w:b/>
+        </w:rPr>
+        <w:t>coverage</w:t>
+      </w:r>
+      <w:r>
+        <w:rPr>
+          <w:b w:val="0"/>
+        </w:rPr>
+        <w:t xml:space="preserve"> limits the claim; prompts tuned on these cases need new reserved final cases.</w:t>
+      </w:r>
+    </w:p>
+    <w:p>
+      <w:pPr>
+        <w:pStyle w:val="Heading3"/>
+      </w:pPr>
+      <w:r>
+        <w:t>Support without giving away the answer</w:t>
+      </w:r>
+    </w:p>
+    <w:p>
+      <w:pPr>
+        <w:spacing w:line="336" w:lineRule="auto" w:after="180"/>
+        <w:shd w:fill="F1F6F8"/>
+      </w:pPr>
+      <w:r>
+        <w:rPr>
+          <w:b w:val="0"/>
+        </w:rPr>
+        <w:t xml:space="preserve">Support: read the exact case aloud, enlarge the labelled picture, supply </w:t>
+      </w:r>
+      <w:r>
+        <w:rPr>
+          <w:b/>
+        </w:rPr>
+        <w:t>input</w:t>
+      </w:r>
+      <w:r>
+        <w:rPr>
+          <w:b w:val="0"/>
+        </w:rPr>
+        <w:t xml:space="preserve"> cards and model only the first deciding step. Accept a spoken explanation or drawing; retain the reasoning goal.</w:t>
+      </w:r>
+    </w:p>
+    <w:p>
+      <w:pPr>
+        <w:pStyle w:val="Heading3"/>
+      </w:pPr>
+      <w:r>
+        <w:t>Extend the reasoning</w:t>
+      </w:r>
+    </w:p>
+    <w:p>
+      <w:pPr>
+        <w:spacing w:line="336" w:lineRule="auto" w:after="180"/>
+        <w:shd w:fill="F5F1FB"/>
+      </w:pPr>
+      <w:r>
+        <w:rPr>
+          <w:b w:val="0"/>
+        </w:rPr>
+        <w:t>Extension: Add three missing-</w:t>
+      </w:r>
+      <w:r>
+        <w:rPr>
+          <w:b/>
+        </w:rPr>
+        <w:t>evidence</w:t>
+      </w:r>
+      <w:r>
+        <w:rPr>
+          <w:b w:val="0"/>
+        </w:rPr>
+        <w:t xml:space="preserve"> cases that all pass. Require a </w:t>
+      </w:r>
+      <w:r>
+        <w:rPr>
+          <w:b/>
+        </w:rPr>
+        <w:t>prediction</w:t>
+      </w:r>
+      <w:r>
+        <w:rPr>
+          <w:b w:val="0"/>
+        </w:rPr>
+        <w:t xml:space="preserve"> and a reason before comparing. Expected result: Overall becomes 8/9, but supported answering remains 2/3.</w:t>
+      </w:r>
+    </w:p>
+    <w:p>
+      <w:pPr>
+        <w:spacing w:line="336" w:lineRule="auto" w:after="180"/>
+        <w:shd w:fill="F5F1FB"/>
+      </w:pPr>
+      <w:r>
+        <w:rPr>
+          <w:b w:val="0"/>
+        </w:rPr>
+        <w:t>Reason: Changing the case mixture raises the pooled rate without improving any existing answerable result.</w:t>
+      </w:r>
+    </w:p>
+    <w:p>
+      <w:pPr>
+        <w:pStyle w:val="Heading3"/>
+      </w:pPr>
+      <w:r>
+        <w:t>Protect the independent attempt</w:t>
+      </w:r>
+    </w:p>
+    <w:p>
+      <w:pPr>
+        <w:spacing w:line="336" w:lineRule="auto" w:after="180"/>
+        <w:shd w:fill="FFF5E6"/>
+      </w:pPr>
+      <w:r>
+        <w:rPr>
+          <w:b w:val="0"/>
+        </w:rPr>
         <w:t>Independent assessment: withhold the reserved answer until the learner has attempted the new case. Record support separately from correctness.</w:t>
       </w:r>
     </w:p>
@@ -3605,13 +7366,58 @@
       </w:tr>
     </w:tbl>
     <w:p>
-      <w:r>
-        <w:t>Project checkpoint: Prepare the demonstration. Gather reproducible instructions, evidence, access checks and remaining limitations.</w:t>
-      </w:r>
-    </w:p>
-    <w:p>
-      <w:r>
-        <w:t>Use the weekly teacher answer for topic-specific reasoning. A saved progress tick is an activity record; judge mastery from the learner’s explanation and evidence.</w:t>
+      <w:pPr>
+        <w:pStyle w:val="Heading3"/>
+      </w:pPr>
+      <w:r>
+        <w:t>Project checkpoint</w:t>
+      </w:r>
+    </w:p>
+    <w:p>
+      <w:pPr>
+        <w:spacing w:line="336" w:lineRule="auto" w:after="180"/>
+        <w:shd w:fill="EDF7F3"/>
+      </w:pPr>
+      <w:r>
+        <w:rPr>
+          <w:b w:val="0"/>
+        </w:rPr>
+        <w:t xml:space="preserve">Project checkpoint: Prepare the demonstration. Gather reproducible instructions, </w:t>
+      </w:r>
+      <w:r>
+        <w:rPr>
+          <w:b/>
+        </w:rPr>
+        <w:t>evidence</w:t>
+      </w:r>
+      <w:r>
+        <w:rPr>
+          <w:b w:val="0"/>
+        </w:rPr>
+        <w:t>, access checks and remaining limitations.</w:t>
+      </w:r>
+    </w:p>
+    <w:p>
+      <w:pPr>
+        <w:spacing w:line="336" w:lineRule="auto" w:after="180"/>
+      </w:pPr>
+      <w:r>
+        <w:rPr>
+          <w:b w:val="0"/>
+        </w:rPr>
+        <w:t xml:space="preserve">Use the weekly teacher answer for topic-specific reasoning. A saved progress tick is an activity record; judge mastery from the learner’s explanation and </w:t>
+      </w:r>
+      <w:r>
+        <w:rPr>
+          <w:b/>
+        </w:rPr>
+        <w:t>evidence</w:t>
+      </w:r>
+      <w:r>
+        <w:rPr>
+          <w:b w:val="0"/>
+        </w:rPr>
+        <w:t>.</w:t>
       </w:r>
     </w:p>
     <w:p>
@@ -3624,27 +7430,1079 @@
     </w:p>
     <w:p>
       <w:r>
-        <w:t>Use the two formative questions as supported practice, not as independent mastery scores. Discuss the deciding evidence rather than accepting a guessed selection.</w:t>
-      </w:r>
-    </w:p>
-    <w:p>
-      <w:r>
+        <w:t>Use feedback, earlier review and portfolios purposefully. Apply the coding routine only when this lesson has an executable lab.</w:t>
+      </w:r>
+    </w:p>
+    <w:p>
+      <w:pPr>
+        <w:spacing w:line="336" w:lineRule="auto" w:after="180"/>
+      </w:pPr>
+      <w:r>
+        <w:rPr>
+          <w:b w:val="0"/>
+        </w:rPr>
+        <w:t xml:space="preserve">Use the two formative questions as supported practice, not as independent mastery scores. Discuss the deciding </w:t>
+      </w:r>
+      <w:r>
+        <w:rPr>
+          <w:b/>
+        </w:rPr>
+        <w:t>evidence</w:t>
+      </w:r>
+      <w:r>
+        <w:rPr>
+          <w:b w:val="0"/>
+        </w:rPr>
+        <w:t xml:space="preserve"> rather than accepting a guessed selection.</w:t>
+      </w:r>
+    </w:p>
+    <w:p>
+      <w:pPr>
+        <w:spacing w:line="336" w:lineRule="auto" w:after="180"/>
+      </w:pPr>
+      <w:r>
+        <w:rPr>
+          <w:b w:val="0"/>
+        </w:rPr>
         <w:t>The feedback comes from the reviewed public worked case. Do not reveal the separately reserved independent teacher answer until the learner has attempted that case.</w:t>
       </w:r>
     </w:p>
     <w:p>
-      <w:r>
-        <w:t>Ask students to predict before running code. Preserve errors and actual outputs; collect a changed test and an explanation. The branch-boundary and indexing lessons deliberately include failure cases.</w:t>
-      </w:r>
-    </w:p>
-    <w:p>
-      <w:r>
+      <w:pPr>
+        <w:pStyle w:val="Heading3"/>
+      </w:pPr>
+      <w:r>
+        <w:t>For later coding lessons</w:t>
+      </w:r>
+    </w:p>
+    <w:p>
+      <w:r>
+        <w:t>This week has no code block. Use this routine when a later lesson includes an executable lab.</w:t>
+      </w:r>
+    </w:p>
+    <w:p>
+      <w:pPr>
+        <w:spacing w:line="336" w:lineRule="auto" w:after="180"/>
+        <w:shd w:fill="F1F6F8"/>
+      </w:pPr>
+      <w:r>
+        <w:rPr>
+          <w:b w:val="0"/>
+        </w:rPr>
+        <w:t xml:space="preserve">Ask students to predict before running code. Preserve errors and actual </w:t>
+      </w:r>
+      <w:r>
+        <w:rPr>
+          <w:b/>
+        </w:rPr>
+        <w:t>output</w:t>
+      </w:r>
+      <w:r>
+        <w:rPr>
+          <w:b w:val="0"/>
+        </w:rPr>
+        <w:t>s; collect a changed test and an explanation. The branch-boundary and indexing lessons deliberately include failure cases.</w:t>
+      </w:r>
+    </w:p>
+    <w:p>
+      <w:pPr>
+        <w:spacing w:line="336" w:lineRule="auto" w:after="180"/>
+      </w:pPr>
+      <w:r>
+        <w:rPr>
+          <w:b w:val="0"/>
+        </w:rPr>
         <w:t>Use the earlier worked-explanation links to address a specific missing building block, then return to the current question. Adapt this suggestion after observing the learner; it is not an automatic diagnosis.</w:t>
       </w:r>
     </w:p>
     <w:p>
-      <w:r>
-        <w:t>Collect the completed-work portfolio as evidence. Record support separately from correctness, and assess explanation, trace/test and limitations. Progress ticks and quiz selections alone do not establish mastery.</w:t>
+      <w:pPr>
+        <w:spacing w:line="336" w:lineRule="auto" w:after="180"/>
+      </w:pPr>
+      <w:r>
+        <w:rPr>
+          <w:b w:val="0"/>
+        </w:rPr>
+        <w:t xml:space="preserve">Collect the completed-work portfolio as </w:t>
+      </w:r>
+      <w:r>
+        <w:rPr>
+          <w:b/>
+        </w:rPr>
+        <w:t>evidence</w:t>
+      </w:r>
+      <w:r>
+        <w:rPr>
+          <w:b w:val="0"/>
+        </w:rPr>
+        <w:t>. Record support separately from correctness, and assess explanation, trace/test and limitations. Progress ticks and quiz selections alone do not establish mastery.</w:t>
+      </w:r>
+    </w:p>
+    <w:p>
+      <w:pPr>
+        <w:pStyle w:val="Heading1"/>
+      </w:pPr>
+      <w:r>
+        <w:t>09. Visual concept journey</w:t>
+      </w:r>
+    </w:p>
+    <w:p>
+      <w:r>
+        <w:t>Show one Evaluation Sets graphic at a time, request a prediction and discuss its trace before the independent assessment.</w:t>
+      </w:r>
+    </w:p>
+    <w:p>
+      <w:pPr>
+        <w:spacing w:line="336" w:lineRule="auto" w:after="180"/>
+      </w:pPr>
+      <w:r>
+        <w:rPr>
+          <w:b w:val="0"/>
+        </w:rPr>
+        <w:t xml:space="preserve">Use one picture at a time. Hide a worked result before asking for a </w:t>
+      </w:r>
+      <w:r>
+        <w:rPr>
+          <w:b/>
+        </w:rPr>
+        <w:t>prediction</w:t>
+      </w:r>
+      <w:r>
+        <w:rPr>
+          <w:b w:val="0"/>
+        </w:rPr>
+        <w:t>, then reveal it for feedback. These are supported teaching cases; retain the separate independent assessment for a fresh first attempt.</w:t>
+      </w:r>
+    </w:p>
+    <w:p>
+      <w:pPr>
+        <w:pStyle w:val="Heading3"/>
+      </w:pPr>
+      <w:r>
+        <w:t>01. Evaluation Sets: the case</w:t>
+      </w:r>
+    </w:p>
+    <w:p>
+      <w:r>
+        <w:drawing>
+          <wp:inline xmlns:a="http://schemas.openxmlformats.org/drawingml/2006/main" xmlns:pic="http://schemas.openxmlformats.org/drawingml/2006/picture">
+            <wp:extent cx="5486400" cy="3142488"/>
+            <wp:docPr id="2" name="Picture 2" descr="Design an evaluation set that checks answering and appropriate uncertainty separately. Supplied facts: Six toy questions: three have source answers and three do not. Results: 2 supported answers out of 3; 3 correct “not in source” responses out of 3. All inputs and outcomes in this worked example are invented classroom data; no real model run is claimed."/>
+            <wp:cNvGraphicFramePr>
+              <a:graphicFrameLocks noChangeAspect="1"/>
+            </wp:cNvGraphicFramePr>
+            <a:graphic>
+              <a:graphicData uri="http://schemas.openxmlformats.org/drawingml/2006/picture">
+                <pic:pic>
+                  <pic:nvPicPr>
+                    <pic:cNvPr id="0" name="academy-story-ai-3-26-01.png"/>
+                    <pic:cNvPicPr/>
+                  </pic:nvPicPr>
+                  <pic:blipFill>
+                    <a:blip r:embed="rId10"/>
+                    <a:stretch>
+                      <a:fillRect/>
+                    </a:stretch>
+                  </pic:blipFill>
+                  <pic:spPr>
+                    <a:xfrm>
+                      <a:off x="0" y="0"/>
+                      <a:ext cx="5486400" cy="3142488"/>
+                    </a:xfrm>
+                    <a:prstGeom prst="rect"/>
+                  </pic:spPr>
+                </pic:pic>
+              </a:graphicData>
+            </a:graphic>
+          </wp:inline>
+        </w:drawing>
+      </w:r>
+    </w:p>
+    <w:p>
+      <w:pPr>
+        <w:spacing w:line="336" w:lineRule="auto" w:after="180"/>
+      </w:pPr>
+      <w:r>
+        <w:rPr>
+          <w:b w:val="0"/>
+        </w:rPr>
+        <w:t xml:space="preserve">Design an </w:t>
+      </w:r>
+      <w:r>
+        <w:rPr>
+          <w:b/>
+        </w:rPr>
+        <w:t>evaluation set</w:t>
+      </w:r>
+      <w:r>
+        <w:rPr>
+          <w:b w:val="0"/>
+        </w:rPr>
+        <w:t xml:space="preserve"> that checks answering and appropriate uncertainty separately. Supplied facts: Six toy questions: three have source answers and three do not.</w:t>
+      </w:r>
+    </w:p>
+    <w:p>
+      <w:pPr>
+        <w:spacing w:line="336" w:lineRule="auto" w:after="180"/>
+      </w:pPr>
+      <w:r>
+        <w:rPr>
+          <w:b w:val="0"/>
+        </w:rPr>
+        <w:t xml:space="preserve">Results: 2 supported answers out of 3; 3 correct “not in source” responses out of 3. All </w:t>
+      </w:r>
+      <w:r>
+        <w:rPr>
+          <w:b/>
+        </w:rPr>
+        <w:t>input</w:t>
+      </w:r>
+      <w:r>
+        <w:rPr>
+          <w:b w:val="0"/>
+        </w:rPr>
+        <w:t>s and outcomes in this worked example are invented classroom data; no real model run is claimed.</w:t>
+      </w:r>
+    </w:p>
+    <w:p>
+      <w:pPr>
+        <w:spacing w:line="336" w:lineRule="auto" w:after="180"/>
+        <w:shd w:fill="F5F1FB"/>
+      </w:pPr>
+      <w:r>
+        <w:rPr>
+          <w:b w:val="0"/>
+        </w:rPr>
+        <w:t>Point to the given fact that matters most. Explain why it matters.</w:t>
+      </w:r>
+    </w:p>
+    <w:p>
+      <w:pPr>
+        <w:pStyle w:val="Heading3"/>
+      </w:pPr>
+      <w:r>
+        <w:t>Discuss while showing the picture</w:t>
+      </w:r>
+    </w:p>
+    <w:p>
+      <w:pPr>
+        <w:spacing w:line="336" w:lineRule="auto" w:after="180"/>
+        <w:shd w:fill="F1F6F8"/>
+      </w:pPr>
+      <w:r>
+        <w:rPr>
+          <w:b w:val="0"/>
+        </w:rPr>
+        <w:t>Teacher prompt: Point to the given fact that matters most. Explain why it matters. Ask learners to describe one label or arrow in ordinary words. Use the adjacent transcript if the image is difficult to see.</w:t>
+      </w:r>
+    </w:p>
+    <w:p>
+      <w:pPr>
+        <w:pStyle w:val="Heading3"/>
+      </w:pPr>
+      <w:r>
+        <w:t>02. Follow the deciding steps</w:t>
+      </w:r>
+    </w:p>
+    <w:p>
+      <w:r>
+        <w:drawing>
+          <wp:inline xmlns:a="http://schemas.openxmlformats.org/drawingml/2006/main" xmlns:pic="http://schemas.openxmlformats.org/drawingml/2006/picture">
+            <wp:extent cx="5486400" cy="3337560"/>
+            <wp:docPr id="3" name="Picture 3" descr="Separate cases: Keep answerable and missing-evidence cases as different groups. → Calculate rates: Answering: 2/3. Appropriate uncertainty: 3/3. → Report total: Five of six pass overall; the perfect missing-evidence group hides one answering failure if only totals are discussed."/>
+            <wp:cNvGraphicFramePr>
+              <a:graphicFrameLocks noChangeAspect="1"/>
+            </wp:cNvGraphicFramePr>
+            <a:graphic>
+              <a:graphicData uri="http://schemas.openxmlformats.org/drawingml/2006/picture">
+                <pic:pic>
+                  <pic:nvPicPr>
+                    <pic:cNvPr id="0" name="academy-story-ai-3-26-02.png"/>
+                    <pic:cNvPicPr/>
+                  </pic:nvPicPr>
+                  <pic:blipFill>
+                    <a:blip r:embed="rId11"/>
+                    <a:stretch>
+                      <a:fillRect/>
+                    </a:stretch>
+                  </pic:blipFill>
+                  <pic:spPr>
+                    <a:xfrm>
+                      <a:off x="0" y="0"/>
+                      <a:ext cx="5486400" cy="3337560"/>
+                    </a:xfrm>
+                    <a:prstGeom prst="rect"/>
+                  </pic:spPr>
+                </pic:pic>
+              </a:graphicData>
+            </a:graphic>
+          </wp:inline>
+        </w:drawing>
+      </w:r>
+    </w:p>
+    <w:p>
+      <w:pPr>
+        <w:spacing w:line="336" w:lineRule="auto" w:after="180"/>
+      </w:pPr>
+      <w:r>
+        <w:rPr>
+          <w:b w:val="0"/>
+        </w:rPr>
+        <w:t>Separate cases: Keep answerable and missing-</w:t>
+      </w:r>
+      <w:r>
+        <w:rPr>
+          <w:b/>
+        </w:rPr>
+        <w:t>evidence</w:t>
+      </w:r>
+      <w:r>
+        <w:rPr>
+          <w:b w:val="0"/>
+        </w:rPr>
+        <w:t xml:space="preserve"> cases as different groups. → Calculate rates: Answering: 2/3.</w:t>
+      </w:r>
+    </w:p>
+    <w:p>
+      <w:pPr>
+        <w:spacing w:line="336" w:lineRule="auto" w:after="180"/>
+      </w:pPr>
+      <w:r>
+        <w:rPr>
+          <w:b w:val="0"/>
+        </w:rPr>
+        <w:t>Appropriate uncertainty: 3/3. → Report total: Five of six pass overall; the perfect missing-</w:t>
+      </w:r>
+      <w:r>
+        <w:rPr>
+          <w:b/>
+        </w:rPr>
+        <w:t>evidence</w:t>
+      </w:r>
+      <w:r>
+        <w:rPr>
+          <w:b w:val="0"/>
+        </w:rPr>
+        <w:t xml:space="preserve"> group hides one answering failure if only totals are discussed.</w:t>
+      </w:r>
+    </w:p>
+    <w:p>
+      <w:pPr>
+        <w:spacing w:line="336" w:lineRule="auto" w:after="180"/>
+        <w:shd w:fill="F5F1FB"/>
+      </w:pPr>
+      <w:r>
+        <w:rPr>
+          <w:b w:val="0"/>
+        </w:rPr>
+        <w:t xml:space="preserve">Point to each numbered stage and explain which recorded </w:t>
+      </w:r>
+      <w:r>
+        <w:rPr>
+          <w:b/>
+        </w:rPr>
+        <w:t>input</w:t>
+      </w:r>
+      <w:r>
+        <w:rPr>
+          <w:b w:val="0"/>
+        </w:rPr>
+        <w:t xml:space="preserve"> it uses.</w:t>
+      </w:r>
+    </w:p>
+    <w:p>
+      <w:pPr>
+        <w:pStyle w:val="Heading3"/>
+      </w:pPr>
+      <w:r>
+        <w:t>Discuss while showing the picture</w:t>
+      </w:r>
+    </w:p>
+    <w:p>
+      <w:pPr>
+        <w:spacing w:line="336" w:lineRule="auto" w:after="180"/>
+        <w:shd w:fill="F1F6F8"/>
+      </w:pPr>
+      <w:r>
+        <w:rPr>
+          <w:b w:val="0"/>
+        </w:rPr>
+        <w:t xml:space="preserve">Teacher prompt: Point to each numbered stage and explain which recorded </w:t>
+      </w:r>
+      <w:r>
+        <w:rPr>
+          <w:b/>
+        </w:rPr>
+        <w:t>input</w:t>
+      </w:r>
+      <w:r>
+        <w:rPr>
+          <w:b w:val="0"/>
+        </w:rPr>
+        <w:t xml:space="preserve"> it uses. Ask learners to describe one label or arrow in ordinary words. Use the adjacent transcript if the image is difficult to see.</w:t>
+      </w:r>
+    </w:p>
+    <w:p>
+      <w:pPr>
+        <w:pStyle w:val="Heading3"/>
+      </w:pPr>
+      <w:r>
+        <w:t>03. System evaluation sets — evidence trace</w:t>
+      </w:r>
+    </w:p>
+    <w:p>
+      <w:r>
+        <w:drawing>
+          <wp:inline xmlns:a="http://schemas.openxmlformats.org/drawingml/2006/main" xmlns:pic="http://schemas.openxmlformats.org/drawingml/2006/picture">
+            <wp:extent cx="5486400" cy="3145536"/>
+            <wp:docPr id="4" name="Picture 4" descr="System evaluation sets — evidence trace. Ten cases include six answerable and four missing-evidence cases. System answers five answerable correctly and abstains appropriately on three missing cases. | Record case ID, evidence version, expected claims or fallback, permitted actions and scoring rubric. Separate development from final cases. Aggregate metrics only after checking required conditions individually. | Answer correctness 5/6; appropriate fallback 3/4; combined contract passes 8/10 if each case has one required outcome. Different denominators answer different questions."/>
+            <wp:cNvGraphicFramePr>
+              <a:graphicFrameLocks noChangeAspect="1"/>
+            </wp:cNvGraphicFramePr>
+            <a:graphic>
+              <a:graphicData uri="http://schemas.openxmlformats.org/drawingml/2006/picture">
+                <pic:pic>
+                  <pic:nvPicPr>
+                    <pic:cNvPr id="0" name="academy-story-ai-3-26-03.png"/>
+                    <pic:cNvPicPr/>
+                  </pic:nvPicPr>
+                  <pic:blipFill>
+                    <a:blip r:embed="rId12"/>
+                    <a:stretch>
+                      <a:fillRect/>
+                    </a:stretch>
+                  </pic:blipFill>
+                  <pic:spPr>
+                    <a:xfrm>
+                      <a:off x="0" y="0"/>
+                      <a:ext cx="5486400" cy="3145536"/>
+                    </a:xfrm>
+                    <a:prstGeom prst="rect"/>
+                  </pic:spPr>
+                </pic:pic>
+              </a:graphicData>
+            </a:graphic>
+          </wp:inline>
+        </w:drawing>
+      </w:r>
+    </w:p>
+    <w:p>
+      <w:pPr>
+        <w:spacing w:line="336" w:lineRule="auto" w:after="180"/>
+      </w:pPr>
+      <w:r>
+        <w:rPr>
+          <w:b w:val="0"/>
+        </w:rPr>
+        <w:t xml:space="preserve">System </w:t>
+      </w:r>
+      <w:r>
+        <w:rPr>
+          <w:b/>
+        </w:rPr>
+        <w:t>evaluation set</w:t>
+      </w:r>
+      <w:r>
+        <w:rPr>
+          <w:b w:val="0"/>
+        </w:rPr>
+        <w:t xml:space="preserve">s — </w:t>
+      </w:r>
+      <w:r>
+        <w:rPr>
+          <w:b/>
+        </w:rPr>
+        <w:t>evidence</w:t>
+      </w:r>
+      <w:r>
+        <w:rPr>
+          <w:b w:val="0"/>
+        </w:rPr>
+        <w:t xml:space="preserve"> trace. Ten cases include six answerable and four missing-</w:t>
+      </w:r>
+      <w:r>
+        <w:rPr>
+          <w:b/>
+        </w:rPr>
+        <w:t>evidence</w:t>
+      </w:r>
+      <w:r>
+        <w:rPr>
+          <w:b w:val="0"/>
+        </w:rPr>
+        <w:t xml:space="preserve"> cases.</w:t>
+      </w:r>
+    </w:p>
+    <w:p>
+      <w:pPr>
+        <w:spacing w:line="336" w:lineRule="auto" w:after="180"/>
+      </w:pPr>
+      <w:r>
+        <w:rPr>
+          <w:b w:val="0"/>
+        </w:rPr>
+        <w:t xml:space="preserve">System answers five answerable correctly and abstains appropriately on three missing cases. | Record case ID, </w:t>
+      </w:r>
+      <w:r>
+        <w:rPr>
+          <w:b/>
+        </w:rPr>
+        <w:t>evidence</w:t>
+      </w:r>
+      <w:r>
+        <w:rPr>
+          <w:b w:val="0"/>
+        </w:rPr>
+        <w:t xml:space="preserve"> version, expected claims or fallback, permitted actions and scoring rubric.</w:t>
+      </w:r>
+    </w:p>
+    <w:p>
+      <w:pPr>
+        <w:spacing w:line="336" w:lineRule="auto" w:after="180"/>
+      </w:pPr>
+      <w:r>
+        <w:rPr>
+          <w:b w:val="0"/>
+        </w:rPr>
+        <w:t>Separate development from final cases.</w:t>
+      </w:r>
+    </w:p>
+    <w:p>
+      <w:pPr>
+        <w:spacing w:line="336" w:lineRule="auto" w:after="180"/>
+      </w:pPr>
+      <w:r>
+        <w:rPr>
+          <w:b w:val="0"/>
+        </w:rPr>
+        <w:t xml:space="preserve">Aggregate metrics only after checking required conditions individually. | Answer correctness 5/6; appropriate fallback 3/4; combined </w:t>
+      </w:r>
+      <w:r>
+        <w:rPr>
+          <w:b/>
+        </w:rPr>
+        <w:t>contract pass</w:t>
+      </w:r>
+      <w:r>
+        <w:rPr>
+          <w:b w:val="0"/>
+        </w:rPr>
+        <w:t>es 8/10 if each case has one required outcome.</w:t>
+      </w:r>
+    </w:p>
+    <w:p>
+      <w:pPr>
+        <w:spacing w:line="336" w:lineRule="auto" w:after="180"/>
+      </w:pPr>
+      <w:r>
+        <w:rPr>
+          <w:b w:val="0"/>
+        </w:rPr>
+        <w:t>Different denominators answer different questions.</w:t>
+      </w:r>
+    </w:p>
+    <w:p>
+      <w:pPr>
+        <w:spacing w:line="336" w:lineRule="auto" w:after="180"/>
+        <w:shd w:fill="F5F1FB"/>
+      </w:pPr>
+      <w:r>
+        <w:rPr>
+          <w:b w:val="0"/>
+        </w:rPr>
+        <w:t>Read the labels and values. Explain the relationship the model shows.</w:t>
+      </w:r>
+    </w:p>
+    <w:p>
+      <w:pPr>
+        <w:pStyle w:val="Heading3"/>
+      </w:pPr>
+      <w:r>
+        <w:t>Discuss while showing the picture</w:t>
+      </w:r>
+    </w:p>
+    <w:p>
+      <w:pPr>
+        <w:spacing w:line="336" w:lineRule="auto" w:after="180"/>
+        <w:shd w:fill="F1F6F8"/>
+      </w:pPr>
+      <w:r>
+        <w:rPr>
+          <w:b w:val="0"/>
+        </w:rPr>
+        <w:t>Teacher prompt: Read the labels and values. Explain the relationship the model shows. Ask learners to describe one label or arrow in ordinary words. Use the adjacent transcript if the image is difficult to see.</w:t>
+      </w:r>
+    </w:p>
+    <w:p>
+      <w:pPr>
+        <w:pStyle w:val="Heading3"/>
+      </w:pPr>
+      <w:r>
+        <w:t>04. Change one thing. Trace what follows.</w:t>
+      </w:r>
+    </w:p>
+    <w:p>
+      <w:r>
+        <w:drawing>
+          <wp:inline xmlns:a="http://schemas.openxmlformats.org/drawingml/2006/main" xmlns:pic="http://schemas.openxmlformats.org/drawingml/2006/picture">
+            <wp:extent cx="5486400" cy="3343656"/>
+            <wp:docPr id="5" name="Picture 5" descr="Original case: Five of six pass overall; the perfect missing-evidence group hides one answering failure if only totals are discussed. Changed condition: Add three missing-evidence cases that all pass. Expected result: Overall becomes 8/9, but supported answering remains 2/3. Reason: Changing the case mixture raises the pooled rate without improving any existing answerable result."/>
+            <wp:cNvGraphicFramePr>
+              <a:graphicFrameLocks noChangeAspect="1"/>
+            </wp:cNvGraphicFramePr>
+            <a:graphic>
+              <a:graphicData uri="http://schemas.openxmlformats.org/drawingml/2006/picture">
+                <pic:pic>
+                  <pic:nvPicPr>
+                    <pic:cNvPr id="0" name="academy-story-ai-3-26-04.png"/>
+                    <pic:cNvPicPr/>
+                  </pic:nvPicPr>
+                  <pic:blipFill>
+                    <a:blip r:embed="rId13"/>
+                    <a:stretch>
+                      <a:fillRect/>
+                    </a:stretch>
+                  </pic:blipFill>
+                  <pic:spPr>
+                    <a:xfrm>
+                      <a:off x="0" y="0"/>
+                      <a:ext cx="5486400" cy="3343656"/>
+                    </a:xfrm>
+                    <a:prstGeom prst="rect"/>
+                  </pic:spPr>
+                </pic:pic>
+              </a:graphicData>
+            </a:graphic>
+          </wp:inline>
+        </w:drawing>
+      </w:r>
+    </w:p>
+    <w:p>
+      <w:pPr>
+        <w:spacing w:line="336" w:lineRule="auto" w:after="180"/>
+      </w:pPr>
+      <w:r>
+        <w:rPr>
+          <w:b w:val="0"/>
+        </w:rPr>
+        <w:t>Original case: Five of six pass overall; the perfect missing-</w:t>
+      </w:r>
+      <w:r>
+        <w:rPr>
+          <w:b/>
+        </w:rPr>
+        <w:t>evidence</w:t>
+      </w:r>
+      <w:r>
+        <w:rPr>
+          <w:b w:val="0"/>
+        </w:rPr>
+        <w:t xml:space="preserve"> group hides one answering failure if only totals are discussed. Changed condition: Add three missing-</w:t>
+      </w:r>
+      <w:r>
+        <w:rPr>
+          <w:b/>
+        </w:rPr>
+        <w:t>evidence</w:t>
+      </w:r>
+      <w:r>
+        <w:rPr>
+          <w:b w:val="0"/>
+        </w:rPr>
+        <w:t xml:space="preserve"> cases that all pass.</w:t>
+      </w:r>
+    </w:p>
+    <w:p>
+      <w:pPr>
+        <w:spacing w:line="336" w:lineRule="auto" w:after="180"/>
+      </w:pPr>
+      <w:r>
+        <w:rPr>
+          <w:b w:val="0"/>
+        </w:rPr>
+        <w:t>Expected result: Overall becomes 8/9, but supported answering remains 2/3. Reason: Changing the case mixture raises the pooled rate without improving any existing answerable result.</w:t>
+      </w:r>
+    </w:p>
+    <w:p>
+      <w:pPr>
+        <w:spacing w:line="336" w:lineRule="auto" w:after="180"/>
+        <w:shd w:fill="F5F1FB"/>
+      </w:pPr>
+      <w:r>
+        <w:rPr>
+          <w:b w:val="0"/>
+        </w:rPr>
+        <w:t>Predict before checking the worked changed-case result. Name what changed and what the supplied facts allow you to conclude.</w:t>
+      </w:r>
+    </w:p>
+    <w:p>
+      <w:pPr>
+        <w:pStyle w:val="Heading3"/>
+      </w:pPr>
+      <w:r>
+        <w:t>Discuss while showing the picture</w:t>
+      </w:r>
+    </w:p>
+    <w:p>
+      <w:pPr>
+        <w:spacing w:line="336" w:lineRule="auto" w:after="180"/>
+        <w:shd w:fill="F1F6F8"/>
+      </w:pPr>
+      <w:r>
+        <w:rPr>
+          <w:b w:val="0"/>
+        </w:rPr>
+        <w:t>Teacher prompt: Predict before checking the worked changed-case result. Name what changed and what the supplied facts allow you to conclude. Ask learners to describe one label or arrow in ordinary words.</w:t>
+      </w:r>
+    </w:p>
+    <w:p>
+      <w:pPr>
+        <w:spacing w:line="336" w:lineRule="auto" w:after="180"/>
+        <w:shd w:fill="F1F6F8"/>
+      </w:pPr>
+      <w:r>
+        <w:rPr>
+          <w:b w:val="0"/>
+        </w:rPr>
+        <w:t>Use the adjacent transcript if the image is difficult to see. Changed-case reasoning: Changing the case mixture raises the pooled rate without improving any existing answerable result.</w:t>
+      </w:r>
+    </w:p>
+    <w:p>
+      <w:pPr>
+        <w:pStyle w:val="Heading3"/>
+      </w:pPr>
+      <w:r>
+        <w:t>05. Connect the explanation to its limit</w:t>
+      </w:r>
+    </w:p>
+    <w:p>
+      <w:r>
+        <w:drawing>
+          <wp:inline xmlns:a="http://schemas.openxmlformats.org/drawingml/2006/main" xmlns:pic="http://schemas.openxmlformats.org/drawingml/2006/picture">
+            <wp:extent cx="5486400" cy="2834640"/>
+            <wp:docPr id="6" name="Picture 6" descr="Read the picture in order. Five of six pass overall; the perfect missing-evidence group hides one answering failure if only totals are discussed. The arrows show which recorded input or intermediate result each decision uses. Explain the deciding step aloud before checking the changed case; pointing to the final answer alone does not show how it follows. Limit: A small constructed set probes specific behaviours; its pooled rate is not an estimate of every future classroom question."/>
+            <wp:cNvGraphicFramePr>
+              <a:graphicFrameLocks noChangeAspect="1"/>
+            </wp:cNvGraphicFramePr>
+            <a:graphic>
+              <a:graphicData uri="http://schemas.openxmlformats.org/drawingml/2006/picture">
+                <pic:pic>
+                  <pic:nvPicPr>
+                    <pic:cNvPr id="0" name="academy-story-ai-3-26-05.png"/>
+                    <pic:cNvPicPr/>
+                  </pic:nvPicPr>
+                  <pic:blipFill>
+                    <a:blip r:embed="rId14"/>
+                    <a:stretch>
+                      <a:fillRect/>
+                    </a:stretch>
+                  </pic:blipFill>
+                  <pic:spPr>
+                    <a:xfrm>
+                      <a:off x="0" y="0"/>
+                      <a:ext cx="5486400" cy="2834640"/>
+                    </a:xfrm>
+                    <a:prstGeom prst="rect"/>
+                  </pic:spPr>
+                </pic:pic>
+              </a:graphicData>
+            </a:graphic>
+          </wp:inline>
+        </w:drawing>
+      </w:r>
+    </w:p>
+    <w:p>
+      <w:pPr>
+        <w:spacing w:line="336" w:lineRule="auto" w:after="180"/>
+      </w:pPr>
+      <w:r>
+        <w:rPr>
+          <w:b w:val="0"/>
+        </w:rPr>
+        <w:t>Read the picture in order. Five of six pass overall; the perfect missing-</w:t>
+      </w:r>
+      <w:r>
+        <w:rPr>
+          <w:b/>
+        </w:rPr>
+        <w:t>evidence</w:t>
+      </w:r>
+      <w:r>
+        <w:rPr>
+          <w:b w:val="0"/>
+        </w:rPr>
+        <w:t xml:space="preserve"> group hides one answering failure if only totals are discussed. The arrows show which recorded </w:t>
+      </w:r>
+      <w:r>
+        <w:rPr>
+          <w:b/>
+        </w:rPr>
+        <w:t>input</w:t>
+      </w:r>
+      <w:r>
+        <w:rPr>
+          <w:b w:val="0"/>
+        </w:rPr>
+        <w:t xml:space="preserve"> or intermediate result each decision uses.</w:t>
+      </w:r>
+    </w:p>
+    <w:p>
+      <w:pPr>
+        <w:spacing w:line="336" w:lineRule="auto" w:after="180"/>
+      </w:pPr>
+      <w:r>
+        <w:rPr>
+          <w:b w:val="0"/>
+        </w:rPr>
+        <w:t>Explain the deciding step aloud before checking the changed case; pointing to the final answer alone does not show how it follows.</w:t>
+      </w:r>
+    </w:p>
+    <w:p>
+      <w:pPr>
+        <w:spacing w:line="336" w:lineRule="auto" w:after="180"/>
+      </w:pPr>
+      <w:r>
+        <w:rPr>
+          <w:b w:val="0"/>
+        </w:rPr>
+        <w:t>Limit: A small constructed set probes specific behaviours; its pooled rate is not an estimate of every future classroom question.</w:t>
+      </w:r>
+    </w:p>
+    <w:p>
+      <w:pPr>
+        <w:spacing w:line="336" w:lineRule="auto" w:after="180"/>
+        <w:shd w:fill="F5F1FB"/>
+      </w:pPr>
+      <w:r>
+        <w:rPr>
+          <w:b w:val="0"/>
+        </w:rPr>
+        <w:t>Explain the case, then point to a limit on the claim.</w:t>
+      </w:r>
+    </w:p>
+    <w:p>
+      <w:pPr>
+        <w:pStyle w:val="Heading3"/>
+      </w:pPr>
+      <w:r>
+        <w:t>Discuss while showing the picture</w:t>
+      </w:r>
+    </w:p>
+    <w:p>
+      <w:pPr>
+        <w:spacing w:line="336" w:lineRule="auto" w:after="180"/>
+        <w:shd w:fill="F1F6F8"/>
+      </w:pPr>
+      <w:r>
+        <w:rPr>
+          <w:b w:val="0"/>
+        </w:rPr>
+        <w:t>Teacher prompt: Explain the case, then point to a limit on the claim. Ask learners to describe one label or arrow in ordinary words. Use the adjacent transcript if the image is difficult to see.</w:t>
+      </w:r>
+    </w:p>
+    <w:p>
+      <w:pPr>
+        <w:spacing w:line="336" w:lineRule="auto" w:after="180"/>
+        <w:shd w:fill="F1F6F8"/>
+      </w:pPr>
+      <w:r>
+        <w:rPr>
+          <w:b w:val="0"/>
+        </w:rPr>
+        <w:t>Keep the stated scope: A small constructed set probes specific behaviours; its pooled rate is not an estimate of every future classroom question.</w:t>
+      </w:r>
+    </w:p>
+    <w:p>
+      <w:pPr>
+        <w:pStyle w:val="Heading3"/>
+      </w:pPr>
+      <w:r>
+        <w:t>06. Make the idea visible in your project</w:t>
+      </w:r>
+    </w:p>
+    <w:p>
+      <w:r>
+        <w:drawing>
+          <wp:inline xmlns:a="http://schemas.openxmlformats.org/drawingml/2006/main" xmlns:pic="http://schemas.openxmlformats.org/drawingml/2006/picture">
+            <wp:extent cx="5486400" cy="3681984"/>
+            <wp:docPr id="7" name="Picture 7" descr="For your Verified Study Buddy, save the input, procedure, observed result and limitation of this check. Label this worked example as practice; use a different, previously unreviewed case when checking independent understanding. Draw your input, deciding step, result and limit. Supported question: Did the added cases demonstrate better answering? Point to the relevant step in the picture, then write the changed result and the rule or evidence that supports it."/>
+            <wp:cNvGraphicFramePr>
+              <a:graphicFrameLocks noChangeAspect="1"/>
+            </wp:cNvGraphicFramePr>
+            <a:graphic>
+              <a:graphicData uri="http://schemas.openxmlformats.org/drawingml/2006/picture">
+                <pic:pic>
+                  <pic:nvPicPr>
+                    <pic:cNvPr id="0" name="academy-story-ai-3-26-06.png"/>
+                    <pic:cNvPicPr/>
+                  </pic:nvPicPr>
+                  <pic:blipFill>
+                    <a:blip r:embed="rId15"/>
+                    <a:stretch>
+                      <a:fillRect/>
+                    </a:stretch>
+                  </pic:blipFill>
+                  <pic:spPr>
+                    <a:xfrm>
+                      <a:off x="0" y="0"/>
+                      <a:ext cx="5486400" cy="3681984"/>
+                    </a:xfrm>
+                    <a:prstGeom prst="rect"/>
+                  </pic:spPr>
+                </pic:pic>
+              </a:graphicData>
+            </a:graphic>
+          </wp:inline>
+        </w:drawing>
+      </w:r>
+    </w:p>
+    <w:p>
+      <w:pPr>
+        <w:spacing w:line="336" w:lineRule="auto" w:after="180"/>
+      </w:pPr>
+      <w:r>
+        <w:rPr>
+          <w:b w:val="0"/>
+        </w:rPr>
+        <w:t xml:space="preserve">For your Verified Study Buddy, save the </w:t>
+      </w:r>
+      <w:r>
+        <w:rPr>
+          <w:b/>
+        </w:rPr>
+        <w:t>input</w:t>
+      </w:r>
+      <w:r>
+        <w:rPr>
+          <w:b w:val="0"/>
+        </w:rPr>
+        <w:t>, procedure, observed result and limitation of this check.</w:t>
+      </w:r>
+    </w:p>
+    <w:p>
+      <w:pPr>
+        <w:spacing w:line="336" w:lineRule="auto" w:after="180"/>
+      </w:pPr>
+      <w:r>
+        <w:rPr>
+          <w:b w:val="0"/>
+        </w:rPr>
+        <w:t xml:space="preserve">Label this worked example as practice; use a different, previously unreviewed case when checking independent understanding. Draw your </w:t>
+      </w:r>
+      <w:r>
+        <w:rPr>
+          <w:b/>
+        </w:rPr>
+        <w:t>input</w:t>
+      </w:r>
+      <w:r>
+        <w:rPr>
+          <w:b w:val="0"/>
+        </w:rPr>
+        <w:t>, deciding step, result and limit.</w:t>
+      </w:r>
+    </w:p>
+    <w:p>
+      <w:pPr>
+        <w:spacing w:line="336" w:lineRule="auto" w:after="180"/>
+      </w:pPr>
+      <w:r>
+        <w:rPr>
+          <w:b w:val="0"/>
+        </w:rPr>
+        <w:t xml:space="preserve">Supported question: Did the added cases demonstrate better answering? Point to the relevant step in the picture, then write the changed result and the rule or </w:t>
+      </w:r>
+      <w:r>
+        <w:rPr>
+          <w:b/>
+        </w:rPr>
+        <w:t>evidence</w:t>
+      </w:r>
+      <w:r>
+        <w:rPr>
+          <w:b w:val="0"/>
+        </w:rPr>
+        <w:t xml:space="preserve"> that supports it.</w:t>
+      </w:r>
+    </w:p>
+    <w:p>
+      <w:pPr>
+        <w:spacing w:line="336" w:lineRule="auto" w:after="180"/>
+        <w:shd w:fill="F5F1FB"/>
+      </w:pPr>
+      <w:r>
+        <w:rPr>
+          <w:b w:val="0"/>
+        </w:rPr>
+        <w:t xml:space="preserve">Draw your project trace and justify the deciding step using </w:t>
+      </w:r>
+      <w:r>
+        <w:rPr>
+          <w:b/>
+        </w:rPr>
+        <w:t>evidence</w:t>
+      </w:r>
+      <w:r>
+        <w:rPr>
+          <w:b w:val="0"/>
+        </w:rPr>
+        <w:t>.</w:t>
+      </w:r>
+    </w:p>
+    <w:p>
+      <w:pPr>
+        <w:pStyle w:val="Heading3"/>
+      </w:pPr>
+      <w:r>
+        <w:t>Discuss while showing the picture</w:t>
+      </w:r>
+    </w:p>
+    <w:p>
+      <w:pPr>
+        <w:spacing w:line="336" w:lineRule="auto" w:after="180"/>
+        <w:shd w:fill="F1F6F8"/>
+      </w:pPr>
+      <w:r>
+        <w:rPr>
+          <w:b w:val="0"/>
+        </w:rPr>
+        <w:t xml:space="preserve">Teacher prompt: Draw your project trace and justify the deciding step using </w:t>
+      </w:r>
+      <w:r>
+        <w:rPr>
+          <w:b/>
+        </w:rPr>
+        <w:t>evidence</w:t>
+      </w:r>
+      <w:r>
+        <w:rPr>
+          <w:b w:val="0"/>
+        </w:rPr>
+        <w:t>. Ask learners to describe one label or arrow in ordinary words. Use the adjacent transcript if the image is difficult to see.</w:t>
+      </w:r>
+    </w:p>
+    <w:p>
+      <w:pPr>
+        <w:spacing w:line="336" w:lineRule="auto" w:after="180"/>
+        <w:shd w:fill="F1F6F8"/>
+      </w:pPr>
+      <w:r>
+        <w:rPr>
+          <w:b w:val="0"/>
+        </w:rPr>
+        <w:t>Supported practice key: No. Answerable cases still pass 2/3. Report both group rates and the changed evaluation mixture. Changed-case check: Overall becomes 8/9, but supported answering remains 2/3.</w:t>
+      </w:r>
+    </w:p>
+    <w:p>
+      <w:pPr>
+        <w:spacing w:line="336" w:lineRule="auto" w:after="180"/>
+        <w:shd w:fill="F1F6F8"/>
+      </w:pPr>
+      <w:r>
+        <w:rPr>
+          <w:b w:val="0"/>
+        </w:rPr>
+        <w:t>Changing the case mixture raises the pooled rate without improving any existing answerable result.</w:t>
       </w:r>
     </w:p>
     <w:sectPr>

--- a/downloads/teacher/ai-3-week-26.docx
+++ b/downloads/teacher/ai-3-week-26.docx
@@ -213,7 +213,7 @@
           </w:tcPr>
           <w:p>
             <w:r>
-              <w:t>Sections 9 and 11–14. Give extra time to finish the full task set; use Section 15 when the week includes a coding lab.</w:t>
+              <w:t>Use “Run the investigation”, “Connect your project”, “Show what you know”, “Study a complete case” and “Try a new case independently”. Give extra time for the full task set. If this week has a coding lab, use its named section; section numbers can change when extra explanations are included.</w:t>
             </w:r>
           </w:p>
         </w:tc>
@@ -6935,7 +6935,7 @@
           </w:tcPr>
           <w:p>
             <w:r>
-              <w:t>Sections 9 and 11–14. Give extra time to finish the full task set; use Section 15 when the week includes a coding lab.</w:t>
+              <w:t>Use “Run the investigation”, “Connect your project”, “Show what you know”, “Study a complete case” and “Try a new case independently”. Give extra time for the full task set. If this week has a coding lab, use its named section; section numbers can change when extra explanations are included.</w:t>
             </w:r>
           </w:p>
         </w:tc>

--- a/downloads/teacher/ai-3-week-26.docx
+++ b/downloads/teacher/ai-3-week-26.docx
@@ -25,20 +25,38 @@
         <w:pStyle w:val="Heading1"/>
       </w:pPr>
       <w:r>
-        <w:t>01. Evaluation Sets</w:t>
-      </w:r>
-    </w:p>
-    <w:p>
-      <w:r>
-        <w:t>Prepare Evaluation Sets: check the target, prerequisites, resources and adaptable teaching schedule.</w:t>
-      </w:r>
-    </w:p>
-    <w:p>
-      <w:pPr>
-        <w:pStyle w:val="Heading3"/>
-      </w:pPr>
-      <w:r>
-        <w:t>Teach the learning cycle</w:t>
+        <w:t>Teach case coverage and honest denominators.</w:t>
+      </w:r>
+    </w:p>
+    <w:p>
+      <w:r>
+        <w:t>Supply complete sources and constructed outputs, preserve exposure roles and assess new ambiguous/missing/conflicting records.</w:t>
+      </w:r>
+    </w:p>
+    <w:p>
+      <w:r>
+        <w:t>Ask what was tested, what failed and which expected behaviors still lack cases.</w:t>
+      </w:r>
+    </w:p>
+    <w:p>
+      <w:pPr>
+        <w:pStyle w:val="Heading1"/>
+      </w:pPr>
+      <w:r>
+        <w:t>01. Prepare the main lesson and its retained extension</w:t>
+      </w:r>
+    </w:p>
+    <w:p>
+      <w:r>
+        <w:t>Use fictional records and schedule separate extension time.</w:t>
+      </w:r>
+    </w:p>
+    <w:p>
+      <w:pPr>
+        <w:pStyle w:val="Heading2"/>
+      </w:pPr>
+      <w:r>
+        <w:t>Goal and preparation</w:t>
       </w:r>
     </w:p>
     <w:p>
@@ -74,6 +92,117 @@
           <w:b w:val="0"/>
         </w:rPr>
         <w:t>s</w:t>
+      </w:r>
+    </w:p>
+    <w:p>
+      <w:pPr>
+        <w:spacing w:line="336" w:lineRule="auto" w:after="180"/>
+      </w:pPr>
+      <w:r>
+        <w:rPr>
+          <w:b w:val="0"/>
+        </w:rPr>
+        <w:t xml:space="preserve">Two 45-minute sessions. A system </w:t>
+      </w:r>
+      <w:r>
+        <w:rPr>
+          <w:b/>
+        </w:rPr>
+        <w:t>evaluation set</w:t>
+      </w:r>
+      <w:r>
+        <w:rPr>
+          <w:b w:val="0"/>
+        </w:rPr>
+        <w:t xml:space="preserve"> contains cases with expected behaviour and scoring rules. It should cover retrieval, support, fallback and permissions rather than only easy answerable questions.</w:t>
+      </w:r>
+    </w:p>
+    <w:p>
+      <w:pPr>
+        <w:spacing w:line="336" w:lineRule="auto" w:after="180"/>
+      </w:pPr>
+      <w:r>
+        <w:rPr>
+          <w:b w:val="0"/>
+        </w:rPr>
+        <w:t xml:space="preserve">Use the supplied constructed scenarios to make the </w:t>
+      </w:r>
+      <w:r>
+        <w:rPr>
+          <w:b/>
+        </w:rPr>
+        <w:t>mechanism</w:t>
+      </w:r>
+      <w:r>
+        <w:rPr>
+          <w:b w:val="0"/>
+        </w:rPr>
+        <w:t xml:space="preserve"> inspectable. Collect W4 before sharing solutions.</w:t>
+      </w:r>
+    </w:p>
+    <w:p>
+      <w:pPr>
+        <w:spacing w:line="336" w:lineRule="auto" w:after="180"/>
+      </w:pPr>
+      <w:r>
+        <w:rPr>
+          <w:b w:val="0"/>
+        </w:rPr>
+        <w:t xml:space="preserve">Students should name intermediate </w:t>
+      </w:r>
+      <w:r>
+        <w:rPr>
+          <w:b/>
+        </w:rPr>
+        <w:t>evidence</w:t>
+      </w:r>
+      <w:r>
+        <w:rPr>
+          <w:b w:val="0"/>
+        </w:rPr>
+        <w:t xml:space="preserve"> and limitations; classroom pacing and learning effectiveness remain unvalidated.</w:t>
+      </w:r>
+    </w:p>
+    <w:p>
+      <w:pPr>
+        <w:spacing w:line="336" w:lineRule="auto" w:after="180"/>
+      </w:pPr>
+      <w:r>
+        <w:rPr>
+          <w:b w:val="0"/>
+        </w:rPr>
+        <w:t xml:space="preserve">By the end, I can explain </w:t>
+      </w:r>
+      <w:r>
+        <w:rPr>
+          <w:b/>
+        </w:rPr>
+        <w:t>evaluation set</w:t>
+      </w:r>
+      <w:r>
+        <w:rPr>
+          <w:b w:val="0"/>
+        </w:rPr>
+        <w:t>s using a traced example and a stated limitation.</w:t>
+      </w:r>
+    </w:p>
+    <w:p>
+      <w:pPr>
+        <w:spacing w:line="336" w:lineRule="auto" w:after="180"/>
+      </w:pPr>
+      <w:r>
+        <w:rPr>
+          <w:b w:val="0"/>
+        </w:rPr>
+        <w:t>Use the supplied scenario, student illustrations and blank paper. For numeric work, offer counters or a calculator after learners show the setup. Fictional records are supplied; personal data and paid accounts are unnecessary.</w:t>
+      </w:r>
+    </w:p>
+    <w:p>
+      <w:pPr>
+        <w:pStyle w:val="Heading2"/>
+      </w:pPr>
+      <w:r>
+        <w:t>Main plan</w:t>
       </w:r>
     </w:p>
     <w:tbl>
@@ -255,12 +384,444 @@
     </w:p>
     <w:p>
       <w:pPr>
+        <w:pStyle w:val="Heading2"/>
+      </w:pPr>
+      <w:r>
+        <w:t>Retrieval and readiness</w:t>
+      </w:r>
+    </w:p>
+    <w:p>
+      <w:pPr>
         <w:spacing w:line="336" w:lineRule="auto" w:after="180"/>
       </w:pPr>
       <w:r>
         <w:rPr>
           <w:b w:val="0"/>
         </w:rPr>
+        <w:t>Without opening the old lesson, explain one key idea from Quality Rubrics. Give an example and a mistake that the idea helps you avoid.</w:t>
+      </w:r>
+    </w:p>
+    <w:p>
+      <w:pPr>
+        <w:spacing w:line="336" w:lineRule="auto" w:after="180"/>
+      </w:pPr>
+      <w:r>
+        <w:rPr>
+          <w:b w:val="0"/>
+        </w:rPr>
+        <w:t>Look for: Judge an output using separate observable rubric criteria</w:t>
+      </w:r>
+    </w:p>
+    <w:p>
+      <w:pPr>
+        <w:spacing w:line="336" w:lineRule="auto" w:after="180"/>
+      </w:pPr>
+      <w:r>
+        <w:rPr>
+          <w:b w:val="0"/>
+        </w:rPr>
+        <w:t xml:space="preserve">Reference example, not the only acceptable wording: Apply source support, task fit and sentence limit separately with exact </w:t>
+      </w:r>
+      <w:r>
+        <w:rPr>
+          <w:b/>
+        </w:rPr>
+        <w:t>evidence</w:t>
+      </w:r>
+      <w:r>
+        <w:rPr>
+          <w:b w:val="0"/>
+        </w:rPr>
+        <w:t>. A failed mandatory support gate blocks release despite other passes; the small rubric does not establish every quality or learner benefit.</w:t>
+      </w:r>
+    </w:p>
+    <w:p>
+      <w:pPr>
+        <w:spacing w:line="336" w:lineRule="auto" w:after="180"/>
+      </w:pPr>
+      <w:r>
+        <w:rPr>
+          <w:b w:val="0"/>
+        </w:rPr>
+        <w:t>Without opening the old lesson, explain one key idea from Block to Python Bridge. Give an example and a mistake that the idea helps you avoid.</w:t>
+      </w:r>
+    </w:p>
+    <w:p>
+      <w:pPr>
+        <w:spacing w:line="336" w:lineRule="auto" w:after="180"/>
+      </w:pPr>
+      <w:r>
+        <w:rPr>
+          <w:b w:val="0"/>
+        </w:rPr>
+        <w:t>Look for: Translate a short paper calculation into a Python script</w:t>
+      </w:r>
+    </w:p>
+    <w:p>
+      <w:pPr>
+        <w:spacing w:line="336" w:lineRule="auto" w:after="180"/>
+      </w:pPr>
+      <w:r>
+        <w:rPr>
+          <w:b w:val="0"/>
+        </w:rPr>
+        <w:t>Reference example, not the only acceptable wording: packs = 4; per_pack = 6; total = packs * per_pack; print(total), each on its own line. The first two bind quantities, the third computes 24 and the fourth displays 24.</w:t>
+      </w:r>
+    </w:p>
+    <w:p>
+      <w:pPr>
+        <w:spacing w:line="336" w:lineRule="auto" w:after="180"/>
+      </w:pPr>
+      <w:r>
+        <w:rPr>
+          <w:b w:val="0"/>
+        </w:rPr>
+        <w:t xml:space="preserve">Assignment alone produces no displayed </w:t>
+      </w:r>
+      <w:r>
+        <w:rPr>
+          <w:b/>
+        </w:rPr>
+        <w:t>output</w:t>
+      </w:r>
+      <w:r>
+        <w:rPr>
+          <w:b w:val="0"/>
+        </w:rPr>
+        <w:t xml:space="preserve"> in this script.</w:t>
+      </w:r>
+    </w:p>
+    <w:p>
+      <w:pPr>
+        <w:spacing w:line="336" w:lineRule="auto" w:after="180"/>
+      </w:pPr>
+      <w:r>
+        <w:rPr>
+          <w:b w:val="0"/>
+        </w:rPr>
+        <w:t>Without opening the old lesson, explain one key idea from Conversation State and Memory. Give an example and a mistake that the idea helps you avoid.</w:t>
+      </w:r>
+    </w:p>
+    <w:p>
+      <w:pPr>
+        <w:spacing w:line="336" w:lineRule="auto" w:after="180"/>
+      </w:pPr>
+      <w:r>
+        <w:rPr>
+          <w:b w:val="0"/>
+        </w:rPr>
+        <w:t xml:space="preserve">Look for: Explain the </w:t>
+      </w:r>
+      <w:r>
+        <w:rPr>
+          <w:b/>
+        </w:rPr>
+        <w:t>mechanism</w:t>
+      </w:r>
+      <w:r>
+        <w:rPr>
+          <w:b w:val="0"/>
+        </w:rPr>
+        <w:t xml:space="preserve"> and terminology of conversation state and retention</w:t>
+      </w:r>
+    </w:p>
+    <w:p>
+      <w:pPr>
+        <w:spacing w:line="336" w:lineRule="auto" w:after="180"/>
+      </w:pPr>
+      <w:r>
+        <w:rPr>
+          <w:b w:val="0"/>
+        </w:rPr>
+        <w:t>Reference example, not the only acceptable wording: Teacher explanation: Conversation state stores facts or prior interactions for later use.</w:t>
+      </w:r>
+    </w:p>
+    <w:p>
+      <w:pPr>
+        <w:spacing w:line="336" w:lineRule="auto" w:after="180"/>
+      </w:pPr>
+      <w:r>
+        <w:rPr>
+          <w:b w:val="0"/>
+        </w:rPr>
+        <w:t>It needs scope, provenance, correction and retention rules rather than indefinite accumulation. This classroom assistant keeps an approved room ID only for the current session.</w:t>
+      </w:r>
+    </w:p>
+    <w:p>
+      <w:pPr>
+        <w:spacing w:line="336" w:lineRule="auto" w:after="180"/>
+      </w:pPr>
+      <w:r>
+        <w:rPr>
+          <w:b w:val="0"/>
+        </w:rPr>
+        <w:t>A later correction replaces the active value but retains an audit event until session end. Do not persist private text merely because it appeared in conversation.</w:t>
+      </w:r>
+    </w:p>
+    <w:p>
+      <w:pPr>
+        <w:spacing w:line="336" w:lineRule="auto" w:after="180"/>
+      </w:pPr>
+      <w:r>
+        <w:rPr>
+          <w:b w:val="0"/>
+        </w:rPr>
+        <w:t xml:space="preserve">A result depends on the </w:t>
+      </w:r>
+      <w:r>
+        <w:rPr>
+          <w:b/>
+        </w:rPr>
+        <w:t>input</w:t>
+      </w:r>
+      <w:r>
+        <w:rPr>
+          <w:b w:val="0"/>
+        </w:rPr>
+        <w:t xml:space="preserve">s, procedure and conditions that produced it. Preserve data roles and distinguish observed outcomes from </w:t>
+      </w:r>
+      <w:r>
+        <w:rPr>
+          <w:b/>
+        </w:rPr>
+        <w:t>prediction</w:t>
+      </w:r>
+      <w:r>
+        <w:rPr>
+          <w:b w:val="0"/>
+        </w:rPr>
+        <w:t>s or unmeasured conditions.</w:t>
+      </w:r>
+    </w:p>
+    <w:p>
+      <w:pPr>
+        <w:spacing w:line="336" w:lineRule="auto" w:after="180"/>
+      </w:pPr>
+      <w:r>
+        <w:rPr>
+          <w:b w:val="0"/>
+        </w:rPr>
+        <w:t>If the prior concept cannot be explained, use a short retrieval activity before this chapter.</w:t>
+      </w:r>
+    </w:p>
+    <w:p>
+      <w:pPr>
+        <w:pStyle w:val="Heading2"/>
+      </w:pPr>
+      <w:r>
+        <w:t>Materials and extension planning · reference / check after trying</w:t>
+      </w:r>
+    </w:p>
+    <w:p>
+      <w:pPr>
+        <w:spacing w:line="336" w:lineRule="auto" w:after="180"/>
+      </w:pPr>
+      <w:r>
+        <w:rPr>
+          <w:b w:val="0"/>
+        </w:rPr>
+        <w:t>Lesson and workbook; paper and pencil</w:t>
+      </w:r>
+    </w:p>
+    <w:p>
+      <w:pPr>
+        <w:spacing w:line="336" w:lineRule="auto" w:after="180"/>
+      </w:pPr>
+      <w:r>
+        <w:rPr>
+          <w:b w:val="0"/>
+        </w:rPr>
+        <w:t>Calculator and optional local Python 3 for arithmetic; no live API or private data</w:t>
+      </w:r>
+    </w:p>
+    <w:p>
+      <w:pPr>
+        <w:spacing w:line="336" w:lineRule="auto" w:after="180"/>
+      </w:pPr>
+      <w:r>
+        <w:rPr>
+          <w:b w:val="0"/>
+        </w:rPr>
+        <w:t>Prepare the fresh retry separately and withhold its solution until after collection</w:t>
+      </w:r>
+    </w:p>
+    <w:p>
+      <w:pPr>
+        <w:pStyle w:val="Heading3"/>
+      </w:pPr>
+      <w:r>
+        <w:t>Apply the connected idea: Ranking and retrieval evaluation</w:t>
+      </w:r>
+    </w:p>
+    <w:p>
+      <w:pPr>
+        <w:spacing w:line="336" w:lineRule="auto" w:after="180"/>
+      </w:pPr>
+      <w:r>
+        <w:rPr>
+          <w:b w:val="0"/>
+        </w:rPr>
+        <w:t xml:space="preserve">Two 45-minute sessions. A ranking needs task-specific relevance judgments and a declared </w:t>
+      </w:r>
+      <w:r>
+        <w:rPr>
+          <w:b/>
+        </w:rPr>
+        <w:t>cutoff</w:t>
+      </w:r>
+      <w:r>
+        <w:rPr>
+          <w:b w:val="0"/>
+        </w:rPr>
+        <w:t xml:space="preserve">. Precision and recall have different denominators. Use the supplied constructed scenarios to make the </w:t>
+      </w:r>
+      <w:r>
+        <w:rPr>
+          <w:b/>
+        </w:rPr>
+        <w:t>mechanism</w:t>
+      </w:r>
+      <w:r>
+        <w:rPr>
+          <w:b w:val="0"/>
+        </w:rPr>
+        <w:t xml:space="preserve"> inspectable.</w:t>
+      </w:r>
+    </w:p>
+    <w:p>
+      <w:pPr>
+        <w:spacing w:line="336" w:lineRule="auto" w:after="180"/>
+      </w:pPr>
+      <w:r>
+        <w:rPr>
+          <w:b w:val="0"/>
+        </w:rPr>
+        <w:t xml:space="preserve">Collect W4 before sharing solutions. Students should name intermediate </w:t>
+      </w:r>
+      <w:r>
+        <w:rPr>
+          <w:b/>
+        </w:rPr>
+        <w:t>evidence</w:t>
+      </w:r>
+      <w:r>
+        <w:rPr>
+          <w:b w:val="0"/>
+        </w:rPr>
+        <w:t xml:space="preserve"> and limitations; classroom pacing and learning effectiveness remain unvalidated.</w:t>
+      </w:r>
+    </w:p>
+    <w:p>
+      <w:pPr>
+        <w:pStyle w:val="Heading3"/>
+      </w:pPr>
+      <w:r>
+        <w:t>Readiness answer</w:t>
+      </w:r>
+    </w:p>
+    <w:p>
+      <w:pPr>
+        <w:spacing w:line="336" w:lineRule="auto" w:after="180"/>
+      </w:pPr>
+      <w:r>
+        <w:rPr>
+          <w:b w:val="0"/>
+        </w:rPr>
+        <w:t xml:space="preserve">A result depends on the </w:t>
+      </w:r>
+      <w:r>
+        <w:rPr>
+          <w:b/>
+        </w:rPr>
+        <w:t>input</w:t>
+      </w:r>
+      <w:r>
+        <w:rPr>
+          <w:b w:val="0"/>
+        </w:rPr>
+        <w:t xml:space="preserve">s, procedure and conditions that produced it. Preserve data roles and distinguish observed outcomes from </w:t>
+      </w:r>
+      <w:r>
+        <w:rPr>
+          <w:b/>
+        </w:rPr>
+        <w:t>prediction</w:t>
+      </w:r>
+      <w:r>
+        <w:rPr>
+          <w:b w:val="0"/>
+        </w:rPr>
+        <w:t>s or unmeasured conditions.</w:t>
+      </w:r>
+    </w:p>
+    <w:p>
+      <w:pPr>
+        <w:spacing w:line="336" w:lineRule="auto" w:after="180"/>
+      </w:pPr>
+      <w:r>
+        <w:rPr>
+          <w:b w:val="0"/>
+        </w:rPr>
+        <w:t>If the prior concept cannot be explained, use a short retrieval activity before this chapter.</w:t>
+      </w:r>
+    </w:p>
+    <w:p>
+      <w:pPr>
+        <w:spacing w:line="336" w:lineRule="auto" w:after="180"/>
+      </w:pPr>
+      <w:r>
+        <w:rPr>
+          <w:b w:val="0"/>
+        </w:rPr>
+        <w:t>Lesson and workbook; paper and pencil</w:t>
+      </w:r>
+    </w:p>
+    <w:p>
+      <w:pPr>
+        <w:spacing w:line="336" w:lineRule="auto" w:after="180"/>
+      </w:pPr>
+      <w:r>
+        <w:rPr>
+          <w:b w:val="0"/>
+        </w:rPr>
+        <w:t>Calculator and optional local Python 3 for arithmetic; no live API or private data</w:t>
+      </w:r>
+    </w:p>
+    <w:p>
+      <w:pPr>
+        <w:spacing w:line="336" w:lineRule="auto" w:after="180"/>
+      </w:pPr>
+      <w:r>
+        <w:rPr>
+          <w:b w:val="0"/>
+        </w:rPr>
+        <w:t>Prepare the fresh retry separately and withhold its solution until after collection</w:t>
+      </w:r>
+    </w:p>
+    <w:p>
+      <w:pPr>
+        <w:pStyle w:val="Heading2"/>
+      </w:pPr>
+      <w:r>
+        <w:t>Earlier wording, alternatives and picture transcripts · reference / check after trying</w:t>
+      </w:r>
+    </w:p>
+    <w:p>
+      <w:pPr>
+        <w:pStyle w:val="Heading3"/>
+      </w:pPr>
+      <w:r>
+        <w:t>Teach the learning cycle</w:t>
+      </w:r>
+    </w:p>
+    <w:p>
+      <w:pPr>
+        <w:spacing w:line="336" w:lineRule="auto" w:after="180"/>
+      </w:pPr>
+      <w:r>
+        <w:rPr>
+          <w:b w:val="0"/>
+        </w:rPr>
         <w:t>Case exposure check: this source example appears in ai-3/25, ai-3/26. Reuse a familiar case for recall or modelling; verify that the case used to assess transfer has not already received feedback.</w:t>
       </w:r>
     </w:p>
@@ -282,109 +843,6 @@
     </w:p>
     <w:p>
       <w:pPr>
-        <w:spacing w:line="336" w:lineRule="auto" w:after="180"/>
-      </w:pPr>
-      <w:r>
-        <w:rPr>
-          <w:b w:val="0"/>
-        </w:rPr>
-        <w:t>Without opening the old lesson, explain one key idea from Quality Rubrics. Give an example and a mistake that the idea helps you avoid.</w:t>
-      </w:r>
-    </w:p>
-    <w:p>
-      <w:pPr>
-        <w:spacing w:line="336" w:lineRule="auto" w:after="180"/>
-      </w:pPr>
-      <w:r>
-        <w:rPr>
-          <w:b w:val="0"/>
-        </w:rPr>
-        <w:t xml:space="preserve">Look for: Explain the </w:t>
-      </w:r>
-      <w:r>
-        <w:rPr>
-          <w:b/>
-        </w:rPr>
-        <w:t>mechanism</w:t>
-      </w:r>
-      <w:r>
-        <w:rPr>
-          <w:b w:val="0"/>
-        </w:rPr>
-        <w:t xml:space="preserve"> and terminology of system </w:t>
-      </w:r>
-      <w:r>
-        <w:rPr>
-          <w:b/>
-        </w:rPr>
-        <w:t>evaluation set</w:t>
-      </w:r>
-      <w:r>
-        <w:rPr>
-          <w:b w:val="0"/>
-        </w:rPr>
-        <w:t>s</w:t>
-      </w:r>
-    </w:p>
-    <w:p>
-      <w:pPr>
-        <w:spacing w:line="336" w:lineRule="auto" w:after="180"/>
-      </w:pPr>
-      <w:r>
-        <w:rPr>
-          <w:b w:val="0"/>
-        </w:rPr>
-        <w:t xml:space="preserve">Reference example, not the only acceptable wording: Teacher explanation: A system </w:t>
-      </w:r>
-      <w:r>
-        <w:rPr>
-          <w:b/>
-        </w:rPr>
-        <w:t>evaluation set</w:t>
-      </w:r>
-      <w:r>
-        <w:rPr>
-          <w:b w:val="0"/>
-        </w:rPr>
-        <w:t xml:space="preserve"> contains cases with expected behaviour and scoring rules.</w:t>
-      </w:r>
-    </w:p>
-    <w:p>
-      <w:pPr>
-        <w:spacing w:line="336" w:lineRule="auto" w:after="180"/>
-      </w:pPr>
-      <w:r>
-        <w:rPr>
-          <w:b w:val="0"/>
-        </w:rPr>
-        <w:t xml:space="preserve">It should cover retrieval, support, fallback and permissions rather than only easy answerable questions. Record case ID, </w:t>
-      </w:r>
-      <w:r>
-        <w:rPr>
-          <w:b/>
-        </w:rPr>
-        <w:t>evidence</w:t>
-      </w:r>
-      <w:r>
-        <w:rPr>
-          <w:b w:val="0"/>
-        </w:rPr>
-        <w:t xml:space="preserve"> version, expected claims or fallback, permitted actions and scoring rubric.</w:t>
-      </w:r>
-    </w:p>
-    <w:p>
-      <w:pPr>
-        <w:spacing w:line="336" w:lineRule="auto" w:after="180"/>
-      </w:pPr>
-      <w:r>
-        <w:rPr>
-          <w:b w:val="0"/>
-        </w:rPr>
-        <w:t>Separate development from final cases. Aggregate metrics only after checking required conditions individually.</w:t>
-      </w:r>
-    </w:p>
-    <w:p>
-      <w:pPr>
         <w:pStyle w:val="Heading3"/>
       </w:pPr>
       <w:r>
@@ -393,133 +851,10 @@
     </w:p>
     <w:p>
       <w:pPr>
-        <w:spacing w:line="336" w:lineRule="auto" w:after="180"/>
-      </w:pPr>
-      <w:r>
-        <w:rPr>
-          <w:b w:val="0"/>
-        </w:rPr>
-        <w:t>Without opening the old lesson, explain one key idea from Block to Python Bridge. Give an example and a mistake that the idea helps you avoid.</w:t>
-      </w:r>
-    </w:p>
-    <w:p>
-      <w:pPr>
-        <w:spacing w:line="336" w:lineRule="auto" w:after="180"/>
-      </w:pPr>
-      <w:r>
-        <w:rPr>
-          <w:b w:val="0"/>
-        </w:rPr>
-        <w:t>Look for: Translate a short paper calculation into a Python script</w:t>
-      </w:r>
-    </w:p>
-    <w:p>
-      <w:pPr>
-        <w:spacing w:line="336" w:lineRule="auto" w:after="180"/>
-      </w:pPr>
-      <w:r>
-        <w:rPr>
-          <w:b w:val="0"/>
-        </w:rPr>
-        <w:t>Reference example, not the only acceptable wording: packs = 4; per_pack = 6; total = packs * per_pack; print(total), each on its own line. The first two bind quantities, the third computes 24 and the fourth displays 24.</w:t>
-      </w:r>
-    </w:p>
-    <w:p>
-      <w:pPr>
-        <w:spacing w:line="336" w:lineRule="auto" w:after="180"/>
-      </w:pPr>
-      <w:r>
-        <w:rPr>
-          <w:b w:val="0"/>
-        </w:rPr>
-        <w:t xml:space="preserve">Assignment alone produces no displayed </w:t>
-      </w:r>
-      <w:r>
-        <w:rPr>
-          <w:b/>
-        </w:rPr>
-        <w:t>output</w:t>
-      </w:r>
-      <w:r>
-        <w:rPr>
-          <w:b w:val="0"/>
-        </w:rPr>
-        <w:t xml:space="preserve"> in this script.</w:t>
-      </w:r>
-    </w:p>
-    <w:p>
-      <w:pPr>
         <w:pStyle w:val="Heading3"/>
       </w:pPr>
       <w:r>
         <w:t>Conversation State and Memory</w:t>
-      </w:r>
-    </w:p>
-    <w:p>
-      <w:pPr>
-        <w:spacing w:line="336" w:lineRule="auto" w:after="180"/>
-      </w:pPr>
-      <w:r>
-        <w:rPr>
-          <w:b w:val="0"/>
-        </w:rPr>
-        <w:t>Without opening the old lesson, explain one key idea from Conversation State and Memory. Give an example and a mistake that the idea helps you avoid.</w:t>
-      </w:r>
-    </w:p>
-    <w:p>
-      <w:pPr>
-        <w:spacing w:line="336" w:lineRule="auto" w:after="180"/>
-      </w:pPr>
-      <w:r>
-        <w:rPr>
-          <w:b w:val="0"/>
-        </w:rPr>
-        <w:t xml:space="preserve">Look for: Explain the </w:t>
-      </w:r>
-      <w:r>
-        <w:rPr>
-          <w:b/>
-        </w:rPr>
-        <w:t>mechanism</w:t>
-      </w:r>
-      <w:r>
-        <w:rPr>
-          <w:b w:val="0"/>
-        </w:rPr>
-        <w:t xml:space="preserve"> and terminology of conversation state and retention</w:t>
-      </w:r>
-    </w:p>
-    <w:p>
-      <w:pPr>
-        <w:spacing w:line="336" w:lineRule="auto" w:after="180"/>
-      </w:pPr>
-      <w:r>
-        <w:rPr>
-          <w:b w:val="0"/>
-        </w:rPr>
-        <w:t>Reference example, not the only acceptable wording: Teacher explanation: Conversation state stores facts or prior interactions for later use.</w:t>
-      </w:r>
-    </w:p>
-    <w:p>
-      <w:pPr>
-        <w:spacing w:line="336" w:lineRule="auto" w:after="180"/>
-      </w:pPr>
-      <w:r>
-        <w:rPr>
-          <w:b w:val="0"/>
-        </w:rPr>
-        <w:t>It needs scope, provenance, correction and retention rules rather than indefinite accumulation. This classroom assistant keeps an approved room ID only for the current session.</w:t>
-      </w:r>
-    </w:p>
-    <w:p>
-      <w:pPr>
-        <w:spacing w:line="336" w:lineRule="auto" w:after="180"/>
-      </w:pPr>
-      <w:r>
-        <w:rPr>
-          <w:b w:val="0"/>
-        </w:rPr>
-        <w:t>A later correction replaces the active value but retains an audit event until session end. Do not persist private text merely because it appeared in conversation.</w:t>
       </w:r>
     </w:p>
     <w:p>
@@ -704,6 +1039,11 @@
       </w:r>
     </w:p>
     <w:p>
+      <w:r>
+        <w:t>This compact option is not the full-week schedule. Use the main teaching cycle and allow extra sessions for the investigation, independent work and project.</w:t>
+      </w:r>
+    </w:p>
+    <w:p>
       <w:pPr>
         <w:spacing w:line="336" w:lineRule="auto" w:after="180"/>
       </w:pPr>
@@ -711,7 +1051,7 @@
         <w:rPr>
           <w:b w:val="0"/>
         </w:rPr>
-        <w:t>Use the supplied scenario, student illustrations and blank paper. For numeric work, offer counters or a calculator after learners show the setup. Fictional records are supplied; personal data and paid accounts are unnecessary.</w:t>
+        <w:t>Allow 80 minutes: recall 8; explanation 12; worked demonstration 15; guided practice 20; independent assessment 15; project and reflection 10. Extend the lab into a second session when needed.</w:t>
       </w:r>
     </w:p>
     <w:p>
@@ -719,24 +1059,465 @@
         <w:pStyle w:val="Heading3"/>
       </w:pPr>
       <w:r>
-        <w:t>Alternative compact allocation</w:t>
-      </w:r>
-    </w:p>
-    <w:p>
-      <w:r>
-        <w:t>This compact option is not the full-week schedule. Use the main teaching cycle and allow extra sessions for the investigation, independent work and project.</w:t>
+        <w:t>Preparation for the connected explanation</w:t>
+      </w:r>
+    </w:p>
+    <w:p>
+      <w:pPr>
+        <w:pStyle w:val="Heading3"/>
+      </w:pPr>
+      <w:r>
+        <w:t>Readiness answer</w:t>
+      </w:r>
+    </w:p>
+    <w:p>
+      <w:pPr>
+        <w:pStyle w:val="Heading3"/>
+      </w:pPr>
+      <w:r>
+        <w:t>End goal for the pictorial case</w:t>
       </w:r>
     </w:p>
     <w:p>
       <w:pPr>
         <w:spacing w:line="336" w:lineRule="auto" w:after="180"/>
-        <w:shd w:fill="F1F6F8"/>
-      </w:pPr>
-      <w:r>
-        <w:rPr>
-          <w:b w:val="0"/>
-        </w:rPr>
-        <w:t>Allow 80 minutes: recall 8; explanation 12; worked demonstration 15; guided practice 20; independent assessment 15; project and reflection 10. Extend the lab into a second session when needed.</w:t>
+      </w:pPr>
+      <w:r>
+        <w:rPr>
+          <w:b w:val="0"/>
+        </w:rPr>
+        <w:t>This added worked case illustrates the week’s main idea. Retain all original and connected topics; schedule its practice within the teaching cycle.</w:t>
+      </w:r>
+    </w:p>
+    <w:p>
+      <w:pPr>
+        <w:pStyle w:val="Heading1"/>
+      </w:pPr>
+      <w:r>
+        <w:t>02. Teach case-level behavior before aggregate rates</w:t>
+      </w:r>
+    </w:p>
+    <w:p>
+      <w:r>
+        <w:t>Separate the six-case visual, ten-case practice and ranking extension.</w:t>
+      </w:r>
+    </w:p>
+    <w:p>
+      <w:pPr>
+        <w:pStyle w:val="Heading2"/>
+      </w:pPr>
+      <w:r>
+        <w:t>State the case-record contract</w:t>
+      </w:r>
+    </w:p>
+    <w:tbl>
+      <w:tblPr>
+        <w:tblStyle w:val="LightShading-Accent1"/>
+        <w:tblW w:type="auto" w:w="0"/>
+        <w:tblLook w:firstColumn="1" w:firstRow="1" w:lastColumn="0" w:lastRow="0" w:noHBand="0" w:noVBand="1" w:val="04A0"/>
+      </w:tblPr>
+      <w:tblGrid>
+        <w:gridCol w:w="5112"/>
+        <w:gridCol w:w="5112"/>
+      </w:tblGrid>
+      <w:tr>
+        <w:trPr>
+          <w:tblHeader/>
+        </w:trPr>
+        <w:tc>
+          <w:tcPr>
+            <w:tcW w:type="dxa" w:w="5112"/>
+          </w:tcPr>
+          <w:p>
+            <w:r>
+              <w:t>Case record</w:t>
+            </w:r>
+          </w:p>
+        </w:tc>
+        <w:tc>
+          <w:tcPr>
+            <w:tcW w:type="dxa" w:w="5112"/>
+          </w:tcPr>
+          <w:p>
+            <w:r>
+              <w:t>What to freeze before scoring</w:t>
+            </w:r>
+          </w:p>
+        </w:tc>
+      </w:tr>
+      <w:tr>
+        <w:tc>
+          <w:tcPr>
+            <w:tcW w:type="dxa" w:w="5112"/>
+          </w:tcPr>
+          <w:p>
+            <w:r>
+              <w:t>Identity</w:t>
+            </w:r>
+          </w:p>
+        </w:tc>
+        <w:tc>
+          <w:tcPr>
+            <w:tcW w:type="dxa" w:w="5112"/>
+          </w:tcPr>
+          <w:p>
+            <w:r>
+              <w:t>Case ID, user question and requested time</w:t>
+            </w:r>
+          </w:p>
+        </w:tc>
+      </w:tr>
+      <w:tr>
+        <w:tc>
+          <w:tcPr>
+            <w:tcW w:type="dxa" w:w="5112"/>
+          </w:tcPr>
+          <w:p>
+            <w:r>
+              <w:t>Evidence</w:t>
+            </w:r>
+          </w:p>
+        </w:tc>
+        <w:tc>
+          <w:tcPr>
+            <w:tcW w:type="dxa" w:w="5112"/>
+          </w:tcPr>
+          <w:p>
+            <w:r>
+              <w:t>Eligible source IDs/versions and relevant passages</w:t>
+            </w:r>
+          </w:p>
+        </w:tc>
+      </w:tr>
+      <w:tr>
+        <w:tc>
+          <w:tcPr>
+            <w:tcW w:type="dxa" w:w="5112"/>
+          </w:tcPr>
+          <w:p>
+            <w:r>
+              <w:t>Expected behavior</w:t>
+            </w:r>
+          </w:p>
+        </w:tc>
+        <w:tc>
+          <w:tcPr>
+            <w:tcW w:type="dxa" w:w="5112"/>
+          </w:tcPr>
+          <w:p>
+            <w:r>
+              <w:t>Supported claim, clarification, fallback or access refusal</w:t>
+            </w:r>
+          </w:p>
+        </w:tc>
+      </w:tr>
+      <w:tr>
+        <w:tc>
+          <w:tcPr>
+            <w:tcW w:type="dxa" w:w="5112"/>
+          </w:tcPr>
+          <w:p>
+            <w:r>
+              <w:t>Rubric</w:t>
+            </w:r>
+          </w:p>
+        </w:tc>
+        <w:tc>
+          <w:tcPr>
+            <w:tcW w:type="dxa" w:w="5112"/>
+          </w:tcPr>
+          <w:p>
+            <w:r>
+              <w:t>Required conditions and mandatory failures</w:t>
+            </w:r>
+          </w:p>
+        </w:tc>
+      </w:tr>
+      <w:tr>
+        <w:tc>
+          <w:tcPr>
+            <w:tcW w:type="dxa" w:w="5112"/>
+          </w:tcPr>
+          <w:p>
+            <w:r>
+              <w:t>Exposure</w:t>
+            </w:r>
+          </w:p>
+        </w:tc>
+        <w:tc>
+          <w:tcPr>
+            <w:tcW w:type="dxa" w:w="5112"/>
+          </w:tcPr>
+          <w:p>
+            <w:r>
+              <w:t>Development/reviewed or reserved; who has seen it</w:t>
+            </w:r>
+          </w:p>
+        </w:tc>
+      </w:tr>
+      <w:tr>
+        <w:tc>
+          <w:tcPr>
+            <w:tcW w:type="dxa" w:w="5112"/>
+          </w:tcPr>
+          <w:p>
+            <w:r>
+              <w:t>Observed result</w:t>
+            </w:r>
+          </w:p>
+        </w:tc>
+        <w:tc>
+          <w:tcPr>
+            <w:tcW w:type="dxa" w:w="5112"/>
+          </w:tcPr>
+          <w:p>
+            <w:r>
+              <w:t>Actual supplied output or recorded run, distinct from prediction</w:t>
+            </w:r>
+          </w:p>
+        </w:tc>
+      </w:tr>
+      <w:tr>
+        <w:tc>
+          <w:tcPr>
+            <w:tcW w:type="dxa" w:w="5112"/>
+          </w:tcPr>
+          <w:p>
+            <w:r>
+              <w:t>Aggregation</w:t>
+            </w:r>
+          </w:p>
+        </w:tc>
+        <w:tc>
+          <w:tcPr>
+            <w:tcW w:type="dxa" w:w="5112"/>
+          </w:tcPr>
+          <w:p>
+            <w:r>
+              <w:t>Report subgroup numerator/denominator before the pooled rate</w:t>
+            </w:r>
+          </w:p>
+        </w:tc>
+      </w:tr>
+    </w:tbl>
+    <w:p>
+      <w:pPr>
+        <w:spacing w:line="336" w:lineRule="auto" w:after="180"/>
+      </w:pPr>
+      <w:r>
+        <w:rPr>
+          <w:b w:val="0"/>
+        </w:rPr>
+        <w:t xml:space="preserve">A system </w:t>
+      </w:r>
+      <w:r>
+        <w:rPr>
+          <w:b/>
+        </w:rPr>
+        <w:t>evaluation set</w:t>
+      </w:r>
+      <w:r>
+        <w:rPr>
+          <w:b w:val="0"/>
+        </w:rPr>
+        <w:t xml:space="preserve"> contains cases with expected behaviour and scoring rules. It should cover retrieval, support, fallback and permissions rather than only easy answerable questions.</w:t>
+      </w:r>
+    </w:p>
+    <w:p>
+      <w:pPr>
+        <w:spacing w:line="336" w:lineRule="auto" w:after="180"/>
+      </w:pPr>
+      <w:r>
+        <w:rPr>
+          <w:b w:val="0"/>
+        </w:rPr>
+        <w:t xml:space="preserve">Record case ID, </w:t>
+      </w:r>
+      <w:r>
+        <w:rPr>
+          <w:b/>
+        </w:rPr>
+        <w:t>evidence</w:t>
+      </w:r>
+      <w:r>
+        <w:rPr>
+          <w:b w:val="0"/>
+        </w:rPr>
+        <w:t xml:space="preserve"> version, expected claims or fallback, permitted actions and scoring rubric. Separate development from final cases. Aggregate metrics only after checking required conditions individually.</w:t>
+      </w:r>
+    </w:p>
+    <w:p>
+      <w:pPr>
+        <w:pStyle w:val="Heading2"/>
+      </w:pPr>
+      <w:r>
+        <w:t>Trace ten-case subgroup rates</w:t>
+      </w:r>
+    </w:p>
+    <w:p>
+      <w:pPr>
+        <w:spacing w:line="336" w:lineRule="auto" w:after="180"/>
+      </w:pPr>
+      <w:r>
+        <w:rPr>
+          <w:b w:val="0"/>
+        </w:rPr>
+        <w:t>Ten cases include six answerable and four missing-</w:t>
+      </w:r>
+      <w:r>
+        <w:rPr>
+          <w:b/>
+        </w:rPr>
+        <w:t>evidence</w:t>
+      </w:r>
+      <w:r>
+        <w:rPr>
+          <w:b w:val="0"/>
+        </w:rPr>
+        <w:t xml:space="preserve"> cases. System answers five answerable correctly and abstains appropriately on three missing cases.</w:t>
+      </w:r>
+    </w:p>
+    <w:p>
+      <w:pPr>
+        <w:spacing w:line="336" w:lineRule="auto" w:after="180"/>
+      </w:pPr>
+      <w:r>
+        <w:rPr>
+          <w:b w:val="0"/>
+        </w:rPr>
+        <w:t xml:space="preserve">Answer correctness 5/6; appropriate fallback 3/4; combined </w:t>
+      </w:r>
+      <w:r>
+        <w:rPr>
+          <w:b/>
+        </w:rPr>
+        <w:t>contract pass</w:t>
+      </w:r>
+      <w:r>
+        <w:rPr>
+          <w:b w:val="0"/>
+        </w:rPr>
+        <w:t>es 8/10 if each case has one required outcome. Different denominators answer different questions.</w:t>
+      </w:r>
+    </w:p>
+    <w:p>
+      <w:pPr>
+        <w:pStyle w:val="Heading2"/>
+      </w:pPr>
+      <w:r>
+        <w:t>Read the pictured six-case record</w:t>
+      </w:r>
+    </w:p>
+    <w:p>
+      <w:pPr>
+        <w:spacing w:line="336" w:lineRule="auto" w:after="180"/>
+      </w:pPr>
+      <w:r>
+        <w:rPr>
+          <w:b w:val="0"/>
+        </w:rPr>
+        <w:t xml:space="preserve">Design an </w:t>
+      </w:r>
+      <w:r>
+        <w:rPr>
+          <w:b/>
+        </w:rPr>
+        <w:t>evaluation set</w:t>
+      </w:r>
+      <w:r>
+        <w:rPr>
+          <w:b w:val="0"/>
+        </w:rPr>
+        <w:t xml:space="preserve"> that checks answering and appropriate uncertainty separately.</w:t>
+      </w:r>
+    </w:p>
+    <w:p>
+      <w:pPr>
+        <w:spacing w:line="336" w:lineRule="auto" w:after="180"/>
+      </w:pPr>
+      <w:r>
+        <w:rPr>
+          <w:b w:val="0"/>
+        </w:rPr>
+        <w:t>Six toy questions: three have source answers and three do not. Results: 2 supported answers out of 3; 3 correct “not in source” responses out of 3.</w:t>
+      </w:r>
+    </w:p>
+    <w:p>
+      <w:pPr>
+        <w:spacing w:line="336" w:lineRule="auto" w:after="180"/>
+      </w:pPr>
+      <w:r>
+        <w:rPr>
+          <w:b w:val="0"/>
+        </w:rPr>
+        <w:t xml:space="preserve">All </w:t>
+      </w:r>
+      <w:r>
+        <w:rPr>
+          <w:b/>
+        </w:rPr>
+        <w:t>input</w:t>
+      </w:r>
+      <w:r>
+        <w:rPr>
+          <w:b w:val="0"/>
+        </w:rPr>
+        <w:t>s and outcomes in this worked example are invented classroom data; no real model run is claimed.</w:t>
+      </w:r>
+    </w:p>
+    <w:p>
+      <w:pPr>
+        <w:spacing w:line="336" w:lineRule="auto" w:after="180"/>
+      </w:pPr>
+      <w:r>
+        <w:rPr>
+          <w:b w:val="0"/>
+        </w:rPr>
+        <w:t>Keep three records separate: the pictured six-case record has answering 2/3 and fallback 3/3, giving 5/6. Adding three successful missing-evidence cases gives 8/9 overall while answering remains 2/3. The separate ten-case W2 has answering 5/6 and fallback 3/4, giving 8/10. No system was run; these are supplied classroom outcomes, not estimated future accuracy.</w:t>
+      </w:r>
+    </w:p>
+    <w:p>
+      <w:pPr>
+        <w:pStyle w:val="Heading2"/>
+      </w:pPr>
+      <w:r>
+        <w:t>Trace category and pooled rates</w:t>
+      </w:r>
+    </w:p>
+    <w:p>
+      <w:r>
+        <w:drawing>
+          <wp:inline xmlns:a="http://schemas.openxmlformats.org/drawingml/2006/main" xmlns:pic="http://schemas.openxmlformats.org/drawingml/2006/picture">
+            <wp:extent cx="5486400" cy="3337560"/>
+            <wp:docPr id="1" name="Picture 1" descr="Separate cases: Keep answerable and missing-evidence cases as different groups. → Calculate rates: Answering: 2/3. Appropriate uncertainty: 3/3. → Report total: Five of six pass overall; the perfect missing-evidence group hides one answering failure if only totals are discussed."/>
+            <wp:cNvGraphicFramePr>
+              <a:graphicFrameLocks noChangeAspect="1"/>
+            </wp:cNvGraphicFramePr>
+            <a:graphic>
+              <a:graphicData uri="http://schemas.openxmlformats.org/drawingml/2006/picture">
+                <pic:pic>
+                  <pic:nvPicPr>
+                    <pic:cNvPr id="0" name="academy-story-ai-3-26-02.png"/>
+                    <pic:cNvPicPr/>
+                  </pic:nvPicPr>
+                  <pic:blipFill>
+                    <a:blip r:embed="rId9"/>
+                    <a:stretch>
+                      <a:fillRect/>
+                    </a:stretch>
+                  </pic:blipFill>
+                  <pic:spPr>
+                    <a:xfrm>
+                      <a:off x="0" y="0"/>
+                      <a:ext cx="5486400" cy="3337560"/>
+                    </a:xfrm>
+                    <a:prstGeom prst="rect"/>
+                  </pic:spPr>
+                </pic:pic>
+              </a:graphicData>
+            </a:graphic>
+          </wp:inline>
+        </w:drawing>
       </w:r>
     </w:p>
     <w:p>
@@ -744,7 +1525,114 @@
         <w:pStyle w:val="Heading3"/>
       </w:pPr>
       <w:r>
-        <w:t>Preparation for the connected explanation</w:t>
+        <w:t>Read the picture one step at a time</w:t>
+      </w:r>
+    </w:p>
+    <w:tbl>
+      <w:tblPr>
+        <w:tblStyle w:val="LightShading-Accent1"/>
+        <w:tblW w:type="auto" w:w="0"/>
+        <w:tblLook w:firstColumn="1" w:firstRow="1" w:lastColumn="0" w:lastRow="0" w:noHBand="0" w:noVBand="1" w:val="04A0"/>
+      </w:tblPr>
+      <w:tblGrid>
+        <w:gridCol w:w="5112"/>
+        <w:gridCol w:w="5112"/>
+      </w:tblGrid>
+      <w:tr>
+        <w:trPr>
+          <w:tblHeader/>
+        </w:trPr>
+        <w:tc>
+          <w:tcPr>
+            <w:tcW w:type="dxa" w:w="5112"/>
+          </w:tcPr>
+          <w:p>
+            <w:r>
+              <w:t>Step</w:t>
+            </w:r>
+          </w:p>
+        </w:tc>
+        <w:tc>
+          <w:tcPr>
+            <w:tcW w:type="dxa" w:w="5112"/>
+          </w:tcPr>
+          <w:p>
+            <w:r>
+              <w:t>What happens and why</w:t>
+            </w:r>
+          </w:p>
+        </w:tc>
+      </w:tr>
+      <w:tr>
+        <w:tc>
+          <w:tcPr>
+            <w:tcW w:type="dxa" w:w="5112"/>
+          </w:tcPr>
+          <w:p>
+            <w:r>
+              <w:t>1. Separate cases</w:t>
+            </w:r>
+          </w:p>
+        </w:tc>
+        <w:tc>
+          <w:tcPr>
+            <w:tcW w:type="dxa" w:w="5112"/>
+          </w:tcPr>
+          <w:p>
+            <w:r>
+              <w:t>Keep answerable and missing-evidence cases as different groups.</w:t>
+            </w:r>
+          </w:p>
+        </w:tc>
+      </w:tr>
+      <w:tr>
+        <w:tc>
+          <w:tcPr>
+            <w:tcW w:type="dxa" w:w="5112"/>
+          </w:tcPr>
+          <w:p>
+            <w:r>
+              <w:t>2. Calculate rates</w:t>
+            </w:r>
+          </w:p>
+        </w:tc>
+        <w:tc>
+          <w:tcPr>
+            <w:tcW w:type="dxa" w:w="5112"/>
+          </w:tcPr>
+          <w:p>
+            <w:r>
+              <w:t>Answering: 2/3. Appropriate uncertainty: 3/3.</w:t>
+            </w:r>
+          </w:p>
+        </w:tc>
+      </w:tr>
+      <w:tr>
+        <w:tc>
+          <w:tcPr>
+            <w:tcW w:type="dxa" w:w="5112"/>
+          </w:tcPr>
+          <w:p>
+            <w:r>
+              <w:t>3. Report total</w:t>
+            </w:r>
+          </w:p>
+        </w:tc>
+        <w:tc>
+          <w:tcPr>
+            <w:tcW w:type="dxa" w:w="5112"/>
+          </w:tcPr>
+          <w:p>
+            <w:r>
+              <w:t>Five of six pass overall; the perfect missing-evidence group hides one answering failure if only totals are discussed.</w:t>
+            </w:r>
+          </w:p>
+        </w:tc>
+      </w:tr>
+    </w:tbl>
+    <w:p>
+      <w:r>
+        <w:t>Match each pictured step to the supplied facts. This is a worked teaching case, not an independent assessment.</w:t>
       </w:r>
     </w:p>
     <w:p>
@@ -755,19 +1643,31 @@
         <w:rPr>
           <w:b w:val="0"/>
         </w:rPr>
-        <w:t xml:space="preserve">Two 45-minute sessions. A system </w:t>
+        <w:t>Read the picture in order. Five of six pass overall; the perfect missing-</w:t>
       </w:r>
       <w:r>
         <w:rPr>
           <w:b/>
         </w:rPr>
-        <w:t>evaluation set</w:t>
-      </w:r>
-      <w:r>
-        <w:rPr>
-          <w:b w:val="0"/>
-        </w:rPr>
-        <w:t xml:space="preserve"> contains cases with expected behaviour and scoring rules. It should cover retrieval, support, fallback and permissions rather than only easy answerable questions.</w:t>
+        <w:t>evidence</w:t>
+      </w:r>
+      <w:r>
+        <w:rPr>
+          <w:b w:val="0"/>
+        </w:rPr>
+        <w:t xml:space="preserve"> group hides one answering failure if only totals are discussed. The arrows show which recorded </w:t>
+      </w:r>
+      <w:r>
+        <w:rPr>
+          <w:b/>
+        </w:rPr>
+        <w:t>input</w:t>
+      </w:r>
+      <w:r>
+        <w:rPr>
+          <w:b w:val="0"/>
+        </w:rPr>
+        <w:t xml:space="preserve"> or intermediate result each decision uses.</w:t>
       </w:r>
     </w:p>
     <w:p>
@@ -778,19 +1678,268 @@
         <w:rPr>
           <w:b w:val="0"/>
         </w:rPr>
-        <w:t xml:space="preserve">Use the supplied constructed scenarios to make the </w:t>
+        <w:t>Explain the deciding step aloud before checking the changed case; pointing to the final answer alone does not show how it follows.</w:t>
+      </w:r>
+    </w:p>
+    <w:p>
+      <w:pPr>
+        <w:pStyle w:val="Heading2"/>
+      </w:pPr>
+      <w:r>
+        <w:t>Predict adding only fallback successes</w:t>
+      </w:r>
+    </w:p>
+    <w:p>
+      <w:pPr>
+        <w:spacing w:line="336" w:lineRule="auto" w:after="180"/>
+      </w:pPr>
+      <w:r>
+        <w:rPr>
+          <w:b w:val="0"/>
+        </w:rPr>
+        <w:t>Change: Add three missing-</w:t>
       </w:r>
       <w:r>
         <w:rPr>
           <w:b/>
         </w:rPr>
+        <w:t>evidence</w:t>
+      </w:r>
+      <w:r>
+        <w:rPr>
+          <w:b w:val="0"/>
+        </w:rPr>
+        <w:t xml:space="preserve"> cases that all pass.</w:t>
+      </w:r>
+    </w:p>
+    <w:p>
+      <w:pPr>
+        <w:spacing w:line="336" w:lineRule="auto" w:after="180"/>
+      </w:pPr>
+      <w:r>
+        <w:rPr>
+          <w:b/>
+        </w:rPr>
+        <w:t>Prediction</w:t>
+      </w:r>
+      <w:r>
+        <w:rPr>
+          <w:b w:val="0"/>
+        </w:rPr>
+        <w:t>: Overall becomes 8/9, but supported answering remains 2/3.</w:t>
+      </w:r>
+    </w:p>
+    <w:p>
+      <w:pPr>
+        <w:spacing w:line="336" w:lineRule="auto" w:after="180"/>
+      </w:pPr>
+      <w:r>
+        <w:rPr>
+          <w:b w:val="0"/>
+        </w:rPr>
+        <w:t>Reason: Changing the case mixture raises the pooled rate without improving any existing answerable result.</w:t>
+      </w:r>
+    </w:p>
+    <w:p>
+      <w:pPr>
+        <w:pStyle w:val="Heading2"/>
+      </w:pPr>
+      <w:r>
+        <w:t>State coverage and generalisation limits</w:t>
+      </w:r>
+    </w:p>
+    <w:p>
+      <w:pPr>
+        <w:spacing w:line="336" w:lineRule="auto" w:after="180"/>
+      </w:pPr>
+      <w:r>
+        <w:rPr>
+          <w:b w:val="0"/>
+        </w:rPr>
+        <w:t>A small constructed set probes specific behaviours; its pooled rate is not an estimate of every future classroom question.</w:t>
+      </w:r>
+    </w:p>
+    <w:p>
+      <w:pPr>
+        <w:spacing w:line="336" w:lineRule="auto" w:after="180"/>
+      </w:pPr>
+      <w:r>
+        <w:rPr>
+          <w:b w:val="0"/>
+        </w:rPr>
+        <w:t xml:space="preserve">Cover the result. Ask learners to name the </w:t>
+      </w:r>
+      <w:r>
+        <w:rPr>
+          <w:b/>
+        </w:rPr>
+        <w:t>input</w:t>
+      </w:r>
+      <w:r>
+        <w:rPr>
+          <w:b w:val="0"/>
+        </w:rPr>
+        <w:t xml:space="preserve">s and predict the next step. Uncover one step, connect the icon to the actual procedure, and explain its </w:t>
+      </w:r>
+      <w:r>
+        <w:rPr>
+          <w:b/>
+        </w:rPr>
+        <w:t>evidence</w:t>
+      </w:r>
+      <w:r>
+        <w:rPr>
+          <w:b w:val="0"/>
+        </w:rPr>
+        <w:t>. Then change the supplied condition and compare.</w:t>
+      </w:r>
+    </w:p>
+    <w:p>
+      <w:pPr>
+        <w:spacing w:line="336" w:lineRule="auto" w:after="180"/>
+      </w:pPr>
+      <w:r>
+        <w:rPr>
+          <w:b w:val="0"/>
+        </w:rPr>
+        <w:t>The picture is a representation; it does not document execution of a real AI model.</w:t>
+      </w:r>
+    </w:p>
+    <w:p>
+      <w:pPr>
+        <w:pStyle w:val="Heading2"/>
+      </w:pPr>
+      <w:r>
+        <w:t>Extension · Judged ranking denominators · reference / check after trying</w:t>
+      </w:r>
+    </w:p>
+    <w:p>
+      <w:pPr>
+        <w:spacing w:line="336" w:lineRule="auto" w:after="180"/>
+      </w:pPr>
+      <w:r>
+        <w:rPr>
+          <w:b w:val="0"/>
+        </w:rPr>
+        <w:t xml:space="preserve">A ranking needs task-specific relevance judgments and a declared </w:t>
+      </w:r>
+      <w:r>
+        <w:rPr>
+          <w:b/>
+        </w:rPr>
+        <w:t>cutoff</w:t>
+      </w:r>
+      <w:r>
+        <w:rPr>
+          <w:b w:val="0"/>
+        </w:rPr>
+        <w:t>. Precision and recall have different denominators.</w:t>
+      </w:r>
+    </w:p>
+    <w:p>
+      <w:pPr>
+        <w:spacing w:line="336" w:lineRule="auto" w:after="180"/>
+      </w:pPr>
+      <w:r>
+        <w:rPr>
+          <w:b/>
+        </w:rPr>
+        <w:t>Precision at k</w:t>
+      </w:r>
+      <w:r>
+        <w:rPr>
+          <w:b w:val="0"/>
+        </w:rPr>
+        <w:t xml:space="preserve"> is relevant returned items divided by k when exactly k items are returned. </w:t>
+      </w:r>
+      <w:r>
+        <w:rPr>
+          <w:b/>
+        </w:rPr>
+        <w:t>Recall at k</w:t>
+      </w:r>
+      <w:r>
+        <w:rPr>
+          <w:b w:val="0"/>
+        </w:rPr>
+        <w:t xml:space="preserve"> is relevant returned items divided by all known relevant eligible items.</w:t>
+      </w:r>
+    </w:p>
+    <w:p>
+      <w:pPr>
+        <w:spacing w:line="336" w:lineRule="auto" w:after="180"/>
+      </w:pPr>
+      <w:r>
+        <w:rPr>
+          <w:b w:val="0"/>
+        </w:rPr>
+        <w:t>If the relevant set is unknown, do not invent recall.</w:t>
+      </w:r>
+    </w:p>
+    <w:p>
+      <w:pPr>
+        <w:spacing w:line="336" w:lineRule="auto" w:after="180"/>
+      </w:pPr>
+      <w:r>
+        <w:rPr>
+          <w:b w:val="0"/>
+        </w:rPr>
+        <w:t xml:space="preserve">Guided: Precision@3=2/3; recall@3=2/3. Duplicates should not count as distinct retrieved documents. Qualification: Known judgments may be incomplete; a score over one query does not establish </w:t>
+      </w:r>
+      <w:r>
+        <w:rPr>
+          <w:b/>
+        </w:rPr>
+        <w:t>coverage</w:t>
+      </w:r>
+      <w:r>
+        <w:rPr>
+          <w:b w:val="0"/>
+        </w:rPr>
+        <w:t xml:space="preserve"> over all queries.</w:t>
+      </w:r>
+    </w:p>
+    <w:p>
+      <w:pPr>
+        <w:spacing w:line="336" w:lineRule="auto" w:after="180"/>
+      </w:pPr>
+      <w:r>
+        <w:rPr>
+          <w:b w:val="0"/>
+        </w:rPr>
+        <w:t xml:space="preserve">Exit: accept a concrete variation with its predicted outcome and a stated condition that would challenge the </w:t>
+      </w:r>
+      <w:r>
+        <w:rPr>
+          <w:b/>
+        </w:rPr>
         <w:t>mechanism</w:t>
       </w:r>
       <w:r>
         <w:rPr>
           <w:b w:val="0"/>
         </w:rPr>
-        <w:t xml:space="preserve"> inspectable. Collect W4 before sharing solutions.</w:t>
+        <w:t xml:space="preserve">; reject a claim resting on unmeasured </w:t>
+      </w:r>
+      <w:r>
+        <w:rPr>
+          <w:b/>
+        </w:rPr>
+        <w:t>evidence</w:t>
+      </w:r>
+      <w:r>
+        <w:rPr>
+          <w:b w:val="0"/>
+        </w:rPr>
+        <w:t>.</w:t>
+      </w:r>
+    </w:p>
+    <w:p>
+      <w:pPr>
+        <w:pStyle w:val="Heading2"/>
+      </w:pPr>
+      <w:r>
+        <w:t>Additional practice · Easy definitions only · reference / check after trying</w:t>
       </w:r>
     </w:p>
     <w:p>
@@ -801,7 +1950,29 @@
         <w:rPr>
           <w:b w:val="0"/>
         </w:rPr>
-        <w:t xml:space="preserve">Students should name intermediate </w:t>
+        <w:t>Ten evaluation questions are easy definitions; none lacks a source.</w:t>
+      </w:r>
+    </w:p>
+    <w:p>
+      <w:pPr>
+        <w:spacing w:line="336" w:lineRule="auto" w:after="180"/>
+      </w:pPr>
+      <w:r>
+        <w:rPr>
+          <w:b w:val="0"/>
+        </w:rPr>
+        <w:t>What is untested?</w:t>
+      </w:r>
+    </w:p>
+    <w:p>
+      <w:pPr>
+        <w:spacing w:line="336" w:lineRule="auto" w:after="180"/>
+      </w:pPr>
+      <w:r>
+        <w:rPr>
+          <w:b w:val="0"/>
+        </w:rPr>
+        <w:t xml:space="preserve">Absent </w:t>
       </w:r>
       <w:r>
         <w:rPr>
@@ -813,7 +1984,208 @@
         <w:rPr>
           <w:b w:val="0"/>
         </w:rPr>
-        <w:t xml:space="preserve"> and limitations; classroom pacing and learning effectiveness remain unvalidated.</w:t>
+        <w:t>, ambiguity and boundary handling. Add predefined fallback cases and keep final cases separate from tuning.</w:t>
+      </w:r>
+    </w:p>
+    <w:p>
+      <w:pPr>
+        <w:pStyle w:val="Heading2"/>
+      </w:pPr>
+      <w:r>
+        <w:t>Earlier wording, alternatives and picture transcripts · reference / check after trying</w:t>
+      </w:r>
+    </w:p>
+    <w:p>
+      <w:pPr>
+        <w:spacing w:line="336" w:lineRule="auto" w:after="180"/>
+      </w:pPr>
+      <w:r>
+        <w:rPr>
+          <w:b w:val="0"/>
+        </w:rPr>
+        <w:t>Explain the mechanism</w:t>
+      </w:r>
+    </w:p>
+    <w:p>
+      <w:pPr>
+        <w:spacing w:line="336" w:lineRule="auto" w:after="180"/>
+      </w:pPr>
+      <w:r>
+        <w:rPr>
+          <w:b/>
+        </w:rPr>
+        <w:t>Input</w:t>
+      </w:r>
+      <w:r>
+        <w:rPr>
+          <w:b w:val="0"/>
+        </w:rPr>
+        <w:t xml:space="preserve"> → </w:t>
+      </w:r>
+      <w:r>
+        <w:rPr>
+          <w:b/>
+        </w:rPr>
+        <w:t>Process</w:t>
+      </w:r>
+      <w:r>
+        <w:rPr>
+          <w:b w:val="0"/>
+        </w:rPr>
+        <w:t xml:space="preserve"> → </w:t>
+      </w:r>
+      <w:r>
+        <w:rPr>
+          <w:b/>
+        </w:rPr>
+        <w:t>Output</w:t>
+      </w:r>
+    </w:p>
+    <w:p>
+      <w:pPr>
+        <w:spacing w:line="336" w:lineRule="auto" w:after="180"/>
+      </w:pPr>
+      <w:r>
+        <w:rPr>
+          <w:b w:val="0"/>
+        </w:rPr>
+        <w:t>Trace the information. At each stage, ask what changed and how you could test it.</w:t>
+      </w:r>
+    </w:p>
+    <w:p>
+      <w:pPr>
+        <w:spacing w:line="336" w:lineRule="auto" w:after="180"/>
+      </w:pPr>
+      <w:r>
+        <w:rPr>
+          <w:b w:val="0"/>
+        </w:rPr>
+        <w:t>Which stage could fail even when the other two are correct? Explain:</w:t>
+      </w:r>
+    </w:p>
+    <w:p>
+      <w:pPr>
+        <w:spacing w:line="336" w:lineRule="auto" w:after="180"/>
+      </w:pPr>
+      <w:r>
+        <w:rPr>
+          <w:b w:val="0"/>
+        </w:rPr>
+        <w:t xml:space="preserve">Predict first. Then check each step. A correct answer without visible reasoning is incomplete </w:t>
+      </w:r>
+      <w:r>
+        <w:rPr>
+          <w:b/>
+        </w:rPr>
+        <w:t>evidence</w:t>
+      </w:r>
+      <w:r>
+        <w:rPr>
+          <w:b w:val="0"/>
+        </w:rPr>
+        <w:t>.</w:t>
+      </w:r>
+    </w:p>
+    <w:p>
+      <w:pPr>
+        <w:spacing w:line="336" w:lineRule="auto" w:after="180"/>
+      </w:pPr>
+      <w:r>
+        <w:rPr>
+          <w:b w:val="0"/>
+        </w:rPr>
+        <w:t>1. Ten cases include factual, comparison, calculation, ambiguous, and missing-source questions.</w:t>
+      </w:r>
+    </w:p>
+    <w:p>
+      <w:pPr>
+        <w:spacing w:line="336" w:lineRule="auto" w:after="180"/>
+      </w:pPr>
+      <w:r>
+        <w:rPr>
+          <w:b w:val="0"/>
+        </w:rPr>
+        <w:t>2. Add conflicting-source, prompt-injection, sensitive-data, and accessibility cases.</w:t>
+      </w:r>
+    </w:p>
+    <w:p>
+      <w:pPr>
+        <w:spacing w:line="336" w:lineRule="auto" w:after="180"/>
+      </w:pPr>
+      <w:r>
+        <w:rPr>
+          <w:b w:val="0"/>
+        </w:rPr>
+        <w:t xml:space="preserve">3. Write </w:t>
+      </w:r>
+      <w:r>
+        <w:rPr>
+          <w:b/>
+        </w:rPr>
+        <w:t>expected behavior</w:t>
+      </w:r>
+      <w:r>
+        <w:rPr>
+          <w:b w:val="0"/>
+        </w:rPr>
+        <w:t xml:space="preserve"> before running the product.</w:t>
+      </w:r>
+    </w:p>
+    <w:p>
+      <w:pPr>
+        <w:spacing w:line="336" w:lineRule="auto" w:after="180"/>
+      </w:pPr>
+      <w:r>
+        <w:rPr>
+          <w:b w:val="0"/>
+        </w:rPr>
+        <w:t xml:space="preserve">4. After a repair, keep the failed case as a </w:t>
+      </w:r>
+      <w:r>
+        <w:rPr>
+          <w:b/>
+        </w:rPr>
+        <w:t>regression test</w:t>
+      </w:r>
+      <w:r>
+        <w:rPr>
+          <w:b w:val="0"/>
+        </w:rPr>
+        <w:t>.</w:t>
+      </w:r>
+    </w:p>
+    <w:p>
+      <w:pPr>
+        <w:spacing w:line="336" w:lineRule="auto" w:after="180"/>
+      </w:pPr>
+      <w:r>
+        <w:rPr>
+          <w:b w:val="0"/>
+        </w:rPr>
+        <w:t>Recalculate, retrace, or restate the reasoning in your own representation:</w:t>
+      </w:r>
+    </w:p>
+    <w:p>
+      <w:pPr>
+        <w:spacing w:line="336" w:lineRule="auto" w:after="180"/>
+      </w:pPr>
+      <w:r>
+        <w:rPr>
+          <w:b w:val="0"/>
+        </w:rPr>
+        <w:t xml:space="preserve">CHECK Did the </w:t>
+      </w:r>
+      <w:r>
+        <w:rPr>
+          <w:b/>
+        </w:rPr>
+        <w:t>evidence</w:t>
+      </w:r>
+      <w:r>
+        <w:rPr>
+          <w:b w:val="0"/>
+        </w:rPr>
+        <w:t xml:space="preserve"> answer the exact question? Did the total, path, or source record stay consistent?</w:t>
       </w:r>
     </w:p>
     <w:p>
@@ -821,7 +2193,23 @@
         <w:pStyle w:val="Heading3"/>
       </w:pPr>
       <w:r>
-        <w:t>Readiness answer</w:t>
+        <w:t>Concrete teaching case</w:t>
+      </w:r>
+    </w:p>
+    <w:p>
+      <w:pPr>
+        <w:pStyle w:val="Heading3"/>
+      </w:pPr>
+      <w:r>
+        <w:t>Exact explanation to model</w:t>
+      </w:r>
+    </w:p>
+    <w:p>
+      <w:pPr>
+        <w:pStyle w:val="Heading3"/>
+      </w:pPr>
+      <w:r>
+        <w:t>Explain the added worked example</w:t>
       </w:r>
     </w:p>
     <w:p>
@@ -832,31 +2220,7 @@
         <w:rPr>
           <w:b w:val="0"/>
         </w:rPr>
-        <w:t xml:space="preserve">A result depends on the </w:t>
-      </w:r>
-      <w:r>
-        <w:rPr>
-          <w:b/>
-        </w:rPr>
-        <w:t>input</w:t>
-      </w:r>
-      <w:r>
-        <w:rPr>
-          <w:b w:val="0"/>
-        </w:rPr>
-        <w:t xml:space="preserve">s, procedure and conditions that produced it. Preserve data roles and distinguish observed outcomes from </w:t>
-      </w:r>
-      <w:r>
-        <w:rPr>
-          <w:b/>
-        </w:rPr>
-        <w:t>prediction</w:t>
-      </w:r>
-      <w:r>
-        <w:rPr>
-          <w:b w:val="0"/>
-        </w:rPr>
-        <w:t>s or unmeasured conditions.</w:t>
+        <w:t>Begin by writing the question the procedure is intended to answer. Identify the information already supplied, the information it will produce and the information still missing.</w:t>
       </w:r>
     </w:p>
     <w:p>
@@ -867,607 +2231,7 @@
         <w:rPr>
           <w:b w:val="0"/>
         </w:rPr>
-        <w:t>If the prior concept cannot be explained, use a short retrieval activity before this chapter.</w:t>
-      </w:r>
-    </w:p>
-    <w:p>
-      <w:pPr>
-        <w:spacing w:line="336" w:lineRule="auto" w:after="180"/>
-      </w:pPr>
-      <w:r>
-        <w:rPr>
-          <w:b w:val="0"/>
-        </w:rPr>
-        <w:t>Lesson and workbook; paper and pencil</w:t>
-      </w:r>
-    </w:p>
-    <w:p>
-      <w:pPr>
-        <w:spacing w:line="336" w:lineRule="auto" w:after="180"/>
-      </w:pPr>
-      <w:r>
-        <w:rPr>
-          <w:b w:val="0"/>
-        </w:rPr>
-        <w:t>Calculator and optional local Python 3 for arithmetic; no live API or private data</w:t>
-      </w:r>
-    </w:p>
-    <w:p>
-      <w:pPr>
-        <w:spacing w:line="336" w:lineRule="auto" w:after="180"/>
-      </w:pPr>
-      <w:r>
-        <w:rPr>
-          <w:b w:val="0"/>
-        </w:rPr>
-        <w:t>Prepare the fresh retry separately and withhold its solution until after collection</w:t>
-      </w:r>
-    </w:p>
-    <w:p>
-      <w:pPr>
-        <w:pStyle w:val="Heading3"/>
-      </w:pPr>
-      <w:r>
-        <w:t>Apply the connected idea: Ranking and retrieval evaluation</w:t>
-      </w:r>
-    </w:p>
-    <w:p>
-      <w:pPr>
-        <w:spacing w:line="336" w:lineRule="auto" w:after="180"/>
-      </w:pPr>
-      <w:r>
-        <w:rPr>
-          <w:b w:val="0"/>
-        </w:rPr>
-        <w:t xml:space="preserve">Two 45-minute sessions. A ranking needs task-specific relevance judgments and a declared </w:t>
-      </w:r>
-      <w:r>
-        <w:rPr>
-          <w:b/>
-        </w:rPr>
-        <w:t>cutoff</w:t>
-      </w:r>
-      <w:r>
-        <w:rPr>
-          <w:b w:val="0"/>
-        </w:rPr>
-        <w:t xml:space="preserve">. Precision and recall have different denominators. Use the supplied constructed scenarios to make the </w:t>
-      </w:r>
-      <w:r>
-        <w:rPr>
-          <w:b/>
-        </w:rPr>
-        <w:t>mechanism</w:t>
-      </w:r>
-      <w:r>
-        <w:rPr>
-          <w:b w:val="0"/>
-        </w:rPr>
-        <w:t xml:space="preserve"> inspectable.</w:t>
-      </w:r>
-    </w:p>
-    <w:p>
-      <w:pPr>
-        <w:spacing w:line="336" w:lineRule="auto" w:after="180"/>
-      </w:pPr>
-      <w:r>
-        <w:rPr>
-          <w:b w:val="0"/>
-        </w:rPr>
-        <w:t xml:space="preserve">Collect W4 before sharing solutions. Students should name intermediate </w:t>
-      </w:r>
-      <w:r>
-        <w:rPr>
-          <w:b/>
-        </w:rPr>
-        <w:t>evidence</w:t>
-      </w:r>
-      <w:r>
-        <w:rPr>
-          <w:b w:val="0"/>
-        </w:rPr>
-        <w:t xml:space="preserve"> and limitations; classroom pacing and learning effectiveness remain unvalidated.</w:t>
-      </w:r>
-    </w:p>
-    <w:p>
-      <w:pPr>
-        <w:pStyle w:val="Heading3"/>
-      </w:pPr>
-      <w:r>
-        <w:t>Readiness answer</w:t>
-      </w:r>
-    </w:p>
-    <w:p>
-      <w:pPr>
-        <w:spacing w:line="336" w:lineRule="auto" w:after="180"/>
-      </w:pPr>
-      <w:r>
-        <w:rPr>
-          <w:b w:val="0"/>
-        </w:rPr>
-        <w:t xml:space="preserve">A result depends on the </w:t>
-      </w:r>
-      <w:r>
-        <w:rPr>
-          <w:b/>
-        </w:rPr>
-        <w:t>input</w:t>
-      </w:r>
-      <w:r>
-        <w:rPr>
-          <w:b w:val="0"/>
-        </w:rPr>
-        <w:t xml:space="preserve">s, procedure and conditions that produced it. Preserve data roles and distinguish observed outcomes from </w:t>
-      </w:r>
-      <w:r>
-        <w:rPr>
-          <w:b/>
-        </w:rPr>
-        <w:t>prediction</w:t>
-      </w:r>
-      <w:r>
-        <w:rPr>
-          <w:b w:val="0"/>
-        </w:rPr>
-        <w:t>s or unmeasured conditions.</w:t>
-      </w:r>
-    </w:p>
-    <w:p>
-      <w:pPr>
-        <w:spacing w:line="336" w:lineRule="auto" w:after="180"/>
-      </w:pPr>
-      <w:r>
-        <w:rPr>
-          <w:b w:val="0"/>
-        </w:rPr>
-        <w:t>If the prior concept cannot be explained, use a short retrieval activity before this chapter.</w:t>
-      </w:r>
-    </w:p>
-    <w:p>
-      <w:pPr>
-        <w:spacing w:line="336" w:lineRule="auto" w:after="180"/>
-      </w:pPr>
-      <w:r>
-        <w:rPr>
-          <w:b w:val="0"/>
-        </w:rPr>
-        <w:t>Lesson and workbook; paper and pencil</w:t>
-      </w:r>
-    </w:p>
-    <w:p>
-      <w:pPr>
-        <w:spacing w:line="336" w:lineRule="auto" w:after="180"/>
-      </w:pPr>
-      <w:r>
-        <w:rPr>
-          <w:b w:val="0"/>
-        </w:rPr>
-        <w:t>Calculator and optional local Python 3 for arithmetic; no live API or private data</w:t>
-      </w:r>
-    </w:p>
-    <w:p>
-      <w:pPr>
-        <w:spacing w:line="336" w:lineRule="auto" w:after="180"/>
-      </w:pPr>
-      <w:r>
-        <w:rPr>
-          <w:b w:val="0"/>
-        </w:rPr>
-        <w:t>Prepare the fresh retry separately and withhold its solution until after collection</w:t>
-      </w:r>
-    </w:p>
-    <w:p>
-      <w:pPr>
-        <w:pStyle w:val="Heading3"/>
-      </w:pPr>
-      <w:r>
-        <w:t>End goal for the pictorial case</w:t>
-      </w:r>
-    </w:p>
-    <w:p>
-      <w:pPr>
-        <w:spacing w:line="336" w:lineRule="auto" w:after="180"/>
-      </w:pPr>
-      <w:r>
-        <w:rPr>
-          <w:b w:val="0"/>
-        </w:rPr>
-        <w:t xml:space="preserve">By the end, I can explain </w:t>
-      </w:r>
-      <w:r>
-        <w:rPr>
-          <w:b/>
-        </w:rPr>
-        <w:t>evaluation set</w:t>
-      </w:r>
-      <w:r>
-        <w:rPr>
-          <w:b w:val="0"/>
-        </w:rPr>
-        <w:t>s using a traced example and a stated limitation.</w:t>
-      </w:r>
-    </w:p>
-    <w:p>
-      <w:pPr>
-        <w:spacing w:line="336" w:lineRule="auto" w:after="180"/>
-      </w:pPr>
-      <w:r>
-        <w:rPr>
-          <w:b w:val="0"/>
-        </w:rPr>
-        <w:t>This added worked case illustrates the week’s main idea. Retain all original and connected topics; schedule its practice within the teaching cycle.</w:t>
-      </w:r>
-    </w:p>
-    <w:p>
-      <w:pPr>
-        <w:pStyle w:val="Heading1"/>
-      </w:pPr>
-      <w:r>
-        <w:t>02. Explain the mechanism</w:t>
-      </w:r>
-    </w:p>
-    <w:p>
-      <w:r>
-        <w:t>Model Evaluation Sets using the supplied case, labelled mechanism and reasoning. Make the scope of each conclusion explicit.</w:t>
-      </w:r>
-    </w:p>
-    <w:p>
-      <w:pPr>
-        <w:spacing w:line="336" w:lineRule="auto" w:after="180"/>
-      </w:pPr>
-      <w:r>
-        <w:rPr>
-          <w:b/>
-        </w:rPr>
-        <w:t>Input</w:t>
-      </w:r>
-      <w:r>
-        <w:rPr>
-          <w:b w:val="0"/>
-        </w:rPr>
-        <w:t xml:space="preserve"> → </w:t>
-      </w:r>
-      <w:r>
-        <w:rPr>
-          <w:b/>
-        </w:rPr>
-        <w:t>Process</w:t>
-      </w:r>
-      <w:r>
-        <w:rPr>
-          <w:b w:val="0"/>
-        </w:rPr>
-        <w:t xml:space="preserve"> → </w:t>
-      </w:r>
-      <w:r>
-        <w:rPr>
-          <w:b/>
-        </w:rPr>
-        <w:t>Output</w:t>
-      </w:r>
-    </w:p>
-    <w:p>
-      <w:pPr>
-        <w:spacing w:line="336" w:lineRule="auto" w:after="180"/>
-      </w:pPr>
-      <w:r>
-        <w:rPr>
-          <w:b w:val="0"/>
-        </w:rPr>
-        <w:t>Trace the information. At each stage, ask what changed and how you could test it.</w:t>
-      </w:r>
-    </w:p>
-    <w:p>
-      <w:pPr>
-        <w:spacing w:line="336" w:lineRule="auto" w:after="180"/>
-      </w:pPr>
-      <w:r>
-        <w:rPr>
-          <w:b w:val="0"/>
-        </w:rPr>
-        <w:t>Which stage could fail even when the other two are correct? Explain:</w:t>
-      </w:r>
-    </w:p>
-    <w:p>
-      <w:pPr>
-        <w:spacing w:line="336" w:lineRule="auto" w:after="180"/>
-      </w:pPr>
-      <w:r>
-        <w:rPr>
-          <w:b w:val="0"/>
-        </w:rPr>
-        <w:t xml:space="preserve">Predict first. Then check each step. A correct answer without visible reasoning is incomplete </w:t>
-      </w:r>
-      <w:r>
-        <w:rPr>
-          <w:b/>
-        </w:rPr>
-        <w:t>evidence</w:t>
-      </w:r>
-      <w:r>
-        <w:rPr>
-          <w:b w:val="0"/>
-        </w:rPr>
-        <w:t>.</w:t>
-      </w:r>
-    </w:p>
-    <w:p>
-      <w:pPr>
-        <w:spacing w:line="336" w:lineRule="auto" w:after="180"/>
-        <w:shd w:fill="F4F9FC"/>
-      </w:pPr>
-      <w:r>
-        <w:rPr>
-          <w:b w:val="0"/>
-        </w:rPr>
-        <w:t>1. Ten cases include factual, comparison, calculation, ambiguous, and missing-source questions.</w:t>
-      </w:r>
-    </w:p>
-    <w:p>
-      <w:pPr>
-        <w:spacing w:line="336" w:lineRule="auto" w:after="180"/>
-        <w:shd w:fill="F4F9FC"/>
-      </w:pPr>
-      <w:r>
-        <w:rPr>
-          <w:b w:val="0"/>
-        </w:rPr>
-        <w:t>2. Add conflicting-source, prompt-injection, sensitive-data, and accessibility cases.</w:t>
-      </w:r>
-    </w:p>
-    <w:p>
-      <w:pPr>
-        <w:spacing w:line="336" w:lineRule="auto" w:after="180"/>
-        <w:shd w:fill="F4F9FC"/>
-      </w:pPr>
-      <w:r>
-        <w:rPr>
-          <w:b w:val="0"/>
-        </w:rPr>
-        <w:t xml:space="preserve">3. Write </w:t>
-      </w:r>
-      <w:r>
-        <w:rPr>
-          <w:b/>
-        </w:rPr>
-        <w:t>expected behavior</w:t>
-      </w:r>
-      <w:r>
-        <w:rPr>
-          <w:b w:val="0"/>
-        </w:rPr>
-        <w:t xml:space="preserve"> before running the product.</w:t>
-      </w:r>
-    </w:p>
-    <w:p>
-      <w:pPr>
-        <w:spacing w:line="336" w:lineRule="auto" w:after="180"/>
-        <w:shd w:fill="F4F9FC"/>
-      </w:pPr>
-      <w:r>
-        <w:rPr>
-          <w:b w:val="0"/>
-        </w:rPr>
-        <w:t xml:space="preserve">4. After a repair, keep the failed case as a </w:t>
-      </w:r>
-      <w:r>
-        <w:rPr>
-          <w:b/>
-        </w:rPr>
-        <w:t>regression test</w:t>
-      </w:r>
-      <w:r>
-        <w:rPr>
-          <w:b w:val="0"/>
-        </w:rPr>
-        <w:t>.</w:t>
-      </w:r>
-    </w:p>
-    <w:p>
-      <w:pPr>
-        <w:spacing w:line="336" w:lineRule="auto" w:after="180"/>
-      </w:pPr>
-      <w:r>
-        <w:rPr>
-          <w:b w:val="0"/>
-        </w:rPr>
-        <w:t>Recalculate, retrace, or restate the reasoning in your own representation:</w:t>
-      </w:r>
-    </w:p>
-    <w:p>
-      <w:pPr>
-        <w:spacing w:line="336" w:lineRule="auto" w:after="180"/>
-        <w:shd w:fill="F5F1FB"/>
-      </w:pPr>
-      <w:r>
-        <w:rPr>
-          <w:b w:val="0"/>
-        </w:rPr>
-        <w:t xml:space="preserve">CHECK Did the </w:t>
-      </w:r>
-      <w:r>
-        <w:rPr>
-          <w:b/>
-        </w:rPr>
-        <w:t>evidence</w:t>
-      </w:r>
-      <w:r>
-        <w:rPr>
-          <w:b w:val="0"/>
-        </w:rPr>
-        <w:t xml:space="preserve"> answer the exact question? Did the total, path, or source record stay consistent?</w:t>
-      </w:r>
-    </w:p>
-    <w:p>
-      <w:pPr>
-        <w:pStyle w:val="Heading3"/>
-      </w:pPr>
-      <w:r>
-        <w:t>Concrete teaching case</w:t>
-      </w:r>
-    </w:p>
-    <w:p>
-      <w:pPr>
-        <w:pStyle w:val="Heading3"/>
-      </w:pPr>
-      <w:r>
-        <w:t>The teaching case</w:t>
-      </w:r>
-    </w:p>
-    <w:p>
-      <w:pPr>
-        <w:spacing w:line="336" w:lineRule="auto" w:after="180"/>
-        <w:shd w:fill="F1F6FC"/>
-      </w:pPr>
-      <w:r>
-        <w:rPr>
-          <w:b w:val="0"/>
-        </w:rPr>
-        <w:t>Ten evaluation questions are easy definitions; none lacks a source.</w:t>
-      </w:r>
-    </w:p>
-    <w:p>
-      <w:pPr>
-        <w:spacing w:line="336" w:lineRule="auto" w:after="180"/>
-        <w:shd w:fill="F5F1FB"/>
-      </w:pPr>
-      <w:r>
-        <w:rPr>
-          <w:b w:val="0"/>
-        </w:rPr>
-        <w:t>What is untested?</w:t>
-      </w:r>
-    </w:p>
-    <w:p>
-      <w:pPr>
-        <w:pStyle w:val="Heading3"/>
-      </w:pPr>
-      <w:r>
-        <w:t>Exact explanation to model</w:t>
-      </w:r>
-    </w:p>
-    <w:p>
-      <w:pPr>
-        <w:pStyle w:val="Heading3"/>
-      </w:pPr>
-      <w:r>
-        <w:t>Why the result follows</w:t>
-      </w:r>
-    </w:p>
-    <w:p>
-      <w:pPr>
-        <w:spacing w:line="336" w:lineRule="auto" w:after="180"/>
-        <w:shd w:fill="F1F6FC"/>
-      </w:pPr>
-      <w:r>
-        <w:rPr>
-          <w:b w:val="0"/>
-        </w:rPr>
-        <w:t xml:space="preserve">Absent </w:t>
-      </w:r>
-      <w:r>
-        <w:rPr>
-          <w:b/>
-        </w:rPr>
-        <w:t>evidence</w:t>
-      </w:r>
-      <w:r>
-        <w:rPr>
-          <w:b w:val="0"/>
-        </w:rPr>
-        <w:t>, ambiguity and boundary handling. Add predefined fallback cases and keep final cases separate from tuning.</w:t>
-      </w:r>
-    </w:p>
-    <w:p>
-      <w:pPr>
-        <w:pStyle w:val="Heading3"/>
-      </w:pPr>
-      <w:r>
-        <w:t>Explain the added worked example</w:t>
-      </w:r>
-    </w:p>
-    <w:p>
-      <w:pPr>
-        <w:spacing w:line="336" w:lineRule="auto" w:after="180"/>
-      </w:pPr>
-      <w:r>
-        <w:rPr>
-          <w:b w:val="0"/>
-        </w:rPr>
-        <w:t xml:space="preserve">A system </w:t>
-      </w:r>
-      <w:r>
-        <w:rPr>
-          <w:b/>
-        </w:rPr>
-        <w:t>evaluation set</w:t>
-      </w:r>
-      <w:r>
-        <w:rPr>
-          <w:b w:val="0"/>
-        </w:rPr>
-        <w:t xml:space="preserve"> contains cases with expected behaviour and scoring rules. It should cover retrieval, support, fallback and permissions rather than only easy answerable questions.</w:t>
-      </w:r>
-    </w:p>
-    <w:p>
-      <w:pPr>
-        <w:pStyle w:val="Heading3"/>
-      </w:pPr>
-      <w:r>
-        <w:t>Explain the added worked example · 1</w:t>
-      </w:r>
-    </w:p>
-    <w:p>
-      <w:pPr>
-        <w:spacing w:line="336" w:lineRule="auto" w:after="180"/>
-      </w:pPr>
-      <w:r>
-        <w:rPr>
-          <w:b w:val="0"/>
-        </w:rPr>
-        <w:t>Begin by writing the question the procedure is intended to answer. Identify the information already supplied, the information it will produce and the information still missing.</w:t>
-      </w:r>
-    </w:p>
-    <w:p>
-      <w:pPr>
-        <w:spacing w:line="336" w:lineRule="auto" w:after="180"/>
-      </w:pPr>
-      <w:r>
-        <w:rPr>
-          <w:b w:val="0"/>
-        </w:rPr>
         <w:t>These are constructed classroom examples; they do not require live accounts, private records or an external service. Do not treat a plausible explanation as a measured outcome.</w:t>
-      </w:r>
-    </w:p>
-    <w:p>
-      <w:pPr>
-        <w:spacing w:line="336" w:lineRule="auto" w:after="180"/>
-      </w:pPr>
-      <w:r>
-        <w:rPr>
-          <w:b w:val="0"/>
-        </w:rPr>
-        <w:t xml:space="preserve">Record case ID, </w:t>
-      </w:r>
-      <w:r>
-        <w:rPr>
-          <w:b/>
-        </w:rPr>
-        <w:t>evidence</w:t>
-      </w:r>
-      <w:r>
-        <w:rPr>
-          <w:b w:val="0"/>
-        </w:rPr>
-        <w:t xml:space="preserve"> version, expected claims or fallback, permitted actions and scoring rubric. Separate development from final cases. Aggregate metrics only after checking required conditions individually.</w:t>
-      </w:r>
-    </w:p>
-    <w:p>
-      <w:pPr>
-        <w:pStyle w:val="Heading3"/>
-      </w:pPr>
-      <w:r>
-        <w:t>Explain the added worked example · 2</w:t>
       </w:r>
     </w:p>
     <w:p>
@@ -1642,19 +2406,64 @@
         <w:rPr>
           <w:b w:val="0"/>
         </w:rPr>
-        <w:t xml:space="preserve">A ranking needs task-specific relevance judgments and a declared </w:t>
+        <w:t>Begin by writing the question the procedure is intended to answer. Identify the information already supplied, the information it will produce and the information still missing.</w:t>
+      </w:r>
+    </w:p>
+    <w:p>
+      <w:pPr>
+        <w:spacing w:line="336" w:lineRule="auto" w:after="180"/>
+      </w:pPr>
+      <w:r>
+        <w:rPr>
+          <w:b w:val="0"/>
+        </w:rPr>
+        <w:t>These are constructed classroom examples; they do not require live accounts, private records or an external service. Do not treat a plausible explanation as a measured outcome.</w:t>
+      </w:r>
+    </w:p>
+    <w:p>
+      <w:pPr>
+        <w:spacing w:line="336" w:lineRule="auto" w:after="180"/>
+      </w:pPr>
+      <w:r>
+        <w:rPr>
+          <w:b w:val="0"/>
+        </w:rPr>
+        <w:t xml:space="preserve">Before applying the procedure, write its units, denominator or decision boundary where relevant. A partner should be able to repeat each step using the same </w:t>
       </w:r>
       <w:r>
         <w:rPr>
           <w:b/>
         </w:rPr>
-        <w:t>cutoff</w:t>
-      </w:r>
-      <w:r>
-        <w:rPr>
-          <w:b w:val="0"/>
-        </w:rPr>
-        <w:t>. Precision and recall have different denominators.</w:t>
+        <w:t>input</w:t>
+      </w:r>
+      <w:r>
+        <w:rPr>
+          <w:b w:val="0"/>
+        </w:rPr>
+        <w:t>s.</w:t>
+      </w:r>
+    </w:p>
+    <w:p>
+      <w:pPr>
+        <w:spacing w:line="336" w:lineRule="auto" w:after="180"/>
+      </w:pPr>
+      <w:r>
+        <w:rPr>
+          <w:b w:val="0"/>
+        </w:rPr>
+        <w:t xml:space="preserve">If a required </w:t>
+      </w:r>
+      <w:r>
+        <w:rPr>
+          <w:b/>
+        </w:rPr>
+        <w:t>input</w:t>
+      </w:r>
+      <w:r>
+        <w:rPr>
+          <w:b w:val="0"/>
+        </w:rPr>
+        <w:t xml:space="preserve"> is absent or violates the stated contract, record that condition explicitly instead of quietly replacing it with a convenient value.</w:t>
       </w:r>
     </w:p>
     <w:p>
@@ -1662,7 +2471,7 @@
         <w:pStyle w:val="Heading3"/>
       </w:pPr>
       <w:r>
-        <w:t>Apply the connected idea: Ranking and retrieval evaluation · 3</w:t>
+        <w:t>Model the reasoning aloud</w:t>
       </w:r>
     </w:p>
     <w:p>
@@ -1673,7 +2482,19 @@
         <w:rPr>
           <w:b w:val="0"/>
         </w:rPr>
-        <w:t>Begin by writing the question the procedure is intended to answer. Identify the information already supplied, the information it will produce and the information still missing.</w:t>
+        <w:t xml:space="preserve">Use the complete worked example below before asking learners to complete W2. Reveal a small part, invite a </w:t>
+      </w:r>
+      <w:r>
+        <w:rPr>
+          <w:b/>
+        </w:rPr>
+        <w:t>prediction</w:t>
+      </w:r>
+      <w:r>
+        <w:rPr>
+          <w:b w:val="0"/>
+        </w:rPr>
+        <w:t>, then explain the deciding step.</w:t>
       </w:r>
     </w:p>
     <w:p>
@@ -1684,263 +2505,7 @@
         <w:rPr>
           <w:b w:val="0"/>
         </w:rPr>
-        <w:t>These are constructed classroom examples; they do not require live accounts, private records or an external service. Do not treat a plausible explanation as a measured outcome.</w:t>
-      </w:r>
-    </w:p>
-    <w:p>
-      <w:pPr>
-        <w:spacing w:line="336" w:lineRule="auto" w:after="180"/>
-      </w:pPr>
-      <w:r>
-        <w:rPr>
-          <w:b/>
-        </w:rPr>
-        <w:t>Precision at k</w:t>
-      </w:r>
-      <w:r>
-        <w:rPr>
-          <w:b w:val="0"/>
-        </w:rPr>
-        <w:t xml:space="preserve"> is relevant returned items divided by k when exactly k items are returned. </w:t>
-      </w:r>
-      <w:r>
-        <w:rPr>
-          <w:b/>
-        </w:rPr>
-        <w:t>Recall at k</w:t>
-      </w:r>
-      <w:r>
-        <w:rPr>
-          <w:b w:val="0"/>
-        </w:rPr>
-        <w:t xml:space="preserve"> is relevant returned items divided by all known relevant eligible items.</w:t>
-      </w:r>
-    </w:p>
-    <w:p>
-      <w:pPr>
-        <w:spacing w:line="336" w:lineRule="auto" w:after="180"/>
-      </w:pPr>
-      <w:r>
-        <w:rPr>
-          <w:b w:val="0"/>
-        </w:rPr>
-        <w:t>If the relevant set is unknown, do not invent recall.</w:t>
-      </w:r>
-    </w:p>
-    <w:p>
-      <w:pPr>
-        <w:pStyle w:val="Heading3"/>
-      </w:pPr>
-      <w:r>
-        <w:t>Apply the connected idea: Ranking and retrieval evaluation · 4</w:t>
-      </w:r>
-    </w:p>
-    <w:p>
-      <w:pPr>
-        <w:spacing w:line="336" w:lineRule="auto" w:after="180"/>
-      </w:pPr>
-      <w:r>
-        <w:rPr>
-          <w:b w:val="0"/>
-        </w:rPr>
-        <w:t xml:space="preserve">Before applying the procedure, write its units, denominator or decision boundary where relevant. A partner should be able to repeat each step using the same </w:t>
-      </w:r>
-      <w:r>
-        <w:rPr>
-          <w:b/>
-        </w:rPr>
-        <w:t>input</w:t>
-      </w:r>
-      <w:r>
-        <w:rPr>
-          <w:b w:val="0"/>
-        </w:rPr>
-        <w:t>s.</w:t>
-      </w:r>
-    </w:p>
-    <w:p>
-      <w:pPr>
-        <w:spacing w:line="336" w:lineRule="auto" w:after="180"/>
-      </w:pPr>
-      <w:r>
-        <w:rPr>
-          <w:b w:val="0"/>
-        </w:rPr>
-        <w:t xml:space="preserve">If a required </w:t>
-      </w:r>
-      <w:r>
-        <w:rPr>
-          <w:b/>
-        </w:rPr>
-        <w:t>input</w:t>
-      </w:r>
-      <w:r>
-        <w:rPr>
-          <w:b w:val="0"/>
-        </w:rPr>
-        <w:t xml:space="preserve"> is absent or violates the stated contract, record that condition explicitly instead of quietly replacing it with a convenient value.</w:t>
-      </w:r>
-    </w:p>
-    <w:p>
-      <w:pPr>
-        <w:pStyle w:val="Heading3"/>
-      </w:pPr>
-      <w:r>
-        <w:t>Apply the connected idea: Ranking and retrieval evaluation · 5</w:t>
-      </w:r>
-    </w:p>
-    <w:p>
-      <w:pPr>
-        <w:spacing w:line="336" w:lineRule="auto" w:after="180"/>
-      </w:pPr>
-      <w:r>
-        <w:rPr>
-          <w:b w:val="0"/>
-        </w:rPr>
-        <w:t xml:space="preserve">Guided: Precision@3=2/3; recall@3=2/3. Duplicates should not count as distinct retrieved documents. Qualification: Known judgments may be incomplete; a score over one query does not establish </w:t>
-      </w:r>
-      <w:r>
-        <w:rPr>
-          <w:b/>
-        </w:rPr>
-        <w:t>coverage</w:t>
-      </w:r>
-      <w:r>
-        <w:rPr>
-          <w:b w:val="0"/>
-        </w:rPr>
-        <w:t xml:space="preserve"> over all queries.</w:t>
-      </w:r>
-    </w:p>
-    <w:p>
-      <w:pPr>
-        <w:spacing w:line="336" w:lineRule="auto" w:after="180"/>
-      </w:pPr>
-      <w:r>
-        <w:rPr>
-          <w:b w:val="0"/>
-        </w:rPr>
-        <w:t xml:space="preserve">Exit: accept a concrete variation with its predicted outcome and a stated condition that would challenge the </w:t>
-      </w:r>
-      <w:r>
-        <w:rPr>
-          <w:b/>
-        </w:rPr>
-        <w:t>mechanism</w:t>
-      </w:r>
-      <w:r>
-        <w:rPr>
-          <w:b w:val="0"/>
-        </w:rPr>
-        <w:t xml:space="preserve">; reject a claim resting on unmeasured </w:t>
-      </w:r>
-      <w:r>
-        <w:rPr>
-          <w:b/>
-        </w:rPr>
-        <w:t>evidence</w:t>
-      </w:r>
-      <w:r>
-        <w:rPr>
-          <w:b w:val="0"/>
-        </w:rPr>
-        <w:t>.</w:t>
-      </w:r>
-    </w:p>
-    <w:p>
-      <w:pPr>
-        <w:pStyle w:val="Heading3"/>
-      </w:pPr>
-      <w:r>
-        <w:t>Model the reasoning aloud</w:t>
-      </w:r>
-    </w:p>
-    <w:p>
-      <w:pPr>
-        <w:spacing w:line="336" w:lineRule="auto" w:after="180"/>
-      </w:pPr>
-      <w:r>
-        <w:rPr>
-          <w:b w:val="0"/>
-        </w:rPr>
-        <w:t xml:space="preserve">Use the complete worked example below before asking learners to complete W2. Reveal a small part, invite a </w:t>
-      </w:r>
-      <w:r>
-        <w:rPr>
-          <w:b/>
-        </w:rPr>
-        <w:t>prediction</w:t>
-      </w:r>
-      <w:r>
-        <w:rPr>
-          <w:b w:val="0"/>
-        </w:rPr>
-        <w:t>, then explain the deciding step.</w:t>
-      </w:r>
-    </w:p>
-    <w:p>
-      <w:pPr>
-        <w:spacing w:line="336" w:lineRule="auto" w:after="180"/>
-      </w:pPr>
-      <w:r>
-        <w:rPr>
-          <w:b w:val="0"/>
-        </w:rPr>
         <w:t>These teacher notes contain solutions; do not reveal the independent case answer during modelling.</w:t>
-      </w:r>
-    </w:p>
-    <w:p>
-      <w:pPr>
-        <w:spacing w:line="336" w:lineRule="auto" w:after="180"/>
-      </w:pPr>
-      <w:r>
-        <w:rPr>
-          <w:b w:val="0"/>
-        </w:rPr>
-        <w:t>Ten cases include six answerable and four missing-</w:t>
-      </w:r>
-      <w:r>
-        <w:rPr>
-          <w:b/>
-        </w:rPr>
-        <w:t>evidence</w:t>
-      </w:r>
-      <w:r>
-        <w:rPr>
-          <w:b w:val="0"/>
-        </w:rPr>
-        <w:t xml:space="preserve"> cases. System answers five answerable correctly and abstains appropriately on three missing cases.</w:t>
-      </w:r>
-    </w:p>
-    <w:p>
-      <w:pPr>
-        <w:spacing w:line="336" w:lineRule="auto" w:after="180"/>
-      </w:pPr>
-      <w:r>
-        <w:rPr>
-          <w:b w:val="0"/>
-        </w:rPr>
-        <w:t xml:space="preserve">Answer correctness 5/6; appropriate fallback 3/4; combined </w:t>
-      </w:r>
-      <w:r>
-        <w:rPr>
-          <w:b/>
-        </w:rPr>
-        <w:t>contract pass</w:t>
-      </w:r>
-      <w:r>
-        <w:rPr>
-          <w:b w:val="0"/>
-        </w:rPr>
-        <w:t>es 8/10 if each case has one required outcome. Different denominators answer different questions.</w:t>
-      </w:r>
-    </w:p>
-    <w:p>
-      <w:pPr>
-        <w:pStyle w:val="Heading3"/>
-      </w:pPr>
-      <w:r>
-        <w:t>Model the reasoning aloud · 6</w:t>
       </w:r>
     </w:p>
     <w:p>
@@ -2124,85 +2689,10 @@
     </w:p>
     <w:p>
       <w:pPr>
-        <w:spacing w:line="336" w:lineRule="auto" w:after="180"/>
-      </w:pPr>
-      <w:r>
-        <w:rPr>
-          <w:b w:val="0"/>
-        </w:rPr>
-        <w:t xml:space="preserve">Design an </w:t>
-      </w:r>
-      <w:r>
-        <w:rPr>
-          <w:b/>
-        </w:rPr>
-        <w:t>evaluation set</w:t>
-      </w:r>
-      <w:r>
-        <w:rPr>
-          <w:b w:val="0"/>
-        </w:rPr>
-        <w:t xml:space="preserve"> that checks answering and appropriate uncertainty separately.</w:t>
-      </w:r>
-    </w:p>
-    <w:p>
-      <w:pPr>
         <w:pStyle w:val="Heading3"/>
       </w:pPr>
       <w:r>
         <w:t>The facts we will use</w:t>
-      </w:r>
-    </w:p>
-    <w:p>
-      <w:pPr>
-        <w:pStyle w:val="Heading3"/>
-      </w:pPr>
-      <w:r>
-        <w:t>Supplied facts</w:t>
-      </w:r>
-    </w:p>
-    <w:p>
-      <w:pPr>
-        <w:spacing w:line="336" w:lineRule="auto" w:after="180"/>
-        <w:shd w:fill="F1F6FC"/>
-      </w:pPr>
-      <w:r>
-        <w:rPr>
-          <w:b w:val="0"/>
-        </w:rPr>
-        <w:t>Six toy questions: three have source answers and three do not. Results: 2 supported answers out of 3; 3 correct “not in source” responses out of 3.</w:t>
-      </w:r>
-    </w:p>
-    <w:p>
-      <w:pPr>
-        <w:pStyle w:val="Heading3"/>
-      </w:pPr>
-      <w:r>
-        <w:t>Supplied facts</w:t>
-      </w:r>
-    </w:p>
-    <w:p>
-      <w:pPr>
-        <w:spacing w:line="336" w:lineRule="auto" w:after="180"/>
-        <w:shd w:fill="F1F6FC"/>
-      </w:pPr>
-      <w:r>
-        <w:rPr>
-          <w:b w:val="0"/>
-        </w:rPr>
-        <w:t xml:space="preserve">All </w:t>
-      </w:r>
-      <w:r>
-        <w:rPr>
-          <w:b/>
-        </w:rPr>
-        <w:t>input</w:t>
-      </w:r>
-      <w:r>
-        <w:rPr>
-          <w:b w:val="0"/>
-        </w:rPr>
-        <w:t>s and outcomes in this worked example are invented classroom data; no real model run is claimed.</w:t>
       </w:r>
     </w:p>
     <w:p>
@@ -2210,7 +2700,7 @@
         <w:drawing>
           <wp:inline xmlns:a="http://schemas.openxmlformats.org/drawingml/2006/main" xmlns:pic="http://schemas.openxmlformats.org/drawingml/2006/picture">
             <wp:extent cx="5486400" cy="5421086"/>
-            <wp:docPr id="1" name="Picture 1" descr="Evaluation Sets. Separate cases: Keep answerable and missing-evidence cases as different groups.. Calculate rates: Answering: 2/3. Appropriate uncertainty: 3/3.. Report total: Five of six pass overall; the perfect missing-evidence group hides one answering failure if only totals are discussed."/>
+            <wp:docPr id="2" name="Picture 2" descr="Evaluation Sets. Separate cases: Keep answerable and missing-evidence cases as different groups.. Calculate rates: Answering: 2/3. Appropriate uncertainty: 3/3.. Report total: Five of six pass overall; the perfect missing-evidence group hides one answering failure if only totals are discussed."/>
             <wp:cNvGraphicFramePr>
               <a:graphicFrameLocks noChangeAspect="1"/>
             </wp:cNvGraphicFramePr>
@@ -2222,7 +2712,7 @@
                     <pic:cNvPicPr/>
                   </pic:nvPicPr>
                   <pic:blipFill>
-                    <a:blip r:embed="rId9"/>
+                    <a:blip r:embed="rId10"/>
                     <a:stretch>
                       <a:fillRect/>
                     </a:stretch>
@@ -2246,114 +2736,7 @@
         <w:pStyle w:val="Heading3"/>
       </w:pPr>
       <w:r>
-        <w:t>Read the picture one step at a time</w:t>
-      </w:r>
-    </w:p>
-    <w:tbl>
-      <w:tblPr>
-        <w:tblStyle w:val="LightShading-Accent1"/>
-        <w:tblW w:type="auto" w:w="0"/>
-        <w:tblLook w:firstColumn="1" w:firstRow="1" w:lastColumn="0" w:lastRow="0" w:noHBand="0" w:noVBand="1" w:val="04A0"/>
-      </w:tblPr>
-      <w:tblGrid>
-        <w:gridCol w:w="5112"/>
-        <w:gridCol w:w="5112"/>
-      </w:tblGrid>
-      <w:tr>
-        <w:trPr>
-          <w:tblHeader/>
-        </w:trPr>
-        <w:tc>
-          <w:tcPr>
-            <w:tcW w:type="dxa" w:w="5112"/>
-          </w:tcPr>
-          <w:p>
-            <w:r>
-              <w:t>Step</w:t>
-            </w:r>
-          </w:p>
-        </w:tc>
-        <w:tc>
-          <w:tcPr>
-            <w:tcW w:type="dxa" w:w="5112"/>
-          </w:tcPr>
-          <w:p>
-            <w:r>
-              <w:t>What happens and why</w:t>
-            </w:r>
-          </w:p>
-        </w:tc>
-      </w:tr>
-      <w:tr>
-        <w:tc>
-          <w:tcPr>
-            <w:tcW w:type="dxa" w:w="5112"/>
-          </w:tcPr>
-          <w:p>
-            <w:r>
-              <w:t>1. Separate cases</w:t>
-            </w:r>
-          </w:p>
-        </w:tc>
-        <w:tc>
-          <w:tcPr>
-            <w:tcW w:type="dxa" w:w="5112"/>
-          </w:tcPr>
-          <w:p>
-            <w:r>
-              <w:t>Keep answerable and missing-evidence cases as different groups.</w:t>
-            </w:r>
-          </w:p>
-        </w:tc>
-      </w:tr>
-      <w:tr>
-        <w:tc>
-          <w:tcPr>
-            <w:tcW w:type="dxa" w:w="5112"/>
-          </w:tcPr>
-          <w:p>
-            <w:r>
-              <w:t>2. Calculate rates</w:t>
-            </w:r>
-          </w:p>
-        </w:tc>
-        <w:tc>
-          <w:tcPr>
-            <w:tcW w:type="dxa" w:w="5112"/>
-          </w:tcPr>
-          <w:p>
-            <w:r>
-              <w:t>Answering: 2/3. Appropriate uncertainty: 3/3.</w:t>
-            </w:r>
-          </w:p>
-        </w:tc>
-      </w:tr>
-      <w:tr>
-        <w:tc>
-          <w:tcPr>
-            <w:tcW w:type="dxa" w:w="5112"/>
-          </w:tcPr>
-          <w:p>
-            <w:r>
-              <w:t>3. Report total</w:t>
-            </w:r>
-          </w:p>
-        </w:tc>
-        <w:tc>
-          <w:tcPr>
-            <w:tcW w:type="dxa" w:w="5112"/>
-          </w:tcPr>
-          <w:p>
-            <w:r>
-              <w:t>Five of six pass overall; the perfect missing-evidence group hides one answering failure if only totals are discussed.</w:t>
-            </w:r>
-          </w:p>
-        </w:tc>
-      </w:tr>
-    </w:tbl>
-    <w:p>
-      <w:r>
-        <w:t>Match each pictured step to the supplied facts. This is a worked teaching case, not an independent assessment.</w:t>
+        <w:t>Why this result follows</w:t>
       </w:r>
     </w:p>
     <w:p>
@@ -2361,7 +2744,7 @@
         <w:pStyle w:val="Heading3"/>
       </w:pPr>
       <w:r>
-        <w:t>Why this result follows</w:t>
+        <w:t>What this example does not establish</w:t>
       </w:r>
     </w:p>
     <w:p>
@@ -2369,19 +2752,47 @@
         <w:pStyle w:val="Heading3"/>
       </w:pPr>
       <w:r>
-        <w:t>Why the result follows</w:t>
+        <w:t>Change one thing in the pictured case</w:t>
+      </w:r>
+    </w:p>
+    <w:p>
+      <w:pPr>
+        <w:pStyle w:val="Heading3"/>
+      </w:pPr>
+      <w:r>
+        <w:t>Ask while showing the picture</w:t>
+      </w:r>
+    </w:p>
+    <w:p>
+      <w:pPr>
+        <w:pStyle w:val="Heading1"/>
+      </w:pPr>
+      <w:r>
+        <w:t>03. Guide the main explanation, then fade support</w:t>
+      </w:r>
+    </w:p>
+    <w:p>
+      <w:r>
+        <w:t>Collect each learner’s reasoning before revealing a key.</w:t>
+      </w:r>
+    </w:p>
+    <w:p>
+      <w:pPr>
+        <w:pStyle w:val="Heading2"/>
+      </w:pPr>
+      <w:r>
+        <w:t>Main completion question and key</w:t>
       </w:r>
     </w:p>
     <w:p>
       <w:pPr>
         <w:spacing w:line="336" w:lineRule="auto" w:after="180"/>
-        <w:shd w:fill="F1F6FC"/>
-      </w:pPr>
-      <w:r>
-        <w:rPr>
-          <w:b w:val="0"/>
-        </w:rPr>
-        <w:t>Read the picture in order. Five of six pass overall; the perfect missing-</w:t>
+      </w:pPr>
+      <w:r>
+        <w:rPr>
+          <w:b w:val="0"/>
+        </w:rPr>
+        <w:t>Completion task: Ten cases include six answerable and four missing-</w:t>
       </w:r>
       <w:r>
         <w:rPr>
@@ -2393,31 +2804,442 @@
         <w:rPr>
           <w:b w:val="0"/>
         </w:rPr>
-        <w:t xml:space="preserve"> group hides one answering failure if only totals are discussed. The arrows show which recorded </w:t>
+        <w:t xml:space="preserve"> cases. System answers five answerable correctly and abstains appropriately on three missing cases.</w:t>
+      </w:r>
+    </w:p>
+    <w:p>
+      <w:pPr>
+        <w:spacing w:line="336" w:lineRule="auto" w:after="180"/>
+      </w:pPr>
+      <w:r>
+        <w:rPr>
+          <w:b w:val="0"/>
+        </w:rPr>
+        <w:t>Show the intermediate steps and give the conclusion with its scope.</w:t>
+      </w:r>
+    </w:p>
+    <w:p>
+      <w:pPr>
+        <w:spacing w:line="336" w:lineRule="auto" w:after="180"/>
+      </w:pPr>
+      <w:r>
+        <w:rPr>
+          <w:b w:val="0"/>
+        </w:rPr>
+        <w:t xml:space="preserve">Teacher check: Teacher explanation: Answer correctness 5/6; appropriate fallback 3/4; combined </w:t>
       </w:r>
       <w:r>
         <w:rPr>
           <w:b/>
         </w:rPr>
+        <w:t>contract pass</w:t>
+      </w:r>
+      <w:r>
+        <w:rPr>
+          <w:b w:val="0"/>
+        </w:rPr>
+        <w:t>es 8/10 if each case has one required outcome. Different denominators answer different questions.</w:t>
+      </w:r>
+    </w:p>
+    <w:p>
+      <w:pPr>
+        <w:spacing w:line="336" w:lineRule="auto" w:after="180"/>
+      </w:pPr>
+      <w:r>
+        <w:rPr>
+          <w:b w:val="0"/>
+        </w:rPr>
+        <w:t xml:space="preserve">Start by identifying the given </w:t>
+      </w:r>
+      <w:r>
+        <w:rPr>
+          <w:b/>
+        </w:rPr>
         <w:t>input</w:t>
       </w:r>
       <w:r>
         <w:rPr>
           <w:b w:val="0"/>
         </w:rPr>
-        <w:t xml:space="preserve"> or intermediate result each decision uses.</w:t>
+        <w:t>s together. Leave the intermediate steps blank. If needed, model one step, then withdraw that help on the next step. Move to a full trace only when the partial trace is understood.</w:t>
       </w:r>
     </w:p>
     <w:p>
       <w:pPr>
         <w:spacing w:line="336" w:lineRule="auto" w:after="180"/>
-        <w:shd w:fill="F1F6FC"/>
-      </w:pPr>
-      <w:r>
-        <w:rPr>
-          <w:b w:val="0"/>
-        </w:rPr>
-        <w:t>Explain the deciding step aloud before checking the changed case; pointing to the final answer alone does not show how it follows.</w:t>
+      </w:pPr>
+      <w:r>
+        <w:rPr>
+          <w:b w:val="0"/>
+        </w:rPr>
+        <w:t>For partners, alternate explainer and checker; collect a response from every learner before discussion.</w:t>
+      </w:r>
+    </w:p>
+    <w:p>
+      <w:pPr>
+        <w:pStyle w:val="Heading2"/>
+      </w:pPr>
+      <w:r>
+        <w:t>Main individual check</w:t>
+      </w:r>
+    </w:p>
+    <w:p>
+      <w:pPr>
+        <w:spacing w:line="336" w:lineRule="auto" w:after="180"/>
+      </w:pPr>
+      <w:r>
+        <w:rPr>
+          <w:b w:val="0"/>
+        </w:rPr>
+        <w:t xml:space="preserve">Use the worked case for System </w:t>
+      </w:r>
+      <w:r>
+        <w:rPr>
+          <w:b/>
+        </w:rPr>
+        <w:t>evaluation set</w:t>
+      </w:r>
+      <w:r>
+        <w:rPr>
+          <w:b w:val="0"/>
+        </w:rPr>
+        <w:t>s. Proposed explanation: “The worked result establishes every future case”. Decide whether this explanation is supported.</w:t>
+      </w:r>
+    </w:p>
+    <w:p>
+      <w:pPr>
+        <w:spacing w:line="336" w:lineRule="auto" w:after="180"/>
+      </w:pPr>
+      <w:r>
+        <w:rPr>
+          <w:b w:val="0"/>
+        </w:rPr>
+        <w:t>Point to the step or supplied fact that decides; explain your repair if needed.</w:t>
+      </w:r>
+    </w:p>
+    <w:p>
+      <w:pPr>
+        <w:spacing w:line="336" w:lineRule="auto" w:after="180"/>
+      </w:pPr>
+      <w:r>
+        <w:rPr>
+          <w:b w:val="0"/>
+        </w:rPr>
+        <w:t xml:space="preserve">Expected correction: Evaluation </w:t>
+      </w:r>
+      <w:r>
+        <w:rPr>
+          <w:b/>
+        </w:rPr>
+        <w:t>coverage</w:t>
+      </w:r>
+      <w:r>
+        <w:rPr>
+          <w:b w:val="0"/>
+        </w:rPr>
+        <w:t xml:space="preserve"> limits the claim; prompts tuned on these cases need new reserved final cases.</w:t>
+      </w:r>
+    </w:p>
+    <w:p>
+      <w:pPr>
+        <w:spacing w:line="336" w:lineRule="auto" w:after="180"/>
+      </w:pPr>
+      <w:r>
+        <w:rPr>
+          <w:b w:val="0"/>
+        </w:rPr>
+        <w:t>Collect explanations, not only yes/no votes. If a misunderstanding is common, re-model the relevant step for the class.</w:t>
+      </w:r>
+    </w:p>
+    <w:p>
+      <w:pPr>
+        <w:spacing w:line="336" w:lineRule="auto" w:after="180"/>
+      </w:pPr>
+      <w:r>
+        <w:rPr>
+          <w:b w:val="0"/>
+        </w:rPr>
+        <w:t>If it affects a few learners, give a short targeted group explanation while others solve a more demanding variation.</w:t>
+      </w:r>
+    </w:p>
+    <w:p>
+      <w:pPr>
+        <w:pStyle w:val="Heading2"/>
+      </w:pPr>
+      <w:r>
+        <w:t>Pictorial question and changed case</w:t>
+      </w:r>
+    </w:p>
+    <w:p>
+      <w:pPr>
+        <w:spacing w:line="336" w:lineRule="auto" w:after="180"/>
+      </w:pPr>
+      <w:r>
+        <w:rPr>
+          <w:b w:val="0"/>
+        </w:rPr>
+        <w:t xml:space="preserve">Did the added cases demonstrate better answering? Point to the relevant step in the picture, then write the changed result and the rule or </w:t>
+      </w:r>
+      <w:r>
+        <w:rPr>
+          <w:b/>
+        </w:rPr>
+        <w:t>evidence</w:t>
+      </w:r>
+      <w:r>
+        <w:rPr>
+          <w:b w:val="0"/>
+        </w:rPr>
+        <w:t xml:space="preserve"> that supports it.</w:t>
+      </w:r>
+    </w:p>
+    <w:p>
+      <w:pPr>
+        <w:spacing w:line="336" w:lineRule="auto" w:after="180"/>
+      </w:pPr>
+      <w:r>
+        <w:rPr>
+          <w:b w:val="0"/>
+        </w:rPr>
+        <w:t>No. Answerable cases still pass 2/3. Report both group rates and the changed evaluation mixture. Changed-case check: Overall becomes 8/9, but supported answering remains 2/3.</w:t>
+      </w:r>
+    </w:p>
+    <w:p>
+      <w:pPr>
+        <w:spacing w:line="336" w:lineRule="auto" w:after="180"/>
+      </w:pPr>
+      <w:r>
+        <w:rPr>
+          <w:b w:val="0"/>
+        </w:rPr>
+        <w:t>Changing the case mixture raises the pooled rate without improving any existing answerable result.</w:t>
+      </w:r>
+    </w:p>
+    <w:p>
+      <w:pPr>
+        <w:spacing w:line="336" w:lineRule="auto" w:after="180"/>
+      </w:pPr>
+      <w:r>
+        <w:rPr>
+          <w:b w:val="0"/>
+        </w:rPr>
+        <w:t>Changed-case reasoning: Overall becomes 8/9, but supported answering remains 2/3. Changing the case mixture raises the pooled rate without improving any existing answerable result.</w:t>
+      </w:r>
+    </w:p>
+    <w:p>
+      <w:pPr>
+        <w:spacing w:line="336" w:lineRule="auto" w:after="180"/>
+      </w:pPr>
+      <w:r>
+        <w:rPr>
+          <w:b w:val="0"/>
+        </w:rPr>
+        <w:t xml:space="preserve">Collect each learner’s explanation before discussion. Use the first missing connection between </w:t>
+      </w:r>
+      <w:r>
+        <w:rPr>
+          <w:b/>
+        </w:rPr>
+        <w:t>input</w:t>
+      </w:r>
+      <w:r>
+        <w:rPr>
+          <w:b w:val="0"/>
+        </w:rPr>
+        <w:t xml:space="preserve">, deciding step and result to choose support. This question is worked-case practice, not fresh mastery </w:t>
+      </w:r>
+      <w:r>
+        <w:rPr>
+          <w:b/>
+        </w:rPr>
+        <w:t>evidence</w:t>
+      </w:r>
+      <w:r>
+        <w:rPr>
+          <w:b w:val="0"/>
+        </w:rPr>
+        <w:t>.</w:t>
+      </w:r>
+    </w:p>
+    <w:p>
+      <w:pPr>
+        <w:pStyle w:val="Heading2"/>
+      </w:pPr>
+      <w:r>
+        <w:t>Keep learners explaining</w:t>
+      </w:r>
+    </w:p>
+    <w:p>
+      <w:pPr>
+        <w:spacing w:line="336" w:lineRule="auto" w:after="180"/>
+      </w:pPr>
+      <w:r>
+        <w:rPr>
+          <w:b w:val="0"/>
+        </w:rPr>
+        <w:t>Ask: Which facts are given, and which would we have to assume? Learners mark relevant details before discussing answers.</w:t>
+      </w:r>
+    </w:p>
+    <w:p>
+      <w:pPr>
+        <w:spacing w:line="336" w:lineRule="auto" w:after="180"/>
+      </w:pPr>
+      <w:r>
+        <w:rPr>
+          <w:b w:val="0"/>
+        </w:rPr>
+        <w:t>Say: Predict first. Show the rule, information path or calculation that would produce the result. A correct guess is not yet an explanation.</w:t>
+      </w:r>
+    </w:p>
+    <w:p>
+      <w:pPr>
+        <w:spacing w:line="336" w:lineRule="auto" w:after="180"/>
+      </w:pPr>
+      <w:r>
+        <w:rPr>
+          <w:b w:val="0"/>
+        </w:rPr>
+        <w:t xml:space="preserve">In pairs, one learner solves while the other checks </w:t>
+      </w:r>
+      <w:r>
+        <w:rPr>
+          <w:b/>
+        </w:rPr>
+        <w:t>evidence</w:t>
+      </w:r>
+      <w:r>
+        <w:rPr>
+          <w:b w:val="0"/>
+        </w:rPr>
+        <w:t>; exchange roles. Remove the worked answer before independent assessment.</w:t>
+      </w:r>
+    </w:p>
+    <w:p>
+      <w:pPr>
+        <w:pStyle w:val="Heading2"/>
+      </w:pPr>
+      <w:r>
+        <w:t>Extension teaching cycle · reference / check after trying</w:t>
+      </w:r>
+    </w:p>
+    <w:p>
+      <w:pPr>
+        <w:spacing w:line="336" w:lineRule="auto" w:after="180"/>
+      </w:pPr>
+      <w:r>
+        <w:rPr>
+          <w:b w:val="0"/>
+        </w:rPr>
+        <w:t xml:space="preserve">Target: Explain the </w:t>
+      </w:r>
+      <w:r>
+        <w:rPr>
+          <w:b/>
+        </w:rPr>
+        <w:t>mechanism</w:t>
+      </w:r>
+      <w:r>
+        <w:rPr>
+          <w:b w:val="0"/>
+        </w:rPr>
+        <w:t xml:space="preserve"> and terminology of ranking and retrieval evaluation</w:t>
+      </w:r>
+    </w:p>
+    <w:p>
+      <w:pPr>
+        <w:spacing w:line="336" w:lineRule="auto" w:after="180"/>
+      </w:pPr>
+      <w:r>
+        <w:rPr>
+          <w:b w:val="0"/>
+        </w:rPr>
+        <w:t>Reserve further sessions for this topic; the 135-minute primary plan does not absorb all added content.</w:t>
+      </w:r>
+    </w:p>
+    <w:p>
+      <w:pPr>
+        <w:spacing w:line="336" w:lineRule="auto" w:after="180"/>
+      </w:pPr>
+      <w:r>
+        <w:rPr>
+          <w:b w:val="0"/>
+        </w:rPr>
+        <w:t>Completion practice: Relevant documents are A, C, E. Top three results A, B, C contain two relevant items. Show the intermediate steps and give the conclusion with its scope.</w:t>
+      </w:r>
+    </w:p>
+    <w:p>
+      <w:pPr>
+        <w:spacing w:line="336" w:lineRule="auto" w:after="180"/>
+      </w:pPr>
+      <w:r>
+        <w:rPr>
+          <w:b w:val="0"/>
+        </w:rPr>
+        <w:t>Teacher check: Teacher explanation: Precision@3=2/3; recall@3=2/3. Duplicates should not count as distinct retrieved documents.</w:t>
+      </w:r>
+    </w:p>
+    <w:p>
+      <w:pPr>
+        <w:spacing w:line="336" w:lineRule="auto" w:after="180"/>
+      </w:pPr>
+      <w:r>
+        <w:rPr>
+          <w:b w:val="0"/>
+        </w:rPr>
+        <w:t>Individual check: For Ranking and retrieval evaluation, use its worked case to evaluate this proposed explanation: “The worked result establishes every future case”. Explain the deciding step.</w:t>
+      </w:r>
+    </w:p>
+    <w:p>
+      <w:pPr>
+        <w:spacing w:line="336" w:lineRule="auto" w:after="180"/>
+      </w:pPr>
+      <w:r>
+        <w:rPr>
+          <w:b w:val="0"/>
+        </w:rPr>
+        <w:t xml:space="preserve">Expected correction: Known judgments may be incomplete; a score over one query does not establish </w:t>
+      </w:r>
+      <w:r>
+        <w:rPr>
+          <w:b/>
+        </w:rPr>
+        <w:t>coverage</w:t>
+      </w:r>
+      <w:r>
+        <w:rPr>
+          <w:b w:val="0"/>
+        </w:rPr>
+        <w:t xml:space="preserve"> over all queries.</w:t>
+      </w:r>
+    </w:p>
+    <w:p>
+      <w:pPr>
+        <w:spacing w:line="336" w:lineRule="auto" w:after="180"/>
+      </w:pPr>
+      <w:r>
+        <w:rPr>
+          <w:b w:val="0"/>
+        </w:rPr>
+        <w:t>Apply the same support, independent transfer and delayed-review decisions to the named connected-topic workbook tasks.</w:t>
+      </w:r>
+    </w:p>
+    <w:p>
+      <w:pPr>
+        <w:pStyle w:val="Heading2"/>
+      </w:pPr>
+      <w:r>
+        <w:t>Earlier wording, alternatives and picture transcripts · reference / check after trying</w:t>
+      </w:r>
+    </w:p>
+    <w:p>
+      <w:pPr>
+        <w:spacing w:line="336" w:lineRule="auto" w:after="180"/>
+      </w:pPr>
+      <w:r>
+        <w:rPr>
+          <w:b w:val="0"/>
+        </w:rPr>
+        <w:t>Demonstrate and guide practice</w:t>
       </w:r>
     </w:p>
     <w:p>
@@ -2425,7 +3247,75 @@
         <w:pStyle w:val="Heading3"/>
       </w:pPr>
       <w:r>
-        <w:t>What this example does not establish</w:t>
+        <w:t>Board sequence</w:t>
+      </w:r>
+    </w:p>
+    <w:p>
+      <w:pPr>
+        <w:spacing w:line="336" w:lineRule="auto" w:after="180"/>
+      </w:pPr>
+      <w:r>
+        <w:rPr>
+          <w:b w:val="0"/>
+        </w:rPr>
+        <w:t>Write the given facts: Ten evaluation questions are easy definitions; none lacks a source.</w:t>
+      </w:r>
+    </w:p>
+    <w:p>
+      <w:pPr>
+        <w:spacing w:line="336" w:lineRule="auto" w:after="180"/>
+      </w:pPr>
+      <w:r>
+        <w:rPr>
+          <w:b w:val="0"/>
+        </w:rPr>
+        <w:t>Write the question to explain: What is untested?</w:t>
+      </w:r>
+    </w:p>
+    <w:p>
+      <w:pPr>
+        <w:spacing w:line="336" w:lineRule="auto" w:after="180"/>
+      </w:pPr>
+      <w:r>
+        <w:rPr>
+          <w:b w:val="0"/>
+        </w:rPr>
+        <w:t xml:space="preserve">Reveal after </w:t>
+      </w:r>
+      <w:r>
+        <w:rPr>
+          <w:b/>
+        </w:rPr>
+        <w:t>prediction</w:t>
+      </w:r>
+      <w:r>
+        <w:rPr>
+          <w:b w:val="0"/>
+        </w:rPr>
+        <w:t xml:space="preserve">s: Absent </w:t>
+      </w:r>
+      <w:r>
+        <w:rPr>
+          <w:b/>
+        </w:rPr>
+        <w:t>evidence</w:t>
+      </w:r>
+      <w:r>
+        <w:rPr>
+          <w:b w:val="0"/>
+        </w:rPr>
+        <w:t>, ambiguity and boundary handling. Add predefined fallback cases and keep final cases separate from tuning.</w:t>
+      </w:r>
+    </w:p>
+    <w:p>
+      <w:pPr>
+        <w:spacing w:line="336" w:lineRule="auto" w:after="180"/>
+      </w:pPr>
+      <w:r>
+        <w:rPr>
+          <w:b w:val="0"/>
+        </w:rPr>
+        <w:t>Use the earlier transfer question as optional practice. Reserve Design checks for the fresh club records independently for the first independent attempt before hints or feedback.</w:t>
       </w:r>
     </w:p>
     <w:p>
@@ -2433,374 +3323,18 @@
         <w:pStyle w:val="Heading3"/>
       </w:pPr>
       <w:r>
-        <w:t>Keep the stated limit</w:t>
+        <w:t>Classroom dialogue</w:t>
       </w:r>
     </w:p>
     <w:p>
       <w:pPr>
         <w:spacing w:line="336" w:lineRule="auto" w:after="180"/>
-        <w:shd w:fill="FFF5E6"/>
-      </w:pPr>
-      <w:r>
-        <w:rPr>
-          <w:b w:val="0"/>
-        </w:rPr>
-        <w:t>A small constructed set probes specific behaviours; its pooled rate is not an estimate of every future classroom question.</w:t>
-      </w:r>
-    </w:p>
-    <w:p>
-      <w:pPr>
-        <w:pStyle w:val="Heading3"/>
-      </w:pPr>
-      <w:r>
-        <w:t>Change one thing in the pictured case</w:t>
-      </w:r>
-    </w:p>
-    <w:p>
-      <w:pPr>
-        <w:pStyle w:val="Heading3"/>
-      </w:pPr>
-      <w:r>
-        <w:t>Change one thing</w:t>
-      </w:r>
-    </w:p>
-    <w:p>
-      <w:pPr>
-        <w:spacing w:line="336" w:lineRule="auto" w:after="180"/>
-        <w:shd w:fill="F5F1FB"/>
-      </w:pPr>
-      <w:r>
-        <w:rPr>
-          <w:b w:val="0"/>
-        </w:rPr>
-        <w:t>Change: Add three missing-</w:t>
-      </w:r>
-      <w:r>
-        <w:rPr>
-          <w:b/>
-        </w:rPr>
-        <w:t>evidence</w:t>
-      </w:r>
-      <w:r>
-        <w:rPr>
-          <w:b w:val="0"/>
-        </w:rPr>
-        <w:t xml:space="preserve"> cases that all pass.</w:t>
-      </w:r>
-    </w:p>
-    <w:p>
-      <w:pPr>
-        <w:pStyle w:val="Heading3"/>
-      </w:pPr>
-      <w:r>
-        <w:t>Predicted result</w:t>
-      </w:r>
-    </w:p>
-    <w:p>
-      <w:pPr>
-        <w:spacing w:line="336" w:lineRule="auto" w:after="180"/>
-        <w:shd w:fill="F1F6FC"/>
-      </w:pPr>
-      <w:r>
-        <w:rPr>
-          <w:b/>
-        </w:rPr>
-        <w:t>Prediction</w:t>
-      </w:r>
-      <w:r>
-        <w:rPr>
-          <w:b w:val="0"/>
-        </w:rPr>
-        <w:t>: Overall becomes 8/9, but supported answering remains 2/3.</w:t>
-      </w:r>
-    </w:p>
-    <w:p>
-      <w:pPr>
-        <w:pStyle w:val="Heading3"/>
-      </w:pPr>
-      <w:r>
-        <w:t>Why the result follows</w:t>
-      </w:r>
-    </w:p>
-    <w:p>
-      <w:pPr>
-        <w:spacing w:line="336" w:lineRule="auto" w:after="180"/>
-        <w:shd w:fill="F1F6FC"/>
-      </w:pPr>
-      <w:r>
-        <w:rPr>
-          <w:b w:val="0"/>
-        </w:rPr>
-        <w:t>Reason: Changing the case mixture raises the pooled rate without improving any existing answerable result.</w:t>
-      </w:r>
-    </w:p>
-    <w:p>
-      <w:pPr>
-        <w:pStyle w:val="Heading3"/>
-      </w:pPr>
-      <w:r>
-        <w:t>Ask while showing the picture</w:t>
-      </w:r>
-    </w:p>
-    <w:p>
-      <w:pPr>
-        <w:pStyle w:val="Heading3"/>
-      </w:pPr>
-      <w:r>
-        <w:t>Ask while showing the picture · 7</w:t>
-      </w:r>
-    </w:p>
-    <w:p>
-      <w:pPr>
-        <w:spacing w:line="336" w:lineRule="auto" w:after="180"/>
-      </w:pPr>
-      <w:r>
-        <w:rPr>
-          <w:b w:val="0"/>
-        </w:rPr>
-        <w:t xml:space="preserve">Cover the result. Ask learners to name the </w:t>
-      </w:r>
-      <w:r>
-        <w:rPr>
-          <w:b/>
-        </w:rPr>
-        <w:t>input</w:t>
-      </w:r>
-      <w:r>
-        <w:rPr>
-          <w:b w:val="0"/>
-        </w:rPr>
-        <w:t xml:space="preserve">s and predict the next step. Uncover one step, connect the icon to the actual procedure, and explain its </w:t>
-      </w:r>
-      <w:r>
-        <w:rPr>
-          <w:b/>
-        </w:rPr>
-        <w:t>evidence</w:t>
-      </w:r>
-      <w:r>
-        <w:rPr>
-          <w:b w:val="0"/>
-        </w:rPr>
-        <w:t>. Then change the supplied condition and compare.</w:t>
-      </w:r>
-    </w:p>
-    <w:p>
-      <w:pPr>
-        <w:spacing w:line="336" w:lineRule="auto" w:after="180"/>
-      </w:pPr>
-      <w:r>
-        <w:rPr>
-          <w:b w:val="0"/>
-        </w:rPr>
-        <w:t>The picture is a representation; it does not document execution of a real AI model.</w:t>
-      </w:r>
-    </w:p>
-    <w:p>
-      <w:pPr>
-        <w:pStyle w:val="Heading1"/>
-      </w:pPr>
-      <w:r>
-        <w:t>03. Demonstrate and guide practice</w:t>
-      </w:r>
-    </w:p>
-    <w:p>
-      <w:r>
-        <w:t>Demonstrate Evaluation Sets, reduce support deliberately and check individual reasoning before discussing answers.</w:t>
-      </w:r>
-    </w:p>
-    <w:p>
-      <w:pPr>
-        <w:pStyle w:val="Heading3"/>
-      </w:pPr>
-      <w:r>
-        <w:t>Board sequence</w:t>
-      </w:r>
-    </w:p>
-    <w:p>
-      <w:pPr>
-        <w:pStyle w:val="Heading3"/>
-      </w:pPr>
-      <w:r>
-        <w:t>1. Put the facts on the board</w:t>
-      </w:r>
-    </w:p>
-    <w:p>
-      <w:pPr>
-        <w:spacing w:line="336" w:lineRule="auto" w:after="180"/>
-        <w:shd w:fill="F4F9FC"/>
-      </w:pPr>
-      <w:r>
-        <w:rPr>
-          <w:b w:val="0"/>
-        </w:rPr>
-        <w:t>Write the given facts: Ten evaluation questions are easy definitions; none lacks a source.</w:t>
-      </w:r>
-    </w:p>
-    <w:p>
-      <w:pPr>
-        <w:pStyle w:val="Heading3"/>
-      </w:pPr>
-      <w:r>
-        <w:t>2. State the decision to explain</w:t>
-      </w:r>
-    </w:p>
-    <w:p>
-      <w:pPr>
-        <w:spacing w:line="336" w:lineRule="auto" w:after="180"/>
-        <w:shd w:fill="F5F1FB"/>
-      </w:pPr>
-      <w:r>
-        <w:rPr>
-          <w:b w:val="0"/>
-        </w:rPr>
-        <w:t>Write the question to explain: What is untested?</w:t>
-      </w:r>
-    </w:p>
-    <w:p>
-      <w:pPr>
-        <w:pStyle w:val="Heading3"/>
-      </w:pPr>
-      <w:r>
-        <w:t>3. Reveal the worked reasoning</w:t>
-      </w:r>
-    </w:p>
-    <w:p>
-      <w:pPr>
-        <w:spacing w:line="336" w:lineRule="auto" w:after="180"/>
-        <w:shd w:fill="F1F6FC"/>
-      </w:pPr>
-      <w:r>
-        <w:rPr>
-          <w:b w:val="0"/>
-        </w:rPr>
-        <w:t xml:space="preserve">Reveal after </w:t>
-      </w:r>
-      <w:r>
-        <w:rPr>
-          <w:b/>
-        </w:rPr>
-        <w:t>prediction</w:t>
-      </w:r>
-      <w:r>
-        <w:rPr>
-          <w:b w:val="0"/>
-        </w:rPr>
-        <w:t xml:space="preserve">s: Absent </w:t>
-      </w:r>
-      <w:r>
-        <w:rPr>
-          <w:b/>
-        </w:rPr>
-        <w:t>evidence</w:t>
-      </w:r>
-      <w:r>
-        <w:rPr>
-          <w:b w:val="0"/>
-        </w:rPr>
-        <w:t>, ambiguity and boundary handling. Add predefined fallback cases and keep final cases separate from tuning.</w:t>
-      </w:r>
-    </w:p>
-    <w:p>
-      <w:pPr>
-        <w:pStyle w:val="Heading3"/>
-      </w:pPr>
-      <w:r>
-        <w:t>Hold back the independent task</w:t>
-      </w:r>
-    </w:p>
-    <w:p>
-      <w:pPr>
-        <w:spacing w:line="336" w:lineRule="auto" w:after="180"/>
-        <w:shd w:fill="FFF5E6"/>
-      </w:pPr>
-      <w:r>
-        <w:rPr>
-          <w:b w:val="0"/>
-        </w:rPr>
-        <w:t>Keep for an independent attempt: You improve a prompt after reading every test question. Can those questions still provide an untouched final evaluation? Propose a repair.</w:t>
-      </w:r>
-    </w:p>
-    <w:p>
-      <w:pPr>
-        <w:pStyle w:val="Heading3"/>
-      </w:pPr>
-      <w:r>
-        <w:t>Classroom dialogue</w:t>
-      </w:r>
-    </w:p>
-    <w:p>
-      <w:pPr>
-        <w:pStyle w:val="Heading3"/>
-      </w:pPr>
-      <w:r>
-        <w:t>Ask the class</w:t>
-      </w:r>
-    </w:p>
-    <w:p>
-      <w:pPr>
-        <w:spacing w:line="336" w:lineRule="auto" w:after="180"/>
-        <w:shd w:fill="F5F1FB"/>
-      </w:pPr>
-      <w:r>
-        <w:rPr>
-          <w:b w:val="0"/>
-        </w:rPr>
-        <w:t>Ask: Which facts are given, and which would we have to assume? Learners mark relevant details before discussing answers.</w:t>
-      </w:r>
-    </w:p>
-    <w:p>
-      <w:pPr>
-        <w:pStyle w:val="Heading3"/>
-      </w:pPr>
-      <w:r>
-        <w:t>Language to model</w:t>
-      </w:r>
-    </w:p>
-    <w:p>
-      <w:pPr>
-        <w:spacing w:line="336" w:lineRule="auto" w:after="180"/>
-        <w:shd w:fill="F1F6F8"/>
-      </w:pPr>
-      <w:r>
-        <w:rPr>
-          <w:b w:val="0"/>
-        </w:rPr>
-        <w:t>Say: Predict first. Show the rule, information path or calculation that would produce the result. A correct guess is not yet an explanation.</w:t>
-      </w:r>
-    </w:p>
-    <w:p>
-      <w:pPr>
-        <w:spacing w:line="336" w:lineRule="auto" w:after="180"/>
       </w:pPr>
       <w:r>
         <w:rPr>
           <w:b w:val="0"/>
         </w:rPr>
         <w:t>Reveal reasoning one step at a time. Explain why a tempting alternative fails. Write units and denominators for arithmetic, trace conditions for decisions, and identify supporting sources for claims.</w:t>
-      </w:r>
-    </w:p>
-    <w:p>
-      <w:pPr>
-        <w:spacing w:line="336" w:lineRule="auto" w:after="180"/>
-      </w:pPr>
-      <w:r>
-        <w:rPr>
-          <w:b w:val="0"/>
-        </w:rPr>
-        <w:t xml:space="preserve">In pairs, one learner solves while the other checks </w:t>
-      </w:r>
-      <w:r>
-        <w:rPr>
-          <w:b/>
-        </w:rPr>
-        <w:t>evidence</w:t>
-      </w:r>
-      <w:r>
-        <w:rPr>
-          <w:b w:val="0"/>
-        </w:rPr>
-        <w:t>; exchange roles. Remove the worked answer before independent assessment.</w:t>
       </w:r>
     </w:p>
     <w:p>
@@ -3345,573 +3879,122 @@
         <w:pStyle w:val="Heading3"/>
       </w:pPr>
       <w:r>
-        <w:t>Completion practice</w:t>
+        <w:t>Individual reasoning check</w:t>
+      </w:r>
+    </w:p>
+    <w:p>
+      <w:pPr>
+        <w:pStyle w:val="Heading3"/>
+      </w:pPr>
+      <w:r>
+        <w:t>Connected teaching cycle: Ranking and retrieval evaluation</w:t>
+      </w:r>
+    </w:p>
+    <w:p>
+      <w:pPr>
+        <w:pStyle w:val="Heading3"/>
+      </w:pPr>
+      <w:r>
+        <w:t>Pictorial practice question</w:t>
+      </w:r>
+    </w:p>
+    <w:p>
+      <w:pPr>
+        <w:pStyle w:val="Heading3"/>
+      </w:pPr>
+      <w:r>
+        <w:t>Reasoned teacher answer</w:t>
+      </w:r>
+    </w:p>
+    <w:p>
+      <w:pPr>
+        <w:pStyle w:val="Heading1"/>
+      </w:pPr>
+      <w:r>
+        <w:t>04. Run the supplied main investigation</w:t>
+      </w:r>
+    </w:p>
+    <w:p>
+      <w:r>
+        <w:t>Keep the selected independent task out of shared practice.</w:t>
+      </w:r>
+    </w:p>
+    <w:p>
+      <w:pPr>
+        <w:pStyle w:val="Heading2"/>
+      </w:pPr>
+      <w:r>
+        <w:t>Supplied records and answer guidance</w:t>
       </w:r>
     </w:p>
     <w:p>
       <w:pPr>
         <w:spacing w:line="336" w:lineRule="auto" w:after="180"/>
-        <w:shd w:fill="F5F1FB"/>
-      </w:pPr>
-      <w:r>
-        <w:rPr>
-          <w:b w:val="0"/>
-        </w:rPr>
-        <w:t>Completion task: Ten cases include six answerable and four missing-</w:t>
-      </w:r>
-      <w:r>
-        <w:rPr>
-          <w:b/>
-        </w:rPr>
-        <w:t>evidence</w:t>
-      </w:r>
-      <w:r>
-        <w:rPr>
-          <w:b w:val="0"/>
-        </w:rPr>
-        <w:t xml:space="preserve"> cases. System answers five answerable correctly and abstains appropriately on three missing cases.</w:t>
+      </w:pPr>
+      <w:r>
+        <w:rPr>
+          <w:b w:val="0"/>
+        </w:rPr>
+        <w:t>Ten practice cases: A4 wrong red box and U2 unsupported lunch fail; other 8 pass. Answering 5/6, fallback 3/4, pooled 8/10. Six-case picture remains 2/3answering when total rises 5/6 to 8/9 through added fallback successes. Independent club task: clarify which club, request missing drama-leader evidence, preserve Robotics Room 2/Room 3 conflict until source authority/version is resolved.</w:t>
       </w:r>
     </w:p>
     <w:p>
       <w:pPr>
         <w:spacing w:line="336" w:lineRule="auto" w:after="180"/>
-        <w:shd w:fill="F5F1FB"/>
-      </w:pPr>
-      <w:r>
-        <w:rPr>
-          <w:b w:val="0"/>
-        </w:rPr>
-        <w:t>Show the intermediate steps and give the conclusion with its scope.</w:t>
-      </w:r>
-    </w:p>
-    <w:p>
-      <w:pPr>
-        <w:pStyle w:val="Heading3"/>
-      </w:pPr>
-      <w:r>
-        <w:t>Reasoning to listen for</w:t>
-      </w:r>
-    </w:p>
-    <w:p>
-      <w:pPr>
-        <w:spacing w:line="336" w:lineRule="auto" w:after="180"/>
-        <w:shd w:fill="F1F6FC"/>
-      </w:pPr>
-      <w:r>
-        <w:rPr>
-          <w:b w:val="0"/>
-        </w:rPr>
-        <w:t xml:space="preserve">Teacher check: Teacher explanation: Answer correctness 5/6; appropriate fallback 3/4; combined </w:t>
-      </w:r>
-      <w:r>
-        <w:rPr>
-          <w:b/>
-        </w:rPr>
-        <w:t>contract pass</w:t>
-      </w:r>
-      <w:r>
-        <w:rPr>
-          <w:b w:val="0"/>
-        </w:rPr>
-        <w:t>es 8/10 if each case has one required outcome. Different denominators answer different questions.</w:t>
-      </w:r>
-    </w:p>
-    <w:p>
-      <w:pPr>
-        <w:spacing w:line="336" w:lineRule="auto" w:after="180"/>
-      </w:pPr>
-      <w:r>
-        <w:rPr>
-          <w:b w:val="0"/>
-        </w:rPr>
-        <w:t xml:space="preserve">Start by identifying the given </w:t>
-      </w:r>
-      <w:r>
-        <w:rPr>
-          <w:b/>
-        </w:rPr>
-        <w:t>input</w:t>
-      </w:r>
-      <w:r>
-        <w:rPr>
-          <w:b w:val="0"/>
-        </w:rPr>
-        <w:t>s together. Leave the intermediate steps blank. If needed, model one step, then withdraw that help on the next step. Move to a full trace only when the partial trace is understood.</w:t>
-      </w:r>
-    </w:p>
-    <w:p>
-      <w:pPr>
-        <w:spacing w:line="336" w:lineRule="auto" w:after="180"/>
-      </w:pPr>
-      <w:r>
-        <w:rPr>
-          <w:b w:val="0"/>
-        </w:rPr>
-        <w:t>For partners, alternate explainer and checker; collect a response from every learner before discussion.</w:t>
-      </w:r>
-    </w:p>
-    <w:p>
-      <w:pPr>
-        <w:pStyle w:val="Heading3"/>
-      </w:pPr>
-      <w:r>
-        <w:t>Individual reasoning check</w:t>
-      </w:r>
-    </w:p>
-    <w:p>
-      <w:pPr>
-        <w:spacing w:line="336" w:lineRule="auto" w:after="180"/>
-      </w:pPr>
-      <w:r>
-        <w:rPr>
-          <w:b w:val="0"/>
-        </w:rPr>
-        <w:t xml:space="preserve">Use the worked case for System </w:t>
-      </w:r>
-      <w:r>
-        <w:rPr>
-          <w:b/>
-        </w:rPr>
-        <w:t>evaluation set</w:t>
-      </w:r>
-      <w:r>
-        <w:rPr>
-          <w:b w:val="0"/>
-        </w:rPr>
-        <w:t>s. Proposed explanation: “The worked result establishes every future case”. Decide whether this explanation is supported.</w:t>
-      </w:r>
-    </w:p>
-    <w:p>
-      <w:pPr>
-        <w:spacing w:line="336" w:lineRule="auto" w:after="180"/>
-      </w:pPr>
-      <w:r>
-        <w:rPr>
-          <w:b w:val="0"/>
-        </w:rPr>
-        <w:t>Point to the step or supplied fact that decides; explain your repair if needed.</w:t>
-      </w:r>
-    </w:p>
-    <w:p>
-      <w:pPr>
-        <w:pStyle w:val="Heading3"/>
-      </w:pPr>
-      <w:r>
-        <w:t>Expected repair</w:t>
-      </w:r>
-    </w:p>
-    <w:p>
-      <w:pPr>
-        <w:spacing w:line="336" w:lineRule="auto" w:after="180"/>
-        <w:shd w:fill="F1F6FC"/>
-      </w:pPr>
-      <w:r>
-        <w:rPr>
-          <w:b w:val="0"/>
-        </w:rPr>
-        <w:t xml:space="preserve">Expected correction: Evaluation </w:t>
-      </w:r>
-      <w:r>
-        <w:rPr>
-          <w:b/>
-        </w:rPr>
-        <w:t>coverage</w:t>
-      </w:r>
-      <w:r>
-        <w:rPr>
-          <w:b w:val="0"/>
-        </w:rPr>
-        <w:t xml:space="preserve"> limits the claim; prompts tuned on these cases need new reserved final cases.</w:t>
-      </w:r>
-    </w:p>
-    <w:p>
-      <w:pPr>
-        <w:spacing w:line="336" w:lineRule="auto" w:after="180"/>
-      </w:pPr>
-      <w:r>
-        <w:rPr>
-          <w:b w:val="0"/>
-        </w:rPr>
-        <w:t>Collect explanations, not only yes/no votes. If a misunderstanding is common, re-model the relevant step for the class.</w:t>
-      </w:r>
-    </w:p>
-    <w:p>
-      <w:pPr>
-        <w:spacing w:line="336" w:lineRule="auto" w:after="180"/>
-      </w:pPr>
-      <w:r>
-        <w:rPr>
-          <w:b w:val="0"/>
-        </w:rPr>
-        <w:t>If it affects a few learners, give a short targeted group explanation while others solve a more demanding variation.</w:t>
-      </w:r>
-    </w:p>
-    <w:p>
-      <w:pPr>
-        <w:pStyle w:val="Heading3"/>
-      </w:pPr>
-      <w:r>
-        <w:t>Connected teaching cycle: Ranking and retrieval evaluation</w:t>
-      </w:r>
-    </w:p>
-    <w:p>
-      <w:pPr>
-        <w:spacing w:line="336" w:lineRule="auto" w:after="180"/>
-      </w:pPr>
-      <w:r>
-        <w:rPr>
-          <w:b w:val="0"/>
-        </w:rPr>
-        <w:t xml:space="preserve">Target: Explain the </w:t>
-      </w:r>
-      <w:r>
-        <w:rPr>
-          <w:b/>
-        </w:rPr>
-        <w:t>mechanism</w:t>
-      </w:r>
-      <w:r>
-        <w:rPr>
-          <w:b w:val="0"/>
-        </w:rPr>
-        <w:t xml:space="preserve"> and terminology of ranking and retrieval evaluation</w:t>
-      </w:r>
-    </w:p>
-    <w:p>
-      <w:pPr>
-        <w:spacing w:line="336" w:lineRule="auto" w:after="180"/>
-      </w:pPr>
-      <w:r>
-        <w:rPr>
-          <w:b w:val="0"/>
-        </w:rPr>
-        <w:t>Reserve further sessions for this topic; the 135-minute primary plan does not absorb all added content.</w:t>
-      </w:r>
-    </w:p>
-    <w:p>
-      <w:pPr>
-        <w:spacing w:line="336" w:lineRule="auto" w:after="180"/>
-      </w:pPr>
-      <w:r>
-        <w:rPr>
-          <w:b w:val="0"/>
-        </w:rPr>
-        <w:t>Completion practice: Relevant documents are A, C, E. Top three results A, B, C contain two relevant items. Show the intermediate steps and give the conclusion with its scope.</w:t>
-      </w:r>
-    </w:p>
-    <w:p>
-      <w:pPr>
-        <w:pStyle w:val="Heading3"/>
-      </w:pPr>
-      <w:r>
-        <w:t>Reasoning to listen for</w:t>
-      </w:r>
-    </w:p>
-    <w:p>
-      <w:pPr>
-        <w:spacing w:line="336" w:lineRule="auto" w:after="180"/>
-        <w:shd w:fill="F1F6FC"/>
-      </w:pPr>
-      <w:r>
-        <w:rPr>
-          <w:b w:val="0"/>
-        </w:rPr>
-        <w:t>Teacher check: Teacher explanation: Precision@3=2/3; recall@3=2/3. Duplicates should not count as distinct retrieved documents.</w:t>
-      </w:r>
-    </w:p>
-    <w:p>
-      <w:pPr>
-        <w:spacing w:line="336" w:lineRule="auto" w:after="180"/>
-      </w:pPr>
-      <w:r>
-        <w:rPr>
-          <w:b w:val="0"/>
-        </w:rPr>
-        <w:t>Individual check: For Ranking and retrieval evaluation, use its worked case to evaluate this proposed explanation: “The worked result establishes every future case”. Explain the deciding step.</w:t>
-      </w:r>
-    </w:p>
-    <w:p>
-      <w:pPr>
-        <w:pStyle w:val="Heading3"/>
-      </w:pPr>
-      <w:r>
-        <w:t>Expected repair</w:t>
-      </w:r>
-    </w:p>
-    <w:p>
-      <w:pPr>
-        <w:spacing w:line="336" w:lineRule="auto" w:after="180"/>
-        <w:shd w:fill="F1F6FC"/>
-      </w:pPr>
-      <w:r>
-        <w:rPr>
-          <w:b w:val="0"/>
-        </w:rPr>
-        <w:t xml:space="preserve">Expected correction: Known judgments may be incomplete; a score over one query does not establish </w:t>
-      </w:r>
-      <w:r>
-        <w:rPr>
-          <w:b/>
-        </w:rPr>
-        <w:t>coverage</w:t>
-      </w:r>
-      <w:r>
-        <w:rPr>
-          <w:b w:val="0"/>
-        </w:rPr>
-        <w:t xml:space="preserve"> over all queries.</w:t>
-      </w:r>
-    </w:p>
-    <w:p>
-      <w:pPr>
-        <w:spacing w:line="336" w:lineRule="auto" w:after="180"/>
-      </w:pPr>
-      <w:r>
-        <w:rPr>
-          <w:b w:val="0"/>
-        </w:rPr>
-        <w:t>Apply the same support, independent transfer and delayed-review decisions to the named connected-topic workbook tasks.</w:t>
-      </w:r>
-    </w:p>
-    <w:p>
-      <w:pPr>
-        <w:pStyle w:val="Heading3"/>
-      </w:pPr>
-      <w:r>
-        <w:t>Pictorial practice question</w:t>
-      </w:r>
-    </w:p>
-    <w:p>
-      <w:pPr>
-        <w:spacing w:line="336" w:lineRule="auto" w:after="180"/>
-      </w:pPr>
-      <w:r>
-        <w:rPr>
-          <w:b w:val="0"/>
-        </w:rPr>
-        <w:t xml:space="preserve">Did the added cases demonstrate better answering? Point to the relevant step in the picture, then write the changed result and the rule or </w:t>
-      </w:r>
-      <w:r>
-        <w:rPr>
-          <w:b/>
-        </w:rPr>
-        <w:t>evidence</w:t>
-      </w:r>
-      <w:r>
-        <w:rPr>
-          <w:b w:val="0"/>
-        </w:rPr>
-        <w:t xml:space="preserve"> that supports it.</w:t>
-      </w:r>
-    </w:p>
-    <w:p>
-      <w:pPr>
-        <w:pStyle w:val="Heading3"/>
-      </w:pPr>
-      <w:r>
-        <w:t>Reasoned teacher answer</w:t>
-      </w:r>
-    </w:p>
-    <w:p>
-      <w:pPr>
-        <w:spacing w:line="336" w:lineRule="auto" w:after="180"/>
-      </w:pPr>
-      <w:r>
-        <w:rPr>
-          <w:b w:val="0"/>
-        </w:rPr>
-        <w:t>No. Answerable cases still pass 2/3. Report both group rates and the changed evaluation mixture. Changed-case check: Overall becomes 8/9, but supported answering remains 2/3.</w:t>
-      </w:r>
-    </w:p>
-    <w:p>
-      <w:pPr>
-        <w:spacing w:line="336" w:lineRule="auto" w:after="180"/>
-      </w:pPr>
-      <w:r>
-        <w:rPr>
-          <w:b w:val="0"/>
-        </w:rPr>
-        <w:t>Changing the case mixture raises the pooled rate without improving any existing answerable result.</w:t>
-      </w:r>
-    </w:p>
-    <w:p>
-      <w:pPr>
-        <w:spacing w:line="336" w:lineRule="auto" w:after="180"/>
-      </w:pPr>
-      <w:r>
-        <w:rPr>
-          <w:b w:val="0"/>
-        </w:rPr>
-        <w:t>Changed-case reasoning: Overall becomes 8/9, but supported answering remains 2/3. Changing the case mixture raises the pooled rate without improving any existing answerable result.</w:t>
-      </w:r>
-    </w:p>
-    <w:p>
-      <w:pPr>
-        <w:spacing w:line="336" w:lineRule="auto" w:after="180"/>
-      </w:pPr>
-      <w:r>
-        <w:rPr>
-          <w:b w:val="0"/>
-        </w:rPr>
-        <w:t xml:space="preserve">Collect each learner’s explanation before discussion. Use the first missing connection between </w:t>
-      </w:r>
-      <w:r>
-        <w:rPr>
-          <w:b/>
-        </w:rPr>
-        <w:t>input</w:t>
-      </w:r>
-      <w:r>
-        <w:rPr>
-          <w:b w:val="0"/>
-        </w:rPr>
-        <w:t xml:space="preserve">, deciding step and result to choose support. This question is worked-case practice, not fresh mastery </w:t>
-      </w:r>
-      <w:r>
-        <w:rPr>
-          <w:b/>
-        </w:rPr>
-        <w:t>evidence</w:t>
-      </w:r>
-      <w:r>
-        <w:rPr>
-          <w:b w:val="0"/>
-        </w:rPr>
-        <w:t>.</w:t>
-      </w:r>
-    </w:p>
-    <w:p>
-      <w:pPr>
-        <w:pStyle w:val="Heading1"/>
-      </w:pPr>
-      <w:r>
-        <w:t>04. Run the weekly evidence lab</w:t>
-      </w:r>
-    </w:p>
-    <w:p>
-      <w:r>
-        <w:t>Run the Evaluation Sets investigation and use the first unsupported step to choose a teaching response.</w:t>
-      </w:r>
-    </w:p>
-    <w:p>
-      <w:pPr>
-        <w:spacing w:line="336" w:lineRule="auto" w:after="180"/>
-      </w:pPr>
-      <w:r>
-        <w:rPr>
-          <w:b w:val="0"/>
-        </w:rPr>
-        <w:t>Words You Can Use to Reason</w:t>
-      </w:r>
-    </w:p>
-    <w:p>
-      <w:pPr>
-        <w:spacing w:line="336" w:lineRule="auto" w:after="180"/>
-      </w:pPr>
-      <w:r>
-        <w:rPr>
-          <w:b w:val="0"/>
-        </w:rPr>
-        <w:t>A definition matters when you can recognize the idea, use it, and contrast it with a near-miss.</w:t>
-      </w:r>
-    </w:p>
-    <w:p>
-      <w:pPr>
-        <w:spacing w:line="336" w:lineRule="auto" w:after="180"/>
-      </w:pPr>
-      <w:r>
-        <w:rPr>
-          <w:b w:val="0"/>
-        </w:rPr>
+      </w:pPr>
+      <w:r>
+        <w:rPr>
+          <w:b w:val="0"/>
+        </w:rPr>
+        <w:t>Ranking extension uses known relevant set and distinct top-k IDs; do not infer unknown recall.</w:t>
+      </w:r>
+    </w:p>
+    <w:p>
+      <w:pPr>
+        <w:pStyle w:val="Heading2"/>
+      </w:pPr>
+      <w:r>
+        <w:t>Predict, investigate and record</w:t>
+      </w:r>
+    </w:p>
+    <w:p>
+      <w:pPr>
+        <w:pStyle w:val="ListNumber"/>
+      </w:pPr>
+      <w:r>
         <w:t>Predict → Test → Record → Explain</w:t>
       </w:r>
     </w:p>
     <w:p>
       <w:pPr>
-        <w:spacing w:line="336" w:lineRule="auto" w:after="180"/>
-      </w:pPr>
-      <w:r>
-        <w:rPr>
-          <w:b w:val="0"/>
-        </w:rPr>
+        <w:pStyle w:val="ListNumber"/>
+      </w:pPr>
+      <w:r>
         <w:t>Keep expected and actual results separate. Surprises are useful data when recorded honestly.</w:t>
       </w:r>
     </w:p>
     <w:p>
       <w:pPr>
-        <w:spacing w:line="336" w:lineRule="auto" w:after="180"/>
-      </w:pPr>
-      <w:r>
-        <w:rPr>
-          <w:b w:val="0"/>
-        </w:rPr>
-        <w:t xml:space="preserve">Map user tasks and risks, author ten labeled cases, peer-audit missing </w:t>
-      </w:r>
-      <w:r>
-        <w:rPr>
-          <w:b/>
-        </w:rPr>
-        <w:t>coverage</w:t>
-      </w:r>
-      <w:r>
-        <w:rPr>
-          <w:b w:val="0"/>
-        </w:rPr>
-        <w:t xml:space="preserve">, then freeze </w:t>
-      </w:r>
-      <w:r>
-        <w:rPr>
-          <w:b/>
-        </w:rPr>
-        <w:t>expected behavior</w:t>
-      </w:r>
-      <w:r>
-        <w:rPr>
-          <w:b w:val="0"/>
-        </w:rPr>
-        <w:t>s.</w:t>
-      </w:r>
-    </w:p>
-    <w:p>
-      <w:pPr>
-        <w:spacing w:line="336" w:lineRule="auto" w:after="180"/>
-        <w:shd w:fill="F5F1FB"/>
-      </w:pPr>
-      <w:r>
-        <w:rPr>
-          <w:b w:val="0"/>
-        </w:rPr>
+        <w:pStyle w:val="ListNumber"/>
+      </w:pPr>
+      <w:r>
+        <w:t>Use the complete ten-case H/R/C practice set and supplied constructed outputs. Freeze source versions and expectations, score case-level outcomes, report subgroup rates, then identify missing ambiguity/conflict/access coverage. Newly authored cases have predictions, not fabricated results.</w:t>
+      </w:r>
+    </w:p>
+    <w:p>
+      <w:pPr>
+        <w:pStyle w:val="ListNumber"/>
+      </w:pPr>
+      <w:r>
         <w:t>What did the hardest test teach you that the normal test did not?</w:t>
       </w:r>
     </w:p>
     <w:p>
       <w:pPr>
-        <w:pStyle w:val="Heading3"/>
-      </w:pPr>
-      <w:r>
-        <w:t>Make the lab runnable</w:t>
-      </w:r>
-    </w:p>
-    <w:p>
-      <w:pPr>
-        <w:spacing w:line="336" w:lineRule="auto" w:after="180"/>
-      </w:pPr>
-      <w:r>
-        <w:rPr>
-          <w:b w:val="0"/>
-        </w:rPr>
-        <w:t>Use the concrete case as the shared normal case and the independent question as a second case. Each pair creates a boundary or missing-information case and predicts its result before testing.</w:t>
-      </w:r>
-    </w:p>
-    <w:p>
-      <w:pPr>
-        <w:spacing w:line="336" w:lineRule="auto" w:after="180"/>
-      </w:pPr>
-      <w:r>
-        <w:rPr>
-          <w:b w:val="0"/>
-        </w:rPr>
-        <w:t>Keep the expected result separate from an observed mistake.</w:t>
+        <w:pStyle w:val="Heading2"/>
+      </w:pPr>
+      <w:r>
+        <w:t>Keep the evidence</w:t>
       </w:r>
     </w:p>
     <w:tbl>
@@ -4062,10 +4145,10 @@
     </w:tbl>
     <w:p>
       <w:pPr>
-        <w:pStyle w:val="Heading3"/>
-      </w:pPr>
-      <w:r>
-        <w:t>Diagnose and reteach</w:t>
+        <w:pStyle w:val="Heading2"/>
+      </w:pPr>
+      <w:r>
+        <w:t>Main misconceptions</w:t>
       </w:r>
     </w:p>
     <w:p>
@@ -4076,7 +4159,19 @@
         <w:rPr>
           <w:b w:val="0"/>
         </w:rPr>
-        <w:t>For guessing, return to given facts and request a trace. For vocabulary without application, use one example and one non-example. For arithmetic errors, check the setup before the calculation.</w:t>
+        <w:t xml:space="preserve">The worked result establishes every future case: Evaluation </w:t>
+      </w:r>
+      <w:r>
+        <w:rPr>
+          <w:b/>
+        </w:rPr>
+        <w:t>coverage</w:t>
+      </w:r>
+      <w:r>
+        <w:rPr>
+          <w:b w:val="0"/>
+        </w:rPr>
+        <w:t xml:space="preserve"> limits the claim; prompts tuned on these cases need new reserved final cases.</w:t>
       </w:r>
     </w:p>
     <w:p>
@@ -4087,15 +4182,31 @@
         <w:rPr>
           <w:b w:val="0"/>
         </w:rPr>
-        <w:t>Finish with a different uncoached case before recording mastery.</w:t>
-      </w:r>
-    </w:p>
-    <w:p>
-      <w:pPr>
-        <w:pStyle w:val="Heading3"/>
-      </w:pPr>
-      <w:r>
-        <w:t>Address these additional misconceptions</w:t>
+        <w:t xml:space="preserve">A missing </w:t>
+      </w:r>
+      <w:r>
+        <w:rPr>
+          <w:b/>
+        </w:rPr>
+        <w:t>input</w:t>
+      </w:r>
+      <w:r>
+        <w:rPr>
+          <w:b w:val="0"/>
+        </w:rPr>
+        <w:t xml:space="preserve"> may be replaced without recording the change: A replacement changes the </w:t>
+      </w:r>
+      <w:r>
+        <w:rPr>
+          <w:b/>
+        </w:rPr>
+        <w:t>evidence</w:t>
+      </w:r>
+      <w:r>
+        <w:rPr>
+          <w:b w:val="0"/>
+        </w:rPr>
+        <w:t xml:space="preserve"> or contract. Record the change and its justification; do not silently turn unknown into a measured value.</w:t>
       </w:r>
     </w:p>
     <w:p>
@@ -4106,174 +4217,27 @@
         <w:rPr>
           <w:b w:val="0"/>
         </w:rPr>
-        <w:t xml:space="preserve">The worked result establishes every future case: Evaluation </w:t>
+        <w:t xml:space="preserve">Repeating an assessed case is new independent </w:t>
       </w:r>
       <w:r>
         <w:rPr>
           <w:b/>
         </w:rPr>
-        <w:t>coverage</w:t>
-      </w:r>
-      <w:r>
-        <w:rPr>
-          <w:b w:val="0"/>
-        </w:rPr>
-        <w:t xml:space="preserve"> limits the claim; prompts tuned on these cases need new reserved final cases.</w:t>
-      </w:r>
-    </w:p>
-    <w:p>
-      <w:pPr>
-        <w:spacing w:line="336" w:lineRule="auto" w:after="180"/>
-      </w:pPr>
-      <w:r>
-        <w:rPr>
-          <w:b w:val="0"/>
-        </w:rPr>
-        <w:t xml:space="preserve">A missing </w:t>
-      </w:r>
-      <w:r>
-        <w:rPr>
-          <w:b/>
-        </w:rPr>
-        <w:t>input</w:t>
-      </w:r>
-      <w:r>
-        <w:rPr>
-          <w:b w:val="0"/>
-        </w:rPr>
-        <w:t xml:space="preserve"> may be replaced without recording the change: A replacement changes the </w:t>
-      </w:r>
-      <w:r>
-        <w:rPr>
-          <w:b/>
-        </w:rPr>
         <w:t>evidence</w:t>
       </w:r>
       <w:r>
         <w:rPr>
           <w:b w:val="0"/>
         </w:rPr>
-        <w:t xml:space="preserve"> or contract. Record the change and its justification; do not silently turn unknown into a measured value.</w:t>
-      </w:r>
-    </w:p>
-    <w:p>
-      <w:pPr>
-        <w:spacing w:line="336" w:lineRule="auto" w:after="180"/>
-      </w:pPr>
-      <w:r>
-        <w:rPr>
-          <w:b w:val="0"/>
-        </w:rPr>
-        <w:t xml:space="preserve">Repeating an assessed case is new independent </w:t>
-      </w:r>
-      <w:r>
-        <w:rPr>
-          <w:b/>
-        </w:rPr>
-        <w:t>evidence</w:t>
-      </w:r>
-      <w:r>
-        <w:rPr>
-          <w:b w:val="0"/>
-        </w:rPr>
         <w:t>: A replay checks consistency. An example used for feedback or revision cannot later be described as untouched final evaluation.</w:t>
       </w:r>
     </w:p>
     <w:p>
       <w:pPr>
-        <w:pStyle w:val="Heading3"/>
-      </w:pPr>
-      <w:r>
-        <w:t>Check these misconceptions</w:t>
-      </w:r>
-    </w:p>
-    <w:p>
-      <w:pPr>
-        <w:spacing w:line="336" w:lineRule="auto" w:after="180"/>
-      </w:pPr>
-      <w:r>
-        <w:rPr>
-          <w:b w:val="0"/>
-        </w:rPr>
-        <w:t xml:space="preserve">The worked result establishes every future case: Known judgments may be incomplete; a score over one query does not establish </w:t>
-      </w:r>
-      <w:r>
-        <w:rPr>
-          <w:b/>
-        </w:rPr>
-        <w:t>coverage</w:t>
-      </w:r>
-      <w:r>
-        <w:rPr>
-          <w:b w:val="0"/>
-        </w:rPr>
-        <w:t xml:space="preserve"> over all queries.</w:t>
-      </w:r>
-    </w:p>
-    <w:p>
-      <w:pPr>
-        <w:spacing w:line="336" w:lineRule="auto" w:after="180"/>
-      </w:pPr>
-      <w:r>
-        <w:rPr>
-          <w:b w:val="0"/>
-        </w:rPr>
-        <w:t xml:space="preserve">A missing </w:t>
-      </w:r>
-      <w:r>
-        <w:rPr>
-          <w:b/>
-        </w:rPr>
-        <w:t>input</w:t>
-      </w:r>
-      <w:r>
-        <w:rPr>
-          <w:b w:val="0"/>
-        </w:rPr>
-        <w:t xml:space="preserve"> may be replaced without recording the change: A replacement changes the </w:t>
-      </w:r>
-      <w:r>
-        <w:rPr>
-          <w:b/>
-        </w:rPr>
-        <w:t>evidence</w:t>
-      </w:r>
-      <w:r>
-        <w:rPr>
-          <w:b w:val="0"/>
-        </w:rPr>
-        <w:t xml:space="preserve"> or contract. Record the change and its justification; do not silently turn unknown into a measured value.</w:t>
-      </w:r>
-    </w:p>
-    <w:p>
-      <w:pPr>
-        <w:spacing w:line="336" w:lineRule="auto" w:after="180"/>
-      </w:pPr>
-      <w:r>
-        <w:rPr>
-          <w:b w:val="0"/>
-        </w:rPr>
-        <w:t xml:space="preserve">Repeating an assessed case is new independent </w:t>
-      </w:r>
-      <w:r>
-        <w:rPr>
-          <w:b/>
-        </w:rPr>
-        <w:t>evidence</w:t>
-      </w:r>
-      <w:r>
-        <w:rPr>
-          <w:b w:val="0"/>
-        </w:rPr>
-        <w:t>: A replay checks consistency. An example used for feedback or revision cannot later be described as untouched final evaluation.</w:t>
-      </w:r>
-    </w:p>
-    <w:p>
-      <w:pPr>
-        <w:pStyle w:val="Heading3"/>
-      </w:pPr>
-      <w:r>
-        <w:t>Match the support to the first error</w:t>
+        <w:pStyle w:val="Heading2"/>
+      </w:pPr>
+      <w:r>
+        <w:t>Choose support</w:t>
       </w:r>
     </w:p>
     <w:tbl>
@@ -4446,15 +4410,795 @@
     </w:p>
     <w:p>
       <w:pPr>
+        <w:pStyle w:val="Heading2"/>
+      </w:pPr>
+      <w:r>
+        <w:t>Extension misconceptions · reference / check after trying</w:t>
+      </w:r>
+    </w:p>
+    <w:p>
+      <w:pPr>
+        <w:spacing w:line="336" w:lineRule="auto" w:after="180"/>
+      </w:pPr>
+      <w:r>
+        <w:rPr>
+          <w:b w:val="0"/>
+        </w:rPr>
+        <w:t xml:space="preserve">The worked result establishes every future case: Known judgments may be incomplete; a score over one query does not establish </w:t>
+      </w:r>
+      <w:r>
+        <w:rPr>
+          <w:b/>
+        </w:rPr>
+        <w:t>coverage</w:t>
+      </w:r>
+      <w:r>
+        <w:rPr>
+          <w:b w:val="0"/>
+        </w:rPr>
+        <w:t xml:space="preserve"> over all queries.</w:t>
+      </w:r>
+    </w:p>
+    <w:p>
+      <w:pPr>
+        <w:spacing w:line="336" w:lineRule="auto" w:after="180"/>
+      </w:pPr>
+      <w:r>
+        <w:rPr>
+          <w:b w:val="0"/>
+        </w:rPr>
+        <w:t xml:space="preserve">A missing </w:t>
+      </w:r>
+      <w:r>
+        <w:rPr>
+          <w:b/>
+        </w:rPr>
+        <w:t>input</w:t>
+      </w:r>
+      <w:r>
+        <w:rPr>
+          <w:b w:val="0"/>
+        </w:rPr>
+        <w:t xml:space="preserve"> may be replaced without recording the change: A replacement changes the </w:t>
+      </w:r>
+      <w:r>
+        <w:rPr>
+          <w:b/>
+        </w:rPr>
+        <w:t>evidence</w:t>
+      </w:r>
+      <w:r>
+        <w:rPr>
+          <w:b w:val="0"/>
+        </w:rPr>
+        <w:t xml:space="preserve"> or contract. Record the change and its justification; do not silently turn unknown into a measured value.</w:t>
+      </w:r>
+    </w:p>
+    <w:p>
+      <w:pPr>
+        <w:spacing w:line="336" w:lineRule="auto" w:after="180"/>
+      </w:pPr>
+      <w:r>
+        <w:rPr>
+          <w:b w:val="0"/>
+        </w:rPr>
+        <w:t xml:space="preserve">Repeating an assessed case is new independent </w:t>
+      </w:r>
+      <w:r>
+        <w:rPr>
+          <w:b/>
+        </w:rPr>
+        <w:t>evidence</w:t>
+      </w:r>
+      <w:r>
+        <w:rPr>
+          <w:b w:val="0"/>
+        </w:rPr>
+        <w:t>: A replay checks consistency. An example used for feedback or revision cannot later be described as untouched final evaluation.</w:t>
+      </w:r>
+    </w:p>
+    <w:p>
+      <w:pPr>
+        <w:pStyle w:val="Heading2"/>
+      </w:pPr>
+      <w:r>
+        <w:t>Earlier wording, alternatives and picture transcripts · reference / check after trying</w:t>
+      </w:r>
+    </w:p>
+    <w:p>
+      <w:pPr>
+        <w:spacing w:line="336" w:lineRule="auto" w:after="180"/>
+      </w:pPr>
+      <w:r>
+        <w:rPr>
+          <w:b w:val="0"/>
+        </w:rPr>
+        <w:t>Run the weekly evidence lab</w:t>
+      </w:r>
+    </w:p>
+    <w:p>
+      <w:pPr>
+        <w:spacing w:line="336" w:lineRule="auto" w:after="180"/>
+      </w:pPr>
+      <w:r>
+        <w:rPr>
+          <w:b w:val="0"/>
+        </w:rPr>
+        <w:t>Words You Can Use to Reason</w:t>
+      </w:r>
+    </w:p>
+    <w:p>
+      <w:pPr>
+        <w:spacing w:line="336" w:lineRule="auto" w:after="180"/>
+      </w:pPr>
+      <w:r>
+        <w:rPr>
+          <w:b w:val="0"/>
+        </w:rPr>
+        <w:t>A definition matters when you can recognize the idea, use it, and contrast it with a near-miss.</w:t>
+      </w:r>
+    </w:p>
+    <w:p>
+      <w:pPr>
+        <w:pStyle w:val="Heading3"/>
+      </w:pPr>
+      <w:r>
+        <w:t>Make the lab runnable</w:t>
+      </w:r>
+    </w:p>
+    <w:p>
+      <w:pPr>
+        <w:spacing w:line="336" w:lineRule="auto" w:after="180"/>
+      </w:pPr>
+      <w:r>
+        <w:rPr>
+          <w:b w:val="0"/>
+        </w:rPr>
+        <w:t>Use the supplied main investigation for shared practice. Reserve Design checks for the fresh club records independently for the individual first attempt. The named extension has separate tasks and feedback.</w:t>
+      </w:r>
+    </w:p>
+    <w:p>
+      <w:pPr>
+        <w:pStyle w:val="Heading3"/>
+      </w:pPr>
+      <w:r>
+        <w:t>Diagnose and reteach</w:t>
+      </w:r>
+    </w:p>
+    <w:p>
+      <w:pPr>
+        <w:spacing w:line="336" w:lineRule="auto" w:after="180"/>
+      </w:pPr>
+      <w:r>
+        <w:rPr>
+          <w:b w:val="0"/>
+        </w:rPr>
+        <w:t>For guessing, return to given facts and request a trace. For vocabulary without application, use one example and one non-example. For arithmetic errors, check the setup before the calculation.</w:t>
+      </w:r>
+    </w:p>
+    <w:p>
+      <w:pPr>
+        <w:spacing w:line="336" w:lineRule="auto" w:after="180"/>
+      </w:pPr>
+      <w:r>
+        <w:rPr>
+          <w:b w:val="0"/>
+        </w:rPr>
+        <w:t>Finish with a different uncoached case before recording mastery.</w:t>
+      </w:r>
+    </w:p>
+    <w:p>
+      <w:pPr>
+        <w:pStyle w:val="Heading3"/>
+      </w:pPr>
+      <w:r>
+        <w:t>Address these additional misconceptions</w:t>
+      </w:r>
+    </w:p>
+    <w:p>
+      <w:pPr>
+        <w:pStyle w:val="Heading3"/>
+      </w:pPr>
+      <w:r>
+        <w:t>Check these misconceptions</w:t>
+      </w:r>
+    </w:p>
+    <w:p>
+      <w:pPr>
+        <w:pStyle w:val="Heading3"/>
+      </w:pPr>
+      <w:r>
+        <w:t>Match the support to the first error</w:t>
+      </w:r>
+    </w:p>
+    <w:p>
+      <w:pPr>
         <w:pStyle w:val="Heading1"/>
       </w:pPr>
       <w:r>
-        <w:t>05. Assess and explain the answers</w:t>
-      </w:r>
-    </w:p>
-    <w:p>
-      <w:r>
-        <w:t>Use the Evaluation Sets questions, teacher keys and criteria after the relevant attempts. Previously discussed cases are practice; protect the separately selected independent task.</w:t>
+        <w:t>05. Assess the selected main independent task</w:t>
+      </w:r>
+    </w:p>
+    <w:p>
+      <w:r>
+        <w:t>Reveal its key after the first attempt; extension tasks have their own keys.</w:t>
+      </w:r>
+    </w:p>
+    <w:p>
+      <w:pPr>
+        <w:pStyle w:val="Heading2"/>
+      </w:pPr>
+      <w:r>
+        <w:t>Selected independent question and key</w:t>
+      </w:r>
+    </w:p>
+    <w:p>
+      <w:pPr>
+        <w:spacing w:line="336" w:lineRule="auto" w:after="180"/>
+      </w:pPr>
+      <w:r>
+        <w:rPr>
+          <w:b w:val="0"/>
+        </w:rPr>
+        <w:t>Selected case: Approved notes: Robotics Tuesday Room2; Art Wednesday Room5. Requests: “Where does the club meet?” and “Who leads drama?” An unversioned added note says Robotics Room3. Design checks and safe responses.</w:t>
+      </w:r>
+    </w:p>
+    <w:p>
+      <w:pPr>
+        <w:spacing w:line="336" w:lineRule="auto" w:after="180"/>
+      </w:pPr>
+      <w:r>
+        <w:rPr>
+          <w:b w:val="0"/>
+        </w:rPr>
+        <w:t>Clarify which club for the ambiguous request; the leader is absent, so abstain or request a source. Flag the conflicting Robotics room and resolve source authority/version before answering it.</w:t>
+      </w:r>
+    </w:p>
+    <w:p>
+      <w:pPr>
+        <w:spacing w:line="336" w:lineRule="auto" w:after="180"/>
+      </w:pPr>
+      <w:r>
+        <w:rPr>
+          <w:b w:val="0"/>
+        </w:rPr>
+        <w:t>Include ambiguity, absent facts and conflicts in evaluation; easy answered cases alone do not establish robustness.</w:t>
+      </w:r>
+    </w:p>
+    <w:p>
+      <w:pPr>
+        <w:pStyle w:val="Heading2"/>
+      </w:pPr>
+      <w:r>
+        <w:t>Judge reasoning and limits</w:t>
+      </w:r>
+    </w:p>
+    <w:tbl>
+      <w:tblPr>
+        <w:tblStyle w:val="LightShading-Accent1"/>
+        <w:tblW w:type="auto" w:w="0"/>
+        <w:tblLook w:firstColumn="1" w:firstRow="1" w:lastColumn="0" w:lastRow="0" w:noHBand="0" w:noVBand="1" w:val="04A0"/>
+      </w:tblPr>
+      <w:tblGrid>
+        <w:gridCol w:w="5112"/>
+        <w:gridCol w:w="5112"/>
+      </w:tblGrid>
+      <w:tr>
+        <w:trPr>
+          <w:tblHeader/>
+        </w:trPr>
+        <w:tc>
+          <w:tcPr>
+            <w:tcW w:type="dxa" w:w="5112"/>
+          </w:tcPr>
+          <w:p>
+            <w:r>
+              <w:t>Dimension</w:t>
+            </w:r>
+          </w:p>
+        </w:tc>
+        <w:tc>
+          <w:tcPr>
+            <w:tcW w:type="dxa" w:w="5112"/>
+          </w:tcPr>
+          <w:p>
+            <w:r>
+              <w:t>Evidence required</w:t>
+            </w:r>
+          </w:p>
+        </w:tc>
+      </w:tr>
+      <w:tr>
+        <w:tc>
+          <w:tcPr>
+            <w:tcW w:type="dxa" w:w="5112"/>
+          </w:tcPr>
+          <w:p>
+            <w:r>
+              <w:t>Explanation</w:t>
+            </w:r>
+          </w:p>
+        </w:tc>
+        <w:tc>
+          <w:tcPr>
+            <w:tcW w:type="dxa" w:w="5112"/>
+          </w:tcPr>
+          <w:p>
+            <w:r>
+              <w:t>Names the applicable idea or procedure and ties it to the supplied facts.</w:t>
+            </w:r>
+          </w:p>
+        </w:tc>
+      </w:tr>
+      <w:tr>
+        <w:tc>
+          <w:tcPr>
+            <w:tcW w:type="dxa" w:w="5112"/>
+          </w:tcPr>
+          <w:p>
+            <w:r>
+              <w:t>Trace and result</w:t>
+            </w:r>
+          </w:p>
+        </w:tc>
+        <w:tc>
+          <w:tcPr>
+            <w:tcW w:type="dxa" w:w="5112"/>
+          </w:tcPr>
+          <w:p>
+            <w:r>
+              <w:t>Preserves the given inputs and shows the relevant intermediate steps; distinguishes a prediction from an observed execution.</w:t>
+            </w:r>
+          </w:p>
+        </w:tc>
+      </w:tr>
+      <w:tr>
+        <w:tc>
+          <w:tcPr>
+            <w:tcW w:type="dxa" w:w="5112"/>
+          </w:tcPr>
+          <w:p>
+            <w:r>
+              <w:t>Limits</w:t>
+            </w:r>
+          </w:p>
+        </w:tc>
+        <w:tc>
+          <w:tcPr>
+            <w:tcW w:type="dxa" w:w="5112"/>
+          </w:tcPr>
+          <w:p>
+            <w:r>
+              <w:t>States the assumptions, missing evidence or conditions under which the result would change.</w:t>
+            </w:r>
+          </w:p>
+        </w:tc>
+      </w:tr>
+    </w:tbl>
+    <w:p>
+      <w:pPr>
+        <w:spacing w:line="336" w:lineRule="auto" w:after="180"/>
+      </w:pPr>
+      <w:r>
+        <w:rPr>
+          <w:b w:val="0"/>
+        </w:rPr>
+        <w:t>Record each dimension as not yet, with support, or independent. Accept a valid alternative procedure with a defensible trace.</w:t>
+      </w:r>
+    </w:p>
+    <w:p>
+      <w:pPr>
+        <w:spacing w:line="336" w:lineRule="auto" w:after="180"/>
+      </w:pPr>
+      <w:r>
+        <w:rPr>
+          <w:b w:val="0"/>
+        </w:rPr>
+        <w:t xml:space="preserve">Do not penalise an honestly recorded model failure if the learner correctly explains its </w:t>
+      </w:r>
+      <w:r>
+        <w:rPr>
+          <w:b/>
+        </w:rPr>
+        <w:t>evidence</w:t>
+      </w:r>
+      <w:r>
+        <w:rPr>
+          <w:b w:val="0"/>
+        </w:rPr>
+        <w:t xml:space="preserve"> and limits.</w:t>
+      </w:r>
+    </w:p>
+    <w:p>
+      <w:pPr>
+        <w:pStyle w:val="Heading2"/>
+      </w:pPr>
+      <w:r>
+        <w:t>Give one repair action</w:t>
+      </w:r>
+    </w:p>
+    <w:p>
+      <w:pPr>
+        <w:spacing w:line="336" w:lineRule="auto" w:after="180"/>
+      </w:pPr>
+      <w:r>
+        <w:rPr>
+          <w:b w:val="0"/>
+        </w:rPr>
+        <w:t>Name the earliest unsupported step and give one action to repair it. Have the learner make that repair now and explain why. Then assess the relevant skill on a fresh, fully specified case.</w:t>
+      </w:r>
+    </w:p>
+    <w:p>
+      <w:pPr>
+        <w:spacing w:line="336" w:lineRule="auto" w:after="180"/>
+      </w:pPr>
+      <w:r>
+        <w:rPr>
+          <w:b w:val="0"/>
+        </w:rPr>
+        <w:t>Confirm it was not previously practised with feedback; solve and check the new case before assigning it. A follow-up design prompt is a starting brief, not automatically an equivalent test.</w:t>
+      </w:r>
+    </w:p>
+    <w:p>
+      <w:pPr>
+        <w:pStyle w:val="Heading2"/>
+      </w:pPr>
+      <w:r>
+        <w:t>W1 Explain the mechanism</w:t>
+      </w:r>
+    </w:p>
+    <w:p>
+      <w:pPr>
+        <w:spacing w:line="336" w:lineRule="auto" w:after="180"/>
+      </w:pPr>
+      <w:r>
+        <w:rPr>
+          <w:b w:val="0"/>
+        </w:rPr>
+        <w:t xml:space="preserve">Explain the weekly </w:t>
+      </w:r>
+      <w:r>
+        <w:rPr>
+          <w:b/>
+        </w:rPr>
+        <w:t>mechanism</w:t>
+      </w:r>
+      <w:r>
+        <w:rPr>
+          <w:b w:val="0"/>
+        </w:rPr>
+        <w:t xml:space="preserve"> in your own words. Use the worked scenario to name its </w:t>
+      </w:r>
+      <w:r>
+        <w:rPr>
+          <w:b/>
+        </w:rPr>
+        <w:t>input</w:t>
+      </w:r>
+      <w:r>
+        <w:rPr>
+          <w:b w:val="0"/>
+        </w:rPr>
+        <w:t xml:space="preserve">, decision rule and </w:t>
+      </w:r>
+      <w:r>
+        <w:rPr>
+          <w:b/>
+        </w:rPr>
+        <w:t>output</w:t>
+      </w:r>
+      <w:r>
+        <w:rPr>
+          <w:b w:val="0"/>
+        </w:rPr>
+        <w:t>.</w:t>
+      </w:r>
+    </w:p>
+    <w:p>
+      <w:pPr>
+        <w:spacing w:line="336" w:lineRule="auto" w:after="180"/>
+      </w:pPr>
+      <w:r>
+        <w:rPr>
+          <w:b w:val="0"/>
+        </w:rPr>
+        <w:t xml:space="preserve">Teacher explanation: A system </w:t>
+      </w:r>
+      <w:r>
+        <w:rPr>
+          <w:b/>
+        </w:rPr>
+        <w:t>evaluation set</w:t>
+      </w:r>
+      <w:r>
+        <w:rPr>
+          <w:b w:val="0"/>
+        </w:rPr>
+        <w:t xml:space="preserve"> contains cases with expected behaviour and scoring rules. It should cover retrieval, support, fallback and permissions rather than only easy answerable questions.</w:t>
+      </w:r>
+    </w:p>
+    <w:p>
+      <w:pPr>
+        <w:spacing w:line="336" w:lineRule="auto" w:after="180"/>
+      </w:pPr>
+      <w:r>
+        <w:rPr>
+          <w:b w:val="0"/>
+        </w:rPr>
+        <w:t xml:space="preserve">Record case ID, </w:t>
+      </w:r>
+      <w:r>
+        <w:rPr>
+          <w:b/>
+        </w:rPr>
+        <w:t>evidence</w:t>
+      </w:r>
+      <w:r>
+        <w:rPr>
+          <w:b w:val="0"/>
+        </w:rPr>
+        <w:t xml:space="preserve"> version, expected claims or fallback, permitted actions and scoring rubric. Separate development from final cases. Aggregate metrics only after checking required conditions individually.</w:t>
+      </w:r>
+    </w:p>
+    <w:p>
+      <w:pPr>
+        <w:pStyle w:val="Heading2"/>
+      </w:pPr>
+      <w:r>
+        <w:t>W2 Trace the worked case</w:t>
+      </w:r>
+    </w:p>
+    <w:p>
+      <w:pPr>
+        <w:spacing w:line="336" w:lineRule="auto" w:after="180"/>
+      </w:pPr>
+      <w:r>
+        <w:rPr>
+          <w:b w:val="0"/>
+        </w:rPr>
+        <w:t>Ten cases include six answerable and four missing-</w:t>
+      </w:r>
+      <w:r>
+        <w:rPr>
+          <w:b/>
+        </w:rPr>
+        <w:t>evidence</w:t>
+      </w:r>
+      <w:r>
+        <w:rPr>
+          <w:b w:val="0"/>
+        </w:rPr>
+        <w:t xml:space="preserve"> cases. System answers five answerable correctly and abstains appropriately on three missing cases. Show the intermediate steps and give the conclusion with its scope.</w:t>
+      </w:r>
+    </w:p>
+    <w:p>
+      <w:pPr>
+        <w:spacing w:line="336" w:lineRule="auto" w:after="180"/>
+      </w:pPr>
+      <w:r>
+        <w:rPr>
+          <w:b w:val="0"/>
+        </w:rPr>
+        <w:t xml:space="preserve">Teacher explanation: Answer correctness 5/6; appropriate fallback 3/4; combined </w:t>
+      </w:r>
+      <w:r>
+        <w:rPr>
+          <w:b/>
+        </w:rPr>
+        <w:t>contract pass</w:t>
+      </w:r>
+      <w:r>
+        <w:rPr>
+          <w:b w:val="0"/>
+        </w:rPr>
+        <w:t>es 8/10 if each case has one required outcome. Different denominators answer different questions.</w:t>
+      </w:r>
+    </w:p>
+    <w:p>
+      <w:pPr>
+        <w:pStyle w:val="Heading2"/>
+      </w:pPr>
+      <w:r>
+        <w:t>W3 Audit the limit</w:t>
+      </w:r>
+    </w:p>
+    <w:p>
+      <w:pPr>
+        <w:spacing w:line="336" w:lineRule="auto" w:after="180"/>
+      </w:pPr>
+      <w:r>
+        <w:rPr>
+          <w:b w:val="0"/>
+        </w:rPr>
+        <w:t xml:space="preserve">A report omits this qualification: Evaluation </w:t>
+      </w:r>
+      <w:r>
+        <w:rPr>
+          <w:b/>
+        </w:rPr>
+        <w:t>coverage</w:t>
+      </w:r>
+      <w:r>
+        <w:rPr>
+          <w:b w:val="0"/>
+        </w:rPr>
+        <w:t xml:space="preserve"> limits the claim; prompts tuned on these cases need new reserved final cases.</w:t>
+      </w:r>
+    </w:p>
+    <w:p>
+      <w:pPr>
+        <w:spacing w:line="336" w:lineRule="auto" w:after="180"/>
+      </w:pPr>
+      <w:r>
+        <w:rPr>
+          <w:b w:val="0"/>
+        </w:rPr>
+        <w:t>Explain how omitting it could change a reader's interpretation, and write an accurate replacement.</w:t>
+      </w:r>
+    </w:p>
+    <w:p>
+      <w:pPr>
+        <w:spacing w:line="336" w:lineRule="auto" w:after="180"/>
+      </w:pPr>
+      <w:r>
+        <w:rPr>
+          <w:b w:val="0"/>
+        </w:rPr>
+        <w:t xml:space="preserve">Teacher explanation: Evaluation </w:t>
+      </w:r>
+      <w:r>
+        <w:rPr>
+          <w:b/>
+        </w:rPr>
+        <w:t>coverage</w:t>
+      </w:r>
+      <w:r>
+        <w:rPr>
+          <w:b w:val="0"/>
+        </w:rPr>
+        <w:t xml:space="preserve"> limits the claim; prompts tuned on these cases need new reserved final cases.</w:t>
+      </w:r>
+    </w:p>
+    <w:p>
+      <w:pPr>
+        <w:spacing w:line="336" w:lineRule="auto" w:after="180"/>
+      </w:pPr>
+      <w:r>
+        <w:rPr>
+          <w:b w:val="0"/>
+        </w:rPr>
+        <w:t xml:space="preserve">State the observed result separately from the unverified or out-of-scope claim; preserve the original </w:t>
+      </w:r>
+      <w:r>
+        <w:rPr>
+          <w:b/>
+        </w:rPr>
+        <w:t>evidence</w:t>
+      </w:r>
+      <w:r>
+        <w:rPr>
+          <w:b w:val="0"/>
+        </w:rPr>
+        <w:t xml:space="preserve"> rather than inventing a missing fact.</w:t>
+      </w:r>
+    </w:p>
+    <w:p>
+      <w:pPr>
+        <w:pStyle w:val="Heading2"/>
+      </w:pPr>
+      <w:r>
+        <w:t>W5 Design a revealing follow-up</w:t>
+      </w:r>
+    </w:p>
+    <w:p>
+      <w:pPr>
+        <w:spacing w:line="336" w:lineRule="auto" w:after="180"/>
+      </w:pPr>
+      <w:r>
+        <w:rPr>
+          <w:b w:val="0"/>
+        </w:rPr>
+        <w:t>For the worked scenario, propose one additional case that could reveal a failure, describe its expected outcome before running it, and explain what would need to remain fixed for a fair comparison.</w:t>
+      </w:r>
+    </w:p>
+    <w:p>
+      <w:pPr>
+        <w:spacing w:line="336" w:lineRule="auto" w:after="180"/>
+      </w:pPr>
+      <w:r>
+        <w:rPr>
+          <w:b w:val="0"/>
+        </w:rPr>
+        <w:t>Do not reuse W4 as a new final test after receiving feedback.</w:t>
+      </w:r>
+    </w:p>
+    <w:p>
+      <w:pPr>
+        <w:spacing w:line="336" w:lineRule="auto" w:after="180"/>
+      </w:pPr>
+      <w:r>
+        <w:rPr>
+          <w:b w:val="0"/>
+        </w:rPr>
+        <w:t xml:space="preserve">Teacher explanation: Accept a concrete variant of the worked </w:t>
+      </w:r>
+      <w:r>
+        <w:rPr>
+          <w:b/>
+        </w:rPr>
+        <w:t>input</w:t>
+      </w:r>
+      <w:r>
+        <w:rPr>
+          <w:b w:val="0"/>
+        </w:rPr>
+        <w:t xml:space="preserve"> or a missing/conflicting/boundary condition, with an expectation derived from the declared procedure.</w:t>
+      </w:r>
+    </w:p>
+    <w:p>
+      <w:pPr>
+        <w:spacing w:line="336" w:lineRule="auto" w:after="180"/>
+      </w:pPr>
+      <w:r>
+        <w:rPr>
+          <w:b w:val="0"/>
+        </w:rPr>
+        <w:t xml:space="preserve">Require preserved settings, original </w:t>
+      </w:r>
+      <w:r>
+        <w:rPr>
+          <w:b/>
+        </w:rPr>
+        <w:t>output</w:t>
+      </w:r>
+      <w:r>
+        <w:rPr>
+          <w:b w:val="0"/>
+        </w:rPr>
+        <w:t xml:space="preserve">s and data roles. Evaluation </w:t>
+      </w:r>
+      <w:r>
+        <w:rPr>
+          <w:b/>
+        </w:rPr>
+        <w:t>coverage</w:t>
+      </w:r>
+      <w:r>
+        <w:rPr>
+          <w:b w:val="0"/>
+        </w:rPr>
+        <w:t xml:space="preserve"> limits the claim; prompts tuned on these cases need new reserved final cases.</w:t>
+      </w:r>
+    </w:p>
+    <w:p>
+      <w:pPr>
+        <w:spacing w:line="336" w:lineRule="auto" w:after="180"/>
+      </w:pPr>
+      <w:r>
+        <w:rPr>
+          <w:b w:val="0"/>
+        </w:rPr>
+        <w:t xml:space="preserve">The new case should test this particular </w:t>
+      </w:r>
+      <w:r>
+        <w:rPr>
+          <w:b/>
+        </w:rPr>
+        <w:t>mechanism</w:t>
+      </w:r>
+      <w:r>
+        <w:rPr>
+          <w:b w:val="0"/>
+        </w:rPr>
+        <w:t xml:space="preserve"> rather than merely restate the original result.</w:t>
+      </w:r>
+    </w:p>
+    <w:p>
+      <w:pPr>
+        <w:pStyle w:val="Heading2"/>
+      </w:pPr>
+      <w:r>
+        <w:t>Extension questions and keys · reference / check after trying</w:t>
       </w:r>
     </w:p>
     <w:p>
@@ -4462,39 +5206,445 @@
         <w:pStyle w:val="Heading3"/>
       </w:pPr>
       <w:r>
+        <w:t>Ranking and retrieval evaluation — W1 Explain the mechanism</w:t>
+      </w:r>
+    </w:p>
+    <w:p>
+      <w:pPr>
+        <w:spacing w:line="336" w:lineRule="auto" w:after="180"/>
+      </w:pPr>
+      <w:r>
+        <w:rPr>
+          <w:b w:val="0"/>
+        </w:rPr>
+        <w:t xml:space="preserve">Explain the weekly </w:t>
+      </w:r>
+      <w:r>
+        <w:rPr>
+          <w:b/>
+        </w:rPr>
+        <w:t>mechanism</w:t>
+      </w:r>
+      <w:r>
+        <w:rPr>
+          <w:b w:val="0"/>
+        </w:rPr>
+        <w:t xml:space="preserve"> in your own words. Use the worked scenario to name its </w:t>
+      </w:r>
+      <w:r>
+        <w:rPr>
+          <w:b/>
+        </w:rPr>
+        <w:t>input</w:t>
+      </w:r>
+      <w:r>
+        <w:rPr>
+          <w:b w:val="0"/>
+        </w:rPr>
+        <w:t xml:space="preserve">, decision rule and </w:t>
+      </w:r>
+      <w:r>
+        <w:rPr>
+          <w:b/>
+        </w:rPr>
+        <w:t>output</w:t>
+      </w:r>
+      <w:r>
+        <w:rPr>
+          <w:b w:val="0"/>
+        </w:rPr>
+        <w:t>.</w:t>
+      </w:r>
+    </w:p>
+    <w:p>
+      <w:pPr>
+        <w:spacing w:line="336" w:lineRule="auto" w:after="180"/>
+      </w:pPr>
+      <w:r>
+        <w:rPr>
+          <w:b w:val="0"/>
+        </w:rPr>
+        <w:t xml:space="preserve">Teacher explanation: A ranking needs task-specific relevance judgments and a declared </w:t>
+      </w:r>
+      <w:r>
+        <w:rPr>
+          <w:b/>
+        </w:rPr>
+        <w:t>cutoff</w:t>
+      </w:r>
+      <w:r>
+        <w:rPr>
+          <w:b w:val="0"/>
+        </w:rPr>
+        <w:t>. Precision and recall have different denominators.</w:t>
+      </w:r>
+    </w:p>
+    <w:p>
+      <w:pPr>
+        <w:spacing w:line="336" w:lineRule="auto" w:after="180"/>
+      </w:pPr>
+      <w:r>
+        <w:rPr>
+          <w:b/>
+        </w:rPr>
+        <w:t>Precision at k</w:t>
+      </w:r>
+      <w:r>
+        <w:rPr>
+          <w:b w:val="0"/>
+        </w:rPr>
+        <w:t xml:space="preserve"> is relevant returned items divided by k when exactly k items are returned. </w:t>
+      </w:r>
+      <w:r>
+        <w:rPr>
+          <w:b/>
+        </w:rPr>
+        <w:t>Recall at k</w:t>
+      </w:r>
+      <w:r>
+        <w:rPr>
+          <w:b w:val="0"/>
+        </w:rPr>
+        <w:t xml:space="preserve"> is relevant returned items divided by all known relevant eligible items.</w:t>
+      </w:r>
+    </w:p>
+    <w:p>
+      <w:pPr>
+        <w:spacing w:line="336" w:lineRule="auto" w:after="180"/>
+      </w:pPr>
+      <w:r>
+        <w:rPr>
+          <w:b w:val="0"/>
+        </w:rPr>
+        <w:t>If the relevant set is unknown, do not invent recall.</w:t>
+      </w:r>
+    </w:p>
+    <w:p>
+      <w:pPr>
+        <w:pStyle w:val="Heading3"/>
+      </w:pPr>
+      <w:r>
+        <w:t>Ranking and retrieval evaluation — W2 Trace the worked case</w:t>
+      </w:r>
+    </w:p>
+    <w:p>
+      <w:pPr>
+        <w:spacing w:line="336" w:lineRule="auto" w:after="180"/>
+      </w:pPr>
+      <w:r>
+        <w:rPr>
+          <w:b w:val="0"/>
+        </w:rPr>
+        <w:t>Relevant documents are A, C, E. Top three results A, B, C contain two relevant items. Show the intermediate steps and give the conclusion with its scope.</w:t>
+      </w:r>
+    </w:p>
+    <w:p>
+      <w:pPr>
+        <w:spacing w:line="336" w:lineRule="auto" w:after="180"/>
+      </w:pPr>
+      <w:r>
+        <w:rPr>
+          <w:b w:val="0"/>
+        </w:rPr>
+        <w:t>Teacher explanation: Precision@3=2/3; recall@3=2/3. Duplicates should not count as distinct retrieved documents.</w:t>
+      </w:r>
+    </w:p>
+    <w:p>
+      <w:pPr>
+        <w:pStyle w:val="Heading3"/>
+      </w:pPr>
+      <w:r>
+        <w:t>Ranking and retrieval evaluation — W3 Audit the limit</w:t>
+      </w:r>
+    </w:p>
+    <w:p>
+      <w:pPr>
+        <w:spacing w:line="336" w:lineRule="auto" w:after="180"/>
+      </w:pPr>
+      <w:r>
+        <w:rPr>
+          <w:b w:val="0"/>
+        </w:rPr>
+        <w:t xml:space="preserve">A report omits this qualification: Known judgments may be incomplete; a score over one query does not establish </w:t>
+      </w:r>
+      <w:r>
+        <w:rPr>
+          <w:b/>
+        </w:rPr>
+        <w:t>coverage</w:t>
+      </w:r>
+      <w:r>
+        <w:rPr>
+          <w:b w:val="0"/>
+        </w:rPr>
+        <w:t xml:space="preserve"> over all queries.</w:t>
+      </w:r>
+    </w:p>
+    <w:p>
+      <w:pPr>
+        <w:spacing w:line="336" w:lineRule="auto" w:after="180"/>
+      </w:pPr>
+      <w:r>
+        <w:rPr>
+          <w:b w:val="0"/>
+        </w:rPr>
+        <w:t>Explain how omitting it could change a reader's interpretation, and write an accurate replacement.</w:t>
+      </w:r>
+    </w:p>
+    <w:p>
+      <w:pPr>
+        <w:spacing w:line="336" w:lineRule="auto" w:after="180"/>
+      </w:pPr>
+      <w:r>
+        <w:rPr>
+          <w:b w:val="0"/>
+        </w:rPr>
+        <w:t xml:space="preserve">Teacher explanation: Known judgments may be incomplete; a score over one query does not establish </w:t>
+      </w:r>
+      <w:r>
+        <w:rPr>
+          <w:b/>
+        </w:rPr>
+        <w:t>coverage</w:t>
+      </w:r>
+      <w:r>
+        <w:rPr>
+          <w:b w:val="0"/>
+        </w:rPr>
+        <w:t xml:space="preserve"> over all queries.</w:t>
+      </w:r>
+    </w:p>
+    <w:p>
+      <w:pPr>
+        <w:spacing w:line="336" w:lineRule="auto" w:after="180"/>
+      </w:pPr>
+      <w:r>
+        <w:rPr>
+          <w:b w:val="0"/>
+        </w:rPr>
+        <w:t xml:space="preserve">State the observed result separately from the unverified or out-of-scope claim; preserve the original </w:t>
+      </w:r>
+      <w:r>
+        <w:rPr>
+          <w:b/>
+        </w:rPr>
+        <w:t>evidence</w:t>
+      </w:r>
+      <w:r>
+        <w:rPr>
+          <w:b w:val="0"/>
+        </w:rPr>
+        <w:t xml:space="preserve"> rather than inventing a missing fact.</w:t>
+      </w:r>
+    </w:p>
+    <w:p>
+      <w:pPr>
+        <w:pStyle w:val="Heading3"/>
+      </w:pPr>
+      <w:r>
+        <w:t>Ranking and retrieval evaluation — W4 Apply a new case independently</w:t>
+      </w:r>
+    </w:p>
+    <w:p>
+      <w:pPr>
+        <w:spacing w:line="336" w:lineRule="auto" w:after="180"/>
+      </w:pPr>
+      <w:r>
+        <w:rPr>
+          <w:b w:val="0"/>
+        </w:rPr>
+        <w:t>Relevant set A, D, F, G; top three A, B, D. Compute precision and recall. Explain which omitted records affect recall.</w:t>
+      </w:r>
+    </w:p>
+    <w:p>
+      <w:pPr>
+        <w:spacing w:line="336" w:lineRule="auto" w:after="180"/>
+      </w:pPr>
+      <w:r>
+        <w:rPr>
+          <w:b w:val="0"/>
+        </w:rPr>
+        <w:t>Teacher explanation: Precision@3=2/3; recall@3=2/4=1/2. F and G are relevant omissions. The metric uses this judged set only.</w:t>
+      </w:r>
+    </w:p>
+    <w:p>
+      <w:pPr>
+        <w:pStyle w:val="Heading3"/>
+      </w:pPr>
+      <w:r>
+        <w:t>Ranking and retrieval evaluation — W5 Design a revealing follow-up</w:t>
+      </w:r>
+    </w:p>
+    <w:p>
+      <w:pPr>
+        <w:spacing w:line="336" w:lineRule="auto" w:after="180"/>
+      </w:pPr>
+      <w:r>
+        <w:rPr>
+          <w:b w:val="0"/>
+        </w:rPr>
+        <w:t>For the worked scenario, propose one additional case that could reveal a failure, describe its expected outcome before running it, and explain what would need to remain fixed for a fair comparison.</w:t>
+      </w:r>
+    </w:p>
+    <w:p>
+      <w:pPr>
+        <w:spacing w:line="336" w:lineRule="auto" w:after="180"/>
+      </w:pPr>
+      <w:r>
+        <w:rPr>
+          <w:b w:val="0"/>
+        </w:rPr>
+        <w:t>Do not reuse W4 as a new final test after receiving feedback.</w:t>
+      </w:r>
+    </w:p>
+    <w:p>
+      <w:pPr>
+        <w:spacing w:line="336" w:lineRule="auto" w:after="180"/>
+      </w:pPr>
+      <w:r>
+        <w:rPr>
+          <w:b w:val="0"/>
+        </w:rPr>
+        <w:t xml:space="preserve">Teacher explanation: Accept a concrete variant of the worked </w:t>
+      </w:r>
+      <w:r>
+        <w:rPr>
+          <w:b/>
+        </w:rPr>
+        <w:t>input</w:t>
+      </w:r>
+      <w:r>
+        <w:rPr>
+          <w:b w:val="0"/>
+        </w:rPr>
+        <w:t xml:space="preserve"> or a missing/conflicting/boundary condition, with an expectation derived from the declared procedure.</w:t>
+      </w:r>
+    </w:p>
+    <w:p>
+      <w:pPr>
+        <w:spacing w:line="336" w:lineRule="auto" w:after="180"/>
+      </w:pPr>
+      <w:r>
+        <w:rPr>
+          <w:b w:val="0"/>
+        </w:rPr>
+        <w:t xml:space="preserve">Require preserved settings, original </w:t>
+      </w:r>
+      <w:r>
+        <w:rPr>
+          <w:b/>
+        </w:rPr>
+        <w:t>output</w:t>
+      </w:r>
+      <w:r>
+        <w:rPr>
+          <w:b w:val="0"/>
+        </w:rPr>
+        <w:t xml:space="preserve">s and data roles. Known judgments may be incomplete; a score over one query does not establish </w:t>
+      </w:r>
+      <w:r>
+        <w:rPr>
+          <w:b/>
+        </w:rPr>
+        <w:t>coverage</w:t>
+      </w:r>
+      <w:r>
+        <w:rPr>
+          <w:b w:val="0"/>
+        </w:rPr>
+        <w:t xml:space="preserve"> over all queries.</w:t>
+      </w:r>
+    </w:p>
+    <w:p>
+      <w:pPr>
+        <w:spacing w:line="336" w:lineRule="auto" w:after="180"/>
+      </w:pPr>
+      <w:r>
+        <w:rPr>
+          <w:b w:val="0"/>
+        </w:rPr>
+        <w:t xml:space="preserve">The new case should test this particular </w:t>
+      </w:r>
+      <w:r>
+        <w:rPr>
+          <w:b/>
+        </w:rPr>
+        <w:t>mechanism</w:t>
+      </w:r>
+      <w:r>
+        <w:rPr>
+          <w:b w:val="0"/>
+        </w:rPr>
+        <w:t xml:space="preserve"> rather than merely restate the original result.</w:t>
+      </w:r>
+    </w:p>
+    <w:p>
+      <w:pPr>
+        <w:pStyle w:val="Heading2"/>
+      </w:pPr>
+      <w:r>
+        <w:t>Earlier wording, alternatives and picture transcripts · reference / check after trying</w:t>
+      </w:r>
+    </w:p>
+    <w:p>
+      <w:pPr>
+        <w:spacing w:line="336" w:lineRule="auto" w:after="180"/>
+      </w:pPr>
+      <w:r>
+        <w:rPr>
+          <w:b w:val="0"/>
+        </w:rPr>
+        <w:t>Assess and explain the answers</w:t>
+      </w:r>
+    </w:p>
+    <w:p>
+      <w:pPr>
+        <w:pStyle w:val="Heading3"/>
+      </w:pPr>
+      <w:r>
         <w:t>Worked case answer</w:t>
       </w:r>
     </w:p>
     <w:p>
       <w:pPr>
+        <w:spacing w:line="336" w:lineRule="auto" w:after="180"/>
+      </w:pPr>
+      <w:r>
+        <w:rPr>
+          <w:b w:val="0"/>
+        </w:rPr>
+        <w:t xml:space="preserve">Absent </w:t>
+      </w:r>
+      <w:r>
+        <w:rPr>
+          <w:b/>
+        </w:rPr>
+        <w:t>evidence</w:t>
+      </w:r>
+      <w:r>
+        <w:rPr>
+          <w:b w:val="0"/>
+        </w:rPr>
+        <w:t>, ambiguity and boundary handling. Add predefined fallback cases and keep final cases separate from tuning.</w:t>
+      </w:r>
+    </w:p>
+    <w:p>
+      <w:pPr>
         <w:pStyle w:val="Heading3"/>
       </w:pPr>
       <w:r>
-        <w:t>Teacher key · Worked case answer</w:t>
+        <w:t>Additional transfer practice</w:t>
       </w:r>
     </w:p>
     <w:p>
       <w:pPr>
         <w:spacing w:line="336" w:lineRule="auto" w:after="180"/>
-        <w:shd w:fill="F1F6FC"/>
-      </w:pPr>
-      <w:r>
-        <w:rPr>
-          <w:b w:val="0"/>
-        </w:rPr>
-        <w:t xml:space="preserve">Absent </w:t>
-      </w:r>
-      <w:r>
-        <w:rPr>
-          <w:b/>
-        </w:rPr>
-        <w:t>evidence</w:t>
-      </w:r>
-      <w:r>
-        <w:rPr>
-          <w:b w:val="0"/>
-        </w:rPr>
-        <w:t>, ambiguity and boundary handling. Add predefined fallback cases and keep final cases separate from tuning.</w:t>
+      </w:pPr>
+      <w:r>
+        <w:rPr>
+          <w:b w:val="0"/>
+        </w:rPr>
+        <w:t>You improve a prompt after reading every test question. Can those questions still provide an untouched final evaluation? Propose a repair.</w:t>
       </w:r>
     </w:p>
     <w:p>
@@ -4502,49 +5652,12 @@
         <w:pStyle w:val="Heading3"/>
       </w:pPr>
       <w:r>
-        <w:t>Independent question</w:t>
-      </w:r>
-    </w:p>
-    <w:p>
-      <w:pPr>
-        <w:pStyle w:val="Heading3"/>
-      </w:pPr>
-      <w:r>
-        <w:t>Independent question · withhold the key</w:t>
+        <w:t>Reasoned practice answer</w:t>
       </w:r>
     </w:p>
     <w:p>
       <w:pPr>
         <w:spacing w:line="336" w:lineRule="auto" w:after="180"/>
-        <w:shd w:fill="F5F1FB"/>
-      </w:pPr>
-      <w:r>
-        <w:rPr>
-          <w:b w:val="0"/>
-        </w:rPr>
-        <w:t>You improve a prompt after reading every test question. Can those questions still provide an untouched final evaluation? Propose a repair.</w:t>
-      </w:r>
-    </w:p>
-    <w:p>
-      <w:pPr>
-        <w:pStyle w:val="Heading3"/>
-      </w:pPr>
-      <w:r>
-        <w:t>Expected independent answer</w:t>
-      </w:r>
-    </w:p>
-    <w:p>
-      <w:pPr>
-        <w:pStyle w:val="Heading3"/>
-      </w:pPr>
-      <w:r>
-        <w:t>Teacher key · Expected independent answer</w:t>
-      </w:r>
-    </w:p>
-    <w:p>
-      <w:pPr>
-        <w:spacing w:line="336" w:lineRule="auto" w:after="180"/>
-        <w:shd w:fill="F1F6FC"/>
       </w:pPr>
       <w:r>
         <w:rPr>
@@ -4862,1606 +5975,293 @@
     </w:p>
     <w:p>
       <w:pPr>
+        <w:spacing w:line="336" w:lineRule="auto" w:after="180"/>
+      </w:pPr>
+      <w:r>
+        <w:rPr>
+          <w:b w:val="0"/>
+        </w:rPr>
+        <w:t xml:space="preserve">Add an absent fact requiring 'not enough </w:t>
+      </w:r>
+      <w:r>
+        <w:rPr>
+          <w:b/>
+        </w:rPr>
+        <w:t>evidence</w:t>
+      </w:r>
+      <w:r>
+        <w:rPr>
+          <w:b w:val="0"/>
+        </w:rPr>
+        <w:t>'; an ambiguous referent requiring clarification; and conflicting notes requiring an attributed conflict rather than an invented reconciliation.</w:t>
+      </w:r>
+    </w:p>
+    <w:p>
+      <w:pPr>
+        <w:spacing w:line="336" w:lineRule="auto" w:after="180"/>
+      </w:pPr>
+      <w:r>
+        <w:rPr>
+          <w:b w:val="0"/>
+        </w:rPr>
+        <w:t>Keep final cases separate from tuning and specify acceptable answers before runs.</w:t>
+      </w:r>
+    </w:p>
+    <w:p>
+      <w:pPr>
         <w:pStyle w:val="Heading3"/>
       </w:pPr>
       <w:r>
-        <w:t>Teacher key · Original transfer answer</w:t>
+        <w:t>Explanations for the additional workbook examples</w:t>
+      </w:r>
+    </w:p>
+    <w:p>
+      <w:pPr>
+        <w:pStyle w:val="Heading3"/>
+      </w:pPr>
+      <w:r>
+        <w:t>W1 Explain the mechanism</w:t>
+      </w:r>
+    </w:p>
+    <w:p>
+      <w:pPr>
+        <w:pStyle w:val="Heading3"/>
+      </w:pPr>
+      <w:r>
+        <w:t>W2 Trace the worked case</w:t>
+      </w:r>
+    </w:p>
+    <w:p>
+      <w:pPr>
+        <w:pStyle w:val="Heading3"/>
+      </w:pPr>
+      <w:r>
+        <w:t>W3 Audit the limit</w:t>
+      </w:r>
+    </w:p>
+    <w:p>
+      <w:pPr>
+        <w:pStyle w:val="Heading3"/>
+      </w:pPr>
+      <w:r>
+        <w:t>W4 Apply a new case independently</w:t>
       </w:r>
     </w:p>
     <w:p>
       <w:pPr>
         <w:spacing w:line="336" w:lineRule="auto" w:after="180"/>
-        <w:shd w:fill="F1F6FC"/>
-      </w:pPr>
-      <w:r>
-        <w:rPr>
-          <w:b w:val="0"/>
-        </w:rPr>
-        <w:t xml:space="preserve">Add an absent fact requiring 'not enough </w:t>
+      </w:pPr>
+      <w:r>
+        <w:rPr>
+          <w:b w:val="0"/>
+        </w:rPr>
+        <w:t>Twelve cases: eight answerable, four unanswerable. Correct answers six; appropriate abstentions two. Compute separate and combined pass rates.</w:t>
+      </w:r>
+    </w:p>
+    <w:p>
+      <w:pPr>
+        <w:spacing w:line="336" w:lineRule="auto" w:after="180"/>
+      </w:pPr>
+      <w:r>
+        <w:rPr>
+          <w:b w:val="0"/>
+        </w:rPr>
+        <w:t>Teacher explanation: 6/8=75%; 2/4=50%; combined 8/12=2/3. Do not call all twelve answer-accuracy cases.</w:t>
+      </w:r>
+    </w:p>
+    <w:p>
+      <w:pPr>
+        <w:pStyle w:val="Heading3"/>
+      </w:pPr>
+      <w:r>
+        <w:t>W5 Design a revealing follow-up</w:t>
+      </w:r>
+    </w:p>
+    <w:p>
+      <w:pPr>
+        <w:pStyle w:val="Heading3"/>
+      </w:pPr>
+      <w:r>
+        <w:t>Assess independent transfer</w:t>
+      </w:r>
+    </w:p>
+    <w:p>
+      <w:pPr>
+        <w:pStyle w:val="Heading3"/>
+      </w:pPr>
+      <w:r>
+        <w:t>Selected case answer</w:t>
+      </w:r>
+    </w:p>
+    <w:p>
+      <w:pPr>
+        <w:pStyle w:val="Heading3"/>
+      </w:pPr>
+      <w:r>
+        <w:t>Feedback that the learner uses</w:t>
+      </w:r>
+    </w:p>
+    <w:p>
+      <w:pPr>
+        <w:pStyle w:val="Heading1"/>
+      </w:pPr>
+      <w:r>
+        <w:t>06. Connect, support and return</w:t>
+      </w:r>
+    </w:p>
+    <w:p>
+      <w:r>
+        <w:t>Keep main and extension assessment evidence distinguishable.</w:t>
+      </w:r>
+    </w:p>
+    <w:p>
+      <w:pPr>
+        <w:pStyle w:val="Heading2"/>
+      </w:pPr>
+      <w:r>
+        <w:t>Project record</w:t>
+      </w:r>
+    </w:p>
+    <w:p>
+      <w:pPr>
+        <w:spacing w:line="336" w:lineRule="auto" w:after="180"/>
+      </w:pPr>
+      <w:r>
+        <w:rPr>
+          <w:b w:val="0"/>
+        </w:rPr>
+        <w:t xml:space="preserve">Keep the decision, </w:t>
       </w:r>
       <w:r>
         <w:rPr>
           <w:b/>
         </w:rPr>
+        <w:t>input</w:t>
+      </w:r>
+      <w:r>
+        <w:rPr>
+          <w:b w:val="0"/>
+        </w:rPr>
+        <w:t xml:space="preserve">, result, explanation and remaining limitation in the project </w:t>
+      </w:r>
+      <w:r>
+        <w:rPr>
+          <w:b/>
+        </w:rPr>
         <w:t>evidence</w:t>
       </w:r>
       <w:r>
         <w:rPr>
           <w:b w:val="0"/>
         </w:rPr>
-        <w:t>'; an ambiguous referent requiring clarification; and conflicting notes requiring an attributed conflict rather than an invented reconciliation.</w:t>
+        <w:t xml:space="preserve"> record. Retrieve this record next week rather than restarting the project.</w:t>
       </w:r>
     </w:p>
     <w:p>
       <w:pPr>
         <w:spacing w:line="336" w:lineRule="auto" w:after="180"/>
-        <w:shd w:fill="F1F6FC"/>
-      </w:pPr>
-      <w:r>
-        <w:rPr>
-          <w:b w:val="0"/>
-        </w:rPr>
-        <w:t>Keep final cases separate from tuning and specify acceptable answers before runs.</w:t>
-      </w:r>
-    </w:p>
-    <w:p>
-      <w:pPr>
-        <w:pStyle w:val="Heading3"/>
-      </w:pPr>
-      <w:r>
-        <w:t>Explanations for the additional workbook examples</w:t>
-      </w:r>
-    </w:p>
-    <w:p>
-      <w:pPr>
-        <w:pStyle w:val="Heading3"/>
-      </w:pPr>
-      <w:r>
-        <w:t>W1 Explain the mechanism</w:t>
-      </w:r>
-    </w:p>
-    <w:p>
-      <w:pPr>
-        <w:pStyle w:val="Heading3"/>
-      </w:pPr>
-      <w:r>
-        <w:t>Workbook question · W1</w:t>
+      </w:pPr>
+      <w:r>
+        <w:rPr>
+          <w:b w:val="0"/>
+        </w:rPr>
+        <w:t xml:space="preserve">For your Verified Study Buddy, save the </w:t>
+      </w:r>
+      <w:r>
+        <w:rPr>
+          <w:b/>
+        </w:rPr>
+        <w:t>input</w:t>
+      </w:r>
+      <w:r>
+        <w:rPr>
+          <w:b w:val="0"/>
+        </w:rPr>
+        <w:t>, procedure, observed result and limitation of this check.</w:t>
       </w:r>
     </w:p>
     <w:p>
       <w:pPr>
         <w:spacing w:line="336" w:lineRule="auto" w:after="180"/>
-        <w:shd w:fill="F5F1FB"/>
-      </w:pPr>
-      <w:r>
-        <w:rPr>
-          <w:b w:val="0"/>
-        </w:rPr>
-        <w:t xml:space="preserve">Explain the weekly </w:t>
+      </w:pPr>
+      <w:r>
+        <w:rPr>
+          <w:b w:val="0"/>
+        </w:rPr>
+        <w:t>Label this worked example as practice; use a different, previously unreviewed case when checking independent understanding.</w:t>
+      </w:r>
+    </w:p>
+    <w:p>
+      <w:pPr>
+        <w:pStyle w:val="Heading2"/>
+      </w:pPr>
+      <w:r>
+        <w:t>Main support and fresh assessment</w:t>
+      </w:r>
+    </w:p>
+    <w:p>
+      <w:pPr>
+        <w:spacing w:line="336" w:lineRule="auto" w:after="180"/>
+      </w:pPr>
+      <w:r>
+        <w:rPr>
+          <w:b w:val="0"/>
+        </w:rPr>
+        <w:t xml:space="preserve">Provide an </w:t>
       </w:r>
       <w:r>
         <w:rPr>
           <w:b/>
         </w:rPr>
+        <w:t>input</w:t>
+      </w:r>
+      <w:r>
+        <w:rPr>
+          <w:b w:val="0"/>
+        </w:rPr>
+        <w:t>/procedure/result/limit frame and a calculator when needed. Ask students to identify the first step before completing the whole trace.</w:t>
+      </w:r>
+    </w:p>
+    <w:p>
+      <w:pPr>
+        <w:spacing w:line="336" w:lineRule="auto" w:after="180"/>
+      </w:pPr>
+      <w:r>
+        <w:rPr>
+          <w:b w:val="0"/>
+        </w:rPr>
+        <w:t xml:space="preserve">Extension: compare two concrete variants of this </w:t>
+      </w:r>
+      <w:r>
+        <w:rPr>
+          <w:b/>
+        </w:rPr>
         <w:t>mechanism</w:t>
       </w:r>
       <w:r>
         <w:rPr>
           <w:b w:val="0"/>
         </w:rPr>
-        <w:t xml:space="preserve"> in your own words. Use the worked scenario to name its </w:t>
-      </w:r>
-      <w:r>
-        <w:rPr>
-          <w:b/>
-        </w:rPr>
-        <w:t>input</w:t>
-      </w:r>
-      <w:r>
-        <w:rPr>
-          <w:b w:val="0"/>
-        </w:rPr>
-        <w:t xml:space="preserve">, decision rule and </w:t>
-      </w:r>
-      <w:r>
-        <w:rPr>
-          <w:b/>
-        </w:rPr>
-        <w:t>output</w:t>
-      </w:r>
-      <w:r>
-        <w:rPr>
-          <w:b w:val="0"/>
-        </w:rPr>
-        <w:t>.</w:t>
-      </w:r>
-    </w:p>
-    <w:p>
-      <w:pPr>
-        <w:pStyle w:val="Heading3"/>
-      </w:pPr>
-      <w:r>
-        <w:t>Teacher reasoning · W1</w:t>
+        <w:t xml:space="preserve"> while holding unrelated conditions fixed; report both successful and unsuccessful outcomes.</w:t>
       </w:r>
     </w:p>
     <w:p>
       <w:pPr>
         <w:spacing w:line="336" w:lineRule="auto" w:after="180"/>
-        <w:shd w:fill="F1F6FC"/>
-      </w:pPr>
-      <w:r>
-        <w:rPr>
-          <w:b w:val="0"/>
-        </w:rPr>
-        <w:t xml:space="preserve">Teacher explanation: A system </w:t>
-      </w:r>
-      <w:r>
-        <w:rPr>
-          <w:b/>
-        </w:rPr>
-        <w:t>evaluation set</w:t>
-      </w:r>
-      <w:r>
-        <w:rPr>
-          <w:b w:val="0"/>
-        </w:rPr>
-        <w:t xml:space="preserve"> contains cases with expected behaviour and scoring rules. It should cover retrieval, support, fallback and permissions rather than only easy answerable questions.</w:t>
-      </w:r>
-    </w:p>
-    <w:p>
-      <w:pPr>
-        <w:spacing w:line="336" w:lineRule="auto" w:after="180"/>
-        <w:shd w:fill="F1F6FC"/>
-      </w:pPr>
-      <w:r>
-        <w:rPr>
-          <w:b w:val="0"/>
-        </w:rPr>
-        <w:t xml:space="preserve">Record case ID, </w:t>
-      </w:r>
-      <w:r>
-        <w:rPr>
-          <w:b/>
-        </w:rPr>
-        <w:t>evidence</w:t>
-      </w:r>
-      <w:r>
-        <w:rPr>
-          <w:b w:val="0"/>
-        </w:rPr>
-        <w:t xml:space="preserve"> version, expected claims or fallback, permitted actions and scoring rubric. Separate development from final cases. Aggregate metrics only after checking required conditions individually.</w:t>
-      </w:r>
-    </w:p>
-    <w:p>
-      <w:pPr>
-        <w:pStyle w:val="Heading3"/>
-      </w:pPr>
-      <w:r>
-        <w:t>W2 Trace the worked case</w:t>
-      </w:r>
-    </w:p>
-    <w:p>
-      <w:pPr>
-        <w:pStyle w:val="Heading3"/>
-      </w:pPr>
-      <w:r>
-        <w:t>Workbook question · W2</w:t>
-      </w:r>
-    </w:p>
-    <w:p>
-      <w:pPr>
-        <w:spacing w:line="336" w:lineRule="auto" w:after="180"/>
-        <w:shd w:fill="F5F1FB"/>
-      </w:pPr>
-      <w:r>
-        <w:rPr>
-          <w:b w:val="0"/>
-        </w:rPr>
-        <w:t>Ten cases include six answerable and four missing-</w:t>
-      </w:r>
-      <w:r>
-        <w:rPr>
-          <w:b/>
-        </w:rPr>
-        <w:t>evidence</w:t>
-      </w:r>
-      <w:r>
-        <w:rPr>
-          <w:b w:val="0"/>
-        </w:rPr>
-        <w:t xml:space="preserve"> cases. System answers five answerable correctly and abstains appropriately on three missing cases. Show the intermediate steps and give the conclusion with its scope.</w:t>
-      </w:r>
-    </w:p>
-    <w:p>
-      <w:pPr>
-        <w:pStyle w:val="Heading3"/>
-      </w:pPr>
-      <w:r>
-        <w:t>Teacher reasoning · W2</w:t>
-      </w:r>
-    </w:p>
-    <w:p>
-      <w:pPr>
-        <w:spacing w:line="336" w:lineRule="auto" w:after="180"/>
-        <w:shd w:fill="F1F6FC"/>
-      </w:pPr>
-      <w:r>
-        <w:rPr>
-          <w:b w:val="0"/>
-        </w:rPr>
-        <w:t xml:space="preserve">Teacher explanation: Answer correctness 5/6; appropriate fallback 3/4; combined </w:t>
-      </w:r>
-      <w:r>
-        <w:rPr>
-          <w:b/>
-        </w:rPr>
-        <w:t>contract pass</w:t>
-      </w:r>
-      <w:r>
-        <w:rPr>
-          <w:b w:val="0"/>
-        </w:rPr>
-        <w:t>es 8/10 if each case has one required outcome. Different denominators answer different questions.</w:t>
-      </w:r>
-    </w:p>
-    <w:p>
-      <w:pPr>
-        <w:pStyle w:val="Heading3"/>
-      </w:pPr>
-      <w:r>
-        <w:t>W3 Audit the limit</w:t>
-      </w:r>
-    </w:p>
-    <w:p>
-      <w:pPr>
-        <w:pStyle w:val="Heading3"/>
-      </w:pPr>
-      <w:r>
-        <w:t>Workbook question · W3</w:t>
-      </w:r>
-    </w:p>
-    <w:p>
-      <w:pPr>
-        <w:spacing w:line="336" w:lineRule="auto" w:after="180"/>
-        <w:shd w:fill="F5F1FB"/>
-      </w:pPr>
-      <w:r>
-        <w:rPr>
-          <w:b w:val="0"/>
-        </w:rPr>
-        <w:t xml:space="preserve">A report omits this qualification: Evaluation </w:t>
-      </w:r>
-      <w:r>
-        <w:rPr>
-          <w:b/>
-        </w:rPr>
-        <w:t>coverage</w:t>
-      </w:r>
-      <w:r>
-        <w:rPr>
-          <w:b w:val="0"/>
-        </w:rPr>
-        <w:t xml:space="preserve"> limits the claim; prompts tuned on these cases need new reserved final cases.</w:t>
-      </w:r>
-    </w:p>
-    <w:p>
-      <w:pPr>
-        <w:spacing w:line="336" w:lineRule="auto" w:after="180"/>
-        <w:shd w:fill="F5F1FB"/>
-      </w:pPr>
-      <w:r>
-        <w:rPr>
-          <w:b w:val="0"/>
-        </w:rPr>
-        <w:t>Explain how omitting it could change a reader's interpretation, and write an accurate replacement.</w:t>
-      </w:r>
-    </w:p>
-    <w:p>
-      <w:pPr>
-        <w:pStyle w:val="Heading3"/>
-      </w:pPr>
-      <w:r>
-        <w:t>Teacher reasoning · W3</w:t>
-      </w:r>
-    </w:p>
-    <w:p>
-      <w:pPr>
-        <w:spacing w:line="336" w:lineRule="auto" w:after="180"/>
-        <w:shd w:fill="F1F6FC"/>
-      </w:pPr>
-      <w:r>
-        <w:rPr>
-          <w:b w:val="0"/>
-        </w:rPr>
-        <w:t xml:space="preserve">Teacher explanation: Evaluation </w:t>
-      </w:r>
-      <w:r>
-        <w:rPr>
-          <w:b/>
-        </w:rPr>
-        <w:t>coverage</w:t>
-      </w:r>
-      <w:r>
-        <w:rPr>
-          <w:b w:val="0"/>
-        </w:rPr>
-        <w:t xml:space="preserve"> limits the claim; prompts tuned on these cases need new reserved final cases.</w:t>
-      </w:r>
-    </w:p>
-    <w:p>
-      <w:pPr>
-        <w:spacing w:line="336" w:lineRule="auto" w:after="180"/>
-        <w:shd w:fill="F1F6FC"/>
-      </w:pPr>
-      <w:r>
-        <w:rPr>
-          <w:b w:val="0"/>
-        </w:rPr>
-        <w:t xml:space="preserve">State the observed result separately from the unverified or out-of-scope claim; preserve the original </w:t>
-      </w:r>
-      <w:r>
-        <w:rPr>
-          <w:b/>
-        </w:rPr>
-        <w:t>evidence</w:t>
-      </w:r>
-      <w:r>
-        <w:rPr>
-          <w:b w:val="0"/>
-        </w:rPr>
-        <w:t xml:space="preserve"> rather than inventing a missing fact.</w:t>
-      </w:r>
-    </w:p>
-    <w:p>
-      <w:pPr>
-        <w:pStyle w:val="Heading3"/>
-      </w:pPr>
-      <w:r>
-        <w:t>W4 Apply a new case independently</w:t>
-      </w:r>
-    </w:p>
-    <w:p>
-      <w:pPr>
-        <w:pStyle w:val="Heading3"/>
-      </w:pPr>
-      <w:r>
-        <w:t>Workbook question · W4</w:t>
-      </w:r>
-    </w:p>
-    <w:p>
-      <w:pPr>
-        <w:spacing w:line="336" w:lineRule="auto" w:after="180"/>
-        <w:shd w:fill="F5F1FB"/>
-      </w:pPr>
-      <w:r>
-        <w:rPr>
-          <w:b w:val="0"/>
-        </w:rPr>
-        <w:t>Twelve cases: eight answerable, four unanswerable. Correct answers six; appropriate abstentions two. Compute separate and combined pass rates.</w:t>
-      </w:r>
-    </w:p>
-    <w:p>
-      <w:pPr>
-        <w:pStyle w:val="Heading3"/>
-      </w:pPr>
-      <w:r>
-        <w:t>Teacher reasoning · W4</w:t>
-      </w:r>
-    </w:p>
-    <w:p>
-      <w:pPr>
-        <w:spacing w:line="336" w:lineRule="auto" w:after="180"/>
-        <w:shd w:fill="F1F6FC"/>
-      </w:pPr>
-      <w:r>
-        <w:rPr>
-          <w:b w:val="0"/>
-        </w:rPr>
-        <w:t>Teacher explanation: 6/8=75%; 2/4=50%; combined 8/12=2/3. Do not call all twelve answer-accuracy cases.</w:t>
-      </w:r>
-    </w:p>
-    <w:p>
-      <w:pPr>
-        <w:pStyle w:val="Heading3"/>
-      </w:pPr>
-      <w:r>
-        <w:t>W5 Design a revealing follow-up</w:t>
-      </w:r>
-    </w:p>
-    <w:p>
-      <w:pPr>
-        <w:pStyle w:val="Heading3"/>
-      </w:pPr>
-      <w:r>
-        <w:t>Workbook question · W5</w:t>
-      </w:r>
-    </w:p>
-    <w:p>
-      <w:pPr>
-        <w:spacing w:line="336" w:lineRule="auto" w:after="180"/>
-        <w:shd w:fill="F5F1FB"/>
-      </w:pPr>
-      <w:r>
-        <w:rPr>
-          <w:b w:val="0"/>
-        </w:rPr>
-        <w:t>For the worked scenario, propose one additional case that could reveal a failure, describe its expected outcome before running it, and explain what would need to remain fixed for a fair comparison.</w:t>
-      </w:r>
-    </w:p>
-    <w:p>
-      <w:pPr>
-        <w:spacing w:line="336" w:lineRule="auto" w:after="180"/>
-        <w:shd w:fill="F5F1FB"/>
-      </w:pPr>
-      <w:r>
-        <w:rPr>
-          <w:b w:val="0"/>
-        </w:rPr>
-        <w:t>Do not reuse W4 as a new final test after receiving feedback.</w:t>
-      </w:r>
-    </w:p>
-    <w:p>
-      <w:pPr>
-        <w:pStyle w:val="Heading3"/>
-      </w:pPr>
-      <w:r>
-        <w:t>Teacher reasoning · W5</w:t>
-      </w:r>
-    </w:p>
-    <w:p>
-      <w:pPr>
-        <w:spacing w:line="336" w:lineRule="auto" w:after="180"/>
-        <w:shd w:fill="F1F6FC"/>
-      </w:pPr>
-      <w:r>
-        <w:rPr>
-          <w:b w:val="0"/>
-        </w:rPr>
-        <w:t xml:space="preserve">Teacher explanation: Accept a concrete variant of the worked </w:t>
-      </w:r>
-      <w:r>
-        <w:rPr>
-          <w:b/>
-        </w:rPr>
-        <w:t>input</w:t>
-      </w:r>
-      <w:r>
-        <w:rPr>
-          <w:b w:val="0"/>
-        </w:rPr>
-        <w:t xml:space="preserve"> or a missing/conflicting/boundary condition, with an expectation derived from the declared procedure.</w:t>
-      </w:r>
-    </w:p>
-    <w:p>
-      <w:pPr>
-        <w:spacing w:line="336" w:lineRule="auto" w:after="180"/>
-        <w:shd w:fill="F1F6FC"/>
-      </w:pPr>
-      <w:r>
-        <w:rPr>
-          <w:b w:val="0"/>
-        </w:rPr>
-        <w:t xml:space="preserve">Require preserved settings, original </w:t>
-      </w:r>
-      <w:r>
-        <w:rPr>
-          <w:b/>
-        </w:rPr>
-        <w:t>output</w:t>
-      </w:r>
-      <w:r>
-        <w:rPr>
-          <w:b w:val="0"/>
-        </w:rPr>
-        <w:t xml:space="preserve">s and data roles. Evaluation </w:t>
-      </w:r>
-      <w:r>
-        <w:rPr>
-          <w:b/>
-        </w:rPr>
-        <w:t>coverage</w:t>
-      </w:r>
-      <w:r>
-        <w:rPr>
-          <w:b w:val="0"/>
-        </w:rPr>
-        <w:t xml:space="preserve"> limits the claim; prompts tuned on these cases need new reserved final cases.</w:t>
-      </w:r>
-    </w:p>
-    <w:p>
-      <w:pPr>
-        <w:spacing w:line="336" w:lineRule="auto" w:after="180"/>
-        <w:shd w:fill="F1F6FC"/>
-      </w:pPr>
-      <w:r>
-        <w:rPr>
-          <w:b w:val="0"/>
-        </w:rPr>
-        <w:t xml:space="preserve">The new case should test this particular </w:t>
-      </w:r>
-      <w:r>
-        <w:rPr>
-          <w:b/>
-        </w:rPr>
-        <w:t>mechanism</w:t>
-      </w:r>
-      <w:r>
-        <w:rPr>
-          <w:b w:val="0"/>
-        </w:rPr>
-        <w:t xml:space="preserve"> rather than merely restate the original result.</w:t>
-      </w:r>
-    </w:p>
-    <w:p>
-      <w:pPr>
-        <w:pStyle w:val="Heading3"/>
-      </w:pPr>
-      <w:r>
-        <w:t>Ranking and retrieval evaluation — W1 Explain the mechanism</w:t>
-      </w:r>
-    </w:p>
-    <w:p>
-      <w:pPr>
-        <w:spacing w:line="336" w:lineRule="auto" w:after="180"/>
-      </w:pPr>
-      <w:r>
-        <w:rPr>
-          <w:b w:val="0"/>
-        </w:rPr>
-        <w:t xml:space="preserve">Explain the weekly </w:t>
-      </w:r>
-      <w:r>
-        <w:rPr>
-          <w:b/>
-        </w:rPr>
-        <w:t>mechanism</w:t>
-      </w:r>
-      <w:r>
-        <w:rPr>
-          <w:b w:val="0"/>
-        </w:rPr>
-        <w:t xml:space="preserve"> in your own words. Use the worked scenario to name its </w:t>
-      </w:r>
-      <w:r>
-        <w:rPr>
-          <w:b/>
-        </w:rPr>
-        <w:t>input</w:t>
-      </w:r>
-      <w:r>
-        <w:rPr>
-          <w:b w:val="0"/>
-        </w:rPr>
-        <w:t xml:space="preserve">, decision rule and </w:t>
-      </w:r>
-      <w:r>
-        <w:rPr>
-          <w:b/>
-        </w:rPr>
-        <w:t>output</w:t>
-      </w:r>
-      <w:r>
-        <w:rPr>
-          <w:b w:val="0"/>
-        </w:rPr>
-        <w:t>.</w:t>
-      </w:r>
-    </w:p>
-    <w:p>
-      <w:pPr>
-        <w:pStyle w:val="Heading3"/>
-      </w:pPr>
-      <w:r>
-        <w:t>Teacher reasoning</w:t>
-      </w:r>
-    </w:p>
-    <w:p>
-      <w:pPr>
-        <w:spacing w:line="336" w:lineRule="auto" w:after="180"/>
-        <w:shd w:fill="F1F6FC"/>
-      </w:pPr>
-      <w:r>
-        <w:rPr>
-          <w:b w:val="0"/>
-        </w:rPr>
-        <w:t xml:space="preserve">Teacher explanation: A ranking needs task-specific relevance judgments and a declared </w:t>
-      </w:r>
-      <w:r>
-        <w:rPr>
-          <w:b/>
-        </w:rPr>
-        <w:t>cutoff</w:t>
-      </w:r>
-      <w:r>
-        <w:rPr>
-          <w:b w:val="0"/>
-        </w:rPr>
-        <w:t>. Precision and recall have different denominators.</w:t>
-      </w:r>
-    </w:p>
-    <w:p>
-      <w:pPr>
-        <w:spacing w:line="336" w:lineRule="auto" w:after="180"/>
-        <w:shd w:fill="F1F6FC"/>
-      </w:pPr>
-      <w:r>
-        <w:rPr>
-          <w:b/>
-        </w:rPr>
-        <w:t>Precision at k</w:t>
-      </w:r>
-      <w:r>
-        <w:rPr>
-          <w:b w:val="0"/>
-        </w:rPr>
-        <w:t xml:space="preserve"> is relevant returned items divided by k when exactly k items are returned. </w:t>
-      </w:r>
-      <w:r>
-        <w:rPr>
-          <w:b/>
-        </w:rPr>
-        <w:t>Recall at k</w:t>
-      </w:r>
-      <w:r>
-        <w:rPr>
-          <w:b w:val="0"/>
-        </w:rPr>
-        <w:t xml:space="preserve"> is relevant returned items divided by all known relevant eligible items.</w:t>
-      </w:r>
-    </w:p>
-    <w:p>
-      <w:pPr>
-        <w:spacing w:line="336" w:lineRule="auto" w:after="180"/>
-        <w:shd w:fill="F1F6FC"/>
-      </w:pPr>
-      <w:r>
-        <w:rPr>
-          <w:b w:val="0"/>
-        </w:rPr>
-        <w:t>If the relevant set is unknown, do not invent recall.</w:t>
-      </w:r>
-    </w:p>
-    <w:p>
-      <w:pPr>
-        <w:pStyle w:val="Heading3"/>
-      </w:pPr>
-      <w:r>
-        <w:t>Ranking and retrieval evaluation — W2 Trace the worked case</w:t>
-      </w:r>
-    </w:p>
-    <w:p>
-      <w:pPr>
-        <w:spacing w:line="336" w:lineRule="auto" w:after="180"/>
-      </w:pPr>
-      <w:r>
-        <w:rPr>
-          <w:b w:val="0"/>
-        </w:rPr>
-        <w:t>Relevant documents are A, C, E. Top three results A, B, C contain two relevant items. Show the intermediate steps and give the conclusion with its scope.</w:t>
-      </w:r>
-    </w:p>
-    <w:p>
-      <w:pPr>
-        <w:pStyle w:val="Heading3"/>
-      </w:pPr>
-      <w:r>
-        <w:t>Teacher reasoning</w:t>
-      </w:r>
-    </w:p>
-    <w:p>
-      <w:pPr>
-        <w:spacing w:line="336" w:lineRule="auto" w:after="180"/>
-        <w:shd w:fill="F1F6FC"/>
-      </w:pPr>
-      <w:r>
-        <w:rPr>
-          <w:b w:val="0"/>
-        </w:rPr>
-        <w:t>Teacher explanation: Precision@3=2/3; recall@3=2/3. Duplicates should not count as distinct retrieved documents.</w:t>
-      </w:r>
-    </w:p>
-    <w:p>
-      <w:pPr>
-        <w:pStyle w:val="Heading3"/>
-      </w:pPr>
-      <w:r>
-        <w:t>Ranking and retrieval evaluation — W3 Audit the limit</w:t>
-      </w:r>
-    </w:p>
-    <w:p>
-      <w:pPr>
-        <w:spacing w:line="336" w:lineRule="auto" w:after="180"/>
-      </w:pPr>
-      <w:r>
-        <w:rPr>
-          <w:b w:val="0"/>
-        </w:rPr>
-        <w:t xml:space="preserve">A report omits this qualification: Known judgments may be incomplete; a score over one query does not establish </w:t>
-      </w:r>
-      <w:r>
-        <w:rPr>
-          <w:b/>
-        </w:rPr>
-        <w:t>coverage</w:t>
-      </w:r>
-      <w:r>
-        <w:rPr>
-          <w:b w:val="0"/>
-        </w:rPr>
-        <w:t xml:space="preserve"> over all queries.</w:t>
-      </w:r>
-    </w:p>
-    <w:p>
-      <w:pPr>
-        <w:spacing w:line="336" w:lineRule="auto" w:after="180"/>
-      </w:pPr>
-      <w:r>
-        <w:rPr>
-          <w:b w:val="0"/>
-        </w:rPr>
-        <w:t>Explain how omitting it could change a reader's interpretation, and write an accurate replacement.</w:t>
-      </w:r>
-    </w:p>
-    <w:p>
-      <w:pPr>
-        <w:pStyle w:val="Heading3"/>
-      </w:pPr>
-      <w:r>
-        <w:t>Teacher reasoning</w:t>
-      </w:r>
-    </w:p>
-    <w:p>
-      <w:pPr>
-        <w:spacing w:line="336" w:lineRule="auto" w:after="180"/>
-        <w:shd w:fill="F1F6FC"/>
-      </w:pPr>
-      <w:r>
-        <w:rPr>
-          <w:b w:val="0"/>
-        </w:rPr>
-        <w:t xml:space="preserve">Teacher explanation: Known judgments may be incomplete; a score over one query does not establish </w:t>
-      </w:r>
-      <w:r>
-        <w:rPr>
-          <w:b/>
-        </w:rPr>
-        <w:t>coverage</w:t>
-      </w:r>
-      <w:r>
-        <w:rPr>
-          <w:b w:val="0"/>
-        </w:rPr>
-        <w:t xml:space="preserve"> over all queries.</w:t>
-      </w:r>
-    </w:p>
-    <w:p>
-      <w:pPr>
-        <w:spacing w:line="336" w:lineRule="auto" w:after="180"/>
-        <w:shd w:fill="F1F6FC"/>
-      </w:pPr>
-      <w:r>
-        <w:rPr>
-          <w:b w:val="0"/>
-        </w:rPr>
-        <w:t xml:space="preserve">State the observed result separately from the unverified or out-of-scope claim; preserve the original </w:t>
-      </w:r>
-      <w:r>
-        <w:rPr>
-          <w:b/>
-        </w:rPr>
-        <w:t>evidence</w:t>
-      </w:r>
-      <w:r>
-        <w:rPr>
-          <w:b w:val="0"/>
-        </w:rPr>
-        <w:t xml:space="preserve"> rather than inventing a missing fact.</w:t>
-      </w:r>
-    </w:p>
-    <w:p>
-      <w:pPr>
-        <w:pStyle w:val="Heading3"/>
-      </w:pPr>
-      <w:r>
-        <w:t>Ranking and retrieval evaluation — W4 Apply a new case independently</w:t>
-      </w:r>
-    </w:p>
-    <w:p>
-      <w:pPr>
-        <w:spacing w:line="336" w:lineRule="auto" w:after="180"/>
-      </w:pPr>
-      <w:r>
-        <w:rPr>
-          <w:b w:val="0"/>
-        </w:rPr>
-        <w:t>Relevant set A, D, F, G; top three A, B, D. Compute precision and recall. Explain which omitted records affect recall.</w:t>
-      </w:r>
-    </w:p>
-    <w:p>
-      <w:pPr>
-        <w:pStyle w:val="Heading3"/>
-      </w:pPr>
-      <w:r>
-        <w:t>Teacher reasoning</w:t>
-      </w:r>
-    </w:p>
-    <w:p>
-      <w:pPr>
-        <w:spacing w:line="336" w:lineRule="auto" w:after="180"/>
-        <w:shd w:fill="F1F6FC"/>
-      </w:pPr>
-      <w:r>
-        <w:rPr>
-          <w:b w:val="0"/>
-        </w:rPr>
-        <w:t>Teacher explanation: Precision@3=2/3; recall@3=2/4=1/2. F and G are relevant omissions. The metric uses this judged set only.</w:t>
-      </w:r>
-    </w:p>
-    <w:p>
-      <w:pPr>
-        <w:pStyle w:val="Heading3"/>
-      </w:pPr>
-      <w:r>
-        <w:t>Ranking and retrieval evaluation — W5 Design a revealing follow-up</w:t>
-      </w:r>
-    </w:p>
-    <w:p>
-      <w:pPr>
-        <w:spacing w:line="336" w:lineRule="auto" w:after="180"/>
-      </w:pPr>
-      <w:r>
-        <w:rPr>
-          <w:b w:val="0"/>
-        </w:rPr>
-        <w:t>For the worked scenario, propose one additional case that could reveal a failure, describe its expected outcome before running it, and explain what would need to remain fixed for a fair comparison.</w:t>
-      </w:r>
-    </w:p>
-    <w:p>
-      <w:pPr>
-        <w:spacing w:line="336" w:lineRule="auto" w:after="180"/>
-      </w:pPr>
-      <w:r>
-        <w:rPr>
-          <w:b w:val="0"/>
-        </w:rPr>
-        <w:t>Do not reuse W4 as a new final test after receiving feedback.</w:t>
-      </w:r>
-    </w:p>
-    <w:p>
-      <w:pPr>
-        <w:pStyle w:val="Heading3"/>
-      </w:pPr>
-      <w:r>
-        <w:t>Teacher reasoning</w:t>
-      </w:r>
-    </w:p>
-    <w:p>
-      <w:pPr>
-        <w:spacing w:line="336" w:lineRule="auto" w:after="180"/>
-        <w:shd w:fill="F1F6FC"/>
-      </w:pPr>
-      <w:r>
-        <w:rPr>
-          <w:b w:val="0"/>
-        </w:rPr>
-        <w:t xml:space="preserve">Teacher explanation: Accept a concrete variant of the worked </w:t>
-      </w:r>
-      <w:r>
-        <w:rPr>
-          <w:b/>
-        </w:rPr>
-        <w:t>input</w:t>
-      </w:r>
-      <w:r>
-        <w:rPr>
-          <w:b w:val="0"/>
-        </w:rPr>
-        <w:t xml:space="preserve"> or a missing/conflicting/boundary condition, with an expectation derived from the declared procedure.</w:t>
-      </w:r>
-    </w:p>
-    <w:p>
-      <w:pPr>
-        <w:spacing w:line="336" w:lineRule="auto" w:after="180"/>
-        <w:shd w:fill="F1F6FC"/>
-      </w:pPr>
-      <w:r>
-        <w:rPr>
-          <w:b w:val="0"/>
-        </w:rPr>
-        <w:t xml:space="preserve">Require preserved settings, original </w:t>
-      </w:r>
-      <w:r>
-        <w:rPr>
-          <w:b/>
-        </w:rPr>
-        <w:t>output</w:t>
-      </w:r>
-      <w:r>
-        <w:rPr>
-          <w:b w:val="0"/>
-        </w:rPr>
-        <w:t xml:space="preserve">s and data roles. Known judgments may be incomplete; a score over one query does not establish </w:t>
-      </w:r>
-      <w:r>
-        <w:rPr>
-          <w:b/>
-        </w:rPr>
-        <w:t>coverage</w:t>
-      </w:r>
-      <w:r>
-        <w:rPr>
-          <w:b w:val="0"/>
-        </w:rPr>
-        <w:t xml:space="preserve"> over all queries.</w:t>
-      </w:r>
-    </w:p>
-    <w:p>
-      <w:pPr>
-        <w:spacing w:line="336" w:lineRule="auto" w:after="180"/>
-        <w:shd w:fill="F1F6FC"/>
-      </w:pPr>
-      <w:r>
-        <w:rPr>
-          <w:b w:val="0"/>
-        </w:rPr>
-        <w:t xml:space="preserve">The new case should test this particular </w:t>
-      </w:r>
-      <w:r>
-        <w:rPr>
-          <w:b/>
-        </w:rPr>
-        <w:t>mechanism</w:t>
-      </w:r>
-      <w:r>
-        <w:rPr>
-          <w:b w:val="0"/>
-        </w:rPr>
-        <w:t xml:space="preserve"> rather than merely restate the original result.</w:t>
-      </w:r>
-    </w:p>
-    <w:p>
-      <w:pPr>
-        <w:pStyle w:val="Heading3"/>
-      </w:pPr>
-      <w:r>
-        <w:t>Assess independent transfer</w:t>
-      </w:r>
-    </w:p>
-    <w:p>
-      <w:pPr>
-        <w:pStyle w:val="Heading3"/>
-      </w:pPr>
-      <w:r>
-        <w:t>Independent question · withhold the key</w:t>
-      </w:r>
-    </w:p>
-    <w:p>
-      <w:pPr>
-        <w:spacing w:line="336" w:lineRule="auto" w:after="180"/>
-        <w:shd w:fill="F5F1FB"/>
-      </w:pPr>
-      <w:r>
-        <w:rPr>
-          <w:b w:val="0"/>
-        </w:rPr>
-        <w:t>Selected case: Approved notes: Robotics Tuesday Room2; Art Wednesday Room5. Requests: “Where does the club meet?” and “Who leads drama?” An unversioned added note says Robotics Room3. Design checks and safe responses.</w:t>
-      </w:r>
-    </w:p>
-    <w:p>
-      <w:pPr>
-        <w:pStyle w:val="Heading3"/>
-      </w:pPr>
-      <w:r>
-        <w:t>Selected case answer</w:t>
-      </w:r>
-    </w:p>
-    <w:p>
-      <w:pPr>
-        <w:pStyle w:val="Heading3"/>
-      </w:pPr>
-      <w:r>
-        <w:t>Teacher key · Selected case answer</w:t>
-      </w:r>
-    </w:p>
-    <w:p>
-      <w:pPr>
-        <w:spacing w:line="336" w:lineRule="auto" w:after="180"/>
-        <w:shd w:fill="F1F6FC"/>
-      </w:pPr>
-      <w:r>
-        <w:rPr>
-          <w:b w:val="0"/>
-        </w:rPr>
-        <w:t>Clarify which club for the ambiguous request; the leader is absent, so abstain or request a source. Flag the conflicting Robotics room and resolve source authority/version before answering it.</w:t>
-      </w:r>
-    </w:p>
-    <w:p>
-      <w:pPr>
-        <w:spacing w:line="336" w:lineRule="auto" w:after="180"/>
-        <w:shd w:fill="F1F6FC"/>
-      </w:pPr>
-      <w:r>
-        <w:rPr>
-          <w:b w:val="0"/>
-        </w:rPr>
-        <w:t>Include ambiguity, absent facts and conflicts in evaluation; easy answered cases alone do not establish robustness.</w:t>
-      </w:r>
-    </w:p>
-    <w:tbl>
-      <w:tblPr>
-        <w:tblStyle w:val="LightShading-Accent1"/>
-        <w:tblW w:type="auto" w:w="0"/>
-        <w:tblLook w:firstColumn="1" w:firstRow="1" w:lastColumn="0" w:lastRow="0" w:noHBand="0" w:noVBand="1" w:val="04A0"/>
-      </w:tblPr>
-      <w:tblGrid>
-        <w:gridCol w:w="5112"/>
-        <w:gridCol w:w="5112"/>
-      </w:tblGrid>
-      <w:tr>
-        <w:trPr>
-          <w:tblHeader/>
-        </w:trPr>
-        <w:tc>
-          <w:tcPr>
-            <w:tcW w:type="dxa" w:w="5112"/>
-          </w:tcPr>
-          <w:p>
-            <w:r>
-              <w:t>Dimension</w:t>
-            </w:r>
-          </w:p>
-        </w:tc>
-        <w:tc>
-          <w:tcPr>
-            <w:tcW w:type="dxa" w:w="5112"/>
-          </w:tcPr>
-          <w:p>
-            <w:r>
-              <w:t>Evidence required</w:t>
-            </w:r>
-          </w:p>
-        </w:tc>
-      </w:tr>
-      <w:tr>
-        <w:tc>
-          <w:tcPr>
-            <w:tcW w:type="dxa" w:w="5112"/>
-          </w:tcPr>
-          <w:p>
-            <w:r>
-              <w:t>Explanation</w:t>
-            </w:r>
-          </w:p>
-        </w:tc>
-        <w:tc>
-          <w:tcPr>
-            <w:tcW w:type="dxa" w:w="5112"/>
-          </w:tcPr>
-          <w:p>
-            <w:r>
-              <w:t>Names the applicable idea or procedure and ties it to the supplied facts.</w:t>
-            </w:r>
-          </w:p>
-        </w:tc>
-      </w:tr>
-      <w:tr>
-        <w:tc>
-          <w:tcPr>
-            <w:tcW w:type="dxa" w:w="5112"/>
-          </w:tcPr>
-          <w:p>
-            <w:r>
-              <w:t>Trace and result</w:t>
-            </w:r>
-          </w:p>
-        </w:tc>
-        <w:tc>
-          <w:tcPr>
-            <w:tcW w:type="dxa" w:w="5112"/>
-          </w:tcPr>
-          <w:p>
-            <w:r>
-              <w:t>Preserves the given inputs and shows the relevant intermediate steps; distinguishes a prediction from an observed execution.</w:t>
-            </w:r>
-          </w:p>
-        </w:tc>
-      </w:tr>
-      <w:tr>
-        <w:tc>
-          <w:tcPr>
-            <w:tcW w:type="dxa" w:w="5112"/>
-          </w:tcPr>
-          <w:p>
-            <w:r>
-              <w:t>Limits</w:t>
-            </w:r>
-          </w:p>
-        </w:tc>
-        <w:tc>
-          <w:tcPr>
-            <w:tcW w:type="dxa" w:w="5112"/>
-          </w:tcPr>
-          <w:p>
-            <w:r>
-              <w:t>States the assumptions, missing evidence or conditions under which the result would change.</w:t>
-            </w:r>
-          </w:p>
-        </w:tc>
-      </w:tr>
-    </w:tbl>
-    <w:p>
-      <w:pPr>
-        <w:pStyle w:val="Heading3"/>
-      </w:pPr>
-      <w:r>
-        <w:t>Teacher key · Selected case answer</w:t>
-      </w:r>
-    </w:p>
-    <w:p>
-      <w:pPr>
-        <w:spacing w:line="336" w:lineRule="auto" w:after="180"/>
-        <w:shd w:fill="F1F6FC"/>
-      </w:pPr>
-      <w:r>
-        <w:rPr>
-          <w:b w:val="0"/>
-        </w:rPr>
-        <w:t>Record each dimension as not yet, with support, or independent. Accept a valid alternative procedure with a defensible trace.</w:t>
-      </w:r>
-    </w:p>
-    <w:p>
-      <w:pPr>
-        <w:spacing w:line="336" w:lineRule="auto" w:after="180"/>
-        <w:shd w:fill="F1F6FC"/>
-      </w:pPr>
-      <w:r>
-        <w:rPr>
-          <w:b w:val="0"/>
-        </w:rPr>
-        <w:t xml:space="preserve">Do not penalise an honestly recorded model failure if the learner correctly explains its </w:t>
-      </w:r>
-      <w:r>
-        <w:rPr>
-          <w:b/>
-        </w:rPr>
-        <w:t>evidence</w:t>
-      </w:r>
-      <w:r>
-        <w:rPr>
-          <w:b w:val="0"/>
-        </w:rPr>
-        <w:t xml:space="preserve"> and limits.</w:t>
-      </w:r>
-    </w:p>
-    <w:p>
-      <w:pPr>
-        <w:pStyle w:val="Heading3"/>
-      </w:pPr>
-      <w:r>
-        <w:t>Feedback that the learner uses</w:t>
-      </w:r>
-    </w:p>
-    <w:p>
-      <w:pPr>
-        <w:spacing w:line="336" w:lineRule="auto" w:after="180"/>
-      </w:pPr>
-      <w:r>
-        <w:rPr>
-          <w:b w:val="0"/>
-        </w:rPr>
-        <w:t>Name the earliest unsupported step and give one action to repair it. Have the learner make that repair now and explain why. Then assess the relevant skill on a fresh, fully specified case.</w:t>
-      </w:r>
-    </w:p>
-    <w:p>
-      <w:pPr>
-        <w:spacing w:line="336" w:lineRule="auto" w:after="180"/>
-      </w:pPr>
-      <w:r>
-        <w:rPr>
-          <w:b w:val="0"/>
-        </w:rPr>
-        <w:t>Confirm it was not previously practised with feedback; solve and check the new case before assigning it. A follow-up design prompt is a starting brief, not automatically an equivalent test.</w:t>
-      </w:r>
-    </w:p>
-    <w:p>
-      <w:pPr>
-        <w:pStyle w:val="Heading1"/>
-      </w:pPr>
-      <w:r>
-        <w:t>06. Connect and extend learning</w:t>
-      </w:r>
-    </w:p>
-    <w:p>
-      <w:r>
-        <w:t>Connect Evaluation Sets to Verified Study Buddy, adapt support and plan a later changed-case check.</w:t>
-      </w:r>
-    </w:p>
-    <w:p>
-      <w:pPr>
-        <w:pStyle w:val="Heading3"/>
-      </w:pPr>
-      <w:r>
-        <w:t>Verified Study Buddy</w:t>
-      </w:r>
-    </w:p>
-    <w:p>
-      <w:pPr>
-        <w:spacing w:line="336" w:lineRule="auto" w:after="180"/>
-      </w:pPr>
-      <w:r>
-        <w:rPr>
-          <w:b w:val="0"/>
-        </w:rPr>
-        <w:t>Maintain a balanced eval set covering utility, grounding, format, privacy, and safety.</w:t>
-      </w:r>
-    </w:p>
-    <w:p>
-      <w:pPr>
-        <w:spacing w:line="336" w:lineRule="auto" w:after="180"/>
-      </w:pPr>
-      <w:r>
-        <w:rPr>
-          <w:b w:val="0"/>
-        </w:rPr>
-        <w:t xml:space="preserve">Keep the decision, </w:t>
-      </w:r>
-      <w:r>
-        <w:rPr>
-          <w:b/>
-        </w:rPr>
-        <w:t>input</w:t>
-      </w:r>
-      <w:r>
-        <w:rPr>
-          <w:b w:val="0"/>
-        </w:rPr>
-        <w:t xml:space="preserve">, result, explanation and remaining limitation in the project </w:t>
-      </w:r>
-      <w:r>
-        <w:rPr>
-          <w:b/>
-        </w:rPr>
-        <w:t>evidence</w:t>
-      </w:r>
-      <w:r>
-        <w:rPr>
-          <w:b w:val="0"/>
-        </w:rPr>
-        <w:t xml:space="preserve"> record. Retrieve this record next week rather than restarting the project.</w:t>
-      </w:r>
-    </w:p>
-    <w:p>
-      <w:pPr>
-        <w:pStyle w:val="Heading3"/>
-      </w:pPr>
-      <w:r>
-        <w:t>Support and stretch</w:t>
-      </w:r>
-    </w:p>
-    <w:p>
-      <w:pPr>
-        <w:spacing w:line="336" w:lineRule="auto" w:after="180"/>
-      </w:pPr>
-      <w:r>
-        <w:rPr>
-          <w:b w:val="0"/>
-        </w:rPr>
-        <w:t xml:space="preserve">Provide one short approved passage; separate instruction, </w:t>
-      </w:r>
-      <w:r>
-        <w:rPr>
-          <w:b/>
-        </w:rPr>
-        <w:t>input</w:t>
-      </w:r>
-      <w:r>
-        <w:rPr>
-          <w:b w:val="0"/>
-        </w:rPr>
-        <w:t xml:space="preserve">, </w:t>
-      </w:r>
-      <w:r>
-        <w:rPr>
-          <w:b/>
-        </w:rPr>
-        <w:t>output</w:t>
-      </w:r>
-      <w:r>
-        <w:rPr>
-          <w:b w:val="0"/>
-        </w:rPr>
-        <w:t xml:space="preserve"> and </w:t>
-      </w:r>
-      <w:r>
-        <w:rPr>
-          <w:b/>
-        </w:rPr>
-        <w:t>evidence</w:t>
-      </w:r>
-      <w:r>
-        <w:rPr>
-          <w:b w:val="0"/>
-        </w:rPr>
-        <w:t>. Stretch: introduce an unsupported claim or conflicting source and validate claim by claim with a fallback.</w:t>
-      </w:r>
-    </w:p>
-    <w:p>
-      <w:pPr>
-        <w:pStyle w:val="Heading3"/>
-      </w:pPr>
-      <w:r>
-        <w:t>Exit reflection</w:t>
-      </w:r>
-    </w:p>
-    <w:p>
-      <w:pPr>
-        <w:spacing w:line="336" w:lineRule="auto" w:after="180"/>
-      </w:pPr>
-      <w:r>
-        <w:rPr>
-          <w:b w:val="0"/>
-        </w:rPr>
-        <w:t xml:space="preserve">Ask for one decision the learner can now justify and one situation requiring more </w:t>
-      </w:r>
-      <w:r>
-        <w:rPr>
-          <w:b/>
-        </w:rPr>
-        <w:t>evidence</w:t>
-      </w:r>
-      <w:r>
-        <w:rPr>
-          <w:b w:val="0"/>
-        </w:rPr>
-        <w:t xml:space="preserve"> or human review. Confidence ratings are separate from correct independent performance.</w:t>
-      </w:r>
-    </w:p>
-    <w:p>
-      <w:pPr>
-        <w:pStyle w:val="Heading3"/>
-      </w:pPr>
-      <w:r>
-        <w:t>Bridge to the next week</w:t>
-      </w:r>
-    </w:p>
-    <w:p>
-      <w:pPr>
-        <w:spacing w:line="336" w:lineRule="auto" w:after="180"/>
-      </w:pPr>
-      <w:r>
-        <w:rPr>
-          <w:b w:val="0"/>
-        </w:rPr>
-        <w:t xml:space="preserve">Next: Week 27: Red-Team the Product. Retrieve today’s </w:t>
-      </w:r>
-      <w:r>
-        <w:rPr>
-          <w:b/>
-        </w:rPr>
-        <w:t>evidence</w:t>
-      </w:r>
-      <w:r>
-        <w:rPr>
-          <w:b w:val="0"/>
-        </w:rPr>
-        <w:t xml:space="preserve"> and identify what carries forward and what is new.</w:t>
-      </w:r>
-    </w:p>
-    <w:p>
-      <w:pPr>
-        <w:pStyle w:val="Heading3"/>
-      </w:pPr>
-      <w:r>
-        <w:t>Support and fresh reassessment</w:t>
-      </w:r>
-    </w:p>
-    <w:p>
-      <w:pPr>
-        <w:spacing w:line="336" w:lineRule="auto" w:after="180"/>
-      </w:pPr>
-      <w:r>
-        <w:rPr>
-          <w:b w:val="0"/>
-        </w:rPr>
-        <w:t xml:space="preserve">Provide an </w:t>
-      </w:r>
-      <w:r>
-        <w:rPr>
-          <w:b/>
-        </w:rPr>
-        <w:t>input</w:t>
-      </w:r>
-      <w:r>
-        <w:rPr>
-          <w:b w:val="0"/>
-        </w:rPr>
-        <w:t>/procedure/result/limit frame and a calculator when needed. Ask students to identify the first step before completing the whole trace.</w:t>
-      </w:r>
-    </w:p>
-    <w:p>
-      <w:pPr>
-        <w:spacing w:line="336" w:lineRule="auto" w:after="180"/>
-      </w:pPr>
-      <w:r>
-        <w:rPr>
-          <w:b w:val="0"/>
-        </w:rPr>
-        <w:t xml:space="preserve">Extension: compare two concrete variants of this </w:t>
-      </w:r>
-      <w:r>
-        <w:rPr>
-          <w:b/>
-        </w:rPr>
-        <w:t>mechanism</w:t>
-      </w:r>
-      <w:r>
-        <w:rPr>
-          <w:b w:val="0"/>
-        </w:rPr>
-        <w:t xml:space="preserve"> while holding unrelated conditions fixed; report both successful and unsuccessful outcomes.</w:t>
-      </w:r>
-    </w:p>
-    <w:p>
-      <w:pPr>
-        <w:spacing w:line="336" w:lineRule="auto" w:after="180"/>
-      </w:pPr>
-      <w:r>
-        <w:rPr>
-          <w:b w:val="0"/>
-        </w:rPr>
-        <w:t>W4: 6/8=75%; 2/4=50%; combined 8/12=2/3. Do not call all twelve answer-accuracy cases. Require intermediate reasoning and the stated scope.</w:t>
-      </w:r>
-    </w:p>
-    <w:p>
-      <w:pPr>
-        <w:spacing w:line="336" w:lineRule="auto" w:after="180"/>
-      </w:pPr>
-      <w:r>
-        <w:rPr>
-          <w:b w:val="0"/>
-        </w:rPr>
-        <w:t>Fresh retry: Five answerable and five unanswerable; four correct answers and four appropriate fallbacks. Expected reasoning: 4/5=</w:t>
-      </w:r>
-      <w:r>
-        <w:rPr>
-          <w:b/>
-        </w:rPr>
-        <w:t>80%</w:t>
-      </w:r>
-      <w:r>
-        <w:rPr>
-          <w:b w:val="0"/>
-        </w:rPr>
-        <w:t xml:space="preserve"> in each category; combined 8/10. Preserve individual failures and permission checks.</w:t>
-      </w:r>
-    </w:p>
-    <w:p>
-      <w:pPr>
-        <w:spacing w:line="336" w:lineRule="auto" w:after="180"/>
-      </w:pPr>
-      <w:r>
-        <w:rPr>
-          <w:b w:val="0"/>
-        </w:rPr>
-        <w:t>If students need support, record it and reassess with another new case rather than awarding independence to a copied answer.</w:t>
-      </w:r>
-    </w:p>
-    <w:p>
-      <w:pPr>
-        <w:spacing w:line="336" w:lineRule="auto" w:after="180"/>
-      </w:pPr>
-      <w:r>
-        <w:rPr>
-          <w:b w:val="0"/>
-        </w:rPr>
-        <w:t xml:space="preserve">Next connection: Capstone requirements and corpus. Preserve the current case record and retrieve its </w:t>
-      </w:r>
-      <w:r>
-        <w:rPr>
-          <w:b/>
-        </w:rPr>
-        <w:t>evidence</w:t>
-      </w:r>
-      <w:r>
-        <w:rPr>
-          <w:b w:val="0"/>
-        </w:rPr>
-        <w:t xml:space="preserve"> boundary before moving on.</w:t>
-      </w:r>
-    </w:p>
-    <w:p>
-      <w:pPr>
-        <w:pStyle w:val="Heading3"/>
-      </w:pPr>
-      <w:r>
-        <w:t>Readiness and reassessment for Ranking and retrieval evaluation</w:t>
-      </w:r>
-    </w:p>
-    <w:p>
-      <w:pPr>
-        <w:spacing w:line="336" w:lineRule="auto" w:after="180"/>
-      </w:pPr>
-      <w:r>
-        <w:rPr>
-          <w:b w:val="0"/>
-        </w:rPr>
-        <w:t xml:space="preserve">Provide an </w:t>
-      </w:r>
-      <w:r>
-        <w:rPr>
-          <w:b/>
-        </w:rPr>
-        <w:t>input</w:t>
-      </w:r>
-      <w:r>
-        <w:rPr>
-          <w:b w:val="0"/>
-        </w:rPr>
-        <w:t>/procedure/result/limit frame and a calculator when needed. Ask students to identify the first step before completing the whole trace.</w:t>
-      </w:r>
-    </w:p>
-    <w:p>
-      <w:pPr>
-        <w:spacing w:line="336" w:lineRule="auto" w:after="180"/>
-      </w:pPr>
-      <w:r>
-        <w:rPr>
-          <w:b w:val="0"/>
-        </w:rPr>
-        <w:t xml:space="preserve">Extension: compare two concrete variants of this </w:t>
-      </w:r>
-      <w:r>
-        <w:rPr>
-          <w:b/>
-        </w:rPr>
-        <w:t>mechanism</w:t>
-      </w:r>
-      <w:r>
-        <w:rPr>
-          <w:b w:val="0"/>
-        </w:rPr>
-        <w:t xml:space="preserve"> while holding unrelated conditions fixed; report both successful and unsuccessful outcomes.</w:t>
-      </w:r>
-    </w:p>
-    <w:p>
-      <w:pPr>
-        <w:spacing w:line="336" w:lineRule="auto" w:after="180"/>
-      </w:pPr>
-      <w:r>
-        <w:rPr>
-          <w:b w:val="0"/>
-        </w:rPr>
-        <w:t>W4: Precision@3=2/3; recall@3=2/4=1/2. F and G are relevant omissions. The metric uses this judged set only. Require intermediate reasoning and the stated scope. Fresh retry: Relevant set B, E; top four A, B, C, D.</w:t>
-      </w:r>
-    </w:p>
-    <w:p>
-      <w:pPr>
-        <w:spacing w:line="336" w:lineRule="auto" w:after="180"/>
-      </w:pPr>
-      <w:r>
-        <w:rPr>
-          <w:b w:val="0"/>
-        </w:rPr>
-        <w:t>Expected reasoning: Precision@4=1/4; recall@4=1/2. If no relevant items exist, report recall denominator zero under an explicit policy.</w:t>
-      </w:r>
-    </w:p>
-    <w:p>
-      <w:pPr>
-        <w:spacing w:line="336" w:lineRule="auto" w:after="180"/>
-      </w:pPr>
-      <w:r>
-        <w:rPr>
-          <w:b w:val="0"/>
-        </w:rPr>
-        <w:t>If students need support, record it and reassess with another new case rather than awarding independence to a copied answer.</w:t>
-      </w:r>
-    </w:p>
-    <w:p>
-      <w:pPr>
-        <w:pStyle w:val="Heading3"/>
-      </w:pPr>
-      <w:r>
-        <w:t>Plan the delayed return</w:t>
+      </w:pPr>
+      <w:r>
+        <w:rPr>
+          <w:b w:val="0"/>
+        </w:rPr>
+        <w:t>Selected independent task: ask which club for the ambiguous request; drama leader is absent, so request a source or state unavailable. Preserve Robotics Room 2/Room 3 conflict and ask for version/authority before an unconditional room answer. Design expected checks, not fabricated observed outcomes. Fresh retry: two club names, absent coach record and conflicting unversioned venue notes; require clarification, explicit missing evidence and unresolved authority. Earlier twelve-case rates remain additional practice.</w:t>
+      </w:r>
+    </w:p>
+    <w:p>
+      <w:pPr>
+        <w:pStyle w:val="Heading2"/>
+      </w:pPr>
+      <w:r>
+        <w:t>Delayed return</w:t>
       </w:r>
     </w:p>
     <w:p>
@@ -6678,71 +6478,329 @@
     </w:p>
     <w:p>
       <w:pPr>
+        <w:pStyle w:val="Heading2"/>
+      </w:pPr>
+      <w:r>
+        <w:t>Bridge to next week</w:t>
+      </w:r>
+    </w:p>
+    <w:p>
+      <w:pPr>
+        <w:spacing w:line="336" w:lineRule="auto" w:after="180"/>
+      </w:pPr>
+      <w:r>
+        <w:rPr>
+          <w:b w:val="0"/>
+        </w:rPr>
+        <w:t xml:space="preserve">Ask for one decision the learner can now justify and one situation requiring more </w:t>
+      </w:r>
+      <w:r>
+        <w:rPr>
+          <w:b/>
+        </w:rPr>
+        <w:t>evidence</w:t>
+      </w:r>
+      <w:r>
+        <w:rPr>
+          <w:b w:val="0"/>
+        </w:rPr>
+        <w:t xml:space="preserve"> or human review. Confidence ratings are separate from correct independent performance.</w:t>
+      </w:r>
+    </w:p>
+    <w:p>
+      <w:pPr>
+        <w:spacing w:line="336" w:lineRule="auto" w:after="180"/>
+      </w:pPr>
+      <w:r>
+        <w:rPr>
+          <w:b w:val="0"/>
+        </w:rPr>
+        <w:t xml:space="preserve">Next: Week 27: Red-Team the Product. Retrieve today’s </w:t>
+      </w:r>
+      <w:r>
+        <w:rPr>
+          <w:b/>
+        </w:rPr>
+        <w:t>evidence</w:t>
+      </w:r>
+      <w:r>
+        <w:rPr>
+          <w:b w:val="0"/>
+        </w:rPr>
+        <w:t xml:space="preserve"> and identify what carries forward and what is new.</w:t>
+      </w:r>
+    </w:p>
+    <w:p>
+      <w:pPr>
+        <w:spacing w:line="336" w:lineRule="auto" w:after="180"/>
+      </w:pPr>
+      <w:r>
+        <w:rPr>
+          <w:b w:val="0"/>
+        </w:rPr>
+        <w:t>Next is Week 27: Red Team the Product. Carry forward frozen expectations, case-level failures and untested risk categories when constructing adversarial tests.</w:t>
+      </w:r>
+    </w:p>
+    <w:p>
+      <w:pPr>
+        <w:pStyle w:val="Heading2"/>
+      </w:pPr>
+      <w:r>
+        <w:t>Extension support and reassessment · reference / check after trying</w:t>
+      </w:r>
+    </w:p>
+    <w:p>
+      <w:pPr>
+        <w:spacing w:line="336" w:lineRule="auto" w:after="180"/>
+      </w:pPr>
+      <w:r>
+        <w:rPr>
+          <w:b w:val="0"/>
+        </w:rPr>
+        <w:t xml:space="preserve">Provide an </w:t>
+      </w:r>
+      <w:r>
+        <w:rPr>
+          <w:b/>
+        </w:rPr>
+        <w:t>input</w:t>
+      </w:r>
+      <w:r>
+        <w:rPr>
+          <w:b w:val="0"/>
+        </w:rPr>
+        <w:t>/procedure/result/limit frame and a calculator when needed. Ask students to identify the first step before completing the whole trace.</w:t>
+      </w:r>
+    </w:p>
+    <w:p>
+      <w:pPr>
+        <w:spacing w:line="336" w:lineRule="auto" w:after="180"/>
+      </w:pPr>
+      <w:r>
+        <w:rPr>
+          <w:b w:val="0"/>
+        </w:rPr>
+        <w:t xml:space="preserve">Extension: compare two concrete variants of this </w:t>
+      </w:r>
+      <w:r>
+        <w:rPr>
+          <w:b/>
+        </w:rPr>
+        <w:t>mechanism</w:t>
+      </w:r>
+      <w:r>
+        <w:rPr>
+          <w:b w:val="0"/>
+        </w:rPr>
+        <w:t xml:space="preserve"> while holding unrelated conditions fixed; report both successful and unsuccessful outcomes.</w:t>
+      </w:r>
+    </w:p>
+    <w:p>
+      <w:pPr>
+        <w:spacing w:line="336" w:lineRule="auto" w:after="180"/>
+      </w:pPr>
+      <w:r>
+        <w:rPr>
+          <w:b w:val="0"/>
+        </w:rPr>
+        <w:t>W4: Precision@3=2/3; recall@3=2/4=1/2. F and G are relevant omissions. The metric uses this judged set only. Require intermediate reasoning and the stated scope. Fresh retry: Relevant set B, E; top four A, B, C, D.</w:t>
+      </w:r>
+    </w:p>
+    <w:p>
+      <w:pPr>
+        <w:spacing w:line="336" w:lineRule="auto" w:after="180"/>
+      </w:pPr>
+      <w:r>
+        <w:rPr>
+          <w:b w:val="0"/>
+        </w:rPr>
+        <w:t>Expected reasoning: Precision@4=1/4; recall@4=1/2. If no relevant items exist, report recall denominator zero under an explicit policy.</w:t>
+      </w:r>
+    </w:p>
+    <w:p>
+      <w:pPr>
+        <w:spacing w:line="336" w:lineRule="auto" w:after="180"/>
+      </w:pPr>
+      <w:r>
+        <w:rPr>
+          <w:b w:val="0"/>
+        </w:rPr>
+        <w:t>If students need support, record it and reassess with another new case rather than awarding independence to a copied answer.</w:t>
+      </w:r>
+    </w:p>
+    <w:p>
+      <w:pPr>
+        <w:pStyle w:val="Heading2"/>
+      </w:pPr>
+      <w:r>
+        <w:t>Earlier wording, alternatives and picture transcripts · reference / check after trying</w:t>
+      </w:r>
+    </w:p>
+    <w:p>
+      <w:pPr>
+        <w:spacing w:line="336" w:lineRule="auto" w:after="180"/>
+      </w:pPr>
+      <w:r>
+        <w:rPr>
+          <w:b w:val="0"/>
+        </w:rPr>
+        <w:t>Connect and extend learning</w:t>
+      </w:r>
+    </w:p>
+    <w:p>
+      <w:pPr>
         <w:pStyle w:val="Heading3"/>
       </w:pPr>
       <w:r>
+        <w:t>Verified Study Buddy</w:t>
+      </w:r>
+    </w:p>
+    <w:p>
+      <w:pPr>
+        <w:spacing w:line="336" w:lineRule="auto" w:after="180"/>
+      </w:pPr>
+      <w:r>
+        <w:rPr>
+          <w:b w:val="0"/>
+        </w:rPr>
+        <w:t>Maintain a balanced eval set covering utility, grounding, format, privacy, and safety.</w:t>
+      </w:r>
+    </w:p>
+    <w:p>
+      <w:pPr>
+        <w:pStyle w:val="Heading3"/>
+      </w:pPr>
+      <w:r>
+        <w:t>Support and stretch</w:t>
+      </w:r>
+    </w:p>
+    <w:p>
+      <w:pPr>
+        <w:spacing w:line="336" w:lineRule="auto" w:after="180"/>
+      </w:pPr>
+      <w:r>
+        <w:rPr>
+          <w:b w:val="0"/>
+        </w:rPr>
+        <w:t xml:space="preserve">Provide one short approved passage; separate instruction, </w:t>
+      </w:r>
+      <w:r>
+        <w:rPr>
+          <w:b/>
+        </w:rPr>
+        <w:t>input</w:t>
+      </w:r>
+      <w:r>
+        <w:rPr>
+          <w:b w:val="0"/>
+        </w:rPr>
+        <w:t xml:space="preserve">, </w:t>
+      </w:r>
+      <w:r>
+        <w:rPr>
+          <w:b/>
+        </w:rPr>
+        <w:t>output</w:t>
+      </w:r>
+      <w:r>
+        <w:rPr>
+          <w:b w:val="0"/>
+        </w:rPr>
+        <w:t xml:space="preserve"> and </w:t>
+      </w:r>
+      <w:r>
+        <w:rPr>
+          <w:b/>
+        </w:rPr>
+        <w:t>evidence</w:t>
+      </w:r>
+      <w:r>
+        <w:rPr>
+          <w:b w:val="0"/>
+        </w:rPr>
+        <w:t>. Stretch: introduce an unsupported claim or conflicting source and validate claim by claim with a fallback.</w:t>
+      </w:r>
+    </w:p>
+    <w:p>
+      <w:pPr>
+        <w:pStyle w:val="Heading3"/>
+      </w:pPr>
+      <w:r>
+        <w:t>Exit reflection</w:t>
+      </w:r>
+    </w:p>
+    <w:p>
+      <w:pPr>
+        <w:pStyle w:val="Heading3"/>
+      </w:pPr>
+      <w:r>
+        <w:t>Bridge to the next week</w:t>
+      </w:r>
+    </w:p>
+    <w:p>
+      <w:pPr>
+        <w:pStyle w:val="Heading3"/>
+      </w:pPr>
+      <w:r>
+        <w:t>Support and fresh reassessment</w:t>
+      </w:r>
+    </w:p>
+    <w:p>
+      <w:pPr>
+        <w:pStyle w:val="Heading3"/>
+      </w:pPr>
+      <w:r>
+        <w:t>Readiness and reassessment for Ranking and retrieval evaluation</w:t>
+      </w:r>
+    </w:p>
+    <w:p>
+      <w:pPr>
+        <w:pStyle w:val="Heading3"/>
+      </w:pPr>
+      <w:r>
+        <w:t>Plan the delayed return</w:t>
+      </w:r>
+    </w:p>
+    <w:p>
+      <w:pPr>
+        <w:pStyle w:val="Heading3"/>
+      </w:pPr>
+      <w:r>
         <w:t>Project evidence from this case</w:t>
       </w:r>
     </w:p>
     <w:p>
       <w:pPr>
+        <w:pStyle w:val="Heading1"/>
+      </w:pPr>
+      <w:r>
+        <w:t>Reference bank and extra practice</w:t>
+      </w:r>
+    </w:p>
+    <w:p>
+      <w:pPr>
+        <w:pStyle w:val="Heading1"/>
+      </w:pPr>
+      <w:r>
+        <w:t>07. Reference · Alternative teaching checklist</w:t>
+      </w:r>
+    </w:p>
+    <w:p>
+      <w:r>
+        <w:t>Use as a reminder alongside the main route.</w:t>
+      </w:r>
+    </w:p>
+    <w:p>
+      <w:pPr>
+        <w:pStyle w:val="Heading2"/>
+      </w:pPr>
+      <w:r>
+        <w:t>Planning reference</w:t>
+      </w:r>
+    </w:p>
+    <w:p>
+      <w:pPr>
         <w:spacing w:line="336" w:lineRule="auto" w:after="180"/>
-      </w:pPr>
-      <w:r>
-        <w:rPr>
-          <w:b w:val="0"/>
-        </w:rPr>
-        <w:t xml:space="preserve">For your Verified Study Buddy, save the </w:t>
-      </w:r>
-      <w:r>
-        <w:rPr>
-          <w:b/>
-        </w:rPr>
-        <w:t>input</w:t>
-      </w:r>
-      <w:r>
-        <w:rPr>
-          <w:b w:val="0"/>
-        </w:rPr>
-        <w:t>, procedure, observed result and limitation of this check.</w:t>
-      </w:r>
-    </w:p>
-    <w:p>
-      <w:pPr>
-        <w:spacing w:line="336" w:lineRule="auto" w:after="180"/>
-      </w:pPr>
-      <w:r>
-        <w:rPr>
-          <w:b w:val="0"/>
-        </w:rPr>
-        <w:t>Label this worked example as practice; use a different, previously unreviewed case when checking independent understanding.</w:t>
-      </w:r>
-    </w:p>
-    <w:p>
-      <w:pPr>
-        <w:pStyle w:val="Heading1"/>
-      </w:pPr>
-      <w:r>
-        <w:t>07. Prepare, teach and assess</w:t>
-      </w:r>
-    </w:p>
-    <w:p>
-      <w:r>
-        <w:t>Use this preparation summary alongside the detailed Evaluation Sets lesson; it is a checklist rather than a replacement for the full sequence.</w:t>
-      </w:r>
-    </w:p>
-    <w:p>
-      <w:pPr>
-        <w:pStyle w:val="Heading3"/>
-      </w:pPr>
-      <w:r>
-        <w:t>Teaching target</w:t>
-      </w:r>
-    </w:p>
-    <w:p>
-      <w:pPr>
-        <w:spacing w:line="336" w:lineRule="auto" w:after="180"/>
-        <w:shd w:fill="EDF7F3"/>
       </w:pPr>
       <w:r>
         <w:rPr>
@@ -6977,16 +7035,7 @@
     </w:p>
     <w:p>
       <w:pPr>
-        <w:pStyle w:val="Heading3"/>
-      </w:pPr>
-      <w:r>
-        <w:t>Supported practice answer</w:t>
-      </w:r>
-    </w:p>
-    <w:p>
-      <w:pPr>
         <w:spacing w:line="336" w:lineRule="auto" w:after="180"/>
-        <w:shd w:fill="F1F6FC"/>
       </w:pPr>
       <w:r>
         <w:rPr>
@@ -7043,16 +7092,7 @@
     </w:p>
     <w:p>
       <w:pPr>
-        <w:pStyle w:val="Heading3"/>
-      </w:pPr>
-      <w:r>
-        <w:t>Repair the misconception</w:t>
-      </w:r>
-    </w:p>
-    <w:p>
-      <w:pPr>
         <w:spacing w:line="336" w:lineRule="auto" w:after="180"/>
-        <w:shd w:fill="FFF5E6"/>
       </w:pPr>
       <w:r>
         <w:rPr>
@@ -7075,16 +7115,7 @@
     </w:p>
     <w:p>
       <w:pPr>
-        <w:pStyle w:val="Heading3"/>
-      </w:pPr>
-      <w:r>
-        <w:t>Support without giving away the answer</w:t>
-      </w:r>
-    </w:p>
-    <w:p>
-      <w:pPr>
         <w:spacing w:line="336" w:lineRule="auto" w:after="180"/>
-        <w:shd w:fill="F1F6F8"/>
       </w:pPr>
       <w:r>
         <w:rPr>
@@ -7107,16 +7138,7 @@
     </w:p>
     <w:p>
       <w:pPr>
-        <w:pStyle w:val="Heading3"/>
-      </w:pPr>
-      <w:r>
-        <w:t>Extend the reasoning</w:t>
-      </w:r>
-    </w:p>
-    <w:p>
-      <w:pPr>
         <w:spacing w:line="336" w:lineRule="auto" w:after="180"/>
-        <w:shd w:fill="F5F1FB"/>
       </w:pPr>
       <w:r>
         <w:rPr>
@@ -7152,7 +7174,6 @@
     <w:p>
       <w:pPr>
         <w:spacing w:line="336" w:lineRule="auto" w:after="180"/>
-        <w:shd w:fill="F5F1FB"/>
       </w:pPr>
       <w:r>
         <w:rPr>
@@ -7163,16 +7184,7 @@
     </w:p>
     <w:p>
       <w:pPr>
-        <w:pStyle w:val="Heading3"/>
-      </w:pPr>
-      <w:r>
-        <w:t>Protect the independent attempt</w:t>
-      </w:r>
-    </w:p>
-    <w:p>
-      <w:pPr>
         <w:spacing w:line="336" w:lineRule="auto" w:after="180"/>
-        <w:shd w:fill="FFF5E6"/>
       </w:pPr>
       <w:r>
         <w:rPr>
@@ -7367,16 +7379,7 @@
     </w:tbl>
     <w:p>
       <w:pPr>
-        <w:pStyle w:val="Heading3"/>
-      </w:pPr>
-      <w:r>
-        <w:t>Project checkpoint</w:t>
-      </w:r>
-    </w:p>
-    <w:p>
-      <w:pPr>
         <w:spacing w:line="336" w:lineRule="auto" w:after="180"/>
-        <w:shd w:fill="EDF7F3"/>
       </w:pPr>
       <w:r>
         <w:rPr>
@@ -7425,12 +7428,20 @@
         <w:pStyle w:val="Heading1"/>
       </w:pPr>
       <w:r>
-        <w:t>08. Use feedback, labs and repair paths</w:t>
-      </w:r>
-    </w:p>
-    <w:p>
-      <w:r>
-        <w:t>Use feedback, earlier review and portfolios purposefully. Apply the coding routine only when this lesson has an executable lab.</w:t>
+        <w:t>08. Reference · Feedback and retained evidence</w:t>
+      </w:r>
+    </w:p>
+    <w:p>
+      <w:r>
+        <w:t>Keep supported practice separate from independent evidence.</w:t>
+      </w:r>
+    </w:p>
+    <w:p>
+      <w:pPr>
+        <w:pStyle w:val="Heading2"/>
+      </w:pPr>
+      <w:r>
+        <w:t>Record and repair</w:t>
       </w:r>
     </w:p>
     <w:p>
@@ -7469,10 +7480,44 @@
     </w:p>
     <w:p>
       <w:pPr>
-        <w:pStyle w:val="Heading3"/>
-      </w:pPr>
-      <w:r>
-        <w:t>For later coding lessons</w:t>
+        <w:spacing w:line="336" w:lineRule="auto" w:after="180"/>
+      </w:pPr>
+      <w:r>
+        <w:rPr>
+          <w:b w:val="0"/>
+        </w:rPr>
+        <w:t>Use the earlier worked-explanation links to address a specific missing building block, then return to the current question. Adapt this suggestion after observing the learner; it is not an automatic diagnosis.</w:t>
+      </w:r>
+    </w:p>
+    <w:p>
+      <w:pPr>
+        <w:spacing w:line="336" w:lineRule="auto" w:after="180"/>
+      </w:pPr>
+      <w:r>
+        <w:rPr>
+          <w:b w:val="0"/>
+        </w:rPr>
+        <w:t xml:space="preserve">Collect the completed-work portfolio as </w:t>
+      </w:r>
+      <w:r>
+        <w:rPr>
+          <w:b/>
+        </w:rPr>
+        <w:t>evidence</w:t>
+      </w:r>
+      <w:r>
+        <w:rPr>
+          <w:b w:val="0"/>
+        </w:rPr>
+        <w:t>. Record support separately from correctness, and assess explanation, trace/test and limitations. Progress ticks and quiz selections alone do not establish mastery.</w:t>
+      </w:r>
+    </w:p>
+    <w:p>
+      <w:pPr>
+        <w:pStyle w:val="Heading2"/>
+      </w:pPr>
+      <w:r>
+        <w:t>Earlier wording, alternatives and picture transcripts · reference / check after trying</w:t>
       </w:r>
     </w:p>
     <w:p>
@@ -7483,7 +7528,6 @@
     <w:p>
       <w:pPr>
         <w:spacing w:line="336" w:lineRule="auto" w:after="180"/>
-        <w:shd w:fill="F1F6F8"/>
       </w:pPr>
       <w:r>
         <w:rPr>
@@ -7506,77 +7550,20 @@
     </w:p>
     <w:p>
       <w:pPr>
-        <w:spacing w:line="336" w:lineRule="auto" w:after="180"/>
-      </w:pPr>
-      <w:r>
-        <w:rPr>
-          <w:b w:val="0"/>
-        </w:rPr>
-        <w:t>Use the earlier worked-explanation links to address a specific missing building block, then return to the current question. Adapt this suggestion after observing the learner; it is not an automatic diagnosis.</w:t>
-      </w:r>
-    </w:p>
-    <w:p>
-      <w:pPr>
-        <w:spacing w:line="336" w:lineRule="auto" w:after="180"/>
-      </w:pPr>
-      <w:r>
-        <w:rPr>
-          <w:b w:val="0"/>
-        </w:rPr>
-        <w:t xml:space="preserve">Collect the completed-work portfolio as </w:t>
-      </w:r>
-      <w:r>
-        <w:rPr>
-          <w:b/>
-        </w:rPr>
-        <w:t>evidence</w:t>
-      </w:r>
-      <w:r>
-        <w:rPr>
-          <w:b w:val="0"/>
-        </w:rPr>
-        <w:t>. Record support separately from correctness, and assess explanation, trace/test and limitations. Progress ticks and quiz selections alone do not establish mastery.</w:t>
-      </w:r>
-    </w:p>
-    <w:p>
-      <w:pPr>
         <w:pStyle w:val="Heading1"/>
       </w:pPr>
       <w:r>
-        <w:t>09. Visual concept journey</w:t>
-      </w:r>
-    </w:p>
-    <w:p>
-      <w:r>
-        <w:t>Show one Evaluation Sets graphic at a time, request a prediction and discuss its trace before the independent assessment.</w:t>
-      </w:r>
-    </w:p>
-    <w:p>
-      <w:pPr>
-        <w:spacing w:line="336" w:lineRule="auto" w:after="180"/>
-      </w:pPr>
-      <w:r>
-        <w:rPr>
-          <w:b w:val="0"/>
-        </w:rPr>
-        <w:t xml:space="preserve">Use one picture at a time. Hide a worked result before asking for a </w:t>
-      </w:r>
-      <w:r>
-        <w:rPr>
-          <w:b/>
-        </w:rPr>
-        <w:t>prediction</w:t>
-      </w:r>
-      <w:r>
-        <w:rPr>
-          <w:b w:val="0"/>
-        </w:rPr>
-        <w:t>, then reveal it for feedback. These are supported teaching cases; retain the separate independent assessment for a fresh first attempt.</w:t>
-      </w:r>
-    </w:p>
-    <w:p>
-      <w:pPr>
-        <w:pStyle w:val="Heading3"/>
+        <w:t>09. Reference · Teach with the six pictures</w:t>
+      </w:r>
+    </w:p>
+    <w:p>
+      <w:r>
+        <w:t>Choose a picture for a specific explanation.</w:t>
+      </w:r>
+    </w:p>
+    <w:p>
+      <w:pPr>
+        <w:pStyle w:val="Heading2"/>
       </w:pPr>
       <w:r>
         <w:t>01. Evaluation Sets: the case</w:t>
@@ -7587,7 +7574,7 @@
         <w:drawing>
           <wp:inline xmlns:a="http://schemas.openxmlformats.org/drawingml/2006/main" xmlns:pic="http://schemas.openxmlformats.org/drawingml/2006/picture">
             <wp:extent cx="5486400" cy="3142488"/>
-            <wp:docPr id="2" name="Picture 2" descr="Design an evaluation set that checks answering and appropriate uncertainty separately. Supplied facts: Six toy questions: three have source answers and three do not. Results: 2 supported answers out of 3; 3 correct “not in source” responses out of 3. All inputs and outcomes in this worked example are invented classroom data; no real model run is claimed."/>
+            <wp:docPr id="3" name="Picture 3" descr="Design an evaluation set that checks answering and appropriate uncertainty separately. Supplied facts: Six toy questions: three have source answers and three do not. Results: 2 supported answers out of 3; 3 correct “not in source” responses out of 3. All inputs and outcomes in this worked example are invented classroom data; no real model run is claimed."/>
             <wp:cNvGraphicFramePr>
               <a:graphicFrameLocks noChangeAspect="1"/>
             </wp:cNvGraphicFramePr>
@@ -7599,7 +7586,7 @@
                     <pic:cNvPicPr/>
                   </pic:nvPicPr>
                   <pic:blipFill>
-                    <a:blip r:embed="rId10"/>
+                    <a:blip r:embed="rId11"/>
                     <a:stretch>
                       <a:fillRect/>
                     </a:stretch>
@@ -7667,7 +7654,6 @@
     <w:p>
       <w:pPr>
         <w:spacing w:line="336" w:lineRule="auto" w:after="180"/>
-        <w:shd w:fill="F5F1FB"/>
       </w:pPr>
       <w:r>
         <w:rPr>
@@ -7678,16 +7664,7 @@
     </w:p>
     <w:p>
       <w:pPr>
-        <w:pStyle w:val="Heading3"/>
-      </w:pPr>
-      <w:r>
-        <w:t>Discuss while showing the picture</w:t>
-      </w:r>
-    </w:p>
-    <w:p>
-      <w:pPr>
         <w:spacing w:line="336" w:lineRule="auto" w:after="180"/>
-        <w:shd w:fill="F1F6F8"/>
       </w:pPr>
       <w:r>
         <w:rPr>
@@ -7698,7 +7675,7 @@
     </w:p>
     <w:p>
       <w:pPr>
-        <w:pStyle w:val="Heading3"/>
+        <w:pStyle w:val="Heading2"/>
       </w:pPr>
       <w:r>
         <w:t>02. Follow the deciding steps</w:t>
@@ -7709,7 +7686,7 @@
         <w:drawing>
           <wp:inline xmlns:a="http://schemas.openxmlformats.org/drawingml/2006/main" xmlns:pic="http://schemas.openxmlformats.org/drawingml/2006/picture">
             <wp:extent cx="5486400" cy="3337560"/>
-            <wp:docPr id="3" name="Picture 3" descr="Separate cases: Keep answerable and missing-evidence cases as different groups. → Calculate rates: Answering: 2/3. Appropriate uncertainty: 3/3. → Report total: Five of six pass overall; the perfect missing-evidence group hides one answering failure if only totals are discussed."/>
+            <wp:docPr id="4" name="Picture 4" descr="Separate cases: Keep answerable and missing-evidence cases as different groups. → Calculate rates: Answering: 2/3. Appropriate uncertainty: 3/3. → Report total: Five of six pass overall; the perfect missing-evidence group hides one answering failure if only totals are discussed."/>
             <wp:cNvGraphicFramePr>
               <a:graphicFrameLocks noChangeAspect="1"/>
             </wp:cNvGraphicFramePr>
@@ -7721,7 +7698,7 @@
                     <pic:cNvPicPr/>
                   </pic:nvPicPr>
                   <pic:blipFill>
-                    <a:blip r:embed="rId11"/>
+                    <a:blip r:embed="rId9"/>
                     <a:stretch>
                       <a:fillRect/>
                     </a:stretch>
@@ -7789,7 +7766,6 @@
     <w:p>
       <w:pPr>
         <w:spacing w:line="336" w:lineRule="auto" w:after="180"/>
-        <w:shd w:fill="F5F1FB"/>
       </w:pPr>
       <w:r>
         <w:rPr>
@@ -7812,16 +7788,7 @@
     </w:p>
     <w:p>
       <w:pPr>
-        <w:pStyle w:val="Heading3"/>
-      </w:pPr>
-      <w:r>
-        <w:t>Discuss while showing the picture</w:t>
-      </w:r>
-    </w:p>
-    <w:p>
-      <w:pPr>
         <w:spacing w:line="336" w:lineRule="auto" w:after="180"/>
-        <w:shd w:fill="F1F6F8"/>
       </w:pPr>
       <w:r>
         <w:rPr>
@@ -7844,7 +7811,7 @@
     </w:p>
     <w:p>
       <w:pPr>
-        <w:pStyle w:val="Heading3"/>
+        <w:pStyle w:val="Heading2"/>
       </w:pPr>
       <w:r>
         <w:t>03. System evaluation sets — evidence trace</w:t>
@@ -7855,7 +7822,7 @@
         <w:drawing>
           <wp:inline xmlns:a="http://schemas.openxmlformats.org/drawingml/2006/main" xmlns:pic="http://schemas.openxmlformats.org/drawingml/2006/picture">
             <wp:extent cx="5486400" cy="3145536"/>
-            <wp:docPr id="4" name="Picture 4" descr="System evaluation sets — evidence trace. Ten cases include six answerable and four missing-evidence cases. System answers five answerable correctly and abstains appropriately on three missing cases. | Record case ID, evidence version, expected claims or fallback, permitted actions and scoring rubric. Separate development from final cases. Aggregate metrics only after checking required conditions individually. | Answer correctness 5/6; appropriate fallback 3/4; combined contract passes 8/10 if each case has one required outcome. Different denominators answer different questions."/>
+            <wp:docPr id="5" name="Picture 5" descr="System evaluation sets — evidence trace. Ten cases include six answerable and four missing-evidence cases. System answers five answerable correctly and abstains appropriately on three missing cases. | Record case ID, evidence version, expected claims or fallback, permitted actions and scoring rubric. Separate development from final cases. Aggregate metrics only after checking required conditions individually. | Answer correctness 5/6; appropriate fallback 3/4; combined contract passes 8/10 if each case has one required outcome. Different denominators answer different questions."/>
             <wp:cNvGraphicFramePr>
               <a:graphicFrameLocks noChangeAspect="1"/>
             </wp:cNvGraphicFramePr>
@@ -8004,7 +7971,6 @@
     <w:p>
       <w:pPr>
         <w:spacing w:line="336" w:lineRule="auto" w:after="180"/>
-        <w:shd w:fill="F5F1FB"/>
       </w:pPr>
       <w:r>
         <w:rPr>
@@ -8015,16 +7981,7 @@
     </w:p>
     <w:p>
       <w:pPr>
-        <w:pStyle w:val="Heading3"/>
-      </w:pPr>
-      <w:r>
-        <w:t>Discuss while showing the picture</w:t>
-      </w:r>
-    </w:p>
-    <w:p>
-      <w:pPr>
         <w:spacing w:line="336" w:lineRule="auto" w:after="180"/>
-        <w:shd w:fill="F1F6F8"/>
       </w:pPr>
       <w:r>
         <w:rPr>
@@ -8035,7 +7992,7 @@
     </w:p>
     <w:p>
       <w:pPr>
-        <w:pStyle w:val="Heading3"/>
+        <w:pStyle w:val="Heading2"/>
       </w:pPr>
       <w:r>
         <w:t>04. Change one thing. Trace what follows.</w:t>
@@ -8046,7 +8003,7 @@
         <w:drawing>
           <wp:inline xmlns:a="http://schemas.openxmlformats.org/drawingml/2006/main" xmlns:pic="http://schemas.openxmlformats.org/drawingml/2006/picture">
             <wp:extent cx="5486400" cy="3343656"/>
-            <wp:docPr id="5" name="Picture 5" descr="Original case: Five of six pass overall; the perfect missing-evidence group hides one answering failure if only totals are discussed. Changed condition: Add three missing-evidence cases that all pass. Expected result: Overall becomes 8/9, but supported answering remains 2/3. Reason: Changing the case mixture raises the pooled rate without improving any existing answerable result."/>
+            <wp:docPr id="6" name="Picture 6" descr="Original case: Five of six pass overall; the perfect missing-evidence group hides one answering failure if only totals are discussed. Changed condition: Add three missing-evidence cases that all pass. Expected result: Overall becomes 8/9, but supported answering remains 2/3. Reason: Changing the case mixture raises the pooled rate without improving any existing answerable result."/>
             <wp:cNvGraphicFramePr>
               <a:graphicFrameLocks noChangeAspect="1"/>
             </wp:cNvGraphicFramePr>
@@ -8126,7 +8083,6 @@
     <w:p>
       <w:pPr>
         <w:spacing w:line="336" w:lineRule="auto" w:after="180"/>
-        <w:shd w:fill="F5F1FB"/>
       </w:pPr>
       <w:r>
         <w:rPr>
@@ -8137,16 +8093,7 @@
     </w:p>
     <w:p>
       <w:pPr>
-        <w:pStyle w:val="Heading3"/>
-      </w:pPr>
-      <w:r>
-        <w:t>Discuss while showing the picture</w:t>
-      </w:r>
-    </w:p>
-    <w:p>
-      <w:pPr>
         <w:spacing w:line="336" w:lineRule="auto" w:after="180"/>
-        <w:shd w:fill="F1F6F8"/>
       </w:pPr>
       <w:r>
         <w:rPr>
@@ -8158,7 +8105,6 @@
     <w:p>
       <w:pPr>
         <w:spacing w:line="336" w:lineRule="auto" w:after="180"/>
-        <w:shd w:fill="F1F6F8"/>
       </w:pPr>
       <w:r>
         <w:rPr>
@@ -8169,7 +8115,7 @@
     </w:p>
     <w:p>
       <w:pPr>
-        <w:pStyle w:val="Heading3"/>
+        <w:pStyle w:val="Heading2"/>
       </w:pPr>
       <w:r>
         <w:t>05. Connect the explanation to its limit</w:t>
@@ -8180,7 +8126,7 @@
         <w:drawing>
           <wp:inline xmlns:a="http://schemas.openxmlformats.org/drawingml/2006/main" xmlns:pic="http://schemas.openxmlformats.org/drawingml/2006/picture">
             <wp:extent cx="5486400" cy="2834640"/>
-            <wp:docPr id="6" name="Picture 6" descr="Read the picture in order. Five of six pass overall; the perfect missing-evidence group hides one answering failure if only totals are discussed. The arrows show which recorded input or intermediate result each decision uses. Explain the deciding step aloud before checking the changed case; pointing to the final answer alone does not show how it follows. Limit: A small constructed set probes specific behaviours; its pooled rate is not an estimate of every future classroom question."/>
+            <wp:docPr id="7" name="Picture 7" descr="Read the picture in order. Five of six pass overall; the perfect missing-evidence group hides one answering failure if only totals are discussed. The arrows show which recorded input or intermediate result each decision uses. Explain the deciding step aloud before checking the changed case; pointing to the final answer alone does not show how it follows. Limit: A small constructed set probes specific behaviours; its pooled rate is not an estimate of every future classroom question."/>
             <wp:cNvGraphicFramePr>
               <a:graphicFrameLocks noChangeAspect="1"/>
             </wp:cNvGraphicFramePr>
@@ -8271,7 +8217,6 @@
     <w:p>
       <w:pPr>
         <w:spacing w:line="336" w:lineRule="auto" w:after="180"/>
-        <w:shd w:fill="F5F1FB"/>
       </w:pPr>
       <w:r>
         <w:rPr>
@@ -8282,16 +8227,7 @@
     </w:p>
     <w:p>
       <w:pPr>
-        <w:pStyle w:val="Heading3"/>
-      </w:pPr>
-      <w:r>
-        <w:t>Discuss while showing the picture</w:t>
-      </w:r>
-    </w:p>
-    <w:p>
-      <w:pPr>
         <w:spacing w:line="336" w:lineRule="auto" w:after="180"/>
-        <w:shd w:fill="F1F6F8"/>
       </w:pPr>
       <w:r>
         <w:rPr>
@@ -8303,7 +8239,6 @@
     <w:p>
       <w:pPr>
         <w:spacing w:line="336" w:lineRule="auto" w:after="180"/>
-        <w:shd w:fill="F1F6F8"/>
       </w:pPr>
       <w:r>
         <w:rPr>
@@ -8314,7 +8249,7 @@
     </w:p>
     <w:p>
       <w:pPr>
-        <w:pStyle w:val="Heading3"/>
+        <w:pStyle w:val="Heading2"/>
       </w:pPr>
       <w:r>
         <w:t>06. Make the idea visible in your project</w:t>
@@ -8325,7 +8260,7 @@
         <w:drawing>
           <wp:inline xmlns:a="http://schemas.openxmlformats.org/drawingml/2006/main" xmlns:pic="http://schemas.openxmlformats.org/drawingml/2006/picture">
             <wp:extent cx="5486400" cy="3681984"/>
-            <wp:docPr id="7" name="Picture 7" descr="For your Verified Study Buddy, save the input, procedure, observed result and limitation of this check. Label this worked example as practice; use a different, previously unreviewed case when checking independent understanding. Draw your input, deciding step, result and limit. Supported question: Did the added cases demonstrate better answering? Point to the relevant step in the picture, then write the changed result and the rule or evidence that supports it."/>
+            <wp:docPr id="8" name="Picture 8" descr="For your Verified Study Buddy, save the input, procedure, observed result and limitation of this check. Label this worked example as practice; use a different, previously unreviewed case when checking independent understanding. Draw your input, deciding step, result and limit. Supported question: Did the added cases demonstrate better answering? Point to the relevant step in the picture, then write the changed result and the rule or evidence that supports it."/>
             <wp:cNvGraphicFramePr>
               <a:graphicFrameLocks noChangeAspect="1"/>
             </wp:cNvGraphicFramePr>
@@ -8428,7 +8363,6 @@
     <w:p>
       <w:pPr>
         <w:spacing w:line="336" w:lineRule="auto" w:after="180"/>
-        <w:shd w:fill="F5F1FB"/>
       </w:pPr>
       <w:r>
         <w:rPr>
@@ -8451,58 +8385,126 @@
     </w:p>
     <w:p>
       <w:pPr>
+        <w:spacing w:line="336" w:lineRule="auto" w:after="180"/>
+      </w:pPr>
+      <w:r>
+        <w:rPr>
+          <w:b w:val="0"/>
+        </w:rPr>
+        <w:t xml:space="preserve">Teacher prompt: Draw your project trace and justify the deciding step using </w:t>
+      </w:r>
+      <w:r>
+        <w:rPr>
+          <w:b/>
+        </w:rPr>
+        <w:t>evidence</w:t>
+      </w:r>
+      <w:r>
+        <w:rPr>
+          <w:b w:val="0"/>
+        </w:rPr>
+        <w:t>. Ask learners to describe one label or arrow in ordinary words. Use the adjacent transcript if the image is difficult to see.</w:t>
+      </w:r>
+    </w:p>
+    <w:p>
+      <w:pPr>
+        <w:spacing w:line="336" w:lineRule="auto" w:after="180"/>
+      </w:pPr>
+      <w:r>
+        <w:rPr>
+          <w:b w:val="0"/>
+        </w:rPr>
+        <w:t>Supported practice key: No. Answerable cases still pass 2/3. Report both group rates and the changed evaluation mixture. Changed-case check: Overall becomes 8/9, but supported answering remains 2/3.</w:t>
+      </w:r>
+    </w:p>
+    <w:p>
+      <w:pPr>
+        <w:spacing w:line="336" w:lineRule="auto" w:after="180"/>
+      </w:pPr>
+      <w:r>
+        <w:rPr>
+          <w:b w:val="0"/>
+        </w:rPr>
+        <w:t>Changing the case mixture raises the pooled rate without improving any existing answerable result.</w:t>
+      </w:r>
+    </w:p>
+    <w:p>
+      <w:pPr>
+        <w:pStyle w:val="Heading2"/>
+      </w:pPr>
+      <w:r>
+        <w:t>Earlier wording, alternatives and picture transcripts · reference / check after trying</w:t>
+      </w:r>
+    </w:p>
+    <w:p>
+      <w:pPr>
+        <w:spacing w:line="336" w:lineRule="auto" w:after="180"/>
+      </w:pPr>
+      <w:r>
+        <w:rPr>
+          <w:b w:val="0"/>
+        </w:rPr>
+        <w:t xml:space="preserve">Use one picture at a time. Hide a worked result before asking for a </w:t>
+      </w:r>
+      <w:r>
+        <w:rPr>
+          <w:b/>
+        </w:rPr>
+        <w:t>prediction</w:t>
+      </w:r>
+      <w:r>
+        <w:rPr>
+          <w:b w:val="0"/>
+        </w:rPr>
+        <w:t>, then reveal it for feedback. These are supported teaching cases; retain the separate independent assessment for a fresh first attempt.</w:t>
+      </w:r>
+    </w:p>
+    <w:p>
+      <w:pPr>
         <w:pStyle w:val="Heading3"/>
       </w:pPr>
       <w:r>
-        <w:t>Discuss while showing the picture</w:t>
-      </w:r>
-    </w:p>
-    <w:p>
-      <w:pPr>
-        <w:spacing w:line="336" w:lineRule="auto" w:after="180"/>
-        <w:shd w:fill="F1F6F8"/>
-      </w:pPr>
-      <w:r>
-        <w:rPr>
-          <w:b w:val="0"/>
-        </w:rPr>
-        <w:t xml:space="preserve">Teacher prompt: Draw your project trace and justify the deciding step using </w:t>
-      </w:r>
-      <w:r>
-        <w:rPr>
-          <w:b/>
-        </w:rPr>
-        <w:t>evidence</w:t>
-      </w:r>
-      <w:r>
-        <w:rPr>
-          <w:b w:val="0"/>
-        </w:rPr>
-        <w:t>. Ask learners to describe one label or arrow in ordinary words. Use the adjacent transcript if the image is difficult to see.</w:t>
-      </w:r>
-    </w:p>
-    <w:p>
-      <w:pPr>
-        <w:spacing w:line="336" w:lineRule="auto" w:after="180"/>
-        <w:shd w:fill="F1F6F8"/>
-      </w:pPr>
-      <w:r>
-        <w:rPr>
-          <w:b w:val="0"/>
-        </w:rPr>
-        <w:t>Supported practice key: No. Answerable cases still pass 2/3. Report both group rates and the changed evaluation mixture. Changed-case check: Overall becomes 8/9, but supported answering remains 2/3.</w:t>
-      </w:r>
-    </w:p>
-    <w:p>
-      <w:pPr>
-        <w:spacing w:line="336" w:lineRule="auto" w:after="180"/>
-        <w:shd w:fill="F1F6F8"/>
-      </w:pPr>
-      <w:r>
-        <w:rPr>
-          <w:b w:val="0"/>
-        </w:rPr>
-        <w:t>Changing the case mixture raises the pooled rate without improving any existing answerable result.</w:t>
+        <w:t>01. Evaluation Sets: the case</w:t>
+      </w:r>
+    </w:p>
+    <w:p>
+      <w:pPr>
+        <w:pStyle w:val="Heading3"/>
+      </w:pPr>
+      <w:r>
+        <w:t>02. Follow the deciding steps</w:t>
+      </w:r>
+    </w:p>
+    <w:p>
+      <w:pPr>
+        <w:pStyle w:val="Heading3"/>
+      </w:pPr>
+      <w:r>
+        <w:t>03. System evaluation sets — evidence trace</w:t>
+      </w:r>
+    </w:p>
+    <w:p>
+      <w:pPr>
+        <w:pStyle w:val="Heading3"/>
+      </w:pPr>
+      <w:r>
+        <w:t>04. Change one thing. Trace what follows.</w:t>
+      </w:r>
+    </w:p>
+    <w:p>
+      <w:pPr>
+        <w:pStyle w:val="Heading3"/>
+      </w:pPr>
+      <w:r>
+        <w:t>05. Connect the explanation to its limit</w:t>
+      </w:r>
+    </w:p>
+    <w:p>
+      <w:pPr>
+        <w:pStyle w:val="Heading3"/>
+      </w:pPr>
+      <w:r>
+        <w:t>06. Make the idea visible in your project</w:t>
       </w:r>
     </w:p>
     <w:sectPr>
